--- a/00-首页/题组Word/习题书/学生版-打印版/第三篇-有机化学/6-羰基化学与缩合反应.docx
+++ b/00-首页/题组Word/习题书/学生版-打印版/第三篇-有机化学/6-羰基化学与缩合反应.docx
@@ -2,7 +2,7 @@
 <file path=word/document.xml><?xml version="1.0" encoding="utf-8"?>
 <w:document xmlns:w="http://schemas.openxmlformats.org/wordprocessingml/2006/main" xmlns:m="http://schemas.openxmlformats.org/officeDocument/2006/math" xmlns:r="http://schemas.openxmlformats.org/officeDocument/2006/relationships" xmlns:o="urn:schemas-microsoft-com:office:office" xmlns:v="urn:schemas-microsoft-com:vml" xmlns:w10="urn:schemas-microsoft-com:office:word" xmlns:a="http://schemas.openxmlformats.org/drawingml/2006/main" xmlns:pic="http://schemas.openxmlformats.org/drawingml/2006/picture" xmlns:wp="http://schemas.openxmlformats.org/drawingml/2006/wordprocessingDrawing">
   <w:body>
-    <w:bookmarkStart w:id="95" w:name="第-6-章-羰基化学与缩合反应"/>
+    <w:bookmarkStart w:id="122" w:name="第-6-章-羰基化学与缩合反应"/>
     <w:p>
       <w:pPr>
         <w:pStyle w:val="Heading1"/>
@@ -2991,7 +2991,7 @@
       </w:r>
     </w:p>
     <w:bookmarkEnd w:id="54"/>
-    <w:bookmarkStart w:id="55" w:name="gabriel伯胺合成"/>
+    <w:bookmarkStart w:id="55" w:name="化学能力测试-ch9b-1-聚甲醛白色固体推断"/>
     <w:p>
       <w:pPr>
         <w:pStyle w:val="Heading2"/>
@@ -3003,6 +3003,797 @@
           <w:rFonts w:ascii="Times New Roman" w:hAnsi="Times New Roman" w:eastAsia="Times New Roman" w:cs="Times New Roman"/>
         </w:rPr>
         <w:t xml:space="preserve">6.11 </w:t>
+      </w:r>
+      <w:r>
+        <w:rPr>
+          <w:rFonts w:hint="eastAsia" w:ascii="Times New Roman" w:hAnsi="Times New Roman" w:eastAsia="SimHei" w:cs="Times New Roman"/>
+        </w:rPr>
+        <w:t>化学能力测试</w:t>
+      </w:r>
+      <w:r>
+        <w:rPr>
+          <w:rFonts w:hint="eastAsia" w:ascii="Times New Roman" w:hAnsi="Times New Roman" w:eastAsia="Times New Roman" w:cs="Times New Roman"/>
+        </w:rPr>
+        <w:t>-Ch9B-1-</w:t>
+      </w:r>
+      <w:r>
+        <w:rPr>
+          <w:rFonts w:hint="eastAsia" w:ascii="Times New Roman" w:hAnsi="Times New Roman" w:eastAsia="SimHei" w:cs="Times New Roman"/>
+        </w:rPr>
+        <w:t>聚甲醛白色固体推断</w:t>
+      </w:r>
+    </w:p>
+    <w:p>
+      <w:pPr>
+        <w:pStyle w:val="FirstParagraph"/>
+      </w:pPr>
+      <w:r>
+        <w:rPr>
+          <w:rFonts w:hint="eastAsia" w:ascii="Times New Roman" w:hAnsi="Times New Roman" w:eastAsia="FangSong" w:cs="Times New Roman"/>
+        </w:rPr>
+        <w:t xml:space="preserve">白色固体</w:t>
+      </w:r>
+      <w:r>
+        <w:rPr>
+          <w:rFonts w:ascii="Times New Roman" w:hAnsi="Times New Roman" w:eastAsia="Times New Roman" w:cs="Times New Roman"/>
+        </w:rPr>
+        <w:t xml:space="preserve"> A </w:t>
+      </w:r>
+      <w:r>
+        <w:rPr>
+          <w:rFonts w:hint="eastAsia" w:ascii="Times New Roman" w:hAnsi="Times New Roman" w:eastAsia="FangSong" w:cs="Times New Roman"/>
+        </w:rPr>
+        <w:t>是一种常用的有机试剂</w:t>
+      </w:r>
+      <w:r>
+        <w:rPr>
+          <w:rFonts w:hint="eastAsia" w:ascii="Times New Roman" w:hAnsi="Times New Roman" w:eastAsia="Times New Roman" w:cs="Times New Roman"/>
+        </w:rPr>
+        <w:t>，</w:t>
+      </w:r>
+      <w:r>
+        <w:rPr>
+          <w:rFonts w:hint="eastAsia" w:ascii="Times New Roman" w:hAnsi="Times New Roman" w:eastAsia="FangSong" w:cs="Times New Roman"/>
+        </w:rPr>
+        <w:t>具有下列性质</w:t>
+      </w:r>
+      <w:r>
+        <w:rPr>
+          <w:rFonts w:hint="eastAsia" w:ascii="Times New Roman" w:hAnsi="Times New Roman" w:eastAsia="Times New Roman" w:cs="Times New Roman"/>
+        </w:rPr>
+        <w:t>：</w:t>
+      </w:r>
+    </w:p>
+    <w:p>
+      <w:pPr>
+        <w:pStyle w:val="BodyText"/>
+      </w:pPr>
+      <w:r>
+        <w:rPr>
+          <w:rFonts w:ascii="Times New Roman" w:hAnsi="Times New Roman" w:eastAsia="Times New Roman" w:cs="Times New Roman"/>
+        </w:rPr>
+        <w:t xml:space="preserve">① </w:t>
+      </w:r>
+      <w:r>
+        <w:rPr>
+          <w:rFonts w:hint="eastAsia" w:ascii="Times New Roman" w:hAnsi="Times New Roman" w:eastAsia="FangSong" w:cs="Times New Roman"/>
+        </w:rPr>
+        <w:t>有碱存在时加热</w:t>
+      </w:r>
+      <w:r>
+        <w:rPr>
+          <w:rFonts w:hint="eastAsia" w:ascii="Times New Roman" w:hAnsi="Times New Roman" w:eastAsia="Times New Roman" w:cs="Times New Roman"/>
+        </w:rPr>
+        <w:t>，A</w:t>
+      </w:r>
+      <w:r>
+        <w:rPr>
+          <w:rFonts w:ascii="Times New Roman" w:hAnsi="Times New Roman" w:eastAsia="Times New Roman" w:cs="Times New Roman"/>
+        </w:rPr>
+        <w:t xml:space="preserve"> </w:t>
+      </w:r>
+      <w:r>
+        <w:rPr>
+          <w:rFonts w:hint="eastAsia" w:ascii="Times New Roman" w:hAnsi="Times New Roman" w:eastAsia="FangSong" w:cs="Times New Roman"/>
+        </w:rPr>
+        <w:t xml:space="preserve">与</w:t>
+      </w:r>
+      <w:r>
+        <w:rPr>
+          <w:rFonts w:ascii="Times New Roman" w:hAnsi="Times New Roman" w:eastAsia="Times New Roman" w:cs="Times New Roman"/>
+        </w:rPr>
+        <w:t xml:space="preserve"> Cu(OH)</w:t>
+      </w:r>
+      <w:r>
+        <w:rPr>
+          <w:rFonts w:ascii="Times New Roman" w:hAnsi="Times New Roman" w:eastAsia="Times New Roman" w:cs="Times New Roman"/>
+          <w:vertAlign w:val="subscript"/>
+        </w:rPr>
+        <w:t>2</w:t>
+      </w:r>
+      <w:r>
+        <w:rPr>
+          <w:rFonts w:ascii="Times New Roman" w:hAnsi="Times New Roman" w:eastAsia="Times New Roman" w:cs="Times New Roman"/>
+        </w:rPr>
+        <w:t xml:space="preserve"> </w:t>
+      </w:r>
+      <w:r>
+        <w:rPr>
+          <w:rFonts w:hint="eastAsia" w:ascii="Times New Roman" w:hAnsi="Times New Roman" w:eastAsia="FangSong" w:cs="Times New Roman"/>
+        </w:rPr>
+        <w:t>反应</w:t>
+      </w:r>
+      <w:r>
+        <w:rPr>
+          <w:rFonts w:hint="eastAsia" w:ascii="Times New Roman" w:hAnsi="Times New Roman" w:eastAsia="Times New Roman" w:cs="Times New Roman"/>
+        </w:rPr>
+        <w:t>，</w:t>
+      </w:r>
+      <w:r>
+        <w:rPr>
+          <w:rFonts w:hint="eastAsia" w:ascii="Times New Roman" w:hAnsi="Times New Roman" w:eastAsia="FangSong" w:cs="Times New Roman"/>
+        </w:rPr>
+        <w:t>生成红色沉淀</w:t>
+      </w:r>
+      <w:r>
+        <w:rPr>
+          <w:rFonts w:hint="eastAsia" w:ascii="Times New Roman" w:hAnsi="Times New Roman" w:eastAsia="Times New Roman" w:cs="Times New Roman"/>
+        </w:rPr>
+        <w:t>。</w:t>
+      </w:r>
+      <w:r>
+        <w:rPr>
+          <w:rFonts w:ascii="Times New Roman" w:hAnsi="Times New Roman" w:eastAsia="Times New Roman" w:cs="Times New Roman"/>
+        </w:rPr>
+        <w:t xml:space="preserve"> </w:t>
+      </w:r>
+      <w:r>
+        <w:rPr>
+          <w:rFonts w:ascii="Times New Roman" w:hAnsi="Times New Roman" w:eastAsia="Times New Roman" w:cs="Times New Roman"/>
+        </w:rPr>
+        <w:t xml:space="preserve">② </w:t>
+      </w:r>
+      <w:r>
+        <w:rPr>
+          <w:rFonts w:hint="eastAsia" w:ascii="Times New Roman" w:hAnsi="Times New Roman" w:eastAsia="FangSong" w:cs="Times New Roman"/>
+        </w:rPr>
+        <w:t>可以进行银镜反应</w:t>
+      </w:r>
+      <w:r>
+        <w:rPr>
+          <w:rFonts w:hint="eastAsia" w:ascii="Times New Roman" w:hAnsi="Times New Roman" w:eastAsia="Times New Roman" w:cs="Times New Roman"/>
+        </w:rPr>
+        <w:t>。</w:t>
+      </w:r>
+      <w:r>
+        <w:rPr>
+          <w:rFonts w:ascii="Times New Roman" w:hAnsi="Times New Roman" w:eastAsia="Times New Roman" w:cs="Times New Roman"/>
+        </w:rPr>
+        <w:t xml:space="preserve"> </w:t>
+      </w:r>
+      <w:r>
+        <w:rPr>
+          <w:rFonts w:ascii="Times New Roman" w:hAnsi="Times New Roman" w:eastAsia="Times New Roman" w:cs="Times New Roman"/>
+        </w:rPr>
+        <w:t xml:space="preserve">③ </w:t>
+      </w:r>
+      <w:r>
+        <w:rPr>
+          <w:rFonts w:hint="eastAsia" w:ascii="Times New Roman" w:hAnsi="Times New Roman" w:eastAsia="FangSong" w:cs="Times New Roman"/>
+        </w:rPr>
+        <w:t xml:space="preserve">在</w:t>
+      </w:r>
+      <w:r>
+        <w:rPr>
+          <w:rFonts w:ascii="Times New Roman" w:hAnsi="Times New Roman" w:eastAsia="Times New Roman" w:cs="Times New Roman"/>
+        </w:rPr>
+        <w:t xml:space="preserve"> HCl </w:t>
+      </w:r>
+      <w:r>
+        <w:rPr>
+          <w:rFonts w:hint="eastAsia" w:ascii="Times New Roman" w:hAnsi="Times New Roman" w:eastAsia="FangSong" w:cs="Times New Roman"/>
+        </w:rPr>
+        <w:t>存在时</w:t>
+      </w:r>
+      <w:r>
+        <w:rPr>
+          <w:rFonts w:hint="eastAsia" w:ascii="Times New Roman" w:hAnsi="Times New Roman" w:eastAsia="Times New Roman" w:cs="Times New Roman"/>
+        </w:rPr>
+        <w:t>，</w:t>
+      </w:r>
+      <w:r>
+        <w:rPr>
+          <w:rFonts w:hint="eastAsia" w:ascii="Times New Roman" w:hAnsi="Times New Roman" w:eastAsia="FangSong" w:cs="Times New Roman"/>
+        </w:rPr>
+        <w:t>与过量的甲醇反应</w:t>
+      </w:r>
+      <w:r>
+        <w:rPr>
+          <w:rFonts w:hint="eastAsia" w:ascii="Times New Roman" w:hAnsi="Times New Roman" w:eastAsia="Times New Roman" w:cs="Times New Roman"/>
+        </w:rPr>
+        <w:t>，</w:t>
+      </w:r>
+      <w:r>
+        <w:rPr>
+          <w:rFonts w:hint="eastAsia" w:ascii="Times New Roman" w:hAnsi="Times New Roman" w:eastAsia="FangSong" w:cs="Times New Roman"/>
+        </w:rPr>
+        <w:t>生成光学惰性的挥发性化合物</w:t>
+      </w:r>
+      <w:r>
+        <w:rPr>
+          <w:rFonts w:ascii="Times New Roman" w:hAnsi="Times New Roman" w:eastAsia="Times New Roman" w:cs="Times New Roman"/>
+        </w:rPr>
+        <w:t xml:space="preserve"> </w:t>
+      </w:r>
+      <w:r>
+        <w:rPr>
+          <w:rFonts w:hint="eastAsia" w:ascii="Times New Roman" w:hAnsi="Times New Roman" w:eastAsia="Times New Roman" w:cs="Times New Roman"/>
+        </w:rPr>
+        <w:t>B（</w:t>
+      </w:r>
+      <w:r>
+        <w:rPr>
+          <w:rFonts w:hint="eastAsia" w:ascii="Times New Roman" w:hAnsi="Times New Roman" w:eastAsia="FangSong" w:cs="Times New Roman"/>
+        </w:rPr>
+        <w:t>不是外消旋体</w:t>
+      </w:r>
+      <w:r>
+        <w:rPr>
+          <w:rFonts w:hint="eastAsia" w:ascii="Times New Roman" w:hAnsi="Times New Roman" w:eastAsia="Times New Roman" w:cs="Times New Roman"/>
+        </w:rPr>
+        <w:t>）</w:t>
+      </w:r>
+      <w:r>
+        <w:rPr>
+          <w:rFonts w:hint="eastAsia" w:ascii="Times New Roman" w:hAnsi="Times New Roman" w:eastAsia="FangSong" w:cs="Times New Roman"/>
+        </w:rPr>
+        <w:t>为唯一产物</w:t>
+      </w:r>
+      <w:r>
+        <w:rPr>
+          <w:rFonts w:hint="eastAsia" w:ascii="Times New Roman" w:hAnsi="Times New Roman" w:eastAsia="Times New Roman" w:cs="Times New Roman"/>
+        </w:rPr>
+        <w:t>。</w:t>
+      </w:r>
+      <w:r>
+        <w:rPr>
+          <w:rFonts w:ascii="Times New Roman" w:hAnsi="Times New Roman" w:eastAsia="Times New Roman" w:cs="Times New Roman"/>
+        </w:rPr>
+        <w:t xml:space="preserve"> </w:t>
+      </w:r>
+      <w:r>
+        <w:rPr>
+          <w:rFonts w:ascii="Times New Roman" w:hAnsi="Times New Roman" w:eastAsia="Times New Roman" w:cs="Times New Roman"/>
+        </w:rPr>
+        <w:t xml:space="preserve">④ 60 mg A </w:t>
+      </w:r>
+      <w:r>
+        <w:rPr>
+          <w:rFonts w:hint="eastAsia" w:ascii="Times New Roman" w:hAnsi="Times New Roman" w:eastAsia="FangSong" w:cs="Times New Roman"/>
+        </w:rPr>
+        <w:t>在过量的氧中燃烧</w:t>
+      </w:r>
+      <w:r>
+        <w:rPr>
+          <w:rFonts w:hint="eastAsia" w:ascii="Times New Roman" w:hAnsi="Times New Roman" w:eastAsia="Times New Roman" w:cs="Times New Roman"/>
+        </w:rPr>
+        <w:t>，</w:t>
+      </w:r>
+      <w:r>
+        <w:rPr>
+          <w:rFonts w:hint="eastAsia" w:ascii="Times New Roman" w:hAnsi="Times New Roman" w:eastAsia="FangSong" w:cs="Times New Roman"/>
+        </w:rPr>
+        <w:t>生成</w:t>
+      </w:r>
+      <w:r>
+        <w:rPr>
+          <w:rFonts w:ascii="Times New Roman" w:hAnsi="Times New Roman" w:eastAsia="Times New Roman" w:cs="Times New Roman"/>
+        </w:rPr>
+        <w:t xml:space="preserve"> 44.8 mL </w:t>
+      </w:r>
+      <w:r>
+        <w:rPr>
+          <w:rFonts w:hint="eastAsia" w:ascii="Times New Roman" w:hAnsi="Times New Roman" w:eastAsia="FangSong" w:cs="Times New Roman"/>
+        </w:rPr>
+        <w:t xml:space="preserve">气体</w:t>
+      </w:r>
+      <w:r>
+        <w:rPr>
+          <w:rFonts w:ascii="Times New Roman" w:hAnsi="Times New Roman" w:eastAsia="Times New Roman" w:cs="Times New Roman"/>
+        </w:rPr>
+        <w:t xml:space="preserve"> </w:t>
+      </w:r>
+      <w:r>
+        <w:rPr>
+          <w:rFonts w:hint="eastAsia" w:ascii="Times New Roman" w:hAnsi="Times New Roman" w:eastAsia="Times New Roman" w:cs="Times New Roman"/>
+        </w:rPr>
+        <w:t>C（</w:t>
+      </w:r>
+      <w:r>
+        <w:rPr>
+          <w:rFonts w:hint="eastAsia" w:ascii="Times New Roman" w:hAnsi="Times New Roman" w:eastAsia="FangSong" w:cs="Times New Roman"/>
+        </w:rPr>
+        <w:t>在</w:t>
+      </w:r>
+      <w:r>
+        <w:rPr>
+          <w:rFonts w:ascii="Times New Roman" w:hAnsi="Times New Roman" w:eastAsia="Times New Roman" w:cs="Times New Roman"/>
+        </w:rPr>
+        <w:t xml:space="preserve"> 0 ℃、760 mmHg </w:t>
+      </w:r>
+      <w:r>
+        <w:rPr>
+          <w:rFonts w:hint="eastAsia" w:ascii="Times New Roman" w:hAnsi="Times New Roman" w:eastAsia="FangSong" w:cs="Times New Roman"/>
+        </w:rPr>
+        <w:t>下测定</w:t>
+      </w:r>
+      <w:r>
+        <w:rPr>
+          <w:rFonts w:hint="eastAsia" w:ascii="Times New Roman" w:hAnsi="Times New Roman" w:eastAsia="Times New Roman" w:cs="Times New Roman"/>
+        </w:rPr>
+        <w:t>，</w:t>
+      </w:r>
+      <w:r>
+        <w:rPr>
+          <w:rFonts w:hint="eastAsia" w:ascii="Times New Roman" w:hAnsi="Times New Roman" w:eastAsia="FangSong" w:cs="Times New Roman"/>
+        </w:rPr>
+        <w:t>分子量为</w:t>
+      </w:r>
+      <w:r>
+        <w:rPr>
+          <w:rFonts w:ascii="Times New Roman" w:hAnsi="Times New Roman" w:eastAsia="Times New Roman" w:cs="Times New Roman"/>
+        </w:rPr>
+        <w:t xml:space="preserve"> </w:t>
+      </w:r>
+      <w:r>
+        <w:rPr>
+          <w:rFonts w:hint="eastAsia" w:ascii="Times New Roman" w:hAnsi="Times New Roman" w:eastAsia="Times New Roman" w:cs="Times New Roman"/>
+        </w:rPr>
+        <w:t>44）</w:t>
+      </w:r>
+      <w:r>
+        <w:rPr>
+          <w:rFonts w:hint="eastAsia" w:ascii="Times New Roman" w:hAnsi="Times New Roman" w:eastAsia="FangSong" w:cs="Times New Roman"/>
+        </w:rPr>
+        <w:t>和</w:t>
+      </w:r>
+      <w:r>
+        <w:rPr>
+          <w:rFonts w:ascii="Times New Roman" w:hAnsi="Times New Roman" w:eastAsia="Times New Roman" w:cs="Times New Roman"/>
+        </w:rPr>
+        <w:t xml:space="preserve"> 0.036 mL </w:t>
+      </w:r>
+      <w:r>
+        <w:rPr>
+          <w:rFonts w:hint="eastAsia" w:ascii="Times New Roman" w:hAnsi="Times New Roman" w:eastAsia="FangSong" w:cs="Times New Roman"/>
+        </w:rPr>
+        <w:t xml:space="preserve">的液体</w:t>
+      </w:r>
+      <w:r>
+        <w:rPr>
+          <w:rFonts w:ascii="Times New Roman" w:hAnsi="Times New Roman" w:eastAsia="Times New Roman" w:cs="Times New Roman"/>
+        </w:rPr>
+        <w:t xml:space="preserve"> </w:t>
+      </w:r>
+      <w:r>
+        <w:rPr>
+          <w:rFonts w:hint="eastAsia" w:ascii="Times New Roman" w:hAnsi="Times New Roman" w:eastAsia="Times New Roman" w:cs="Times New Roman"/>
+        </w:rPr>
+        <w:t>D。</w:t>
+      </w:r>
+      <w:r>
+        <w:rPr>
+          <w:rFonts w:hint="eastAsia" w:ascii="Times New Roman" w:hAnsi="Times New Roman" w:eastAsia="FangSong" w:cs="Times New Roman"/>
+        </w:rPr>
+        <w:t>液体</w:t>
+      </w:r>
+      <w:r>
+        <w:rPr>
+          <w:rFonts w:ascii="Times New Roman" w:hAnsi="Times New Roman" w:eastAsia="Times New Roman" w:cs="Times New Roman"/>
+        </w:rPr>
+        <w:t xml:space="preserve"> D </w:t>
+      </w:r>
+      <w:r>
+        <w:rPr>
+          <w:rFonts w:hint="eastAsia" w:ascii="Times New Roman" w:hAnsi="Times New Roman" w:eastAsia="FangSong" w:cs="Times New Roman"/>
+        </w:rPr>
+        <w:t xml:space="preserve">与</w:t>
+      </w:r>
+      <w:r>
+        <w:rPr>
+          <w:rFonts w:ascii="Times New Roman" w:hAnsi="Times New Roman" w:eastAsia="Times New Roman" w:cs="Times New Roman"/>
+        </w:rPr>
+        <w:t xml:space="preserve"> B </w:t>
+      </w:r>
+      <w:r>
+        <w:rPr>
+          <w:rFonts w:hint="eastAsia" w:ascii="Times New Roman" w:hAnsi="Times New Roman" w:eastAsia="FangSong" w:cs="Times New Roman"/>
+        </w:rPr>
+        <w:t xml:space="preserve">反应生成气体</w:t>
+      </w:r>
+      <w:r>
+        <w:rPr>
+          <w:rFonts w:ascii="Times New Roman" w:hAnsi="Times New Roman" w:eastAsia="Times New Roman" w:cs="Times New Roman"/>
+        </w:rPr>
+        <w:t xml:space="preserve"> </w:t>
+      </w:r>
+      <w:r>
+        <w:rPr>
+          <w:rFonts w:hint="eastAsia" w:ascii="Times New Roman" w:hAnsi="Times New Roman" w:eastAsia="Times New Roman" w:cs="Times New Roman"/>
+        </w:rPr>
+        <w:t xml:space="preserve">E，E</w:t>
+      </w:r>
+      <w:r>
+        <w:rPr>
+          <w:rFonts w:ascii="Times New Roman" w:hAnsi="Times New Roman" w:eastAsia="Times New Roman" w:cs="Times New Roman"/>
+        </w:rPr>
+        <w:t xml:space="preserve"> </w:t>
+      </w:r>
+      <w:r>
+        <w:rPr>
+          <w:rFonts w:hint="eastAsia" w:ascii="Times New Roman" w:hAnsi="Times New Roman" w:eastAsia="FangSong" w:cs="Times New Roman"/>
+        </w:rPr>
+        <w:t>极易溶于水得到一溶液</w:t>
+      </w:r>
+      <w:r>
+        <w:rPr>
+          <w:rFonts w:hint="eastAsia" w:ascii="Times New Roman" w:hAnsi="Times New Roman" w:eastAsia="Times New Roman" w:cs="Times New Roman"/>
+        </w:rPr>
+        <w:t>，</w:t>
+      </w:r>
+      <w:r>
+        <w:rPr>
+          <w:rFonts w:hint="eastAsia" w:ascii="Times New Roman" w:hAnsi="Times New Roman" w:eastAsia="FangSong" w:cs="Times New Roman"/>
+        </w:rPr>
+        <w:t>该溶液广泛用于应用化学品</w:t>
+      </w:r>
+      <w:r>
+        <w:rPr>
+          <w:rFonts w:hint="eastAsia" w:ascii="Times New Roman" w:hAnsi="Times New Roman" w:eastAsia="Times New Roman" w:cs="Times New Roman"/>
+        </w:rPr>
+        <w:t>、</w:t>
+      </w:r>
+      <w:r>
+        <w:rPr>
+          <w:rFonts w:hint="eastAsia" w:ascii="Times New Roman" w:hAnsi="Times New Roman" w:eastAsia="FangSong" w:cs="Times New Roman"/>
+        </w:rPr>
+        <w:t>医药</w:t>
+      </w:r>
+      <w:r>
+        <w:rPr>
+          <w:rFonts w:hint="eastAsia" w:ascii="Times New Roman" w:hAnsi="Times New Roman" w:eastAsia="Times New Roman" w:cs="Times New Roman"/>
+        </w:rPr>
+        <w:t>、</w:t>
+      </w:r>
+      <w:r>
+        <w:rPr>
+          <w:rFonts w:hint="eastAsia" w:ascii="Times New Roman" w:hAnsi="Times New Roman" w:eastAsia="FangSong" w:cs="Times New Roman"/>
+        </w:rPr>
+        <w:t>生物学等方面</w:t>
+      </w:r>
+      <w:r>
+        <w:rPr>
+          <w:rFonts w:hint="eastAsia" w:ascii="Times New Roman" w:hAnsi="Times New Roman" w:eastAsia="Times New Roman" w:cs="Times New Roman"/>
+        </w:rPr>
+        <w:t>，</w:t>
+      </w:r>
+      <w:r>
+        <w:rPr>
+          <w:rFonts w:hint="eastAsia" w:ascii="Times New Roman" w:hAnsi="Times New Roman" w:eastAsia="FangSong" w:cs="Times New Roman"/>
+        </w:rPr>
+        <w:t>是廉价的且作用力很强的杀菌剂和防腐剂</w:t>
+      </w:r>
+      <w:r>
+        <w:rPr>
+          <w:rFonts w:hint="eastAsia" w:ascii="Times New Roman" w:hAnsi="Times New Roman" w:eastAsia="Times New Roman" w:cs="Times New Roman"/>
+        </w:rPr>
+        <w:t>。</w:t>
+      </w:r>
+      <w:r>
+        <w:rPr>
+          <w:rFonts w:hint="eastAsia" w:ascii="Times New Roman" w:hAnsi="Times New Roman" w:eastAsia="FangSong" w:cs="Times New Roman"/>
+        </w:rPr>
+        <w:t>另外</w:t>
+      </w:r>
+      <w:r>
+        <w:rPr>
+          <w:rFonts w:hint="eastAsia" w:ascii="Times New Roman" w:hAnsi="Times New Roman" w:eastAsia="Times New Roman" w:cs="Times New Roman"/>
+        </w:rPr>
+        <w:t>，0.036</w:t>
+      </w:r>
+      <w:r>
+        <w:rPr>
+          <w:rFonts w:ascii="Times New Roman" w:hAnsi="Times New Roman" w:eastAsia="Times New Roman" w:cs="Times New Roman"/>
+        </w:rPr>
+        <w:t xml:space="preserve"> g D </w:t>
+      </w:r>
+      <w:r>
+        <w:rPr>
+          <w:rFonts w:hint="eastAsia" w:ascii="Times New Roman" w:hAnsi="Times New Roman" w:eastAsia="FangSong" w:cs="Times New Roman"/>
+        </w:rPr>
+        <w:t xml:space="preserve">与</w:t>
+      </w:r>
+      <w:r>
+        <w:rPr>
+          <w:rFonts w:ascii="Times New Roman" w:hAnsi="Times New Roman" w:eastAsia="Times New Roman" w:cs="Times New Roman"/>
+        </w:rPr>
+        <w:t xml:space="preserve"> 60 mg A </w:t>
+      </w:r>
+      <w:r>
+        <w:rPr>
+          <w:rFonts w:hint="eastAsia" w:ascii="Times New Roman" w:hAnsi="Times New Roman" w:eastAsia="FangSong" w:cs="Times New Roman"/>
+        </w:rPr>
+        <w:t>含有相同量的氧</w:t>
+      </w:r>
+      <w:r>
+        <w:rPr>
+          <w:rFonts w:hint="eastAsia" w:ascii="Times New Roman" w:hAnsi="Times New Roman" w:eastAsia="Times New Roman" w:cs="Times New Roman"/>
+        </w:rPr>
+        <w:t>。</w:t>
+      </w:r>
+    </w:p>
+    <w:p>
+      <w:pPr>
+        <w:pStyle w:val="BodyText"/>
+      </w:pPr>
+      <w:r>
+        <w:rPr>
+          <w:rFonts w:ascii="Times New Roman" w:hAnsi="Times New Roman" w:eastAsia="Times New Roman" w:cs="Times New Roman"/>
+        </w:rPr>
+        <w:t xml:space="preserve">1-1. </w:t>
+      </w:r>
+      <w:r>
+        <w:rPr>
+          <w:rFonts w:hint="eastAsia" w:ascii="Times New Roman" w:hAnsi="Times New Roman" w:eastAsia="FangSong" w:cs="Times New Roman"/>
+        </w:rPr>
+        <w:t xml:space="preserve">写出化合物</w:t>
+      </w:r>
+      <w:r>
+        <w:rPr>
+          <w:rFonts w:ascii="Times New Roman" w:hAnsi="Times New Roman" w:eastAsia="Times New Roman" w:cs="Times New Roman"/>
+        </w:rPr>
+        <w:t xml:space="preserve"> A、C </w:t>
+      </w:r>
+      <w:r>
+        <w:rPr>
+          <w:rFonts w:hint="eastAsia" w:ascii="Times New Roman" w:hAnsi="Times New Roman" w:eastAsia="FangSong" w:cs="Times New Roman"/>
+        </w:rPr>
+        <w:t xml:space="preserve">和</w:t>
+      </w:r>
+      <w:r>
+        <w:rPr>
+          <w:rFonts w:ascii="Times New Roman" w:hAnsi="Times New Roman" w:eastAsia="Times New Roman" w:cs="Times New Roman"/>
+        </w:rPr>
+        <w:t xml:space="preserve"> D </w:t>
+      </w:r>
+      <w:r>
+        <w:rPr>
+          <w:rFonts w:hint="eastAsia" w:ascii="Times New Roman" w:hAnsi="Times New Roman" w:eastAsia="FangSong" w:cs="Times New Roman"/>
+        </w:rPr>
+        <w:t>的实验式</w:t>
+      </w:r>
+      <w:r>
+        <w:rPr>
+          <w:rFonts w:hint="eastAsia" w:ascii="Times New Roman" w:hAnsi="Times New Roman" w:eastAsia="Times New Roman" w:cs="Times New Roman"/>
+        </w:rPr>
+        <w:t>。</w:t>
+      </w:r>
+      <w:r>
+        <w:rPr>
+          <w:rFonts w:ascii="Times New Roman" w:hAnsi="Times New Roman" w:eastAsia="Times New Roman" w:cs="Times New Roman"/>
+        </w:rPr>
+        <w:t xml:space="preserve"> </w:t>
+      </w:r>
+      <w:r>
+        <w:rPr>
+          <w:rFonts w:ascii="Times New Roman" w:hAnsi="Times New Roman" w:eastAsia="Times New Roman" w:cs="Times New Roman"/>
+        </w:rPr>
+        <w:t xml:space="preserve">1-2. </w:t>
+      </w:r>
+      <w:r>
+        <w:rPr>
+          <w:rFonts w:hint="eastAsia" w:ascii="Times New Roman" w:hAnsi="Times New Roman" w:eastAsia="FangSong" w:cs="Times New Roman"/>
+        </w:rPr>
+        <w:t xml:space="preserve">写出</w:t>
+      </w:r>
+      <w:r>
+        <w:rPr>
+          <w:rFonts w:ascii="Times New Roman" w:hAnsi="Times New Roman" w:eastAsia="Times New Roman" w:cs="Times New Roman"/>
+        </w:rPr>
+        <w:t xml:space="preserve"> A </w:t>
+      </w:r>
+      <w:r>
+        <w:rPr>
+          <w:rFonts w:hint="eastAsia" w:ascii="Times New Roman" w:hAnsi="Times New Roman" w:eastAsia="FangSong" w:cs="Times New Roman"/>
+        </w:rPr>
+        <w:t>与氢氧化铜反应生成的红色沉淀的化学式</w:t>
+      </w:r>
+      <w:r>
+        <w:rPr>
+          <w:rFonts w:hint="eastAsia" w:ascii="Times New Roman" w:hAnsi="Times New Roman" w:eastAsia="Times New Roman" w:cs="Times New Roman"/>
+        </w:rPr>
+        <w:t>。</w:t>
+      </w:r>
+      <w:r>
+        <w:rPr>
+          <w:rFonts w:ascii="Times New Roman" w:hAnsi="Times New Roman" w:eastAsia="Times New Roman" w:cs="Times New Roman"/>
+        </w:rPr>
+        <w:t xml:space="preserve"> </w:t>
+      </w:r>
+      <w:r>
+        <w:rPr>
+          <w:rFonts w:ascii="Times New Roman" w:hAnsi="Times New Roman" w:eastAsia="Times New Roman" w:cs="Times New Roman"/>
+        </w:rPr>
+        <w:t xml:space="preserve">1-3. </w:t>
+      </w:r>
+      <w:r>
+        <w:rPr>
+          <w:rFonts w:hint="eastAsia" w:ascii="Times New Roman" w:hAnsi="Times New Roman" w:eastAsia="FangSong" w:cs="Times New Roman"/>
+        </w:rPr>
+        <w:t xml:space="preserve">写出</w:t>
+      </w:r>
+      <w:r>
+        <w:rPr>
+          <w:rFonts w:ascii="Times New Roman" w:hAnsi="Times New Roman" w:eastAsia="Times New Roman" w:cs="Times New Roman"/>
+        </w:rPr>
+        <w:t xml:space="preserve"> A、B </w:t>
+      </w:r>
+      <w:r>
+        <w:rPr>
+          <w:rFonts w:hint="eastAsia" w:ascii="Times New Roman" w:hAnsi="Times New Roman" w:eastAsia="FangSong" w:cs="Times New Roman"/>
+        </w:rPr>
+        <w:t xml:space="preserve">和</w:t>
+      </w:r>
+      <w:r>
+        <w:rPr>
+          <w:rFonts w:ascii="Times New Roman" w:hAnsi="Times New Roman" w:eastAsia="Times New Roman" w:cs="Times New Roman"/>
+        </w:rPr>
+        <w:t xml:space="preserve"> E </w:t>
+      </w:r>
+      <w:r>
+        <w:rPr>
+          <w:rFonts w:hint="eastAsia" w:ascii="Times New Roman" w:hAnsi="Times New Roman" w:eastAsia="FangSong" w:cs="Times New Roman"/>
+        </w:rPr>
+        <w:t>的结构</w:t>
+      </w:r>
+      <w:r>
+        <w:rPr>
+          <w:rFonts w:hint="eastAsia" w:ascii="Times New Roman" w:hAnsi="Times New Roman" w:eastAsia="Times New Roman" w:cs="Times New Roman"/>
+        </w:rPr>
+        <w:t>。</w:t>
+      </w:r>
+      <w:r>
+        <w:rPr>
+          <w:rFonts w:ascii="Times New Roman" w:hAnsi="Times New Roman" w:eastAsia="Times New Roman" w:cs="Times New Roman"/>
+        </w:rPr>
+        <w:t xml:space="preserve"> </w:t>
+      </w:r>
+      <w:r>
+        <w:rPr>
+          <w:rFonts w:ascii="Times New Roman" w:hAnsi="Times New Roman" w:eastAsia="Times New Roman" w:cs="Times New Roman"/>
+        </w:rPr>
+        <w:t xml:space="preserve">1-4. </w:t>
+      </w:r>
+      <w:r>
+        <w:rPr>
+          <w:rFonts w:hint="eastAsia" w:ascii="Times New Roman" w:hAnsi="Times New Roman" w:eastAsia="FangSong" w:cs="Times New Roman"/>
+        </w:rPr>
+        <w:t>写出所涉及的化学反应</w:t>
+      </w:r>
+      <w:r>
+        <w:rPr>
+          <w:rFonts w:hint="eastAsia" w:ascii="Times New Roman" w:hAnsi="Times New Roman" w:eastAsia="Times New Roman" w:cs="Times New Roman"/>
+        </w:rPr>
+        <w:t>，</w:t>
+      </w:r>
+      <w:r>
+        <w:rPr>
+          <w:rFonts w:hint="eastAsia" w:ascii="Times New Roman" w:hAnsi="Times New Roman" w:eastAsia="FangSong" w:cs="Times New Roman"/>
+        </w:rPr>
+        <w:t>包括</w:t>
+      </w:r>
+      <w:r>
+        <w:rPr>
+          <w:rFonts w:ascii="Times New Roman" w:hAnsi="Times New Roman" w:eastAsia="Times New Roman" w:cs="Times New Roman"/>
+        </w:rPr>
+        <w:t xml:space="preserve"> E </w:t>
+      </w:r>
+      <w:r>
+        <w:rPr>
+          <w:rFonts w:hint="eastAsia" w:ascii="Times New Roman" w:hAnsi="Times New Roman" w:eastAsia="FangSong" w:cs="Times New Roman"/>
+        </w:rPr>
+        <w:t xml:space="preserve">转化为</w:t>
+      </w:r>
+      <w:r>
+        <w:rPr>
+          <w:rFonts w:ascii="Times New Roman" w:hAnsi="Times New Roman" w:eastAsia="Times New Roman" w:cs="Times New Roman"/>
+        </w:rPr>
+        <w:t xml:space="preserve"> A </w:t>
+      </w:r>
+      <w:r>
+        <w:rPr>
+          <w:rFonts w:hint="eastAsia" w:ascii="Times New Roman" w:hAnsi="Times New Roman" w:eastAsia="FangSong" w:cs="Times New Roman"/>
+        </w:rPr>
+        <w:t>的反应</w:t>
+      </w:r>
+      <w:r>
+        <w:rPr>
+          <w:rFonts w:hint="eastAsia" w:ascii="Times New Roman" w:hAnsi="Times New Roman" w:eastAsia="Times New Roman" w:cs="Times New Roman"/>
+        </w:rPr>
+        <w:t>。</w:t>
+      </w:r>
+      <w:r>
+        <w:rPr>
+          <w:rFonts w:ascii="Times New Roman" w:hAnsi="Times New Roman" w:eastAsia="Times New Roman" w:cs="Times New Roman"/>
+        </w:rPr>
+        <w:t xml:space="preserve"> </w:t>
+      </w:r>
+      <w:r>
+        <w:rPr>
+          <w:rFonts w:ascii="Times New Roman" w:hAnsi="Times New Roman" w:eastAsia="Times New Roman" w:cs="Times New Roman"/>
+        </w:rPr>
+        <w:t xml:space="preserve">1-5. </w:t>
+      </w:r>
+      <w:r>
+        <w:rPr>
+          <w:rFonts w:hint="eastAsia" w:ascii="Times New Roman" w:hAnsi="Times New Roman" w:eastAsia="FangSong" w:cs="Times New Roman"/>
+        </w:rPr>
+        <w:t xml:space="preserve">可以认为</w:t>
+      </w:r>
+      <w:r>
+        <w:rPr>
+          <w:rFonts w:ascii="Times New Roman" w:hAnsi="Times New Roman" w:eastAsia="Times New Roman" w:cs="Times New Roman"/>
+        </w:rPr>
+        <w:t xml:space="preserve"> A </w:t>
+      </w:r>
+      <w:r>
+        <w:rPr>
+          <w:rFonts w:hint="eastAsia" w:ascii="Times New Roman" w:hAnsi="Times New Roman" w:eastAsia="FangSong" w:cs="Times New Roman"/>
+        </w:rPr>
+        <w:t xml:space="preserve">和</w:t>
+      </w:r>
+      <w:r>
+        <w:rPr>
+          <w:rFonts w:ascii="Times New Roman" w:hAnsi="Times New Roman" w:eastAsia="Times New Roman" w:cs="Times New Roman"/>
+        </w:rPr>
+        <w:t xml:space="preserve"> B </w:t>
+      </w:r>
+      <w:r>
+        <w:rPr>
+          <w:rFonts w:hint="eastAsia" w:ascii="Times New Roman" w:hAnsi="Times New Roman" w:eastAsia="FangSong" w:cs="Times New Roman"/>
+        </w:rPr>
+        <w:t>属于同一种类的有机化合物吗</w:t>
+      </w:r>
+      <w:r>
+        <w:rPr>
+          <w:rFonts w:hint="eastAsia" w:ascii="Times New Roman" w:hAnsi="Times New Roman" w:eastAsia="Times New Roman" w:cs="Times New Roman"/>
+        </w:rPr>
+        <w:t>？</w:t>
+      </w:r>
+    </w:p>
+    <w:p>
+      <w:pPr>
+        <w:spacing w:before="160" w:after="80"/>
+      </w:pPr>
+      <w:r>
+        <w:pict>
+          <v:rect style="width:0;height:1.5pt" o:hralign="center" o:hrstd="t" o:hr="t"/>
+        </w:pict>
+      </w:r>
+    </w:p>
+    <w:bookmarkEnd w:id="55"/>
+    <w:bookmarkStart w:id="56" w:name="gabriel伯胺合成"/>
+    <w:p>
+      <w:pPr>
+        <w:pStyle w:val="Heading2"/>
+        <w:spacing w:before="280" w:after="80"/>
+        <w:keepNext/>
+      </w:pPr>
+      <w:r>
+        <w:rPr>
+          <w:rFonts w:ascii="Times New Roman" w:hAnsi="Times New Roman" w:eastAsia="Times New Roman" w:cs="Times New Roman"/>
+        </w:rPr>
+        <w:t xml:space="preserve">6.12 </w:t>
       </w:r>
       <w:r>
         <w:rPr>
@@ -3349,8 +4140,8 @@
         </w:pict>
       </w:r>
     </w:p>
-    <w:bookmarkEnd w:id="55"/>
-    <w:bookmarkStart w:id="56" w:name="michael加成"/>
+    <w:bookmarkEnd w:id="56"/>
+    <w:bookmarkStart w:id="57" w:name="michael加成"/>
     <w:p>
       <w:pPr>
         <w:pStyle w:val="Heading2"/>
@@ -3361,7 +4152,7 @@
         <w:rPr>
           <w:rFonts w:ascii="Times New Roman" w:hAnsi="Times New Roman" w:eastAsia="Times New Roman" w:cs="Times New Roman"/>
         </w:rPr>
-        <w:t xml:space="preserve">6.12 </w:t>
+        <w:t xml:space="preserve">6.13 </w:t>
       </w:r>
       <w:r>
         <w:rPr>
@@ -3671,8 +4462,8 @@
         </w:pict>
       </w:r>
     </w:p>
-    <w:bookmarkEnd w:id="56"/>
-    <w:bookmarkStart w:id="57" w:name="robinson成环"/>
+    <w:bookmarkEnd w:id="57"/>
+    <w:bookmarkStart w:id="58" w:name="robinson成环"/>
     <w:p>
       <w:pPr>
         <w:pStyle w:val="Heading2"/>
@@ -3683,7 +4474,7 @@
         <w:rPr>
           <w:rFonts w:ascii="Times New Roman" w:hAnsi="Times New Roman" w:eastAsia="Times New Roman" w:cs="Times New Roman"/>
         </w:rPr>
-        <w:t xml:space="preserve">6.13 </w:t>
+        <w:t xml:space="preserve">6.14 </w:t>
       </w:r>
       <w:r>
         <w:rPr>
@@ -3929,8 +4720,8 @@
         </w:pict>
       </w:r>
     </w:p>
-    <w:bookmarkEnd w:id="57"/>
-    <w:bookmarkStart w:id="59" w:name="darzen反应机理"/>
+    <w:bookmarkEnd w:id="58"/>
+    <w:bookmarkStart w:id="60" w:name="darzen反应机理"/>
     <w:p>
       <w:pPr>
         <w:pStyle w:val="Heading2"/>
@@ -3941,7 +4732,7 @@
         <w:rPr>
           <w:rFonts w:ascii="Times New Roman" w:hAnsi="Times New Roman" w:eastAsia="Times New Roman" w:cs="Times New Roman"/>
         </w:rPr>
-        <w:t xml:space="preserve">6.14 </w:t>
+        <w:t xml:space="preserve">6.15 </w:t>
       </w:r>
       <w:r>
         <w:rPr>
@@ -4149,7 +4940,7 @@
         <w:t>。</w:t>
       </w:r>
     </w:p>
-    <w:bookmarkStart w:id="58" w:name="知识点"/>
+    <w:bookmarkStart w:id="59" w:name="知识点"/>
     <w:p>
       <w:pPr>
         <w:pStyle w:val="Heading3"/>
@@ -4193,9 +4984,9 @@
         </w:pict>
       </w:r>
     </w:p>
-    <w:bookmarkEnd w:id="58"/>
     <w:bookmarkEnd w:id="59"/>
-    <w:bookmarkStart w:id="66" w:name="茚三酮反应产物第33届初赛"/>
+    <w:bookmarkEnd w:id="60"/>
+    <w:bookmarkStart w:id="67" w:name="茚三酮反应产物第33届初赛"/>
     <w:p>
       <w:pPr>
         <w:pStyle w:val="Heading2"/>
@@ -4206,7 +4997,7 @@
         <w:rPr>
           <w:rFonts w:ascii="Times New Roman" w:hAnsi="Times New Roman" w:eastAsia="Times New Roman" w:cs="Times New Roman"/>
         </w:rPr>
-        <w:t xml:space="preserve">6.15 </w:t>
+        <w:t xml:space="preserve">6.16 </w:t>
       </w:r>
       <w:r>
         <w:rPr>
@@ -4519,18 +5310,18 @@
           <wp:inline>
             <wp:extent cx="2667000" cy="2768600"/>
             <wp:effectExtent b="0" l="0" r="0" t="0"/>
-            <wp:docPr descr="" title="" id="61" name="Picture"/>
+            <wp:docPr descr="" title="" id="62" name="Picture"/>
             <a:graphic>
               <a:graphicData uri="http://schemas.openxmlformats.org/drawingml/2006/picture">
                 <pic:pic>
                   <pic:nvPicPr>
-                    <pic:cNvPr descr="ff874dcc7682ae00ac094b4675c331f0a844d11cfe918feb4ddcfe028ef47edb.jpg" id="62" name="Picture"/>
+                    <pic:cNvPr descr="ff874dcc7682ae00ac094b4675c331f0a844d11cfe918feb4ddcfe028ef47edb.jpg" id="63" name="Picture"/>
                     <pic:cNvPicPr>
                       <a:picLocks noChangeArrowheads="1" noChangeAspect="1"/>
                     </pic:cNvPicPr>
                   </pic:nvPicPr>
                   <pic:blipFill>
-                    <a:blip r:embed="rId60"/>
+                    <a:blip r:embed="rId61"/>
                     <a:stretch>
                       <a:fillRect/>
                     </a:stretch>
@@ -4726,18 +5517,18 @@
           <wp:inline>
             <wp:extent cx="3600000" cy="1828571"/>
             <wp:effectExtent b="0" l="0" r="0" t="0"/>
-            <wp:docPr descr="" title="" id="64" name="Picture"/>
+            <wp:docPr descr="" title="" id="65" name="Picture"/>
             <a:graphic>
               <a:graphicData uri="http://schemas.openxmlformats.org/drawingml/2006/picture">
                 <pic:pic>
                   <pic:nvPicPr>
-                    <pic:cNvPr descr="753baafae41988881d0c51c1330d77e15877e6383bf54604e201819c0bf3341a.jpg" id="65" name="Picture"/>
+                    <pic:cNvPr descr="753baafae41988881d0c51c1330d77e15877e6383bf54604e201819c0bf3341a.jpg" id="66" name="Picture"/>
                     <pic:cNvPicPr>
                       <a:picLocks noChangeArrowheads="1" noChangeAspect="1"/>
                     </pic:cNvPicPr>
                   </pic:nvPicPr>
                   <pic:blipFill>
-                    <a:blip r:embed="rId63"/>
+                    <a:blip r:embed="rId64"/>
                     <a:stretch>
                       <a:fillRect/>
                     </a:stretch>
@@ -5073,8 +5864,8 @@
         </w:pict>
       </w:r>
     </w:p>
-    <w:bookmarkEnd w:id="66"/>
-    <w:bookmarkStart w:id="79" w:name="achr重排氧化试剂选择第36届初赛第二场"/>
+    <w:bookmarkEnd w:id="67"/>
+    <w:bookmarkStart w:id="80" w:name="achr重排氧化试剂选择第36届初赛第二场"/>
     <w:p>
       <w:pPr>
         <w:pStyle w:val="Heading2"/>
@@ -5085,7 +5876,7 @@
         <w:rPr>
           <w:rFonts w:ascii="Times New Roman" w:hAnsi="Times New Roman" w:eastAsia="Times New Roman" w:cs="Times New Roman"/>
         </w:rPr>
-        <w:t xml:space="preserve">6.16 </w:t>
+        <w:t xml:space="preserve">6.17 </w:t>
       </w:r>
       <w:r>
         <w:rPr>
@@ -5185,18 +5976,18 @@
           <wp:inline>
             <wp:extent cx="3600000" cy="1091565"/>
             <wp:effectExtent b="0" l="0" r="0" t="0"/>
-            <wp:docPr descr="" title="" id="68" name="Picture"/>
+            <wp:docPr descr="" title="" id="69" name="Picture"/>
             <a:graphic>
               <a:graphicData uri="http://schemas.openxmlformats.org/drawingml/2006/picture">
                 <pic:pic>
                   <pic:nvPicPr>
-                    <pic:cNvPr descr="d5c872062a2dd1f81fa07da636fb3bb198433b6b876019a26082d9771f4c63fa.jpg" id="69" name="Picture"/>
+                    <pic:cNvPr descr="d5c872062a2dd1f81fa07da636fb3bb198433b6b876019a26082d9771f4c63fa.jpg" id="70" name="Picture"/>
                     <pic:cNvPicPr>
                       <a:picLocks noChangeArrowheads="1" noChangeAspect="1"/>
                     </pic:cNvPicPr>
                   </pic:nvPicPr>
                   <pic:blipFill>
-                    <a:blip r:embed="rId67"/>
+                    <a:blip r:embed="rId68"/>
                     <a:stretch>
                       <a:fillRect/>
                     </a:stretch>
@@ -5695,18 +6486,18 @@
           <wp:inline>
             <wp:extent cx="3600000" cy="755756"/>
             <wp:effectExtent b="0" l="0" r="0" t="0"/>
-            <wp:docPr descr="" title="" id="71" name="Picture"/>
+            <wp:docPr descr="" title="" id="72" name="Picture"/>
             <a:graphic>
               <a:graphicData uri="http://schemas.openxmlformats.org/drawingml/2006/picture">
                 <pic:pic>
                   <pic:nvPicPr>
-                    <pic:cNvPr descr="f353c50b68f5fa0eb1afb6ce2ce71e21bb02faab4ed50d2969dd83da17821d81.jpg" id="72" name="Picture"/>
+                    <pic:cNvPr descr="f353c50b68f5fa0eb1afb6ce2ce71e21bb02faab4ed50d2969dd83da17821d81.jpg" id="73" name="Picture"/>
                     <pic:cNvPicPr>
                       <a:picLocks noChangeArrowheads="1" noChangeAspect="1"/>
                     </pic:cNvPicPr>
                   </pic:nvPicPr>
                   <pic:blipFill>
-                    <a:blip r:embed="rId70"/>
+                    <a:blip r:embed="rId71"/>
                     <a:stretch>
                       <a:fillRect/>
                     </a:stretch>
@@ -5851,18 +6642,18 @@
           <wp:inline>
             <wp:extent cx="3600000" cy="907786"/>
             <wp:effectExtent b="0" l="0" r="0" t="0"/>
-            <wp:docPr descr="" title="" id="74" name="Picture"/>
+            <wp:docPr descr="" title="" id="75" name="Picture"/>
             <a:graphic>
               <a:graphicData uri="http://schemas.openxmlformats.org/drawingml/2006/picture">
                 <pic:pic>
                   <pic:nvPicPr>
-                    <pic:cNvPr descr="bddc043feed29febffecf77ab1ab268ca1f82cf4bdfea1a07829b77d719af586.jpg" id="75" name="Picture"/>
+                    <pic:cNvPr descr="bddc043feed29febffecf77ab1ab268ca1f82cf4bdfea1a07829b77d719af586.jpg" id="76" name="Picture"/>
                     <pic:cNvPicPr>
                       <a:picLocks noChangeArrowheads="1" noChangeAspect="1"/>
                     </pic:cNvPicPr>
                   </pic:nvPicPr>
                   <pic:blipFill>
-                    <a:blip r:embed="rId73"/>
+                    <a:blip r:embed="rId74"/>
                     <a:stretch>
                       <a:fillRect/>
                     </a:stretch>
@@ -6069,18 +6860,18 @@
           <wp:inline>
             <wp:extent cx="3600000" cy="818883"/>
             <wp:effectExtent b="0" l="0" r="0" t="0"/>
-            <wp:docPr descr="" title="" id="77" name="Picture"/>
+            <wp:docPr descr="" title="" id="78" name="Picture"/>
             <a:graphic>
               <a:graphicData uri="http://schemas.openxmlformats.org/drawingml/2006/picture">
                 <pic:pic>
                   <pic:nvPicPr>
-                    <pic:cNvPr descr="42a29c0ba58d354cd5711147cfd1b500d5a02cb3b3143a07c1ea4b5a6e0dc878.jpg" id="78" name="Picture"/>
+                    <pic:cNvPr descr="42a29c0ba58d354cd5711147cfd1b500d5a02cb3b3143a07c1ea4b5a6e0dc878.jpg" id="79" name="Picture"/>
                     <pic:cNvPicPr>
                       <a:picLocks noChangeArrowheads="1" noChangeAspect="1"/>
                     </pic:cNvPicPr>
                   </pic:nvPicPr>
                   <pic:blipFill>
-                    <a:blip r:embed="rId76"/>
+                    <a:blip r:embed="rId77"/>
                     <a:stretch>
                       <a:fillRect/>
                     </a:stretch>
@@ -6117,8 +6908,8 @@
         </w:pict>
       </w:r>
     </w:p>
-    <w:bookmarkEnd w:id="79"/>
-    <w:bookmarkStart w:id="80" w:name="knoevenagel亲核试剂第26届初赛"/>
+    <w:bookmarkEnd w:id="80"/>
+    <w:bookmarkStart w:id="81" w:name="化学能力测试-ch7a-7-二元羧酸电离常数统计比"/>
     <w:p>
       <w:pPr>
         <w:pStyle w:val="Heading2"/>
@@ -6129,19 +6920,1563 @@
         <w:rPr>
           <w:rFonts w:ascii="Times New Roman" w:hAnsi="Times New Roman" w:eastAsia="Times New Roman" w:cs="Times New Roman"/>
         </w:rPr>
-        <w:t xml:space="preserve">6.17 </w:t>
-      </w:r>
-      <w:r>
-        <w:rPr>
-          <w:rFonts w:hint="eastAsia" w:ascii="Times New Roman" w:hAnsi="Times New Roman" w:eastAsia="Times New Roman" w:cs="Times New Roman"/>
-        </w:rPr>
-        <w:t>Knoevenagel</w:t>
+        <w:t xml:space="preserve">6.18 </w:t>
       </w:r>
       <w:r>
         <w:rPr>
           <w:rFonts w:hint="eastAsia" w:ascii="Times New Roman" w:hAnsi="Times New Roman" w:eastAsia="SimHei" w:cs="Times New Roman"/>
         </w:rPr>
-        <w:t>亲核试剂</w:t>
+        <w:t>化学能力测试</w:t>
+      </w:r>
+      <w:r>
+        <w:rPr>
+          <w:rFonts w:hint="eastAsia" w:ascii="Times New Roman" w:hAnsi="Times New Roman" w:eastAsia="Times New Roman" w:cs="Times New Roman"/>
+        </w:rPr>
+        <w:t>-Ch7A-7-</w:t>
+      </w:r>
+      <w:r>
+        <w:rPr>
+          <w:rFonts w:hint="eastAsia" w:ascii="Times New Roman" w:hAnsi="Times New Roman" w:eastAsia="SimHei" w:cs="Times New Roman"/>
+        </w:rPr>
+        <w:t>二元羧酸电离常数统计比</w:t>
+      </w:r>
+    </w:p>
+    <w:p>
+      <w:pPr>
+        <w:pStyle w:val="FirstParagraph"/>
+      </w:pPr>
+      <w:r>
+        <w:rPr>
+          <w:rFonts w:hint="eastAsia" w:ascii="Times New Roman" w:hAnsi="Times New Roman" w:eastAsia="FangSong" w:cs="Times New Roman"/>
+        </w:rPr>
+        <w:t xml:space="preserve">弱酸电离</w:t>
+      </w:r>
+      <w:r>
+        <w:rPr>
+          <w:rFonts w:ascii="Times New Roman" w:hAnsi="Times New Roman" w:eastAsia="Times New Roman" w:cs="Times New Roman"/>
+        </w:rPr>
+        <w:t xml:space="preserve"> HA ⇌ </w:t>
+      </w:r>
+      <w:r>
+        <w:rPr>
+          <w:rFonts w:hint="eastAsia" w:ascii="Times New Roman" w:hAnsi="Times New Roman" w:eastAsia="Times New Roman" w:cs="Times New Roman"/>
+        </w:rPr>
+        <w:t>H</w:t>
+      </w:r>
+      <w:r>
+        <w:rPr>
+          <w:rFonts w:hint="eastAsia" w:ascii="Times New Roman" w:hAnsi="Times New Roman" w:eastAsia="Times New Roman" w:cs="Times New Roman"/>
+          <w:vertAlign w:val="superscript"/>
+        </w:rPr>
+        <w:t>+</w:t>
+      </w:r>
+      <w:r>
+        <w:rPr>
+          <w:rFonts w:hint="eastAsia" w:ascii="Times New Roman" w:hAnsi="Times New Roman" w:eastAsia="Times New Roman" w:cs="Times New Roman"/>
+        </w:rPr>
+        <w:t>+A</w:t>
+      </w:r>
+      <w:r>
+        <w:rPr>
+          <w:rFonts w:hint="eastAsia" w:ascii="Times New Roman" w:hAnsi="Times New Roman" w:eastAsia="Times New Roman" w:cs="Times New Roman"/>
+          <w:vertAlign w:val="superscript"/>
+        </w:rPr>
+        <w:t>-</w:t>
+      </w:r>
+      <w:r>
+        <w:rPr>
+          <w:rFonts w:hint="eastAsia" w:ascii="Times New Roman" w:hAnsi="Times New Roman" w:eastAsia="Times New Roman" w:cs="Times New Roman"/>
+        </w:rPr>
+        <w:t>：v</w:t>
+      </w:r>
+      <w:r>
+        <w:rPr>
+          <w:rFonts w:hint="eastAsia" w:ascii="Times New Roman" w:hAnsi="Times New Roman" w:eastAsia="FangSong" w:cs="Times New Roman"/>
+        </w:rPr>
+        <w:t>正</w:t>
+      </w:r>
+      <w:r>
+        <w:rPr>
+          <w:rFonts w:hint="eastAsia" w:ascii="Times New Roman" w:hAnsi="Times New Roman" w:eastAsia="Times New Roman" w:cs="Times New Roman"/>
+        </w:rPr>
+        <w:t>=β[HA]，v</w:t>
+      </w:r>
+      <w:r>
+        <w:rPr>
+          <w:rFonts w:hint="eastAsia" w:ascii="Times New Roman" w:hAnsi="Times New Roman" w:eastAsia="FangSong" w:cs="Times New Roman"/>
+        </w:rPr>
+        <w:t>逆</w:t>
+      </w:r>
+      <w:r>
+        <w:rPr>
+          <w:rFonts w:hint="eastAsia" w:ascii="Times New Roman" w:hAnsi="Times New Roman" w:eastAsia="Times New Roman" w:cs="Times New Roman"/>
+        </w:rPr>
+        <w:t>=α[H</w:t>
+      </w:r>
+      <w:r>
+        <w:rPr>
+          <w:rFonts w:hint="eastAsia" w:ascii="Times New Roman" w:hAnsi="Times New Roman" w:eastAsia="Times New Roman" w:cs="Times New Roman"/>
+          <w:vertAlign w:val="superscript"/>
+        </w:rPr>
+        <w:t>+</w:t>
+      </w:r>
+      <w:r>
+        <w:rPr>
+          <w:rFonts w:hint="eastAsia" w:ascii="Times New Roman" w:hAnsi="Times New Roman" w:eastAsia="Times New Roman" w:cs="Times New Roman"/>
+        </w:rPr>
+        <w:t>][A</w:t>
+      </w:r>
+      <w:r>
+        <w:rPr>
+          <w:rFonts w:hint="eastAsia" w:ascii="Times New Roman" w:hAnsi="Times New Roman" w:eastAsia="Times New Roman" w:cs="Times New Roman"/>
+          <w:vertAlign w:val="superscript"/>
+        </w:rPr>
+        <w:t>-</w:t>
+      </w:r>
+      <w:r>
+        <w:rPr>
+          <w:rFonts w:hint="eastAsia" w:ascii="Times New Roman" w:hAnsi="Times New Roman" w:eastAsia="Times New Roman" w:cs="Times New Roman"/>
+        </w:rPr>
+        <w:t>]。</w:t>
+      </w:r>
+    </w:p>
+    <w:p>
+      <w:pPr>
+        <w:pStyle w:val="BodyText"/>
+      </w:pPr>
+      <w:r>
+        <w:rPr>
+          <w:rFonts w:hint="eastAsia" w:ascii="Times New Roman" w:hAnsi="Times New Roman" w:eastAsia="FangSong" w:cs="Times New Roman"/>
+        </w:rPr>
+        <w:t xml:space="preserve">二元酸</w:t>
+      </w:r>
+      <w:r>
+        <w:rPr>
+          <w:rFonts w:ascii="Times New Roman" w:hAnsi="Times New Roman" w:eastAsia="Times New Roman" w:cs="Times New Roman"/>
+        </w:rPr>
+        <w:t xml:space="preserve"> </w:t>
+      </w:r>
+      <w:r>
+        <w:rPr>
+          <w:rFonts w:hint="eastAsia" w:ascii="Times New Roman" w:hAnsi="Times New Roman" w:eastAsia="Times New Roman" w:cs="Times New Roman"/>
+        </w:rPr>
+        <w:t>HOOC—(CH</w:t>
+      </w:r>
+      <w:r>
+        <w:rPr>
+          <w:rFonts w:hint="eastAsia" w:ascii="Times New Roman" w:hAnsi="Times New Roman" w:eastAsia="Times New Roman" w:cs="Times New Roman"/>
+          <w:vertAlign w:val="subscript"/>
+        </w:rPr>
+        <w:t>2</w:t>
+      </w:r>
+      <w:r>
+        <w:rPr>
+          <w:rFonts w:hint="eastAsia" w:ascii="Times New Roman" w:hAnsi="Times New Roman" w:eastAsia="Times New Roman" w:cs="Times New Roman"/>
+        </w:rPr>
+        <w:t>)</w:t>
+      </w:r>
+      <w:r>
+        <w:rPr>
+          <w:rFonts w:hint="eastAsia" w:ascii="Times New Roman" w:hAnsi="Times New Roman" w:eastAsia="Times New Roman" w:cs="Times New Roman"/>
+          <w:vertAlign w:val="subscript"/>
+        </w:rPr>
+        <w:t>x</w:t>
+      </w:r>
+      <w:r>
+        <w:rPr>
+          <w:rFonts w:hint="eastAsia" w:ascii="Times New Roman" w:hAnsi="Times New Roman" w:eastAsia="Times New Roman" w:cs="Times New Roman"/>
+        </w:rPr>
+        <w:t>—COOH（</w:t>
+      </w:r>
+      <w:r>
+        <w:rPr>
+          <w:rFonts w:hint="eastAsia" w:ascii="Times New Roman" w:hAnsi="Times New Roman" w:eastAsia="FangSong" w:cs="Times New Roman"/>
+        </w:rPr>
+        <w:t>简记</w:t>
+      </w:r>
+      <w:r>
+        <w:rPr>
+          <w:rFonts w:ascii="Times New Roman" w:hAnsi="Times New Roman" w:eastAsia="Times New Roman" w:cs="Times New Roman"/>
+        </w:rPr>
+        <w:t xml:space="preserve"> </w:t>
+      </w:r>
+      <w:r>
+        <w:rPr>
+          <w:rFonts w:hint="eastAsia" w:ascii="Times New Roman" w:hAnsi="Times New Roman" w:eastAsia="Times New Roman" w:cs="Times New Roman"/>
+        </w:rPr>
+        <w:t>A），</w:t>
+      </w:r>
+      <w:r>
+        <w:rPr>
+          <w:rFonts w:hint="eastAsia" w:ascii="Times New Roman" w:hAnsi="Times New Roman" w:eastAsia="FangSong" w:cs="Times New Roman"/>
+        </w:rPr>
+        <w:t>一级解离常数</w:t>
+      </w:r>
+      <w:r>
+        <w:rPr>
+          <w:rFonts w:ascii="Times New Roman" w:hAnsi="Times New Roman" w:eastAsia="Times New Roman" w:cs="Times New Roman"/>
+        </w:rPr>
+        <w:t xml:space="preserve"> </w:t>
+      </w:r>
+      <w:r>
+        <w:rPr>
+          <w:rFonts w:hint="eastAsia" w:ascii="Times New Roman" w:hAnsi="Times New Roman" w:eastAsia="Times New Roman" w:cs="Times New Roman"/>
+        </w:rPr>
+        <w:t>K</w:t>
+      </w:r>
+      <w:r>
+        <w:rPr>
+          <w:rFonts w:hint="eastAsia" w:ascii="Times New Roman" w:hAnsi="Times New Roman" w:eastAsia="Times New Roman" w:cs="Times New Roman"/>
+          <w:vertAlign w:val="subscript"/>
+        </w:rPr>
+        <w:t>1</w:t>
+      </w:r>
+      <w:r>
+        <w:rPr>
+          <w:rFonts w:hint="eastAsia" w:ascii="Times New Roman" w:hAnsi="Times New Roman" w:eastAsia="Times New Roman" w:cs="Times New Roman"/>
+        </w:rPr>
+        <w:t>、</w:t>
+      </w:r>
+      <w:r>
+        <w:rPr>
+          <w:rFonts w:hint="eastAsia" w:ascii="Times New Roman" w:hAnsi="Times New Roman" w:eastAsia="FangSong" w:cs="Times New Roman"/>
+        </w:rPr>
+        <w:t>二级</w:t>
+      </w:r>
+      <w:r>
+        <w:rPr>
+          <w:rFonts w:ascii="Times New Roman" w:hAnsi="Times New Roman" w:eastAsia="Times New Roman" w:cs="Times New Roman"/>
+        </w:rPr>
+        <w:t xml:space="preserve"> K</w:t>
+      </w:r>
+      <w:r>
+        <w:rPr>
+          <w:rFonts w:ascii="Times New Roman" w:hAnsi="Times New Roman" w:eastAsia="Times New Roman" w:cs="Times New Roman"/>
+          <w:vertAlign w:val="subscript"/>
+        </w:rPr>
+        <w:t>2</w:t>
+      </w:r>
+      <w:r>
+        <w:rPr>
+          <w:rFonts w:ascii="Times New Roman" w:hAnsi="Times New Roman" w:eastAsia="Times New Roman" w:cs="Times New Roman"/>
+        </w:rPr>
+        <w:t xml:space="preserve">。x </w:t>
+      </w:r>
+      <w:r>
+        <w:rPr>
+          <w:rFonts w:hint="eastAsia" w:ascii="Times New Roman" w:hAnsi="Times New Roman" w:eastAsia="FangSong" w:cs="Times New Roman"/>
+        </w:rPr>
+        <w:t>足够大以至两羧基间分子内相互作用可忽略</w:t>
+      </w:r>
+      <w:r>
+        <w:rPr>
+          <w:rFonts w:hint="eastAsia" w:ascii="Times New Roman" w:hAnsi="Times New Roman" w:eastAsia="Times New Roman" w:cs="Times New Roman"/>
+        </w:rPr>
+        <w:t>。</w:t>
+      </w:r>
+    </w:p>
+    <w:p>
+      <w:pPr>
+        <w:pStyle w:val="BodyText"/>
+      </w:pPr>
+      <w:r>
+        <w:rPr>
+          <w:rFonts w:ascii="Times New Roman" w:hAnsi="Times New Roman" w:eastAsia="Times New Roman" w:cs="Times New Roman"/>
+          <w:b/>
+          <w:bCs/>
+        </w:rPr>
+        <w:t xml:space="preserve">7-1</w:t>
+      </w:r>
+      <w:r>
+        <w:rPr>
+          <w:rFonts w:ascii="Times New Roman" w:hAnsi="Times New Roman" w:eastAsia="Times New Roman" w:cs="Times New Roman"/>
+        </w:rPr>
+        <w:t xml:space="preserve"> </w:t>
+      </w:r>
+      <w:r>
+        <w:rPr>
+          <w:rFonts w:hint="eastAsia" w:ascii="Times New Roman" w:hAnsi="Times New Roman" w:eastAsia="FangSong" w:cs="Times New Roman"/>
+        </w:rPr>
+        <w:t xml:space="preserve">推导</w:t>
+      </w:r>
+      <w:r>
+        <w:rPr>
+          <w:rFonts w:ascii="Times New Roman" w:hAnsi="Times New Roman" w:eastAsia="Times New Roman" w:cs="Times New Roman"/>
+        </w:rPr>
+        <w:t xml:space="preserve"> K</w:t>
+      </w:r>
+      <w:r>
+        <w:rPr>
+          <w:rFonts w:ascii="Times New Roman" w:hAnsi="Times New Roman" w:eastAsia="Times New Roman" w:cs="Times New Roman"/>
+          <w:vertAlign w:val="subscript"/>
+        </w:rPr>
+        <w:t>1</w:t>
+      </w:r>
+      <w:r>
+        <w:rPr>
+          <w:rFonts w:ascii="Times New Roman" w:hAnsi="Times New Roman" w:eastAsia="Times New Roman" w:cs="Times New Roman"/>
+        </w:rPr>
+        <w:t>、K</w:t>
+      </w:r>
+      <w:r>
+        <w:rPr>
+          <w:rFonts w:ascii="Times New Roman" w:hAnsi="Times New Roman" w:eastAsia="Times New Roman" w:cs="Times New Roman"/>
+          <w:vertAlign w:val="subscript"/>
+        </w:rPr>
+        <w:t>2</w:t>
+      </w:r>
+      <w:r>
+        <w:rPr>
+          <w:rFonts w:ascii="Times New Roman" w:hAnsi="Times New Roman" w:eastAsia="Times New Roman" w:cs="Times New Roman"/>
+        </w:rPr>
+        <w:t xml:space="preserve"> </w:t>
+      </w:r>
+      <w:r>
+        <w:rPr>
+          <w:rFonts w:hint="eastAsia" w:ascii="Times New Roman" w:hAnsi="Times New Roman" w:eastAsia="FangSong" w:cs="Times New Roman"/>
+        </w:rPr>
+        <w:t>间简单代数关系</w:t>
+      </w:r>
+      <w:r>
+        <w:rPr>
+          <w:rFonts w:hint="eastAsia" w:ascii="Times New Roman" w:hAnsi="Times New Roman" w:eastAsia="Times New Roman" w:cs="Times New Roman"/>
+        </w:rPr>
+        <w:t>。</w:t>
+      </w:r>
+    </w:p>
+    <w:p>
+      <w:pPr>
+        <w:pStyle w:val="BodyText"/>
+      </w:pPr>
+      <w:r>
+        <w:rPr>
+          <w:rFonts w:ascii="Times New Roman" w:hAnsi="Times New Roman" w:eastAsia="Times New Roman" w:cs="Times New Roman"/>
+          <w:b/>
+          <w:bCs/>
+        </w:rPr>
+        <w:t xml:space="preserve">7-2</w:t>
+      </w:r>
+      <w:r>
+        <w:rPr>
+          <w:rFonts w:ascii="Times New Roman" w:hAnsi="Times New Roman" w:eastAsia="Times New Roman" w:cs="Times New Roman"/>
+        </w:rPr>
+        <w:t xml:space="preserve"> </w:t>
+      </w:r>
+      <w:r>
+        <w:rPr>
+          <w:rFonts w:hint="eastAsia" w:ascii="Times New Roman" w:hAnsi="Times New Roman" w:eastAsia="FangSong" w:cs="Times New Roman"/>
+        </w:rPr>
+        <w:t xml:space="preserve">找出溶液中</w:t>
+      </w:r>
+      <w:r>
+        <w:rPr>
+          <w:rFonts w:ascii="Times New Roman" w:hAnsi="Times New Roman" w:eastAsia="Times New Roman" w:cs="Times New Roman"/>
+        </w:rPr>
+        <w:t xml:space="preserve"> H</w:t>
+      </w:r>
+      <w:r>
+        <w:rPr>
+          <w:rFonts w:ascii="Times New Roman" w:hAnsi="Times New Roman" w:eastAsia="Times New Roman" w:cs="Times New Roman"/>
+          <w:vertAlign w:val="superscript"/>
+        </w:rPr>
+        <w:t>+</w:t>
+      </w:r>
+      <w:r>
+        <w:rPr>
+          <w:rFonts w:ascii="Times New Roman" w:hAnsi="Times New Roman" w:eastAsia="Times New Roman" w:cs="Times New Roman"/>
+        </w:rPr>
+        <w:t xml:space="preserve"> </w:t>
+      </w:r>
+      <w:r>
+        <w:rPr>
+          <w:rFonts w:hint="eastAsia" w:ascii="Times New Roman" w:hAnsi="Times New Roman" w:eastAsia="FangSong" w:cs="Times New Roman"/>
+        </w:rPr>
+        <w:t>浓度与羧酸浓度依赖关系</w:t>
+      </w:r>
+      <w:r>
+        <w:rPr>
+          <w:rFonts w:hint="eastAsia" w:ascii="Times New Roman" w:hAnsi="Times New Roman" w:eastAsia="Times New Roman" w:cs="Times New Roman"/>
+        </w:rPr>
+        <w:t>。</w:t>
+      </w:r>
+    </w:p>
+    <w:p>
+      <w:pPr>
+        <w:pStyle w:val="BodyText"/>
+      </w:pPr>
+      <w:r>
+        <w:rPr>
+          <w:rFonts w:ascii="Times New Roman" w:hAnsi="Times New Roman" w:eastAsia="Times New Roman" w:cs="Times New Roman"/>
+          <w:b/>
+          <w:bCs/>
+        </w:rPr>
+        <w:t xml:space="preserve">7-3</w:t>
+      </w:r>
+      <w:r>
+        <w:rPr>
+          <w:rFonts w:ascii="Times New Roman" w:hAnsi="Times New Roman" w:eastAsia="Times New Roman" w:cs="Times New Roman"/>
+        </w:rPr>
+        <w:t xml:space="preserve"> </w:t>
+      </w:r>
+      <w:r>
+        <w:rPr>
+          <w:rFonts w:hint="eastAsia" w:ascii="Times New Roman" w:hAnsi="Times New Roman" w:eastAsia="FangSong" w:cs="Times New Roman"/>
+        </w:rPr>
+        <w:t xml:space="preserve">定性阐明</w:t>
+      </w:r>
+      <w:r>
+        <w:rPr>
+          <w:rFonts w:ascii="Times New Roman" w:hAnsi="Times New Roman" w:eastAsia="Times New Roman" w:cs="Times New Roman"/>
+        </w:rPr>
+        <w:t xml:space="preserve"> x=1 </w:t>
+      </w:r>
+      <w:r>
+        <w:rPr>
+          <w:rFonts w:hint="eastAsia" w:ascii="Times New Roman" w:hAnsi="Times New Roman" w:eastAsia="FangSong" w:cs="Times New Roman"/>
+        </w:rPr>
+        <w:t xml:space="preserve">与</w:t>
+      </w:r>
+      <w:r>
+        <w:rPr>
+          <w:rFonts w:ascii="Times New Roman" w:hAnsi="Times New Roman" w:eastAsia="Times New Roman" w:cs="Times New Roman"/>
+        </w:rPr>
+        <w:t xml:space="preserve"> x=0 </w:t>
+      </w:r>
+      <w:r>
+        <w:rPr>
+          <w:rFonts w:hint="eastAsia" w:ascii="Times New Roman" w:hAnsi="Times New Roman" w:eastAsia="FangSong" w:cs="Times New Roman"/>
+        </w:rPr>
+        <w:t xml:space="preserve">时</w:t>
+      </w:r>
+      <w:r>
+        <w:rPr>
+          <w:rFonts w:ascii="Times New Roman" w:hAnsi="Times New Roman" w:eastAsia="Times New Roman" w:cs="Times New Roman"/>
+        </w:rPr>
+        <w:t xml:space="preserve"> K</w:t>
+      </w:r>
+      <w:r>
+        <w:rPr>
+          <w:rFonts w:ascii="Times New Roman" w:hAnsi="Times New Roman" w:eastAsia="Times New Roman" w:cs="Times New Roman"/>
+          <w:vertAlign w:val="subscript"/>
+        </w:rPr>
+        <w:t>1</w:t>
+      </w:r>
+      <w:r>
+        <w:rPr>
+          <w:rFonts w:ascii="Times New Roman" w:hAnsi="Times New Roman" w:eastAsia="Times New Roman" w:cs="Times New Roman"/>
+        </w:rPr>
+        <w:t>/K</w:t>
+      </w:r>
+      <w:r>
+        <w:rPr>
+          <w:rFonts w:ascii="Times New Roman" w:hAnsi="Times New Roman" w:eastAsia="Times New Roman" w:cs="Times New Roman"/>
+          <w:vertAlign w:val="subscript"/>
+        </w:rPr>
+        <w:t>2</w:t>
+      </w:r>
+      <w:r>
+        <w:rPr>
+          <w:rFonts w:ascii="Times New Roman" w:hAnsi="Times New Roman" w:eastAsia="Times New Roman" w:cs="Times New Roman"/>
+        </w:rPr>
+        <w:t xml:space="preserve"> </w:t>
+      </w:r>
+      <w:r>
+        <w:rPr>
+          <w:rFonts w:hint="eastAsia" w:ascii="Times New Roman" w:hAnsi="Times New Roman" w:eastAsia="FangSong" w:cs="Times New Roman"/>
+        </w:rPr>
+        <w:t>变化及理由</w:t>
+      </w:r>
+      <w:r>
+        <w:rPr>
+          <w:rFonts w:hint="eastAsia" w:ascii="Times New Roman" w:hAnsi="Times New Roman" w:eastAsia="Times New Roman" w:cs="Times New Roman"/>
+        </w:rPr>
+        <w:t>。</w:t>
+      </w:r>
+    </w:p>
+    <w:p>
+      <w:pPr>
+        <w:pStyle w:val="BodyText"/>
+      </w:pPr>
+      <w:r>
+        <w:rPr>
+          <w:rFonts w:ascii="Times New Roman" w:hAnsi="Times New Roman" w:eastAsia="Times New Roman" w:cs="Times New Roman"/>
+          <w:b/>
+          <w:bCs/>
+        </w:rPr>
+        <w:t xml:space="preserve">7-4</w:t>
+      </w:r>
+      <w:r>
+        <w:rPr>
+          <w:rFonts w:ascii="Times New Roman" w:hAnsi="Times New Roman" w:eastAsia="Times New Roman" w:cs="Times New Roman"/>
+        </w:rPr>
+        <w:t xml:space="preserve"> </w:t>
+      </w:r>
+      <w:r>
+        <w:rPr>
+          <w:rFonts w:ascii="Times New Roman" w:hAnsi="Times New Roman" w:eastAsia="Times New Roman" w:cs="Times New Roman"/>
+        </w:rPr>
+        <w:t xml:space="preserve">x=1 </w:t>
+      </w:r>
+      <w:r>
+        <w:rPr>
+          <w:rFonts w:hint="eastAsia" w:ascii="Times New Roman" w:hAnsi="Times New Roman" w:eastAsia="FangSong" w:cs="Times New Roman"/>
+        </w:rPr>
+        <w:t>时</w:t>
+      </w:r>
+      <w:r>
+        <w:rPr>
+          <w:rFonts w:hint="eastAsia" w:ascii="Times New Roman" w:hAnsi="Times New Roman" w:eastAsia="Times New Roman" w:cs="Times New Roman"/>
+        </w:rPr>
+        <w:t>，A</w:t>
+      </w:r>
+      <w:r>
+        <w:rPr>
+          <w:rFonts w:ascii="Times New Roman" w:hAnsi="Times New Roman" w:eastAsia="Times New Roman" w:cs="Times New Roman"/>
+        </w:rPr>
+        <w:t xml:space="preserve"> </w:t>
+      </w:r>
+      <w:r>
+        <w:rPr>
+          <w:rFonts w:hint="eastAsia" w:ascii="Times New Roman" w:hAnsi="Times New Roman" w:eastAsia="FangSong" w:cs="Times New Roman"/>
+        </w:rPr>
+        <w:t xml:space="preserve">在</w:t>
+      </w:r>
+      <w:r>
+        <w:rPr>
+          <w:rFonts w:ascii="Times New Roman" w:hAnsi="Times New Roman" w:eastAsia="Times New Roman" w:cs="Times New Roman"/>
+        </w:rPr>
+        <w:t xml:space="preserve"> P</w:t>
+      </w:r>
+      <w:r>
+        <w:rPr>
+          <w:rFonts w:ascii="Times New Roman" w:hAnsi="Times New Roman" w:eastAsia="Times New Roman" w:cs="Times New Roman"/>
+          <w:vertAlign w:val="subscript"/>
+        </w:rPr>
+        <w:t>2</w:t>
+      </w:r>
+      <w:r>
+        <w:rPr>
+          <w:rFonts w:ascii="Times New Roman" w:hAnsi="Times New Roman" w:eastAsia="Times New Roman" w:cs="Times New Roman"/>
+        </w:rPr>
+        <w:t>O</w:t>
+      </w:r>
+      <w:r>
+        <w:rPr>
+          <w:rFonts w:ascii="Times New Roman" w:hAnsi="Times New Roman" w:eastAsia="Times New Roman" w:cs="Times New Roman"/>
+          <w:vertAlign w:val="subscript"/>
+        </w:rPr>
+        <w:t>5</w:t>
+      </w:r>
+      <w:r>
+        <w:rPr>
+          <w:rFonts w:ascii="Times New Roman" w:hAnsi="Times New Roman" w:eastAsia="Times New Roman" w:cs="Times New Roman"/>
+        </w:rPr>
+        <w:t xml:space="preserve"> </w:t>
+      </w:r>
+      <w:r>
+        <w:rPr>
+          <w:rFonts w:hint="eastAsia" w:ascii="Times New Roman" w:hAnsi="Times New Roman" w:eastAsia="FangSong" w:cs="Times New Roman"/>
+        </w:rPr>
+        <w:t xml:space="preserve">存在下加热得</w:t>
+      </w:r>
+      <w:r>
+        <w:rPr>
+          <w:rFonts w:ascii="Times New Roman" w:hAnsi="Times New Roman" w:eastAsia="Times New Roman" w:cs="Times New Roman"/>
+        </w:rPr>
+        <w:t xml:space="preserve"> B </w:t>
+      </w:r>
+      <w:r>
+        <w:rPr>
+          <w:rFonts w:hint="eastAsia" w:ascii="Times New Roman" w:hAnsi="Times New Roman" w:eastAsia="FangSong" w:cs="Times New Roman"/>
+        </w:rPr>
+        <w:t xml:space="preserve">和</w:t>
+      </w:r>
+      <w:r>
+        <w:rPr>
+          <w:rFonts w:ascii="Times New Roman" w:hAnsi="Times New Roman" w:eastAsia="Times New Roman" w:cs="Times New Roman"/>
+        </w:rPr>
+        <w:t xml:space="preserve"> </w:t>
+      </w:r>
+      <w:r>
+        <w:rPr>
+          <w:rFonts w:hint="eastAsia" w:ascii="Times New Roman" w:hAnsi="Times New Roman" w:eastAsia="Times New Roman" w:cs="Times New Roman"/>
+        </w:rPr>
+        <w:t>H</w:t>
+      </w:r>
+      <w:r>
+        <w:rPr>
+          <w:rFonts w:hint="eastAsia" w:ascii="Times New Roman" w:hAnsi="Times New Roman" w:eastAsia="Times New Roman" w:cs="Times New Roman"/>
+          <w:vertAlign w:val="subscript"/>
+        </w:rPr>
+        <w:t>2</w:t>
+      </w:r>
+      <w:r>
+        <w:rPr>
+          <w:rFonts w:hint="eastAsia" w:ascii="Times New Roman" w:hAnsi="Times New Roman" w:eastAsia="Times New Roman" w:cs="Times New Roman"/>
+        </w:rPr>
+        <w:t>O，B</w:t>
+      </w:r>
+      <w:r>
+        <w:rPr>
+          <w:rFonts w:ascii="Times New Roman" w:hAnsi="Times New Roman" w:eastAsia="Times New Roman" w:cs="Times New Roman"/>
+        </w:rPr>
+        <w:t xml:space="preserve"> </w:t>
+      </w:r>
+      <w:r>
+        <w:rPr>
+          <w:rFonts w:hint="eastAsia" w:ascii="Times New Roman" w:hAnsi="Times New Roman" w:eastAsia="FangSong" w:cs="Times New Roman"/>
+        </w:rPr>
+        <w:t>为线型分子</w:t>
+      </w:r>
+      <w:r>
+        <w:rPr>
+          <w:rFonts w:hint="eastAsia" w:ascii="Times New Roman" w:hAnsi="Times New Roman" w:eastAsia="Times New Roman" w:cs="Times New Roman"/>
+        </w:rPr>
+        <w:t>。(1)</w:t>
+      </w:r>
+      <w:r>
+        <w:rPr>
+          <w:rFonts w:ascii="Times New Roman" w:hAnsi="Times New Roman" w:eastAsia="Times New Roman" w:cs="Times New Roman"/>
+        </w:rPr>
+        <w:t xml:space="preserve"> </w:t>
+      </w:r>
+      <w:r>
+        <w:rPr>
+          <w:rFonts w:hint="eastAsia" w:ascii="Times New Roman" w:hAnsi="Times New Roman" w:eastAsia="FangSong" w:cs="Times New Roman"/>
+        </w:rPr>
+        <w:t xml:space="preserve">写</w:t>
+      </w:r>
+      <w:r>
+        <w:rPr>
+          <w:rFonts w:ascii="Times New Roman" w:hAnsi="Times New Roman" w:eastAsia="Times New Roman" w:cs="Times New Roman"/>
+        </w:rPr>
+        <w:t xml:space="preserve"> B </w:t>
+      </w:r>
+      <w:r>
+        <w:rPr>
+          <w:rFonts w:hint="eastAsia" w:ascii="Times New Roman" w:hAnsi="Times New Roman" w:eastAsia="FangSong" w:cs="Times New Roman"/>
+        </w:rPr>
+        <w:t>结构简式</w:t>
+      </w:r>
+      <w:r>
+        <w:rPr>
+          <w:rFonts w:hint="eastAsia" w:ascii="Times New Roman" w:hAnsi="Times New Roman" w:eastAsia="Times New Roman" w:cs="Times New Roman"/>
+        </w:rPr>
+        <w:t>。(2)</w:t>
+      </w:r>
+      <w:r>
+        <w:rPr>
+          <w:rFonts w:ascii="Times New Roman" w:hAnsi="Times New Roman" w:eastAsia="Times New Roman" w:cs="Times New Roman"/>
+        </w:rPr>
+        <w:t xml:space="preserve"> B </w:t>
+      </w:r>
+      <w:r>
+        <w:rPr>
+          <w:rFonts w:hint="eastAsia" w:ascii="Times New Roman" w:hAnsi="Times New Roman" w:eastAsia="FangSong" w:cs="Times New Roman"/>
+        </w:rPr>
+        <w:t xml:space="preserve">与</w:t>
+      </w:r>
+      <w:r>
+        <w:rPr>
+          <w:rFonts w:ascii="Times New Roman" w:hAnsi="Times New Roman" w:eastAsia="Times New Roman" w:cs="Times New Roman"/>
+        </w:rPr>
+        <w:t xml:space="preserve"> NH</w:t>
+      </w:r>
+      <w:r>
+        <w:rPr>
+          <w:rFonts w:ascii="Times New Roman" w:hAnsi="Times New Roman" w:eastAsia="Times New Roman" w:cs="Times New Roman"/>
+          <w:vertAlign w:val="subscript"/>
+        </w:rPr>
+        <w:t>3</w:t>
+      </w:r>
+      <w:r>
+        <w:rPr>
+          <w:rFonts w:ascii="Times New Roman" w:hAnsi="Times New Roman" w:eastAsia="Times New Roman" w:cs="Times New Roman"/>
+        </w:rPr>
+        <w:t xml:space="preserve">、HCl、ROH </w:t>
+      </w:r>
+      <w:r>
+        <w:rPr>
+          <w:rFonts w:hint="eastAsia" w:ascii="Times New Roman" w:hAnsi="Times New Roman" w:eastAsia="FangSong" w:cs="Times New Roman"/>
+        </w:rPr>
+        <w:t>反应</w:t>
+      </w:r>
+      <w:r>
+        <w:rPr>
+          <w:rFonts w:hint="eastAsia" w:ascii="Times New Roman" w:hAnsi="Times New Roman" w:eastAsia="Times New Roman" w:cs="Times New Roman"/>
+        </w:rPr>
+        <w:t>，</w:t>
+      </w:r>
+      <w:r>
+        <w:rPr>
+          <w:rFonts w:hint="eastAsia" w:ascii="Times New Roman" w:hAnsi="Times New Roman" w:eastAsia="FangSong" w:cs="Times New Roman"/>
+        </w:rPr>
+        <w:t>写</w:t>
+      </w:r>
+      <w:r>
+        <w:rPr>
+          <w:rFonts w:ascii="Times New Roman" w:hAnsi="Times New Roman" w:eastAsia="Times New Roman" w:cs="Times New Roman"/>
+        </w:rPr>
+        <w:t xml:space="preserve"> B+NH</w:t>
+      </w:r>
+      <w:r>
+        <w:rPr>
+          <w:rFonts w:ascii="Times New Roman" w:hAnsi="Times New Roman" w:eastAsia="Times New Roman" w:cs="Times New Roman"/>
+          <w:vertAlign w:val="subscript"/>
+        </w:rPr>
+        <w:t>3</w:t>
+      </w:r>
+      <w:r>
+        <w:rPr>
+          <w:rFonts w:ascii="Times New Roman" w:hAnsi="Times New Roman" w:eastAsia="Times New Roman" w:cs="Times New Roman"/>
+        </w:rPr>
+        <w:t xml:space="preserve">→C。(3) </w:t>
+      </w:r>
+      <w:r>
+        <w:rPr>
+          <w:rFonts w:hint="eastAsia" w:ascii="Times New Roman" w:hAnsi="Times New Roman" w:eastAsia="FangSong" w:cs="Times New Roman"/>
+        </w:rPr>
+        <w:t xml:space="preserve">光照下</w:t>
+      </w:r>
+      <w:r>
+        <w:rPr>
+          <w:rFonts w:ascii="Times New Roman" w:hAnsi="Times New Roman" w:eastAsia="Times New Roman" w:cs="Times New Roman"/>
+        </w:rPr>
+        <w:t xml:space="preserve"> B </w:t>
+      </w:r>
+      <w:r>
+        <w:rPr>
+          <w:rFonts w:hint="eastAsia" w:ascii="Times New Roman" w:hAnsi="Times New Roman" w:eastAsia="FangSong" w:cs="Times New Roman"/>
+        </w:rPr>
+        <w:t xml:space="preserve">分解为</w:t>
+      </w:r>
+      <w:r>
+        <w:rPr>
+          <w:rFonts w:ascii="Times New Roman" w:hAnsi="Times New Roman" w:eastAsia="Times New Roman" w:cs="Times New Roman"/>
+        </w:rPr>
+        <w:t xml:space="preserve"> D </w:t>
+      </w:r>
+      <w:r>
+        <w:rPr>
+          <w:rFonts w:hint="eastAsia" w:ascii="Times New Roman" w:hAnsi="Times New Roman" w:eastAsia="FangSong" w:cs="Times New Roman"/>
+        </w:rPr>
+        <w:t xml:space="preserve">和</w:t>
+      </w:r>
+      <w:r>
+        <w:rPr>
+          <w:rFonts w:ascii="Times New Roman" w:hAnsi="Times New Roman" w:eastAsia="Times New Roman" w:cs="Times New Roman"/>
+        </w:rPr>
+        <w:t xml:space="preserve"> </w:t>
+      </w:r>
+      <w:r>
+        <w:rPr>
+          <w:rFonts w:hint="eastAsia" w:ascii="Times New Roman" w:hAnsi="Times New Roman" w:eastAsia="Times New Roman" w:cs="Times New Roman"/>
+        </w:rPr>
+        <w:t xml:space="preserve">E，D</w:t>
+      </w:r>
+      <w:r>
+        <w:rPr>
+          <w:rFonts w:ascii="Times New Roman" w:hAnsi="Times New Roman" w:eastAsia="Times New Roman" w:cs="Times New Roman"/>
+        </w:rPr>
+        <w:t xml:space="preserve"> </w:t>
+      </w:r>
+      <w:r>
+        <w:rPr>
+          <w:rFonts w:hint="eastAsia" w:ascii="Times New Roman" w:hAnsi="Times New Roman" w:eastAsia="FangSong" w:cs="Times New Roman"/>
+        </w:rPr>
+        <w:t xml:space="preserve">与</w:t>
+      </w:r>
+      <w:r>
+        <w:rPr>
+          <w:rFonts w:ascii="Times New Roman" w:hAnsi="Times New Roman" w:eastAsia="Times New Roman" w:cs="Times New Roman"/>
+        </w:rPr>
+        <w:t xml:space="preserve"> CH</w:t>
+      </w:r>
+      <w:r>
+        <w:rPr>
+          <w:rFonts w:ascii="Times New Roman" w:hAnsi="Times New Roman" w:eastAsia="Times New Roman" w:cs="Times New Roman"/>
+          <w:vertAlign w:val="subscript"/>
+        </w:rPr>
+        <w:t>2</w:t>
+      </w:r>
+      <w:r>
+        <w:rPr>
+          <w:rFonts w:ascii="Times New Roman" w:hAnsi="Times New Roman" w:eastAsia="Times New Roman" w:cs="Times New Roman"/>
+        </w:rPr>
+        <w:t>=CH</w:t>
+      </w:r>
+      <w:r>
+        <w:rPr>
+          <w:rFonts w:ascii="Times New Roman" w:hAnsi="Times New Roman" w:eastAsia="Times New Roman" w:cs="Times New Roman"/>
+          <w:vertAlign w:val="subscript"/>
+        </w:rPr>
+        <w:t>2</w:t>
+      </w:r>
+      <w:r>
+        <w:rPr>
+          <w:rFonts w:ascii="Times New Roman" w:hAnsi="Times New Roman" w:eastAsia="Times New Roman" w:cs="Times New Roman"/>
+        </w:rPr>
+        <w:t xml:space="preserve"> </w:t>
+      </w:r>
+      <w:r>
+        <w:rPr>
+          <w:rFonts w:hint="eastAsia" w:ascii="Times New Roman" w:hAnsi="Times New Roman" w:eastAsia="FangSong" w:cs="Times New Roman"/>
+        </w:rPr>
+        <w:t xml:space="preserve">反应生成</w:t>
+      </w:r>
+      <w:r>
+        <w:rPr>
+          <w:rFonts w:ascii="Times New Roman" w:hAnsi="Times New Roman" w:eastAsia="Times New Roman" w:cs="Times New Roman"/>
+        </w:rPr>
+        <w:t xml:space="preserve"> F </w:t>
+      </w:r>
+      <w:r>
+        <w:rPr>
+          <w:rFonts w:hint="eastAsia" w:ascii="Times New Roman" w:hAnsi="Times New Roman" w:eastAsia="FangSong" w:cs="Times New Roman"/>
+        </w:rPr>
+        <w:t xml:space="preserve">和</w:t>
+      </w:r>
+      <w:r>
+        <w:rPr>
+          <w:rFonts w:ascii="Times New Roman" w:hAnsi="Times New Roman" w:eastAsia="Times New Roman" w:cs="Times New Roman"/>
+        </w:rPr>
+        <w:t xml:space="preserve"> </w:t>
+      </w:r>
+      <w:r>
+        <w:rPr>
+          <w:rFonts w:hint="eastAsia" w:ascii="Times New Roman" w:hAnsi="Times New Roman" w:eastAsia="Times New Roman" w:cs="Times New Roman"/>
+        </w:rPr>
+        <w:t>E（</w:t>
+      </w:r>
+      <w:r>
+        <w:rPr>
+          <w:rFonts w:hint="eastAsia" w:ascii="Times New Roman" w:hAnsi="Times New Roman" w:eastAsia="FangSong" w:cs="Times New Roman"/>
+        </w:rPr>
+        <w:t>各物质量均相等</w:t>
+      </w:r>
+      <w:r>
+        <w:rPr>
+          <w:rFonts w:hint="eastAsia" w:ascii="Times New Roman" w:hAnsi="Times New Roman" w:eastAsia="Times New Roman" w:cs="Times New Roman"/>
+        </w:rPr>
+        <w:t>），</w:t>
+      </w:r>
+      <w:r>
+        <w:rPr>
+          <w:rFonts w:hint="eastAsia" w:ascii="Times New Roman" w:hAnsi="Times New Roman" w:eastAsia="FangSong" w:cs="Times New Roman"/>
+        </w:rPr>
+        <w:t>写方程式</w:t>
+      </w:r>
+      <w:r>
+        <w:rPr>
+          <w:rFonts w:hint="eastAsia" w:ascii="Times New Roman" w:hAnsi="Times New Roman" w:eastAsia="Times New Roman" w:cs="Times New Roman"/>
+        </w:rPr>
+        <w:t>。</w:t>
+      </w:r>
+    </w:p>
+    <w:p>
+      <w:pPr>
+        <w:pStyle w:val="BodyText"/>
+      </w:pPr>
+      <w:r>
+        <w:rPr>
+          <w:rFonts w:ascii="Times New Roman" w:hAnsi="Times New Roman" w:eastAsia="Times New Roman" w:cs="Times New Roman"/>
+          <w:b/>
+          <w:bCs/>
+        </w:rPr>
+        <w:t xml:space="preserve">7-1</w:t>
+      </w:r>
+      <w:r>
+        <w:rPr>
+          <w:rFonts w:ascii="Times New Roman" w:hAnsi="Times New Roman" w:eastAsia="Times New Roman" w:cs="Times New Roman"/>
+        </w:rPr>
+        <w:t xml:space="preserve"> </w:t>
+      </w:r>
+      <w:r>
+        <w:rPr>
+          <w:rFonts w:hint="eastAsia" w:ascii="Times New Roman" w:hAnsi="Times New Roman" w:eastAsia="FangSong" w:cs="Times New Roman"/>
+        </w:rPr>
+        <w:t xml:space="preserve">一级电离</w:t>
+      </w:r>
+      <w:r>
+        <w:rPr>
+          <w:rFonts w:ascii="Times New Roman" w:hAnsi="Times New Roman" w:eastAsia="Times New Roman" w:cs="Times New Roman"/>
+        </w:rPr>
+        <w:t xml:space="preserve"> H</w:t>
+      </w:r>
+      <w:r>
+        <w:rPr>
+          <w:rFonts w:ascii="Times New Roman" w:hAnsi="Times New Roman" w:eastAsia="Times New Roman" w:cs="Times New Roman"/>
+          <w:vertAlign w:val="subscript"/>
+        </w:rPr>
+        <w:t>2</w:t>
+      </w:r>
+      <w:r>
+        <w:rPr>
+          <w:rFonts w:ascii="Times New Roman" w:hAnsi="Times New Roman" w:eastAsia="Times New Roman" w:cs="Times New Roman"/>
+        </w:rPr>
+        <w:t>A ⇌ H</w:t>
+      </w:r>
+      <w:r>
+        <w:rPr>
+          <w:rFonts w:ascii="Times New Roman" w:hAnsi="Times New Roman" w:eastAsia="Times New Roman" w:cs="Times New Roman"/>
+          <w:vertAlign w:val="superscript"/>
+        </w:rPr>
+        <w:t>+</w:t>
+      </w:r>
+      <w:r>
+        <w:rPr>
+          <w:rFonts w:ascii="Times New Roman" w:hAnsi="Times New Roman" w:eastAsia="Times New Roman" w:cs="Times New Roman"/>
+        </w:rPr>
+        <w:t xml:space="preserve"> + </w:t>
+      </w:r>
+      <w:r>
+        <w:rPr>
+          <w:rFonts w:hint="eastAsia" w:ascii="Times New Roman" w:hAnsi="Times New Roman" w:eastAsia="Times New Roman" w:cs="Times New Roman"/>
+        </w:rPr>
+        <w:t>HA</w:t>
+      </w:r>
+      <w:r>
+        <w:rPr>
+          <w:rFonts w:hint="eastAsia" w:ascii="Times New Roman" w:hAnsi="Times New Roman" w:eastAsia="Times New Roman" w:cs="Times New Roman"/>
+          <w:vertAlign w:val="superscript"/>
+        </w:rPr>
+        <w:t>-</w:t>
+      </w:r>
+      <w:r>
+        <w:rPr>
+          <w:rFonts w:hint="eastAsia" w:ascii="Times New Roman" w:hAnsi="Times New Roman" w:eastAsia="Times New Roman" w:cs="Times New Roman"/>
+        </w:rPr>
+        <w:t>：v</w:t>
+      </w:r>
+      <w:r>
+        <w:rPr>
+          <w:rFonts w:hint="eastAsia" w:ascii="Times New Roman" w:hAnsi="Times New Roman" w:eastAsia="FangSong" w:cs="Times New Roman"/>
+        </w:rPr>
+        <w:t>正</w:t>
+      </w:r>
+      <w:r>
+        <w:rPr>
+          <w:rFonts w:ascii="Times New Roman" w:hAnsi="Times New Roman" w:eastAsia="Times New Roman" w:cs="Times New Roman"/>
+        </w:rPr>
+        <w:t xml:space="preserve"> = </w:t>
+      </w:r>
+      <w:r>
+        <w:rPr>
+          <w:rFonts w:hint="eastAsia" w:ascii="Times New Roman" w:hAnsi="Times New Roman" w:eastAsia="Times New Roman" w:cs="Times New Roman"/>
+        </w:rPr>
+        <w:t>2β[H</w:t>
+      </w:r>
+      <w:r>
+        <w:rPr>
+          <w:rFonts w:hint="eastAsia" w:ascii="Times New Roman" w:hAnsi="Times New Roman" w:eastAsia="Times New Roman" w:cs="Times New Roman"/>
+          <w:vertAlign w:val="subscript"/>
+        </w:rPr>
+        <w:t>2</w:t>
+      </w:r>
+      <w:r>
+        <w:rPr>
+          <w:rFonts w:hint="eastAsia" w:ascii="Times New Roman" w:hAnsi="Times New Roman" w:eastAsia="Times New Roman" w:cs="Times New Roman"/>
+        </w:rPr>
+        <w:t>A]（</w:t>
+      </w:r>
+      <w:r>
+        <w:rPr>
+          <w:rFonts w:hint="eastAsia" w:ascii="Times New Roman" w:hAnsi="Times New Roman" w:eastAsia="FangSong" w:cs="Times New Roman"/>
+        </w:rPr>
+        <w:t>两个羧基</w:t>
+      </w:r>
+      <w:r>
+        <w:rPr>
+          <w:rFonts w:hint="eastAsia" w:ascii="Times New Roman" w:hAnsi="Times New Roman" w:eastAsia="Times New Roman" w:cs="Times New Roman"/>
+        </w:rPr>
+        <w:t>）、v</w:t>
+      </w:r>
+      <w:r>
+        <w:rPr>
+          <w:rFonts w:hint="eastAsia" w:ascii="Times New Roman" w:hAnsi="Times New Roman" w:eastAsia="FangSong" w:cs="Times New Roman"/>
+        </w:rPr>
+        <w:t>逆</w:t>
+      </w:r>
+      <w:r>
+        <w:rPr>
+          <w:rFonts w:ascii="Times New Roman" w:hAnsi="Times New Roman" w:eastAsia="Times New Roman" w:cs="Times New Roman"/>
+        </w:rPr>
+        <w:t xml:space="preserve"> = </w:t>
+      </w:r>
+      <w:r>
+        <w:rPr>
+          <w:rFonts w:hint="eastAsia" w:ascii="Times New Roman" w:hAnsi="Times New Roman" w:eastAsia="Times New Roman" w:cs="Times New Roman"/>
+        </w:rPr>
+        <w:t>α[HA</w:t>
+      </w:r>
+      <w:r>
+        <w:rPr>
+          <w:rFonts w:hint="eastAsia" w:ascii="Times New Roman" w:hAnsi="Times New Roman" w:eastAsia="Times New Roman" w:cs="Times New Roman"/>
+          <w:vertAlign w:val="superscript"/>
+        </w:rPr>
+        <w:t>-</w:t>
+      </w:r>
+      <w:r>
+        <w:rPr>
+          <w:rFonts w:hint="eastAsia" w:ascii="Times New Roman" w:hAnsi="Times New Roman" w:eastAsia="Times New Roman" w:cs="Times New Roman"/>
+        </w:rPr>
+        <w:t>][H</w:t>
+      </w:r>
+      <w:r>
+        <w:rPr>
+          <w:rFonts w:hint="eastAsia" w:ascii="Times New Roman" w:hAnsi="Times New Roman" w:eastAsia="Times New Roman" w:cs="Times New Roman"/>
+          <w:vertAlign w:val="superscript"/>
+        </w:rPr>
+        <w:t>+</w:t>
+      </w:r>
+      <w:r>
+        <w:rPr>
+          <w:rFonts w:hint="eastAsia" w:ascii="Times New Roman" w:hAnsi="Times New Roman" w:eastAsia="Times New Roman" w:cs="Times New Roman"/>
+        </w:rPr>
+        <w:t>]（HA</w:t>
+      </w:r>
+      <w:r>
+        <w:rPr>
+          <w:rFonts w:hint="eastAsia" w:ascii="Times New Roman" w:hAnsi="Times New Roman" w:eastAsia="Times New Roman" w:cs="Times New Roman"/>
+          <w:vertAlign w:val="superscript"/>
+        </w:rPr>
+        <w:t>-</w:t>
+      </w:r>
+      <w:r>
+        <w:rPr>
+          <w:rFonts w:ascii="Times New Roman" w:hAnsi="Times New Roman" w:eastAsia="Times New Roman" w:cs="Times New Roman"/>
+        </w:rPr>
+        <w:t xml:space="preserve"> </w:t>
+      </w:r>
+      <w:r>
+        <w:rPr>
+          <w:rFonts w:hint="eastAsia" w:ascii="Times New Roman" w:hAnsi="Times New Roman" w:eastAsia="FangSong" w:cs="Times New Roman"/>
+        </w:rPr>
+        <w:t>一个可质子位</w:t>
+      </w:r>
+      <w:r>
+        <w:rPr>
+          <w:rFonts w:hint="eastAsia" w:ascii="Times New Roman" w:hAnsi="Times New Roman" w:eastAsia="Times New Roman" w:cs="Times New Roman"/>
+        </w:rPr>
+        <w:t>）：</w:t>
+      </w:r>
+    </w:p>
+    <w:p>
+      <w:pPr>
+        <w:pStyle w:val="BodyText"/>
+      </w:pPr>
+      <m:oMathPara>
+        <m:oMathParaPr>
+          <m:jc m:val="center"/>
+          <m:ctrlPr>
+            <w:rPr>
+              <w:sz w:val="28"/>
+              <w:szCs w:val="28"/>
+            </w:rPr>
+          </m:ctrlPr>
+        </m:oMathParaPr>
+        <m:oMath>
+          <m:sSub>
+            <m:e>
+              <m:r>
+                <m:t>K</m:t>
+              </m:r>
+            </m:e>
+            <m:sub>
+              <m:r>
+                <m:t>1</m:t>
+              </m:r>
+            </m:sub>
+          </m:sSub>
+          <m:r>
+            <m:rPr>
+              <m:sty m:val="p"/>
+            </m:rPr>
+            <m:t>=</m:t>
+          </m:r>
+          <m:f>
+            <m:fPr>
+              <m:type m:val="bar"/>
+            </m:fPr>
+            <m:num>
+              <m:r>
+                <m:rPr>
+                  <m:sty m:val="p"/>
+                </m:rPr>
+                <m:t>[</m:t>
+              </m:r>
+              <m:sSup>
+                <m:e>
+                  <m:r>
+                    <m:rPr>
+                      <m:sty m:val="p"/>
+                    </m:rPr>
+                    <m:t>H</m:t>
+                  </m:r>
+                </m:e>
+                <m:sup>
+                  <m:r>
+                    <m:rPr>
+                      <m:sty m:val="p"/>
+                    </m:rPr>
+                    <m:t>+</m:t>
+                  </m:r>
+                </m:sup>
+              </m:sSup>
+              <m:r>
+                <m:rPr>
+                  <m:sty m:val="p"/>
+                </m:rPr>
+                <m:t>]</m:t>
+              </m:r>
+              <m:r>
+                <m:rPr>
+                  <m:sty m:val="p"/>
+                </m:rPr>
+                <m:t>[</m:t>
+              </m:r>
+              <m:r>
+                <m:rPr>
+                  <m:sty m:val="p"/>
+                </m:rPr>
+                <m:t>H</m:t>
+              </m:r>
+              <m:sSup>
+                <m:e>
+                  <m:r>
+                    <m:rPr>
+                      <m:sty m:val="p"/>
+                    </m:rPr>
+                    <m:t>A</m:t>
+                  </m:r>
+                </m:e>
+                <m:sup>
+                  <m:r>
+                    <m:rPr>
+                      <m:sty m:val="p"/>
+                    </m:rPr>
+                    <m:t>−</m:t>
+                  </m:r>
+                </m:sup>
+              </m:sSup>
+              <m:r>
+                <m:rPr>
+                  <m:sty m:val="p"/>
+                </m:rPr>
+                <m:t>]</m:t>
+              </m:r>
+            </m:num>
+            <m:den>
+              <m:r>
+                <m:rPr>
+                  <m:sty m:val="p"/>
+                </m:rPr>
+                <m:t>[</m:t>
+              </m:r>
+              <m:sSub>
+                <m:e>
+                  <m:r>
+                    <m:rPr>
+                      <m:sty m:val="p"/>
+                    </m:rPr>
+                    <m:t>H</m:t>
+                  </m:r>
+                </m:e>
+                <m:sub>
+                  <m:r>
+                    <m:rPr>
+                      <m:sty m:val="p"/>
+                    </m:rPr>
+                    <m:t>2</m:t>
+                  </m:r>
+                </m:sub>
+              </m:sSub>
+              <m:r>
+                <m:rPr>
+                  <m:sty m:val="p"/>
+                </m:rPr>
+                <m:t>A</m:t>
+              </m:r>
+              <m:r>
+                <m:rPr>
+                  <m:sty m:val="p"/>
+                </m:rPr>
+                <m:t>]</m:t>
+              </m:r>
+            </m:den>
+          </m:f>
+          <m:r>
+            <m:rPr>
+              <m:sty m:val="p"/>
+            </m:rPr>
+            <m:t>=</m:t>
+          </m:r>
+          <m:f>
+            <m:fPr>
+              <m:type m:val="bar"/>
+            </m:fPr>
+            <m:num>
+              <m:r>
+                <m:t>2</m:t>
+              </m:r>
+              <m:r>
+                <m:t>β</m:t>
+              </m:r>
+            </m:num>
+            <m:den>
+              <m:r>
+                <m:t>α</m:t>
+              </m:r>
+            </m:den>
+          </m:f>
+        </m:oMath>
+      </m:oMathPara>
+    </w:p>
+    <w:p>
+      <w:pPr>
+        <w:pStyle w:val="FirstParagraph"/>
+      </w:pPr>
+      <w:r>
+        <w:rPr>
+          <w:rFonts w:hint="eastAsia" w:ascii="Times New Roman" w:hAnsi="Times New Roman" w:eastAsia="FangSong" w:cs="Times New Roman"/>
+        </w:rPr>
+        <w:t xml:space="preserve">二级</w:t>
+      </w:r>
+      <w:r>
+        <w:rPr>
+          <w:rFonts w:ascii="Times New Roman" w:hAnsi="Times New Roman" w:eastAsia="Times New Roman" w:cs="Times New Roman"/>
+        </w:rPr>
+        <w:t xml:space="preserve"> HA</w:t>
+      </w:r>
+      <w:r>
+        <w:rPr>
+          <w:rFonts w:ascii="Times New Roman" w:hAnsi="Times New Roman" w:eastAsia="Times New Roman" w:cs="Times New Roman"/>
+          <w:vertAlign w:val="superscript"/>
+        </w:rPr>
+        <w:t>-</w:t>
+      </w:r>
+      <w:r>
+        <w:rPr>
+          <w:rFonts w:ascii="Times New Roman" w:hAnsi="Times New Roman" w:eastAsia="Times New Roman" w:cs="Times New Roman"/>
+        </w:rPr>
+        <w:t xml:space="preserve"> ⇌ H</w:t>
+      </w:r>
+      <w:r>
+        <w:rPr>
+          <w:rFonts w:ascii="Times New Roman" w:hAnsi="Times New Roman" w:eastAsia="Times New Roman" w:cs="Times New Roman"/>
+          <w:vertAlign w:val="superscript"/>
+        </w:rPr>
+        <w:t>+</w:t>
+      </w:r>
+      <w:r>
+        <w:rPr>
+          <w:rFonts w:ascii="Times New Roman" w:hAnsi="Times New Roman" w:eastAsia="Times New Roman" w:cs="Times New Roman"/>
+        </w:rPr>
+        <w:t xml:space="preserve"> + </w:t>
+      </w:r>
+      <w:r>
+        <w:rPr>
+          <w:rFonts w:hint="eastAsia" w:ascii="Times New Roman" w:hAnsi="Times New Roman" w:eastAsia="Times New Roman" w:cs="Times New Roman"/>
+        </w:rPr>
+        <w:t>A</w:t>
+      </w:r>
+      <w:r>
+        <w:rPr>
+          <w:rFonts w:hint="eastAsia" w:ascii="Times New Roman" w:hAnsi="Times New Roman" w:eastAsia="Times New Roman" w:cs="Times New Roman"/>
+          <w:vertAlign w:val="superscript"/>
+        </w:rPr>
+        <w:t>2-</w:t>
+      </w:r>
+      <w:r>
+        <w:rPr>
+          <w:rFonts w:hint="eastAsia" w:ascii="Times New Roman" w:hAnsi="Times New Roman" w:eastAsia="Times New Roman" w:cs="Times New Roman"/>
+        </w:rPr>
+        <w:t>：v</w:t>
+      </w:r>
+      <w:r>
+        <w:rPr>
+          <w:rFonts w:hint="eastAsia" w:ascii="Times New Roman" w:hAnsi="Times New Roman" w:eastAsia="FangSong" w:cs="Times New Roman"/>
+        </w:rPr>
+        <w:t>正</w:t>
+      </w:r>
+      <w:r>
+        <w:rPr>
+          <w:rFonts w:ascii="Times New Roman" w:hAnsi="Times New Roman" w:eastAsia="Times New Roman" w:cs="Times New Roman"/>
+        </w:rPr>
+        <w:t xml:space="preserve"> = </w:t>
+      </w:r>
+      <w:r>
+        <w:rPr>
+          <w:rFonts w:hint="eastAsia" w:ascii="Times New Roman" w:hAnsi="Times New Roman" w:eastAsia="Times New Roman" w:cs="Times New Roman"/>
+        </w:rPr>
+        <w:t>β[HA</w:t>
+      </w:r>
+      <w:r>
+        <w:rPr>
+          <w:rFonts w:hint="eastAsia" w:ascii="Times New Roman" w:hAnsi="Times New Roman" w:eastAsia="Times New Roman" w:cs="Times New Roman"/>
+          <w:vertAlign w:val="superscript"/>
+        </w:rPr>
+        <w:t>-</w:t>
+      </w:r>
+      <w:r>
+        <w:rPr>
+          <w:rFonts w:hint="eastAsia" w:ascii="Times New Roman" w:hAnsi="Times New Roman" w:eastAsia="Times New Roman" w:cs="Times New Roman"/>
+        </w:rPr>
+        <w:t>]、v</w:t>
+      </w:r>
+      <w:r>
+        <w:rPr>
+          <w:rFonts w:hint="eastAsia" w:ascii="Times New Roman" w:hAnsi="Times New Roman" w:eastAsia="FangSong" w:cs="Times New Roman"/>
+        </w:rPr>
+        <w:t>逆</w:t>
+      </w:r>
+      <w:r>
+        <w:rPr>
+          <w:rFonts w:ascii="Times New Roman" w:hAnsi="Times New Roman" w:eastAsia="Times New Roman" w:cs="Times New Roman"/>
+        </w:rPr>
+        <w:t xml:space="preserve"> = </w:t>
+      </w:r>
+      <w:r>
+        <w:rPr>
+          <w:rFonts w:hint="eastAsia" w:ascii="Times New Roman" w:hAnsi="Times New Roman" w:eastAsia="Times New Roman" w:cs="Times New Roman"/>
+        </w:rPr>
+        <w:t>2α[A</w:t>
+      </w:r>
+      <w:r>
+        <w:rPr>
+          <w:rFonts w:hint="eastAsia" w:ascii="Times New Roman" w:hAnsi="Times New Roman" w:eastAsia="Times New Roman" w:cs="Times New Roman"/>
+          <w:vertAlign w:val="superscript"/>
+        </w:rPr>
+        <w:t>2-</w:t>
+      </w:r>
+      <w:r>
+        <w:rPr>
+          <w:rFonts w:hint="eastAsia" w:ascii="Times New Roman" w:hAnsi="Times New Roman" w:eastAsia="Times New Roman" w:cs="Times New Roman"/>
+        </w:rPr>
+        <w:t>][H</w:t>
+      </w:r>
+      <w:r>
+        <w:rPr>
+          <w:rFonts w:hint="eastAsia" w:ascii="Times New Roman" w:hAnsi="Times New Roman" w:eastAsia="Times New Roman" w:cs="Times New Roman"/>
+          <w:vertAlign w:val="superscript"/>
+        </w:rPr>
+        <w:t>+</w:t>
+      </w:r>
+      <w:r>
+        <w:rPr>
+          <w:rFonts w:hint="eastAsia" w:ascii="Times New Roman" w:hAnsi="Times New Roman" w:eastAsia="Times New Roman" w:cs="Times New Roman"/>
+        </w:rPr>
+        <w:t>]：</w:t>
+      </w:r>
+    </w:p>
+    <w:p>
+      <w:pPr>
+        <w:pStyle w:val="BodyText"/>
+      </w:pPr>
+      <m:oMathPara>
+        <m:oMathParaPr>
+          <m:jc m:val="center"/>
+          <m:ctrlPr>
+            <w:rPr>
+              <w:sz w:val="28"/>
+              <w:szCs w:val="28"/>
+            </w:rPr>
+          </m:ctrlPr>
+        </m:oMathParaPr>
+        <m:oMath>
+          <m:sSub>
+            <m:e>
+              <m:r>
+                <m:t>K</m:t>
+              </m:r>
+            </m:e>
+            <m:sub>
+              <m:r>
+                <m:t>2</m:t>
+              </m:r>
+            </m:sub>
+          </m:sSub>
+          <m:r>
+            <m:rPr>
+              <m:sty m:val="p"/>
+            </m:rPr>
+            <m:t>=</m:t>
+          </m:r>
+          <m:f>
+            <m:fPr>
+              <m:type m:val="bar"/>
+            </m:fPr>
+            <m:num>
+              <m:r>
+                <m:rPr>
+                  <m:sty m:val="p"/>
+                </m:rPr>
+                <m:t>[</m:t>
+              </m:r>
+              <m:sSup>
+                <m:e>
+                  <m:r>
+                    <m:rPr>
+                      <m:sty m:val="p"/>
+                    </m:rPr>
+                    <m:t>H</m:t>
+                  </m:r>
+                </m:e>
+                <m:sup>
+                  <m:r>
+                    <m:rPr>
+                      <m:sty m:val="p"/>
+                    </m:rPr>
+                    <m:t>+</m:t>
+                  </m:r>
+                </m:sup>
+              </m:sSup>
+              <m:r>
+                <m:rPr>
+                  <m:sty m:val="p"/>
+                </m:rPr>
+                <m:t>]</m:t>
+              </m:r>
+              <m:r>
+                <m:rPr>
+                  <m:sty m:val="p"/>
+                </m:rPr>
+                <m:t>[</m:t>
+              </m:r>
+              <m:sSup>
+                <m:e>
+                  <m:r>
+                    <m:rPr>
+                      <m:sty m:val="p"/>
+                    </m:rPr>
+                    <m:t>A</m:t>
+                  </m:r>
+                </m:e>
+                <m:sup>
+                  <m:r>
+                    <m:rPr>
+                      <m:sty m:val="p"/>
+                    </m:rPr>
+                    <m:t>2</m:t>
+                  </m:r>
+                  <m:r>
+                    <m:rPr>
+                      <m:sty m:val="p"/>
+                    </m:rPr>
+                    <m:t>−</m:t>
+                  </m:r>
+                </m:sup>
+              </m:sSup>
+              <m:r>
+                <m:rPr>
+                  <m:sty m:val="p"/>
+                </m:rPr>
+                <m:t>]</m:t>
+              </m:r>
+            </m:num>
+            <m:den>
+              <m:r>
+                <m:rPr>
+                  <m:sty m:val="p"/>
+                </m:rPr>
+                <m:t>[</m:t>
+              </m:r>
+              <m:r>
+                <m:rPr>
+                  <m:sty m:val="p"/>
+                </m:rPr>
+                <m:t>H</m:t>
+              </m:r>
+              <m:sSup>
+                <m:e>
+                  <m:r>
+                    <m:rPr>
+                      <m:sty m:val="p"/>
+                    </m:rPr>
+                    <m:t>A</m:t>
+                  </m:r>
+                </m:e>
+                <m:sup>
+                  <m:r>
+                    <m:rPr>
+                      <m:sty m:val="p"/>
+                    </m:rPr>
+                    <m:t>−</m:t>
+                  </m:r>
+                </m:sup>
+              </m:sSup>
+              <m:r>
+                <m:rPr>
+                  <m:sty m:val="p"/>
+                </m:rPr>
+                <m:t>]</m:t>
+              </m:r>
+            </m:den>
+          </m:f>
+          <m:r>
+            <m:rPr>
+              <m:sty m:val="p"/>
+            </m:rPr>
+            <m:t>=</m:t>
+          </m:r>
+          <m:f>
+            <m:fPr>
+              <m:type m:val="bar"/>
+            </m:fPr>
+            <m:num>
+              <m:r>
+                <m:t>β</m:t>
+              </m:r>
+            </m:num>
+            <m:den>
+              <m:r>
+                <m:t>2</m:t>
+              </m:r>
+              <m:r>
+                <m:t>α</m:t>
+              </m:r>
+            </m:den>
+          </m:f>
+        </m:oMath>
+      </m:oMathPara>
+    </w:p>
+    <w:p>
+      <w:pPr>
+        <w:pStyle w:val="FirstParagraph"/>
+      </w:pPr>
+      <w:r>
+        <w:rPr>
+          <w:rFonts w:ascii="Times New Roman" w:hAnsi="Times New Roman" w:eastAsia="Times New Roman" w:cs="Times New Roman"/>
+          <w:b/>
+          <w:bCs/>
+        </w:rPr>
+        <w:t>K</w:t>
+      </w:r>
+      <w:r>
+        <w:rPr>
+          <w:rFonts w:ascii="Times New Roman" w:hAnsi="Times New Roman" w:eastAsia="Times New Roman" w:cs="Times New Roman"/>
+          <w:b/>
+          <w:bCs/>
+          <w:vertAlign w:val="subscript"/>
+        </w:rPr>
+        <w:t>1</w:t>
+      </w:r>
+      <w:r>
+        <w:rPr>
+          <w:rFonts w:ascii="Times New Roman" w:hAnsi="Times New Roman" w:eastAsia="Times New Roman" w:cs="Times New Roman"/>
+          <w:b/>
+          <w:bCs/>
+        </w:rPr>
+        <w:t xml:space="preserve"> = 4K</w:t>
+      </w:r>
+      <w:r>
+        <w:rPr>
+          <w:rFonts w:ascii="Times New Roman" w:hAnsi="Times New Roman" w:eastAsia="Times New Roman" w:cs="Times New Roman"/>
+          <w:b/>
+          <w:bCs/>
+          <w:vertAlign w:val="subscript"/>
+        </w:rPr>
+        <w:t>2</w:t>
       </w:r>
       <w:r>
         <w:rPr>
@@ -6151,21 +8486,690 @@
       </w:r>
       <w:r>
         <w:rPr>
-          <w:rFonts w:hint="eastAsia" w:ascii="Times New Roman" w:hAnsi="Times New Roman" w:eastAsia="SimHei" w:cs="Times New Roman"/>
-        </w:rPr>
-        <w:t>第</w:t>
-      </w:r>
-      <w:r>
-        <w:rPr>
-          <w:rFonts w:hint="eastAsia" w:ascii="Times New Roman" w:hAnsi="Times New Roman" w:eastAsia="Times New Roman" w:cs="Times New Roman"/>
-        </w:rPr>
-        <w:t>26</w:t>
-      </w:r>
-      <w:r>
-        <w:rPr>
-          <w:rFonts w:hint="eastAsia" w:ascii="Times New Roman" w:hAnsi="Times New Roman" w:eastAsia="SimHei" w:cs="Times New Roman"/>
-        </w:rPr>
-        <w:t>届初赛</w:t>
+          <w:rFonts w:hint="eastAsia" w:ascii="Times New Roman" w:hAnsi="Times New Roman" w:eastAsia="FangSong" w:cs="Times New Roman"/>
+        </w:rPr>
+        <w:t>统计因子</w:t>
+      </w:r>
+      <w:r>
+        <w:rPr>
+          <w:rFonts w:hint="eastAsia" w:ascii="Times New Roman" w:hAnsi="Times New Roman" w:eastAsia="Times New Roman" w:cs="Times New Roman"/>
+        </w:rPr>
+        <w:t>：</w:t>
+      </w:r>
+      <w:r>
+        <w:rPr>
+          <w:rFonts w:hint="eastAsia" w:ascii="Times New Roman" w:hAnsi="Times New Roman" w:eastAsia="FangSong" w:cs="Times New Roman"/>
+        </w:rPr>
+        <w:t>两相同羧基</w:t>
+      </w:r>
+      <w:r>
+        <w:rPr>
+          <w:rFonts w:hint="eastAsia" w:ascii="Times New Roman" w:hAnsi="Times New Roman" w:eastAsia="Times New Roman" w:cs="Times New Roman"/>
+        </w:rPr>
+        <w:t>，</w:t>
+      </w:r>
+      <w:r>
+        <w:rPr>
+          <w:rFonts w:hint="eastAsia" w:ascii="Times New Roman" w:hAnsi="Times New Roman" w:eastAsia="FangSong" w:cs="Times New Roman"/>
+        </w:rPr>
+        <w:t>一级概率因子</w:t>
+      </w:r>
+      <w:r>
+        <w:rPr>
+          <w:rFonts w:ascii="Times New Roman" w:hAnsi="Times New Roman" w:eastAsia="Times New Roman" w:cs="Times New Roman"/>
+        </w:rPr>
+        <w:t xml:space="preserve"> </w:t>
+      </w:r>
+      <w:r>
+        <w:rPr>
+          <w:rFonts w:hint="eastAsia" w:ascii="Times New Roman" w:hAnsi="Times New Roman" w:eastAsia="Times New Roman" w:cs="Times New Roman"/>
+        </w:rPr>
+        <w:t>2、</w:t>
+      </w:r>
+      <w:r>
+        <w:rPr>
+          <w:rFonts w:hint="eastAsia" w:ascii="Times New Roman" w:hAnsi="Times New Roman" w:eastAsia="FangSong" w:cs="Times New Roman"/>
+        </w:rPr>
+        <w:t>二级</w:t>
+      </w:r>
+      <w:r>
+        <w:rPr>
+          <w:rFonts w:ascii="Times New Roman" w:hAnsi="Times New Roman" w:eastAsia="Times New Roman" w:cs="Times New Roman"/>
+        </w:rPr>
+        <w:t xml:space="preserve"> </w:t>
+      </w:r>
+      <w:r>
+        <w:rPr>
+          <w:rFonts w:hint="eastAsia" w:ascii="Times New Roman" w:hAnsi="Times New Roman" w:eastAsia="Times New Roman" w:cs="Times New Roman"/>
+        </w:rPr>
+        <w:t xml:space="preserve">1/2）。</w:t>
+      </w:r>
+    </w:p>
+    <w:p>
+      <w:pPr>
+        <w:pStyle w:val="BodyText"/>
+      </w:pPr>
+      <w:r>
+        <w:rPr>
+          <w:rFonts w:ascii="Times New Roman" w:hAnsi="Times New Roman" w:eastAsia="Times New Roman" w:cs="Times New Roman"/>
+          <w:b/>
+          <w:bCs/>
+        </w:rPr>
+        <w:t xml:space="preserve">7-2</w:t>
+      </w:r>
+      <w:r>
+        <w:rPr>
+          <w:rFonts w:ascii="Times New Roman" w:hAnsi="Times New Roman" w:eastAsia="Times New Roman" w:cs="Times New Roman"/>
+        </w:rPr>
+        <w:t xml:space="preserve"> </w:t>
+      </w:r>
+      <w:r>
+        <w:rPr>
+          <w:rFonts w:hint="eastAsia" w:ascii="Times New Roman" w:hAnsi="Times New Roman" w:eastAsia="FangSong" w:cs="Times New Roman"/>
+        </w:rPr>
+        <w:t xml:space="preserve">设</w:t>
+      </w:r>
+      <w:r>
+        <w:rPr>
+          <w:rFonts w:ascii="Times New Roman" w:hAnsi="Times New Roman" w:eastAsia="Times New Roman" w:cs="Times New Roman"/>
+        </w:rPr>
+        <w:t xml:space="preserve"> c </w:t>
+      </w:r>
+      <w:r>
+        <w:rPr>
+          <w:rFonts w:hint="eastAsia" w:ascii="Times New Roman" w:hAnsi="Times New Roman" w:eastAsia="FangSong" w:cs="Times New Roman"/>
+        </w:rPr>
+        <w:t>总浓度</w:t>
+      </w:r>
+      <w:r>
+        <w:rPr>
+          <w:rFonts w:hint="eastAsia" w:ascii="Times New Roman" w:hAnsi="Times New Roman" w:eastAsia="Times New Roman" w:cs="Times New Roman"/>
+        </w:rPr>
+        <w:t>、x=[HA</w:t>
+      </w:r>
+      <w:r>
+        <w:rPr>
+          <w:rFonts w:hint="eastAsia" w:ascii="Times New Roman" w:hAnsi="Times New Roman" w:eastAsia="Times New Roman" w:cs="Times New Roman"/>
+          <w:vertAlign w:val="superscript"/>
+        </w:rPr>
+        <w:t>-</w:t>
+      </w:r>
+      <w:r>
+        <w:rPr>
+          <w:rFonts w:hint="eastAsia" w:ascii="Times New Roman" w:hAnsi="Times New Roman" w:eastAsia="Times New Roman" w:cs="Times New Roman"/>
+        </w:rPr>
+        <w:t>]、y=[A</w:t>
+      </w:r>
+      <w:r>
+        <w:rPr>
+          <w:rFonts w:hint="eastAsia" w:ascii="Times New Roman" w:hAnsi="Times New Roman" w:eastAsia="Times New Roman" w:cs="Times New Roman"/>
+          <w:vertAlign w:val="superscript"/>
+        </w:rPr>
+        <w:t>2-</w:t>
+      </w:r>
+      <w:r>
+        <w:rPr>
+          <w:rFonts w:hint="eastAsia" w:ascii="Times New Roman" w:hAnsi="Times New Roman" w:eastAsia="Times New Roman" w:cs="Times New Roman"/>
+        </w:rPr>
+        <w:t>]：K</w:t>
+      </w:r>
+      <w:r>
+        <w:rPr>
+          <w:rFonts w:hint="eastAsia" w:ascii="Times New Roman" w:hAnsi="Times New Roman" w:eastAsia="Times New Roman" w:cs="Times New Roman"/>
+          <w:vertAlign w:val="subscript"/>
+        </w:rPr>
+        <w:t>1</w:t>
+      </w:r>
+      <w:r>
+        <w:rPr>
+          <w:rFonts w:hint="eastAsia" w:ascii="Times New Roman" w:hAnsi="Times New Roman" w:eastAsia="Times New Roman" w:cs="Times New Roman"/>
+        </w:rPr>
+        <w:t>=[H</w:t>
+      </w:r>
+      <w:r>
+        <w:rPr>
+          <w:rFonts w:hint="eastAsia" w:ascii="Times New Roman" w:hAnsi="Times New Roman" w:eastAsia="Times New Roman" w:cs="Times New Roman"/>
+          <w:vertAlign w:val="superscript"/>
+        </w:rPr>
+        <w:t>+</w:t>
+      </w:r>
+      <w:r>
+        <w:rPr>
+          <w:rFonts w:hint="eastAsia" w:ascii="Times New Roman" w:hAnsi="Times New Roman" w:eastAsia="Times New Roman" w:cs="Times New Roman"/>
+        </w:rPr>
+        <w:t>]x/(c−x−y)、K</w:t>
+      </w:r>
+      <w:r>
+        <w:rPr>
+          <w:rFonts w:hint="eastAsia" w:ascii="Times New Roman" w:hAnsi="Times New Roman" w:eastAsia="Times New Roman" w:cs="Times New Roman"/>
+          <w:vertAlign w:val="subscript"/>
+        </w:rPr>
+        <w:t>2</w:t>
+      </w:r>
+      <w:r>
+        <w:rPr>
+          <w:rFonts w:hint="eastAsia" w:ascii="Times New Roman" w:hAnsi="Times New Roman" w:eastAsia="Times New Roman" w:cs="Times New Roman"/>
+        </w:rPr>
+        <w:t>=[H</w:t>
+      </w:r>
+      <w:r>
+        <w:rPr>
+          <w:rFonts w:hint="eastAsia" w:ascii="Times New Roman" w:hAnsi="Times New Roman" w:eastAsia="Times New Roman" w:cs="Times New Roman"/>
+          <w:vertAlign w:val="superscript"/>
+        </w:rPr>
+        <w:t>+</w:t>
+      </w:r>
+      <w:r>
+        <w:rPr>
+          <w:rFonts w:hint="eastAsia" w:ascii="Times New Roman" w:hAnsi="Times New Roman" w:eastAsia="Times New Roman" w:cs="Times New Roman"/>
+        </w:rPr>
+        <w:t>]y/x=K</w:t>
+      </w:r>
+      <w:r>
+        <w:rPr>
+          <w:rFonts w:hint="eastAsia" w:ascii="Times New Roman" w:hAnsi="Times New Roman" w:eastAsia="Times New Roman" w:cs="Times New Roman"/>
+          <w:vertAlign w:val="subscript"/>
+        </w:rPr>
+        <w:t>1</w:t>
+      </w:r>
+      <w:r>
+        <w:rPr>
+          <w:rFonts w:hint="eastAsia" w:ascii="Times New Roman" w:hAnsi="Times New Roman" w:eastAsia="Times New Roman" w:cs="Times New Roman"/>
+        </w:rPr>
+        <w:t>/4。</w:t>
+      </w:r>
+      <w:r>
+        <w:rPr>
+          <w:rFonts w:hint="eastAsia" w:ascii="Times New Roman" w:hAnsi="Times New Roman" w:eastAsia="FangSong" w:cs="Times New Roman"/>
+        </w:rPr>
+        <w:t>电荷平衡</w:t>
+      </w:r>
+      <w:r>
+        <w:rPr>
+          <w:rFonts w:ascii="Times New Roman" w:hAnsi="Times New Roman" w:eastAsia="Times New Roman" w:cs="Times New Roman"/>
+        </w:rPr>
+        <w:t xml:space="preserve"> </w:t>
+      </w:r>
+      <w:r>
+        <w:rPr>
+          <w:rFonts w:hint="eastAsia" w:ascii="Times New Roman" w:hAnsi="Times New Roman" w:eastAsia="Times New Roman" w:cs="Times New Roman"/>
+        </w:rPr>
+        <w:t>[HA</w:t>
+      </w:r>
+      <w:r>
+        <w:rPr>
+          <w:rFonts w:hint="eastAsia" w:ascii="Times New Roman" w:hAnsi="Times New Roman" w:eastAsia="Times New Roman" w:cs="Times New Roman"/>
+          <w:vertAlign w:val="superscript"/>
+        </w:rPr>
+        <w:t>-</w:t>
+      </w:r>
+      <w:r>
+        <w:rPr>
+          <w:rFonts w:hint="eastAsia" w:ascii="Times New Roman" w:hAnsi="Times New Roman" w:eastAsia="Times New Roman" w:cs="Times New Roman"/>
+        </w:rPr>
+        <w:t>]+2[A</w:t>
+      </w:r>
+      <w:r>
+        <w:rPr>
+          <w:rFonts w:hint="eastAsia" w:ascii="Times New Roman" w:hAnsi="Times New Roman" w:eastAsia="Times New Roman" w:cs="Times New Roman"/>
+          <w:vertAlign w:val="superscript"/>
+        </w:rPr>
+        <w:t>2-</w:t>
+      </w:r>
+      <w:r>
+        <w:rPr>
+          <w:rFonts w:hint="eastAsia" w:ascii="Times New Roman" w:hAnsi="Times New Roman" w:eastAsia="Times New Roman" w:cs="Times New Roman"/>
+        </w:rPr>
+        <w:t>]=[H</w:t>
+      </w:r>
+      <w:r>
+        <w:rPr>
+          <w:rFonts w:hint="eastAsia" w:ascii="Times New Roman" w:hAnsi="Times New Roman" w:eastAsia="Times New Roman" w:cs="Times New Roman"/>
+          <w:vertAlign w:val="superscript"/>
+        </w:rPr>
+        <w:t>+</w:t>
+      </w:r>
+      <w:r>
+        <w:rPr>
+          <w:rFonts w:hint="eastAsia" w:ascii="Times New Roman" w:hAnsi="Times New Roman" w:eastAsia="Times New Roman" w:cs="Times New Roman"/>
+        </w:rPr>
+        <w:t>]：</w:t>
+      </w:r>
+    </w:p>
+    <w:p>
+      <w:pPr>
+        <w:pStyle w:val="BodyText"/>
+      </w:pPr>
+      <m:oMathPara>
+        <m:oMathParaPr>
+          <m:jc m:val="center"/>
+          <m:ctrlPr>
+            <w:rPr>
+              <w:sz w:val="28"/>
+              <w:szCs w:val="28"/>
+            </w:rPr>
+          </m:ctrlPr>
+        </m:oMathParaPr>
+        <m:oMath>
+          <m:r>
+            <m:rPr>
+              <m:sty m:val="p"/>
+            </m:rPr>
+            <m:t>[</m:t>
+          </m:r>
+          <m:sSup>
+            <m:e>
+              <m:r>
+                <m:rPr>
+                  <m:sty m:val="p"/>
+                </m:rPr>
+                <m:t>H</m:t>
+              </m:r>
+            </m:e>
+            <m:sup>
+              <m:r>
+                <m:rPr>
+                  <m:sty m:val="p"/>
+                </m:rPr>
+                <m:t>+</m:t>
+              </m:r>
+            </m:sup>
+          </m:sSup>
+          <m:r>
+            <m:rPr>
+              <m:sty m:val="p"/>
+            </m:rPr>
+            <m:t>]</m:t>
+          </m:r>
+          <m:r>
+            <m:rPr>
+              <m:sty m:val="p"/>
+            </m:rPr>
+            <m:t>=</m:t>
+          </m:r>
+          <m:r>
+            <m:rPr>
+              <m:sty m:val="p"/>
+            </m:rPr>
+            <m:t>−</m:t>
+          </m:r>
+          <m:f>
+            <m:fPr>
+              <m:type m:val="bar"/>
+            </m:fPr>
+            <m:num>
+              <m:sSub>
+                <m:e>
+                  <m:r>
+                    <m:t>K</m:t>
+                  </m:r>
+                </m:e>
+                <m:sub>
+                  <m:r>
+                    <m:t>1</m:t>
+                  </m:r>
+                </m:sub>
+              </m:sSub>
+            </m:num>
+            <m:den>
+              <m:r>
+                <m:t>4</m:t>
+              </m:r>
+            </m:den>
+          </m:f>
+          <m:r>
+            <m:rPr>
+              <m:sty m:val="p"/>
+            </m:rPr>
+            <m:t>+</m:t>
+          </m:r>
+          <m:rad>
+            <m:radPr>
+              <m:degHide m:val="on"/>
+            </m:radPr>
+            <m:deg/>
+            <m:e>
+              <m:sSup>
+                <m:e>
+                  <m:d>
+                    <m:dPr>
+                      <m:begChr m:val="("/>
+                      <m:sepChr m:val=""/>
+                      <m:endChr m:val=")"/>
+                      <m:grow/>
+                    </m:dPr>
+                    <m:e>
+                      <m:f>
+                        <m:fPr>
+                          <m:type m:val="bar"/>
+                        </m:fPr>
+                        <m:num>
+                          <m:sSub>
+                            <m:e>
+                              <m:r>
+                                <m:t>K</m:t>
+                              </m:r>
+                            </m:e>
+                            <m:sub>
+                              <m:r>
+                                <m:t>1</m:t>
+                              </m:r>
+                            </m:sub>
+                          </m:sSub>
+                        </m:num>
+                        <m:den>
+                          <m:r>
+                            <m:t>4</m:t>
+                          </m:r>
+                        </m:den>
+                      </m:f>
+                    </m:e>
+                  </m:d>
+                </m:e>
+                <m:sup>
+                  <m:r>
+                    <m:t>2</m:t>
+                  </m:r>
+                </m:sup>
+              </m:sSup>
+              <m:r>
+                <m:rPr>
+                  <m:sty m:val="p"/>
+                </m:rPr>
+                <m:t>+</m:t>
+              </m:r>
+              <m:sSub>
+                <m:e>
+                  <m:r>
+                    <m:t>K</m:t>
+                  </m:r>
+                </m:e>
+                <m:sub>
+                  <m:r>
+                    <m:t>1</m:t>
+                  </m:r>
+                </m:sub>
+              </m:sSub>
+              <m:r>
+                <m:t>c</m:t>
+              </m:r>
+            </m:e>
+          </m:rad>
+        </m:oMath>
+      </m:oMathPara>
+    </w:p>
+    <w:p>
+      <w:pPr>
+        <w:pStyle w:val="FirstParagraph"/>
+      </w:pPr>
+      <w:r>
+        <w:rPr>
+          <w:rFonts w:ascii="Times New Roman" w:hAnsi="Times New Roman" w:eastAsia="Times New Roman" w:cs="Times New Roman"/>
+          <w:b/>
+          <w:bCs/>
+        </w:rPr>
+        <w:t xml:space="preserve">7-3</w:t>
+      </w:r>
+      <w:r>
+        <w:rPr>
+          <w:rFonts w:ascii="Times New Roman" w:hAnsi="Times New Roman" w:eastAsia="Times New Roman" w:cs="Times New Roman"/>
+        </w:rPr>
+        <w:t xml:space="preserve"> </w:t>
+      </w:r>
+      <w:r>
+        <w:rPr>
+          <w:rFonts w:ascii="Times New Roman" w:hAnsi="Times New Roman" w:eastAsia="Times New Roman" w:cs="Times New Roman"/>
+        </w:rPr>
+        <w:t xml:space="preserve">x=1 </w:t>
+      </w:r>
+      <w:r>
+        <w:rPr>
+          <w:rFonts w:hint="eastAsia" w:ascii="Times New Roman" w:hAnsi="Times New Roman" w:eastAsia="FangSong" w:cs="Times New Roman"/>
+        </w:rPr>
+        <w:t xml:space="preserve">丙二酸</w:t>
+      </w:r>
+      <w:r>
+        <w:rPr>
+          <w:rFonts w:ascii="Times New Roman" w:hAnsi="Times New Roman" w:eastAsia="Times New Roman" w:cs="Times New Roman"/>
+        </w:rPr>
+        <w:t xml:space="preserve"> / x=0 </w:t>
+      </w:r>
+      <w:r>
+        <w:rPr>
+          <w:rFonts w:hint="eastAsia" w:ascii="Times New Roman" w:hAnsi="Times New Roman" w:eastAsia="FangSong" w:cs="Times New Roman"/>
+        </w:rPr>
+        <w:t>草酸</w:t>
+      </w:r>
+      <w:r>
+        <w:rPr>
+          <w:rFonts w:hint="eastAsia" w:ascii="Times New Roman" w:hAnsi="Times New Roman" w:eastAsia="Times New Roman" w:cs="Times New Roman"/>
+        </w:rPr>
+        <w:t>：</w:t>
+      </w:r>
+      <w:r>
+        <w:rPr>
+          <w:rFonts w:hint="eastAsia" w:ascii="Times New Roman" w:hAnsi="Times New Roman" w:eastAsia="FangSong" w:cs="Times New Roman"/>
+        </w:rPr>
+        <w:t>羧基相距近</w:t>
+      </w:r>
+      <w:r>
+        <w:rPr>
+          <w:rFonts w:hint="eastAsia" w:ascii="Times New Roman" w:hAnsi="Times New Roman" w:eastAsia="Times New Roman" w:cs="Times New Roman"/>
+        </w:rPr>
+        <w:t>，</w:t>
+      </w:r>
+      <w:r>
+        <w:rPr>
+          <w:rFonts w:hint="eastAsia" w:ascii="Times New Roman" w:hAnsi="Times New Roman" w:eastAsia="FangSong" w:cs="Times New Roman"/>
+        </w:rPr>
+        <w:t>双阴离子电荷排斥使第二步去质子化更难</w:t>
+      </w:r>
+      <w:r>
+        <w:rPr>
+          <w:rFonts w:ascii="Times New Roman" w:hAnsi="Times New Roman" w:eastAsia="Times New Roman" w:cs="Times New Roman"/>
+        </w:rPr>
+        <w:t xml:space="preserve"> →</w:t>
+      </w:r>
+      <w:r>
+        <w:rPr>
+          <w:rFonts w:ascii="Times New Roman" w:hAnsi="Times New Roman" w:eastAsia="Times New Roman" w:cs="Times New Roman"/>
+        </w:rPr>
+        <w:t xml:space="preserve"> </w:t>
+      </w:r>
+      <w:r>
+        <w:rPr>
+          <w:rFonts w:ascii="Times New Roman" w:hAnsi="Times New Roman" w:eastAsia="Times New Roman" w:cs="Times New Roman"/>
+          <w:b/>
+          <w:bCs/>
+        </w:rPr>
+        <w:t>K</w:t>
+      </w:r>
+      <w:r>
+        <w:rPr>
+          <w:rFonts w:ascii="Times New Roman" w:hAnsi="Times New Roman" w:eastAsia="Times New Roman" w:cs="Times New Roman"/>
+          <w:b/>
+          <w:bCs/>
+          <w:vertAlign w:val="subscript"/>
+        </w:rPr>
+        <w:t>1</w:t>
+      </w:r>
+      <w:r>
+        <w:rPr>
+          <w:rFonts w:ascii="Times New Roman" w:hAnsi="Times New Roman" w:eastAsia="Times New Roman" w:cs="Times New Roman"/>
+          <w:b/>
+          <w:bCs/>
+        </w:rPr>
+        <w:t>/K</w:t>
+      </w:r>
+      <w:r>
+        <w:rPr>
+          <w:rFonts w:ascii="Times New Roman" w:hAnsi="Times New Roman" w:eastAsia="Times New Roman" w:cs="Times New Roman"/>
+          <w:b/>
+          <w:bCs/>
+          <w:vertAlign w:val="subscript"/>
+        </w:rPr>
+        <w:t>2</w:t>
+      </w:r>
+      <w:r>
+        <w:rPr>
+          <w:rFonts w:ascii="Times New Roman" w:hAnsi="Times New Roman" w:eastAsia="Times New Roman" w:cs="Times New Roman"/>
+          <w:b/>
+          <w:bCs/>
+        </w:rPr>
+        <w:t xml:space="preserve"> ≫ 4</w:t>
+      </w:r>
+      <w:r>
+        <w:rPr>
+          <w:rFonts w:hint="eastAsia" w:ascii="Times New Roman" w:hAnsi="Times New Roman" w:eastAsia="Times New Roman" w:cs="Times New Roman"/>
+        </w:rPr>
+        <w:t>。</w:t>
+      </w:r>
+      <w:r>
+        <w:rPr>
+          <w:rFonts w:hint="eastAsia" w:ascii="Times New Roman" w:hAnsi="Times New Roman" w:eastAsia="FangSong" w:cs="Times New Roman"/>
+        </w:rPr>
+        <w:t>且</w:t>
+      </w:r>
+      <w:r>
+        <w:rPr>
+          <w:rFonts w:ascii="Times New Roman" w:hAnsi="Times New Roman" w:eastAsia="Times New Roman" w:cs="Times New Roman"/>
+        </w:rPr>
+        <w:t xml:space="preserve"> H</w:t>
+      </w:r>
+      <w:r>
+        <w:rPr>
+          <w:rFonts w:ascii="Times New Roman" w:hAnsi="Times New Roman" w:eastAsia="Times New Roman" w:cs="Times New Roman"/>
+          <w:vertAlign w:val="subscript"/>
+        </w:rPr>
+        <w:t>2</w:t>
+      </w:r>
+      <w:r>
+        <w:rPr>
+          <w:rFonts w:ascii="Times New Roman" w:hAnsi="Times New Roman" w:eastAsia="Times New Roman" w:cs="Times New Roman"/>
+        </w:rPr>
+        <w:t>A</w:t>
+      </w:r>
+      <w:r>
+        <w:rPr>
+          <w:rFonts w:ascii="Times New Roman" w:hAnsi="Times New Roman" w:eastAsia="Times New Roman" w:cs="Times New Roman"/>
+          <w:vertAlign w:val="superscript"/>
+        </w:rPr>
+        <w:t>-</w:t>
+      </w:r>
+      <w:r>
+        <w:rPr>
+          <w:rFonts w:ascii="Times New Roman" w:hAnsi="Times New Roman" w:eastAsia="Times New Roman" w:cs="Times New Roman"/>
+        </w:rPr>
+        <w:t xml:space="preserve"> </w:t>
+      </w:r>
+      <w:r>
+        <w:rPr>
+          <w:rFonts w:hint="eastAsia" w:ascii="Times New Roman" w:hAnsi="Times New Roman" w:eastAsia="FangSong" w:cs="Times New Roman"/>
+        </w:rPr>
+        <w:t>可分子内氢键增稳</w:t>
+      </w:r>
+      <w:r>
+        <w:rPr>
+          <w:rFonts w:hint="eastAsia" w:ascii="Times New Roman" w:hAnsi="Times New Roman" w:eastAsia="Times New Roman" w:cs="Times New Roman"/>
+        </w:rPr>
+        <w:t>。</w:t>
+      </w:r>
+    </w:p>
+    <w:p>
+      <w:pPr>
+        <w:pStyle w:val="BodyText"/>
+      </w:pPr>
+      <w:r>
+        <w:rPr>
+          <w:rFonts w:ascii="Times New Roman" w:hAnsi="Times New Roman" w:eastAsia="Times New Roman" w:cs="Times New Roman"/>
+          <w:b/>
+          <w:bCs/>
+        </w:rPr>
+        <w:t xml:space="preserve">7-4</w:t>
+      </w:r>
+    </w:p>
+    <w:p>
+      <w:pPr>
+        <w:numPr>
+          <w:ilvl w:val="0"/>
+          <w:numId w:val="1005"/>
+        </w:numPr>
+      </w:pPr>
+      <w:r>
+        <w:rPr>
+          <w:rFonts w:ascii="Times New Roman" w:hAnsi="Times New Roman" w:eastAsia="Times New Roman" w:cs="Times New Roman"/>
+        </w:rPr>
+        <w:t xml:space="preserve">B =</w:t>
+      </w:r>
+      <w:r>
+        <w:rPr>
+          <w:rFonts w:ascii="Times New Roman" w:hAnsi="Times New Roman" w:eastAsia="Times New Roman" w:cs="Times New Roman"/>
+        </w:rPr>
+        <w:t xml:space="preserve"> </w:t>
+      </w:r>
+      <w:r>
+        <w:rPr>
+          <w:rFonts w:ascii="Times New Roman" w:hAnsi="Times New Roman" w:eastAsia="Times New Roman" w:cs="Times New Roman"/>
+          <w:b/>
+          <w:bCs/>
+        </w:rPr>
+        <w:t xml:space="preserve">O=C=C=C=O</w:t>
+      </w:r>
+      <w:r>
+        <w:rPr>
+          <w:rFonts w:hint="eastAsia" w:ascii="Times New Roman" w:hAnsi="Times New Roman" w:eastAsia="Times New Roman" w:cs="Times New Roman"/>
+        </w:rPr>
+        <w:t>（</w:t>
+      </w:r>
+      <w:r>
+        <w:rPr>
+          <w:rFonts w:hint="eastAsia" w:ascii="Times New Roman" w:hAnsi="Times New Roman" w:eastAsia="FangSong" w:cs="Times New Roman"/>
+        </w:rPr>
+        <w:t>二氧化三碳</w:t>
+      </w:r>
+      <w:r>
+        <w:rPr>
+          <w:rFonts w:ascii="Times New Roman" w:hAnsi="Times New Roman" w:eastAsia="Times New Roman" w:cs="Times New Roman"/>
+        </w:rPr>
+        <w:t xml:space="preserve"> </w:t>
+      </w:r>
+      <w:r>
+        <w:rPr>
+          <w:rFonts w:hint="eastAsia" w:ascii="Times New Roman" w:hAnsi="Times New Roman" w:eastAsia="Times New Roman" w:cs="Times New Roman"/>
+        </w:rPr>
+        <w:t>C</w:t>
+      </w:r>
+      <w:r>
+        <w:rPr>
+          <w:rFonts w:hint="eastAsia" w:ascii="Times New Roman" w:hAnsi="Times New Roman" w:eastAsia="Times New Roman" w:cs="Times New Roman"/>
+          <w:vertAlign w:val="subscript"/>
+        </w:rPr>
+        <w:t>3</w:t>
+      </w:r>
+      <w:r>
+        <w:rPr>
+          <w:rFonts w:hint="eastAsia" w:ascii="Times New Roman" w:hAnsi="Times New Roman" w:eastAsia="Times New Roman" w:cs="Times New Roman"/>
+        </w:rPr>
+        <w:t>O</w:t>
+      </w:r>
+      <w:r>
+        <w:rPr>
+          <w:rFonts w:hint="eastAsia" w:ascii="Times New Roman" w:hAnsi="Times New Roman" w:eastAsia="Times New Roman" w:cs="Times New Roman"/>
+          <w:vertAlign w:val="subscript"/>
+        </w:rPr>
+        <w:t>2</w:t>
+      </w:r>
+      <w:r>
+        <w:rPr>
+          <w:rFonts w:hint="eastAsia" w:ascii="Times New Roman" w:hAnsi="Times New Roman" w:eastAsia="Times New Roman" w:cs="Times New Roman"/>
+        </w:rPr>
+        <w:t>，</w:t>
+      </w:r>
+      <w:r>
+        <w:rPr>
+          <w:rFonts w:hint="eastAsia" w:ascii="Times New Roman" w:hAnsi="Times New Roman" w:eastAsia="FangSong" w:cs="Times New Roman"/>
+        </w:rPr>
+        <w:t>线型</w:t>
       </w:r>
       <w:r>
         <w:rPr>
@@ -6176,156 +9180,415 @@
     </w:p>
     <w:p>
       <w:pPr>
-        <w:pStyle w:val="FirstParagraph"/>
-      </w:pPr>
-      <w:r>
-        <w:rPr>
-          <w:rFonts w:hint="eastAsia" w:ascii="Times New Roman" w:hAnsi="Times New Roman" w:eastAsia="FangSong" w:cs="Times New Roman"/>
-        </w:rPr>
-        <w:t>指出该反应中的亲核试剂</w:t>
-      </w:r>
-      <w:r>
-        <w:rPr>
-          <w:rFonts w:hint="eastAsia" w:ascii="Times New Roman" w:hAnsi="Times New Roman" w:eastAsia="Times New Roman" w:cs="Times New Roman"/>
-        </w:rPr>
-        <w:t>。</w:t>
-      </w:r>
-    </w:p>
-    <w:p>
-      <w:pPr>
-        <w:pStyle w:val="BodyText"/>
-      </w:pPr>
-      <w:r>
-        <w:rPr>
-          <w:rFonts w:hint="eastAsia" w:ascii="Times New Roman" w:hAnsi="Times New Roman" w:eastAsia="FangSong" w:cs="Times New Roman"/>
-        </w:rPr>
-        <w:t>简述催化剂六氢吡啶在反应中的作用</w:t>
-      </w:r>
-      <w:r>
-        <w:rPr>
-          <w:rFonts w:hint="eastAsia" w:ascii="Times New Roman" w:hAnsi="Times New Roman" w:eastAsia="Times New Roman" w:cs="Times New Roman"/>
-        </w:rPr>
-        <w:t>。</w:t>
-      </w:r>
-    </w:p>
-    <w:p>
-      <w:pPr>
-        <w:pStyle w:val="BodyText"/>
-      </w:pPr>
-      <w:r>
-        <w:rPr>
-          <w:rFonts w:hint="eastAsia" w:ascii="Times New Roman" w:hAnsi="Times New Roman" w:eastAsia="FangSong" w:cs="Times New Roman"/>
-        </w:rPr>
-        <w:t>根据上述反应式</w:t>
-      </w:r>
-      <w:r>
-        <w:rPr>
-          <w:rFonts w:hint="eastAsia" w:ascii="Times New Roman" w:hAnsi="Times New Roman" w:eastAsia="Times New Roman" w:cs="Times New Roman"/>
-        </w:rPr>
-        <w:t>，</w:t>
-      </w:r>
-      <w:r>
-        <w:rPr>
-          <w:rFonts w:hint="eastAsia" w:ascii="Times New Roman" w:hAnsi="Times New Roman" w:eastAsia="FangSong" w:cs="Times New Roman"/>
-        </w:rPr>
-        <w:t>写出合成</w:t>
-      </w:r>
-      <w:r>
-        <w:rPr>
-          <w:rFonts w:ascii="Times New Roman" w:hAnsi="Times New Roman" w:eastAsia="Times New Roman" w:cs="Times New Roman"/>
-        </w:rPr>
-        <w:t xml:space="preserve"> A </w:t>
-      </w:r>
-      <w:r>
-        <w:rPr>
-          <w:rFonts w:hint="eastAsia" w:ascii="Times New Roman" w:hAnsi="Times New Roman" w:eastAsia="FangSong" w:cs="Times New Roman"/>
-        </w:rPr>
-        <w:t xml:space="preserve">的</w:t>
-      </w:r>
-      <w:r>
-        <w:rPr>
-          <w:rFonts w:ascii="Times New Roman" w:hAnsi="Times New Roman" w:eastAsia="Times New Roman" w:cs="Times New Roman"/>
-        </w:rPr>
-        <w:t xml:space="preserve"> 2 </w:t>
-      </w:r>
-      <w:r>
-        <w:rPr>
-          <w:rFonts w:hint="eastAsia" w:ascii="Times New Roman" w:hAnsi="Times New Roman" w:eastAsia="FangSong" w:cs="Times New Roman"/>
-        </w:rPr>
-        <w:t>个起始原料的结构简式</w:t>
-      </w:r>
-      <w:r>
-        <w:rPr>
-          <w:rFonts w:hint="eastAsia" w:ascii="Times New Roman" w:hAnsi="Times New Roman" w:eastAsia="Times New Roman" w:cs="Times New Roman"/>
-        </w:rPr>
-        <w:t>。</w:t>
-      </w:r>
-    </w:p>
-    <w:p>
-      <w:pPr>
-        <w:pStyle w:val="BodyText"/>
-      </w:pPr>
-      <w:r>
-        <w:rPr>
-          <w:rFonts w:hint="eastAsia" w:ascii="Times New Roman" w:hAnsi="Times New Roman" w:eastAsia="FangSong" w:cs="Times New Roman"/>
-        </w:rPr>
-        <w:t xml:space="preserve">画出由</w:t>
-      </w:r>
-      <w:r>
-        <w:rPr>
-          <w:rFonts w:ascii="Times New Roman" w:hAnsi="Times New Roman" w:eastAsia="Times New Roman" w:cs="Times New Roman"/>
-        </w:rPr>
-        <w:t xml:space="preserve"> A </w:t>
-      </w:r>
-      <w:r>
-        <w:rPr>
-          <w:rFonts w:hint="eastAsia" w:ascii="Times New Roman" w:hAnsi="Times New Roman" w:eastAsia="FangSong" w:cs="Times New Roman"/>
-        </w:rPr>
-        <w:t xml:space="preserve">制备</w:t>
-      </w:r>
-      <w:r>
-        <w:rPr>
-          <w:rFonts w:ascii="Times New Roman" w:hAnsi="Times New Roman" w:eastAsia="Times New Roman" w:cs="Times New Roman"/>
-        </w:rPr>
-        <w:t xml:space="preserve"> D </w:t>
-      </w:r>
-      <w:r>
-        <w:rPr>
-          <w:rFonts w:hint="eastAsia" w:ascii="Times New Roman" w:hAnsi="Times New Roman" w:eastAsia="FangSong" w:cs="Times New Roman"/>
-        </w:rPr>
-        <w:t xml:space="preserve">过程中中间体</w:t>
-      </w:r>
-      <w:r>
-        <w:rPr>
-          <w:rFonts w:ascii="Times New Roman" w:hAnsi="Times New Roman" w:eastAsia="Times New Roman" w:cs="Times New Roman"/>
-        </w:rPr>
-        <w:t xml:space="preserve"> B、C </w:t>
-      </w:r>
-      <w:r>
-        <w:rPr>
-          <w:rFonts w:hint="eastAsia" w:ascii="Times New Roman" w:hAnsi="Times New Roman" w:eastAsia="FangSong" w:cs="Times New Roman"/>
-        </w:rPr>
-        <w:t xml:space="preserve">和产物</w:t>
-      </w:r>
-      <w:r>
-        <w:rPr>
-          <w:rFonts w:ascii="Times New Roman" w:hAnsi="Times New Roman" w:eastAsia="Times New Roman" w:cs="Times New Roman"/>
-        </w:rPr>
-        <w:t xml:space="preserve"> D </w:t>
-      </w:r>
-      <w:r>
-        <w:rPr>
-          <w:rFonts w:hint="eastAsia" w:ascii="Times New Roman" w:hAnsi="Times New Roman" w:eastAsia="FangSong" w:cs="Times New Roman"/>
-        </w:rPr>
-        <w:t>的结构简式</w:t>
-      </w:r>
-      <w:r>
-        <w:rPr>
-          <w:rFonts w:hint="eastAsia" w:ascii="Times New Roman" w:hAnsi="Times New Roman" w:eastAsia="Times New Roman" w:cs="Times New Roman"/>
-        </w:rPr>
-        <w:t>。</w:t>
-      </w:r>
-    </w:p>
+        <w:numPr>
+          <w:ilvl w:val="0"/>
+          <w:numId w:val="1005"/>
+        </w:numPr>
+      </w:pPr>
+      <w:r>
+        <w:rPr>
+          <w:rFonts w:ascii="Times New Roman" w:hAnsi="Times New Roman" w:eastAsia="Times New Roman" w:cs="Times New Roman"/>
+        </w:rPr>
+        <w:t>O=C=C=C=O + 2NH</w:t>
+      </w:r>
+      <w:r>
+        <w:rPr>
+          <w:rFonts w:ascii="Times New Roman" w:hAnsi="Times New Roman" w:eastAsia="Times New Roman" w:cs="Times New Roman"/>
+          <w:vertAlign w:val="subscript"/>
+        </w:rPr>
+        <w:t>3</w:t>
+      </w:r>
+      <w:r>
+        <w:rPr>
+          <w:rFonts w:ascii="Times New Roman" w:hAnsi="Times New Roman" w:eastAsia="Times New Roman" w:cs="Times New Roman"/>
+        </w:rPr>
+        <w:t xml:space="preserve"> → </w:t>
+      </w:r>
+      <w:r>
+        <w:rPr>
+          <w:rFonts w:hint="eastAsia" w:ascii="Times New Roman" w:hAnsi="Times New Roman" w:eastAsia="Times New Roman" w:cs="Times New Roman"/>
+        </w:rPr>
+        <w:t>H</w:t>
+      </w:r>
+      <w:r>
+        <w:rPr>
+          <w:rFonts w:hint="eastAsia" w:ascii="Times New Roman" w:hAnsi="Times New Roman" w:eastAsia="Times New Roman" w:cs="Times New Roman"/>
+          <w:vertAlign w:val="subscript"/>
+        </w:rPr>
+        <w:t>2</w:t>
+      </w:r>
+      <w:r>
+        <w:rPr>
+          <w:rFonts w:hint="eastAsia" w:ascii="Times New Roman" w:hAnsi="Times New Roman" w:eastAsia="Times New Roman" w:cs="Times New Roman"/>
+        </w:rPr>
+        <w:t>N−C(O)−CH</w:t>
+      </w:r>
+      <w:r>
+        <w:rPr>
+          <w:rFonts w:hint="eastAsia" w:ascii="Times New Roman" w:hAnsi="Times New Roman" w:eastAsia="Times New Roman" w:cs="Times New Roman"/>
+          <w:vertAlign w:val="subscript"/>
+        </w:rPr>
+        <w:t>2</w:t>
+      </w:r>
+      <w:r>
+        <w:rPr>
+          <w:rFonts w:hint="eastAsia" w:ascii="Times New Roman" w:hAnsi="Times New Roman" w:eastAsia="Times New Roman" w:cs="Times New Roman"/>
+        </w:rPr>
+        <w:t>−C(O)−NH</w:t>
+      </w:r>
+      <w:r>
+        <w:rPr>
+          <w:rFonts w:hint="eastAsia" w:ascii="Times New Roman" w:hAnsi="Times New Roman" w:eastAsia="Times New Roman" w:cs="Times New Roman"/>
+          <w:vertAlign w:val="subscript"/>
+        </w:rPr>
+        <w:t>2</w:t>
+      </w:r>
+      <w:r>
+        <w:rPr>
+          <w:rFonts w:hint="eastAsia" w:ascii="Times New Roman" w:hAnsi="Times New Roman" w:eastAsia="Times New Roman" w:cs="Times New Roman"/>
+        </w:rPr>
+        <w:t>（</w:t>
+      </w:r>
+      <w:r>
+        <w:rPr>
+          <w:rFonts w:hint="eastAsia" w:ascii="Times New Roman" w:hAnsi="Times New Roman" w:eastAsia="FangSong" w:cs="Times New Roman"/>
+        </w:rPr>
+        <w:t>丙二酰胺</w:t>
+      </w:r>
+      <w:r>
+        <w:rPr>
+          <w:rFonts w:ascii="Times New Roman" w:hAnsi="Times New Roman" w:eastAsia="Times New Roman" w:cs="Times New Roman"/>
+        </w:rPr>
+        <w:t xml:space="preserve"> </w:t>
+      </w:r>
+      <w:r>
+        <w:rPr>
+          <w:rFonts w:hint="eastAsia" w:ascii="Times New Roman" w:hAnsi="Times New Roman" w:eastAsia="Times New Roman" w:cs="Times New Roman"/>
+        </w:rPr>
+        <w:t xml:space="preserve">C）</w:t>
+      </w:r>
+    </w:p>
+    <w:p>
+      <w:pPr>
+        <w:numPr>
+          <w:ilvl w:val="0"/>
+          <w:numId w:val="1005"/>
+        </w:numPr>
+        <w:spacing w:after="80"/>
+      </w:pPr>
+      <w:r>
+        <w:rPr>
+          <w:rFonts w:ascii="Times New Roman" w:hAnsi="Times New Roman" w:eastAsia="Times New Roman" w:cs="Times New Roman"/>
+        </w:rPr>
+        <w:t>C</w:t>
+      </w:r>
+      <w:r>
+        <w:rPr>
+          <w:rFonts w:ascii="Times New Roman" w:hAnsi="Times New Roman" w:eastAsia="Times New Roman" w:cs="Times New Roman"/>
+          <w:vertAlign w:val="subscript"/>
+        </w:rPr>
+        <w:t>3</w:t>
+      </w:r>
+      <w:r>
+        <w:rPr>
+          <w:rFonts w:ascii="Times New Roman" w:hAnsi="Times New Roman" w:eastAsia="Times New Roman" w:cs="Times New Roman"/>
+        </w:rPr>
+        <w:t>O</w:t>
+      </w:r>
+      <w:r>
+        <w:rPr>
+          <w:rFonts w:ascii="Times New Roman" w:hAnsi="Times New Roman" w:eastAsia="Times New Roman" w:cs="Times New Roman"/>
+          <w:vertAlign w:val="subscript"/>
+        </w:rPr>
+        <w:t>2</w:t>
+      </w:r>
+      <w:r>
+        <w:rPr>
+          <w:rFonts w:ascii="Times New Roman" w:hAnsi="Times New Roman" w:eastAsia="Times New Roman" w:cs="Times New Roman"/>
+        </w:rPr>
+        <w:t xml:space="preserve"> →(hv) C</w:t>
+      </w:r>
+      <w:r>
+        <w:rPr>
+          <w:rFonts w:ascii="Times New Roman" w:hAnsi="Times New Roman" w:eastAsia="Times New Roman" w:cs="Times New Roman"/>
+          <w:vertAlign w:val="subscript"/>
+        </w:rPr>
+        <w:t>2</w:t>
+      </w:r>
+      <w:r>
+        <w:rPr>
+          <w:rFonts w:ascii="Times New Roman" w:hAnsi="Times New Roman" w:eastAsia="Times New Roman" w:cs="Times New Roman"/>
+        </w:rPr>
+        <w:t xml:space="preserve">O + </w:t>
+      </w:r>
+      <w:r>
+        <w:rPr>
+          <w:rFonts w:hint="eastAsia" w:ascii="Times New Roman" w:hAnsi="Times New Roman" w:eastAsia="Times New Roman" w:cs="Times New Roman"/>
+        </w:rPr>
+        <w:t>CO；C</w:t>
+      </w:r>
+      <w:r>
+        <w:rPr>
+          <w:rFonts w:hint="eastAsia" w:ascii="Times New Roman" w:hAnsi="Times New Roman" w:eastAsia="Times New Roman" w:cs="Times New Roman"/>
+          <w:vertAlign w:val="subscript"/>
+        </w:rPr>
+        <w:t>2</w:t>
+      </w:r>
+      <w:r>
+        <w:rPr>
+          <w:rFonts w:hint="eastAsia" w:ascii="Times New Roman" w:hAnsi="Times New Roman" w:eastAsia="Times New Roman" w:cs="Times New Roman"/>
+        </w:rPr>
+        <w:t>O</w:t>
+      </w:r>
+      <w:r>
+        <w:rPr>
+          <w:rFonts w:ascii="Times New Roman" w:hAnsi="Times New Roman" w:eastAsia="Times New Roman" w:cs="Times New Roman"/>
+        </w:rPr>
+        <w:t xml:space="preserve"> + CH</w:t>
+      </w:r>
+      <w:r>
+        <w:rPr>
+          <w:rFonts w:ascii="Times New Roman" w:hAnsi="Times New Roman" w:eastAsia="Times New Roman" w:cs="Times New Roman"/>
+          <w:vertAlign w:val="subscript"/>
+        </w:rPr>
+        <w:t>2</w:t>
+      </w:r>
+      <w:r>
+        <w:rPr>
+          <w:rFonts w:ascii="Times New Roman" w:hAnsi="Times New Roman" w:eastAsia="Times New Roman" w:cs="Times New Roman"/>
+        </w:rPr>
+        <w:t>=CH</w:t>
+      </w:r>
+      <w:r>
+        <w:rPr>
+          <w:rFonts w:ascii="Times New Roman" w:hAnsi="Times New Roman" w:eastAsia="Times New Roman" w:cs="Times New Roman"/>
+          <w:vertAlign w:val="subscript"/>
+        </w:rPr>
+        <w:t>2</w:t>
+      </w:r>
+      <w:r>
+        <w:rPr>
+          <w:rFonts w:ascii="Times New Roman" w:hAnsi="Times New Roman" w:eastAsia="Times New Roman" w:cs="Times New Roman"/>
+        </w:rPr>
+        <w:t xml:space="preserve"> → CH</w:t>
+      </w:r>
+      <w:r>
+        <w:rPr>
+          <w:rFonts w:ascii="Times New Roman" w:hAnsi="Times New Roman" w:eastAsia="Times New Roman" w:cs="Times New Roman"/>
+          <w:vertAlign w:val="subscript"/>
+        </w:rPr>
+        <w:t>2</w:t>
+      </w:r>
+      <w:r>
+        <w:rPr>
+          <w:rFonts w:ascii="Times New Roman" w:hAnsi="Times New Roman" w:eastAsia="Times New Roman" w:cs="Times New Roman"/>
+        </w:rPr>
+        <w:t>=C=CH</w:t>
+      </w:r>
+      <w:r>
+        <w:rPr>
+          <w:rFonts w:ascii="Times New Roman" w:hAnsi="Times New Roman" w:eastAsia="Times New Roman" w:cs="Times New Roman"/>
+          <w:vertAlign w:val="subscript"/>
+        </w:rPr>
+        <w:t>2</w:t>
+      </w:r>
+      <w:r>
+        <w:rPr>
+          <w:rFonts w:ascii="Times New Roman" w:hAnsi="Times New Roman" w:eastAsia="Times New Roman" w:cs="Times New Roman"/>
+        </w:rPr>
+        <w:t xml:space="preserve"> + CO</w:t>
+      </w:r>
+    </w:p>
+    <w:tbl>
+      <w:tblPr>
+        <w:tblStyle w:val="Table"/>
+        <w:tblW w:type="auto" w:w="0"/>
+        <w:tblLook w:firstRow="1" w:lastRow="0" w:firstColumn="0" w:lastColumn="0" w:noHBand="0" w:noVBand="0" w:val="0020"/>
+      </w:tblPr>
+      <w:tblGrid>
+        <w:gridCol w:w="3960"/>
+        <w:gridCol w:w="3960"/>
+      </w:tblGrid>
+      <w:tr>
+        <w:trPr>
+          <w:tblHeader w:val="on"/>
+        </w:trPr>
+        <w:tc>
+          <w:tcPr/>
+          <w:p>
+            <w:pPr>
+              <w:pStyle w:val="Compact"/>
+              <w:jc w:val="center"/>
+            </w:pPr>
+            <w:r>
+              <w:rPr>
+                <w:rFonts w:hint="eastAsia" w:ascii="Times New Roman" w:hAnsi="Times New Roman" w:eastAsia="SimHei" w:cs="Times New Roman"/>
+                <w:b/>
+              </w:rPr>
+              <w:t xml:space="preserve">知识点</w:t>
+            </w:r>
+          </w:p>
+        </w:tc>
+        <w:tc>
+          <w:tcPr/>
+          <w:p>
+            <w:pPr>
+              <w:pStyle w:val="Compact"/>
+              <w:jc w:val="center"/>
+            </w:pPr>
+            <w:r>
+              <w:rPr>
+                <w:rFonts w:hint="eastAsia" w:ascii="Times New Roman" w:hAnsi="Times New Roman" w:eastAsia="SimHei" w:cs="Times New Roman"/>
+                <w:b/>
+              </w:rPr>
+              <w:t xml:space="preserve">本题应用</w:t>
+            </w:r>
+          </w:p>
+        </w:tc>
+      </w:tr>
+      <w:tr>
+        <w:tc>
+          <w:tcPr/>
+          <w:p>
+            <w:pPr>
+              <w:pStyle w:val="Compact"/>
+              <w:jc w:val="center"/>
+            </w:pPr>
+            <w:r>
+              <w:rPr>
+                <w:rFonts w:hint="eastAsia" w:ascii="Times New Roman" w:hAnsi="Times New Roman" w:eastAsia="FangSong" w:cs="Times New Roman"/>
+              </w:rPr>
+              <w:t xml:space="preserve">酸碱平衡</w:t>
+            </w:r>
+          </w:p>
+        </w:tc>
+        <w:tc>
+          <w:tcPr/>
+          <w:p>
+            <w:pPr>
+              <w:pStyle w:val="Compact"/>
+              <w:jc w:val="center"/>
+            </w:pPr>
+            <w:r>
+              <w:rPr>
+                <w:rFonts w:hint="eastAsia" w:ascii="Times New Roman" w:hAnsi="Times New Roman" w:eastAsia="FangSong" w:cs="Times New Roman"/>
+              </w:rPr>
+              <w:t xml:space="preserve">统计电离常数</w:t>
+            </w:r>
+          </w:p>
+        </w:tc>
+      </w:tr>
+      <w:tr>
+        <w:tc>
+          <w:tcPr/>
+          <w:p>
+            <w:pPr>
+              <w:pStyle w:val="Compact"/>
+              <w:jc w:val="center"/>
+            </w:pPr>
+            <w:r>
+              <w:rPr>
+                <w:rFonts w:hint="eastAsia" w:ascii="Times New Roman" w:hAnsi="Times New Roman" w:eastAsia="FangSong" w:cs="Times New Roman"/>
+              </w:rPr>
+              <w:t xml:space="preserve">电离常数</w:t>
+            </w:r>
+          </w:p>
+        </w:tc>
+        <w:tc>
+          <w:tcPr/>
+          <w:p>
+            <w:pPr>
+              <w:pStyle w:val="Compact"/>
+              <w:jc w:val="center"/>
+            </w:pPr>
+            <w:r>
+              <w:rPr>
+                <w:rFonts w:ascii="Times New Roman" w:hAnsi="Times New Roman" w:eastAsia="Times New Roman" w:cs="Times New Roman"/>
+              </w:rPr>
+              <w:t>K</w:t>
+            </w:r>
+            <w:r>
+              <w:rPr>
+                <w:rFonts w:ascii="Times New Roman" w:hAnsi="Times New Roman" w:eastAsia="Times New Roman" w:cs="Times New Roman"/>
+                <w:vertAlign w:val="subscript"/>
+              </w:rPr>
+              <w:t>1</w:t>
+            </w:r>
+            <w:r>
+              <w:rPr>
+                <w:rFonts w:ascii="Times New Roman" w:hAnsi="Times New Roman" w:eastAsia="Times New Roman" w:cs="Times New Roman"/>
+              </w:rPr>
+              <w:t>=4K</w:t>
+            </w:r>
+            <w:r>
+              <w:rPr>
+                <w:rFonts w:ascii="Times New Roman" w:hAnsi="Times New Roman" w:eastAsia="Times New Roman" w:cs="Times New Roman"/>
+                <w:vertAlign w:val="subscript"/>
+              </w:rPr>
+              <w:t>2</w:t>
+            </w:r>
+          </w:p>
+        </w:tc>
+      </w:tr>
+      <w:tr>
+        <w:tc>
+          <w:tcPr/>
+          <w:p>
+            <w:pPr>
+              <w:pStyle w:val="Compact"/>
+              <w:jc w:val="center"/>
+            </w:pPr>
+            <w:r>
+              <w:rPr>
+                <w:rFonts w:hint="eastAsia" w:ascii="Times New Roman" w:hAnsi="Times New Roman" w:eastAsia="FangSong" w:cs="Times New Roman"/>
+              </w:rPr>
+              <w:t xml:space="preserve">有机化学</w:t>
+            </w:r>
+          </w:p>
+        </w:tc>
+        <w:tc>
+          <w:tcPr/>
+          <w:p>
+            <w:pPr>
+              <w:pStyle w:val="Compact"/>
+              <w:jc w:val="center"/>
+            </w:pPr>
+            <w:r>
+              <w:rPr>
+                <w:rFonts w:hint="eastAsia" w:ascii="Times New Roman" w:hAnsi="Times New Roman" w:eastAsia="FangSong" w:cs="Times New Roman"/>
+              </w:rPr>
+              <w:t xml:space="preserve">丙二酸脱水</w:t>
+            </w:r>
+            <w:r>
+              <w:rPr>
+                <w:rFonts w:ascii="Times New Roman" w:hAnsi="Times New Roman" w:eastAsia="Times New Roman" w:cs="Times New Roman"/>
+              </w:rPr>
+              <w:t xml:space="preserve"> C</w:t>
+            </w:r>
+            <w:r>
+              <w:rPr>
+                <w:rFonts w:ascii="Times New Roman" w:hAnsi="Times New Roman" w:eastAsia="Times New Roman" w:cs="Times New Roman"/>
+                <w:vertAlign w:val="subscript"/>
+              </w:rPr>
+              <w:t>3</w:t>
+            </w:r>
+            <w:r>
+              <w:rPr>
+                <w:rFonts w:ascii="Times New Roman" w:hAnsi="Times New Roman" w:eastAsia="Times New Roman" w:cs="Times New Roman"/>
+              </w:rPr>
+              <w:t>O</w:t>
+            </w:r>
+            <w:r>
+              <w:rPr>
+                <w:rFonts w:ascii="Times New Roman" w:hAnsi="Times New Roman" w:eastAsia="Times New Roman" w:cs="Times New Roman"/>
+                <w:vertAlign w:val="subscript"/>
+              </w:rPr>
+              <w:t>2</w:t>
+            </w:r>
+          </w:p>
+        </w:tc>
+      </w:tr>
+    </w:tbl>
     <w:p>
       <w:pPr>
         <w:spacing w:before="160" w:after="80"/>
@@ -6336,8 +9599,8 @@
         </w:pict>
       </w:r>
     </w:p>
-    <w:bookmarkEnd w:id="80"/>
-    <w:bookmarkStart w:id="81" w:name="wittig反应与horner-wadsworth-emmons反应对比"/>
+    <w:bookmarkEnd w:id="81"/>
+    <w:bookmarkStart w:id="85" w:name="化学能力测试-ch9a-2-环丙沙星合成路线"/>
     <w:p>
       <w:pPr>
         <w:pStyle w:val="Heading2"/>
@@ -6348,31 +9611,25 @@
         <w:rPr>
           <w:rFonts w:ascii="Times New Roman" w:hAnsi="Times New Roman" w:eastAsia="Times New Roman" w:cs="Times New Roman"/>
         </w:rPr>
-        <w:t xml:space="preserve">6.18 </w:t>
-      </w:r>
-      <w:r>
-        <w:rPr>
-          <w:rFonts w:hint="eastAsia" w:ascii="Times New Roman" w:hAnsi="Times New Roman" w:eastAsia="Times New Roman" w:cs="Times New Roman"/>
-        </w:rPr>
-        <w:t>Wittig</w:t>
+        <w:t xml:space="preserve">6.19 </w:t>
       </w:r>
       <w:r>
         <w:rPr>
           <w:rFonts w:hint="eastAsia" w:ascii="Times New Roman" w:hAnsi="Times New Roman" w:eastAsia="SimHei" w:cs="Times New Roman"/>
         </w:rPr>
-        <w:t>反应与</w:t>
-      </w:r>
-      <w:r>
-        <w:rPr>
-          <w:rFonts w:hint="eastAsia" w:ascii="Times New Roman" w:hAnsi="Times New Roman" w:eastAsia="Times New Roman" w:cs="Times New Roman"/>
-        </w:rPr>
-        <w:t>Horner-Wadsworth-Emmons</w:t>
+        <w:t>化学能力测试</w:t>
+      </w:r>
+      <w:r>
+        <w:rPr>
+          <w:rFonts w:hint="eastAsia" w:ascii="Times New Roman" w:hAnsi="Times New Roman" w:eastAsia="Times New Roman" w:cs="Times New Roman"/>
+        </w:rPr>
+        <w:t>-Ch9A-2-</w:t>
       </w:r>
       <w:r>
         <w:rPr>
           <w:rFonts w:hint="eastAsia" w:ascii="Times New Roman" w:hAnsi="Times New Roman" w:eastAsia="SimHei" w:cs="Times New Roman"/>
         </w:rPr>
-        <w:t>反应对比</w:t>
+        <w:t>环丙沙星合成路线</w:t>
       </w:r>
     </w:p>
     <w:p>
@@ -6381,39 +9638,120 @@
       </w:pPr>
       <w:r>
         <w:rPr>
-          <w:rFonts w:hint="eastAsia" w:ascii="Times New Roman" w:hAnsi="Times New Roman" w:eastAsia="Times New Roman" w:cs="Times New Roman"/>
-        </w:rPr>
-        <w:t>Wittig</w:t>
-      </w:r>
-      <w:r>
-        <w:rPr>
-          <w:rFonts w:hint="eastAsia" w:ascii="Times New Roman" w:hAnsi="Times New Roman" w:eastAsia="FangSong" w:cs="Times New Roman"/>
-        </w:rPr>
-        <w:t>反应及其改良版</w:t>
-      </w:r>
-      <w:r>
-        <w:rPr>
-          <w:rFonts w:hint="eastAsia" w:ascii="Times New Roman" w:hAnsi="Times New Roman" w:eastAsia="Times New Roman" w:cs="Times New Roman"/>
-        </w:rPr>
-        <w:t>（HWE</w:t>
-      </w:r>
-      <w:r>
-        <w:rPr>
-          <w:rFonts w:hint="eastAsia" w:ascii="Times New Roman" w:hAnsi="Times New Roman" w:eastAsia="FangSong" w:cs="Times New Roman"/>
-        </w:rPr>
-        <w:t>反应</w:t>
-      </w:r>
-      <w:r>
-        <w:rPr>
-          <w:rFonts w:hint="eastAsia" w:ascii="Times New Roman" w:hAnsi="Times New Roman" w:eastAsia="Times New Roman" w:cs="Times New Roman"/>
-        </w:rPr>
-        <w:t>）</w:t>
-      </w:r>
-      <w:r>
-        <w:rPr>
-          <w:rFonts w:hint="eastAsia" w:ascii="Times New Roman" w:hAnsi="Times New Roman" w:eastAsia="FangSong" w:cs="Times New Roman"/>
-        </w:rPr>
-        <w:t>是将羰基转化为烯烃的重要方法</w:t>
+          <w:rFonts w:hint="eastAsia" w:ascii="Times New Roman" w:hAnsi="Times New Roman" w:eastAsia="FangSong" w:cs="Times New Roman"/>
+        </w:rPr>
+        <w:t>环丙沙星</w:t>
+      </w:r>
+      <w:r>
+        <w:rPr>
+          <w:rFonts w:hint="eastAsia" w:ascii="Times New Roman" w:hAnsi="Times New Roman" w:eastAsia="Times New Roman" w:cs="Times New Roman"/>
+        </w:rPr>
+        <w:t>（G）</w:t>
+      </w:r>
+      <w:r>
+        <w:rPr>
+          <w:rFonts w:hint="eastAsia" w:ascii="Times New Roman" w:hAnsi="Times New Roman" w:eastAsia="FangSong" w:cs="Times New Roman"/>
+        </w:rPr>
+        <w:t>是一种新型的广谱抗菌药物</w:t>
+      </w:r>
+      <w:r>
+        <w:rPr>
+          <w:rFonts w:hint="eastAsia" w:ascii="Times New Roman" w:hAnsi="Times New Roman" w:eastAsia="Times New Roman" w:cs="Times New Roman"/>
+        </w:rPr>
+        <w:t>，</w:t>
+      </w:r>
+      <w:r>
+        <w:rPr>
+          <w:rFonts w:hint="eastAsia" w:ascii="Times New Roman" w:hAnsi="Times New Roman" w:eastAsia="FangSong" w:cs="Times New Roman"/>
+        </w:rPr>
+        <w:t>其工艺合成路线如下</w:t>
+      </w:r>
+      <w:r>
+        <w:rPr>
+          <w:rFonts w:hint="eastAsia" w:ascii="Times New Roman" w:hAnsi="Times New Roman" w:eastAsia="Times New Roman" w:cs="Times New Roman"/>
+        </w:rPr>
+        <w:t>：</w:t>
+      </w:r>
+    </w:p>
+    <w:p>
+      <w:pPr>
+        <w:pStyle w:val="BodyText"/>
+        <w:spacing w:before="160" w:after="80"/>
+        <w:jc w:val="center"/>
+      </w:pPr>
+      <w:r>
+        <w:rPr>
+          <w:rFonts w:ascii="Times New Roman" w:hAnsi="Times New Roman" w:eastAsia="Times New Roman" w:cs="Times New Roman"/>
+        </w:rPr>
+        <w:drawing>
+          <wp:inline>
+            <wp:extent cx="3600000" cy="1807929"/>
+            <wp:effectExtent b="0" l="0" r="0" t="0"/>
+            <wp:docPr descr="" title="" id="83" name="Picture"/>
+            <a:graphic>
+              <a:graphicData uri="http://schemas.openxmlformats.org/drawingml/2006/picture">
+                <pic:pic>
+                  <pic:nvPicPr>
+                    <pic:cNvPr descr="21a96aa5b08aaf931bf74cc2a79cd14303fd92f5bea0489f6ee265bd53c99af0.jpg" id="84" name="Picture"/>
+                    <pic:cNvPicPr>
+                      <a:picLocks noChangeArrowheads="1" noChangeAspect="1"/>
+                    </pic:cNvPicPr>
+                  </pic:nvPicPr>
+                  <pic:blipFill>
+                    <a:blip r:embed="rId82"/>
+                    <a:stretch>
+                      <a:fillRect/>
+                    </a:stretch>
+                  </pic:blipFill>
+                  <pic:spPr bwMode="auto">
+                    <a:xfrm>
+                      <a:off x="0" y="0"/>
+                      <a:ext cx="3600000" cy="1807929"/>
+                    </a:xfrm>
+                    <a:prstGeom prst="rect">
+                      <a:avLst/>
+                    </a:prstGeom>
+                    <a:noFill/>
+                    <a:ln w="9525">
+                      <a:noFill/>
+                      <a:headEnd/>
+                      <a:tailEnd/>
+                    </a:ln>
+                  </pic:spPr>
+                </pic:pic>
+              </a:graphicData>
+            </a:graphic>
+          </wp:inline>
+        </w:drawing>
+      </w:r>
+    </w:p>
+    <w:p>
+      <w:pPr>
+        <w:pStyle w:val="BodyText"/>
+      </w:pPr>
+      <w:r>
+        <w:rPr>
+          <w:rFonts w:ascii="Times New Roman" w:hAnsi="Times New Roman" w:eastAsia="Times New Roman" w:cs="Times New Roman"/>
+        </w:rPr>
+        <w:t xml:space="preserve">2-1. </w:t>
+      </w:r>
+      <w:r>
+        <w:rPr>
+          <w:rFonts w:hint="eastAsia" w:ascii="Times New Roman" w:hAnsi="Times New Roman" w:eastAsia="FangSong" w:cs="Times New Roman"/>
+        </w:rPr>
+        <w:t xml:space="preserve">画出</w:t>
+      </w:r>
+      <w:r>
+        <w:rPr>
+          <w:rFonts w:ascii="Times New Roman" w:hAnsi="Times New Roman" w:eastAsia="Times New Roman" w:cs="Times New Roman"/>
+        </w:rPr>
+        <w:t xml:space="preserve"> A、B、D、E、F </w:t>
+      </w:r>
+      <w:r>
+        <w:rPr>
+          <w:rFonts w:hint="eastAsia" w:ascii="Times New Roman" w:hAnsi="Times New Roman" w:eastAsia="FangSong" w:cs="Times New Roman"/>
+        </w:rPr>
+        <w:t>的结构式</w:t>
       </w:r>
       <w:r>
         <w:rPr>
@@ -6421,25 +9759,6 @@
         </w:rPr>
         <w:t>。</w:t>
       </w:r>
-    </w:p>
-    <w:p>
-      <w:pPr>
-        <w:pStyle w:val="BodyText"/>
-      </w:pPr>
-      <w:r>
-        <w:rPr>
-          <w:rFonts w:hint="eastAsia" w:ascii="Times New Roman" w:hAnsi="Times New Roman" w:eastAsia="FangSong" w:cs="Times New Roman"/>
-          <w:b/>
-          <w:bCs/>
-        </w:rPr>
-        <w:t xml:space="preserve">题目</w:t>
-      </w:r>
-      <w:r>
-        <w:rPr>
-          <w:rFonts w:hint="eastAsia" w:ascii="Times New Roman" w:hAnsi="Times New Roman" w:eastAsia="Times New Roman" w:cs="Times New Roman"/>
-        </w:rPr>
-        <w:t xml:space="preserve">：</w:t>
-      </w:r>
       <w:r>
         <w:rPr>
           <w:rFonts w:ascii="Times New Roman" w:hAnsi="Times New Roman" w:eastAsia="Times New Roman" w:cs="Times New Roman"/>
@@ -6450,43 +9769,99 @@
         <w:rPr>
           <w:rFonts w:ascii="Times New Roman" w:hAnsi="Times New Roman" w:eastAsia="Times New Roman" w:cs="Times New Roman"/>
         </w:rPr>
-        <w:t xml:space="preserve">1. </w:t>
-      </w:r>
-      <w:r>
-        <w:rPr>
-          <w:rFonts w:hint="eastAsia" w:ascii="Times New Roman" w:hAnsi="Times New Roman" w:eastAsia="FangSong" w:cs="Times New Roman"/>
-        </w:rPr>
-        <w:t>画出经典</w:t>
-      </w:r>
-      <w:r>
-        <w:rPr>
-          <w:rFonts w:hint="eastAsia" w:ascii="Times New Roman" w:hAnsi="Times New Roman" w:eastAsia="Times New Roman" w:cs="Times New Roman"/>
-        </w:rPr>
-        <w:t>Wittig</w:t>
-      </w:r>
-      <w:r>
-        <w:rPr>
-          <w:rFonts w:hint="eastAsia" w:ascii="Times New Roman" w:hAnsi="Times New Roman" w:eastAsia="FangSong" w:cs="Times New Roman"/>
-        </w:rPr>
-        <w:t>反应的机理</w:t>
-      </w:r>
-      <w:r>
-        <w:rPr>
-          <w:rFonts w:hint="eastAsia" w:ascii="Times New Roman" w:hAnsi="Times New Roman" w:eastAsia="Times New Roman" w:cs="Times New Roman"/>
-        </w:rPr>
-        <w:t>（</w:t>
-      </w:r>
-      <w:r>
-        <w:rPr>
-          <w:rFonts w:hint="eastAsia" w:ascii="Times New Roman" w:hAnsi="Times New Roman" w:eastAsia="FangSong" w:cs="Times New Roman"/>
-        </w:rPr>
-        <w:t>包括甜菜碱中间体和氧杂磷杂环丁烷中间体</w:t>
-      </w:r>
-      <w:r>
-        <w:rPr>
-          <w:rFonts w:hint="eastAsia" w:ascii="Times New Roman" w:hAnsi="Times New Roman" w:eastAsia="Times New Roman" w:cs="Times New Roman"/>
-        </w:rPr>
-        <w:t>）</w:t>
+        <w:t xml:space="preserve">2-2. </w:t>
+      </w:r>
+      <w:r>
+        <w:rPr>
+          <w:rFonts w:hint="eastAsia" w:ascii="Times New Roman" w:hAnsi="Times New Roman" w:eastAsia="FangSong" w:cs="Times New Roman"/>
+        </w:rPr>
+        <w:t xml:space="preserve">为何由</w:t>
+      </w:r>
+      <w:r>
+        <w:rPr>
+          <w:rFonts w:ascii="Times New Roman" w:hAnsi="Times New Roman" w:eastAsia="Times New Roman" w:cs="Times New Roman"/>
+        </w:rPr>
+        <w:t xml:space="preserve"> A </w:t>
+      </w:r>
+      <w:r>
+        <w:rPr>
+          <w:rFonts w:hint="eastAsia" w:ascii="Times New Roman" w:hAnsi="Times New Roman" w:eastAsia="FangSong" w:cs="Times New Roman"/>
+        </w:rPr>
+        <w:t xml:space="preserve">转化为</w:t>
+      </w:r>
+      <w:r>
+        <w:rPr>
+          <w:rFonts w:ascii="Times New Roman" w:hAnsi="Times New Roman" w:eastAsia="Times New Roman" w:cs="Times New Roman"/>
+        </w:rPr>
+        <w:t xml:space="preserve"> B </w:t>
+      </w:r>
+      <w:r>
+        <w:rPr>
+          <w:rFonts w:hint="eastAsia" w:ascii="Times New Roman" w:hAnsi="Times New Roman" w:eastAsia="FangSong" w:cs="Times New Roman"/>
+        </w:rPr>
+        <w:t xml:space="preserve">需使用强碱</w:t>
+      </w:r>
+      <w:r>
+        <w:rPr>
+          <w:rFonts w:ascii="Times New Roman" w:hAnsi="Times New Roman" w:eastAsia="Times New Roman" w:cs="Times New Roman"/>
+        </w:rPr>
+        <w:t xml:space="preserve"> NaH </w:t>
+      </w:r>
+      <w:r>
+        <w:rPr>
+          <w:rFonts w:hint="eastAsia" w:ascii="Times New Roman" w:hAnsi="Times New Roman" w:eastAsia="FangSong" w:cs="Times New Roman"/>
+        </w:rPr>
+        <w:t xml:space="preserve">而由</w:t>
+      </w:r>
+      <w:r>
+        <w:rPr>
+          <w:rFonts w:ascii="Times New Roman" w:hAnsi="Times New Roman" w:eastAsia="Times New Roman" w:cs="Times New Roman"/>
+        </w:rPr>
+        <w:t xml:space="preserve"> B </w:t>
+      </w:r>
+      <w:r>
+        <w:rPr>
+          <w:rFonts w:hint="eastAsia" w:ascii="Times New Roman" w:hAnsi="Times New Roman" w:eastAsia="FangSong" w:cs="Times New Roman"/>
+        </w:rPr>
+        <w:t xml:space="preserve">转化为</w:t>
+      </w:r>
+      <w:r>
+        <w:rPr>
+          <w:rFonts w:ascii="Times New Roman" w:hAnsi="Times New Roman" w:eastAsia="Times New Roman" w:cs="Times New Roman"/>
+        </w:rPr>
+        <w:t xml:space="preserve"> C </w:t>
+      </w:r>
+      <w:r>
+        <w:rPr>
+          <w:rFonts w:hint="eastAsia" w:ascii="Times New Roman" w:hAnsi="Times New Roman" w:eastAsia="FangSong" w:cs="Times New Roman"/>
+        </w:rPr>
+        <w:t xml:space="preserve">的反应使用</w:t>
+      </w:r>
+      <w:r>
+        <w:rPr>
+          <w:rFonts w:ascii="Times New Roman" w:hAnsi="Times New Roman" w:eastAsia="Times New Roman" w:cs="Times New Roman"/>
+        </w:rPr>
+        <w:t xml:space="preserve"> NaOC</w:t>
+      </w:r>
+      <w:r>
+        <w:rPr>
+          <w:rFonts w:ascii="Times New Roman" w:hAnsi="Times New Roman" w:eastAsia="Times New Roman" w:cs="Times New Roman"/>
+          <w:vertAlign w:val="subscript"/>
+        </w:rPr>
+        <w:t>2</w:t>
+      </w:r>
+      <w:r>
+        <w:rPr>
+          <w:rFonts w:ascii="Times New Roman" w:hAnsi="Times New Roman" w:eastAsia="Times New Roman" w:cs="Times New Roman"/>
+        </w:rPr>
+        <w:t>H</w:t>
+      </w:r>
+      <w:r>
+        <w:rPr>
+          <w:rFonts w:ascii="Times New Roman" w:hAnsi="Times New Roman" w:eastAsia="Times New Roman" w:cs="Times New Roman"/>
+          <w:vertAlign w:val="subscript"/>
+        </w:rPr>
+        <w:t>5</w:t>
       </w:r>
       <w:r>
         <w:rPr>
@@ -6496,39 +9871,9 @@
       </w:r>
       <w:r>
         <w:rPr>
-          <w:rFonts w:ascii="Times New Roman" w:hAnsi="Times New Roman" w:eastAsia="Times New Roman" w:cs="Times New Roman"/>
-        </w:rPr>
-        <w:t xml:space="preserve">2. </w:t>
-      </w:r>
-      <w:r>
-        <w:rPr>
-          <w:rFonts w:hint="eastAsia" w:ascii="Times New Roman" w:hAnsi="Times New Roman" w:eastAsia="FangSong" w:cs="Times New Roman"/>
-        </w:rPr>
-        <w:t>稳定的膦叶立德和不稳定的膦叶立德分别倾向生成</w:t>
-      </w:r>
-      <w:r>
-        <w:rPr>
-          <w:rFonts w:hint="eastAsia" w:ascii="Times New Roman" w:hAnsi="Times New Roman" w:eastAsia="Times New Roman" w:cs="Times New Roman"/>
-        </w:rPr>
-        <w:t>E</w:t>
-      </w:r>
-      <w:r>
-        <w:rPr>
-          <w:rFonts w:hint="eastAsia" w:ascii="Times New Roman" w:hAnsi="Times New Roman" w:eastAsia="FangSong" w:cs="Times New Roman"/>
-        </w:rPr>
-        <w:t>型还是</w:t>
-      </w:r>
-      <w:r>
-        <w:rPr>
-          <w:rFonts w:hint="eastAsia" w:ascii="Times New Roman" w:hAnsi="Times New Roman" w:eastAsia="Times New Roman" w:cs="Times New Roman"/>
-        </w:rPr>
-        <w:t>Z</w:t>
-      </w:r>
-      <w:r>
-        <w:rPr>
-          <w:rFonts w:hint="eastAsia" w:ascii="Times New Roman" w:hAnsi="Times New Roman" w:eastAsia="FangSong" w:cs="Times New Roman"/>
-        </w:rPr>
-        <w:t>型烯烃</w:t>
+          <w:rFonts w:hint="eastAsia" w:ascii="Times New Roman" w:hAnsi="Times New Roman" w:eastAsia="FangSong" w:cs="Times New Roman"/>
+        </w:rPr>
+        <w:t>即可</w:t>
       </w:r>
       <w:r>
         <w:rPr>
@@ -6546,55 +9891,37 @@
         <w:rPr>
           <w:rFonts w:ascii="Times New Roman" w:hAnsi="Times New Roman" w:eastAsia="Times New Roman" w:cs="Times New Roman"/>
         </w:rPr>
-        <w:t xml:space="preserve">3. </w:t>
-      </w:r>
-      <w:r>
-        <w:rPr>
-          <w:rFonts w:hint="eastAsia" w:ascii="Times New Roman" w:hAnsi="Times New Roman" w:eastAsia="Times New Roman" w:cs="Times New Roman"/>
-        </w:rPr>
-        <w:t>HWE</w:t>
-      </w:r>
-      <w:r>
-        <w:rPr>
-          <w:rFonts w:hint="eastAsia" w:ascii="Times New Roman" w:hAnsi="Times New Roman" w:eastAsia="FangSong" w:cs="Times New Roman"/>
-        </w:rPr>
-        <w:t>反应</w:t>
-      </w:r>
-      <w:r>
-        <w:rPr>
-          <w:rFonts w:hint="eastAsia" w:ascii="Times New Roman" w:hAnsi="Times New Roman" w:eastAsia="Times New Roman" w:cs="Times New Roman"/>
-        </w:rPr>
-        <w:t>（Horner-Wadsworth-Emmons</w:t>
-      </w:r>
-      <w:r>
-        <w:rPr>
-          <w:rFonts w:hint="eastAsia" w:ascii="Times New Roman" w:hAnsi="Times New Roman" w:eastAsia="FangSong" w:cs="Times New Roman"/>
-        </w:rPr>
-        <w:t>反应</w:t>
-      </w:r>
-      <w:r>
-        <w:rPr>
-          <w:rFonts w:hint="eastAsia" w:ascii="Times New Roman" w:hAnsi="Times New Roman" w:eastAsia="Times New Roman" w:cs="Times New Roman"/>
-        </w:rPr>
-        <w:t>）</w:t>
-      </w:r>
-      <w:r>
-        <w:rPr>
-          <w:rFonts w:hint="eastAsia" w:ascii="Times New Roman" w:hAnsi="Times New Roman" w:eastAsia="FangSong" w:cs="Times New Roman"/>
-        </w:rPr>
-        <w:t>使用膦酸酯而非季膦盐</w:t>
-      </w:r>
-      <w:r>
-        <w:rPr>
-          <w:rFonts w:hint="eastAsia" w:ascii="Times New Roman" w:hAnsi="Times New Roman" w:eastAsia="Times New Roman" w:cs="Times New Roman"/>
-        </w:rPr>
-        <w:t>，</w:t>
-      </w:r>
-      <w:r>
-        <w:rPr>
-          <w:rFonts w:hint="eastAsia" w:ascii="Times New Roman" w:hAnsi="Times New Roman" w:eastAsia="FangSong" w:cs="Times New Roman"/>
-        </w:rPr>
-        <w:t>这带来什么优势</w:t>
+        <w:t xml:space="preserve">2-3. </w:t>
+      </w:r>
+      <w:r>
+        <w:rPr>
+          <w:rFonts w:hint="eastAsia" w:ascii="Times New Roman" w:hAnsi="Times New Roman" w:eastAsia="FangSong" w:cs="Times New Roman"/>
+        </w:rPr>
+        <w:t xml:space="preserve">由</w:t>
+      </w:r>
+      <w:r>
+        <w:rPr>
+          <w:rFonts w:ascii="Times New Roman" w:hAnsi="Times New Roman" w:eastAsia="Times New Roman" w:cs="Times New Roman"/>
+        </w:rPr>
+        <w:t xml:space="preserve"> C </w:t>
+      </w:r>
+      <w:r>
+        <w:rPr>
+          <w:rFonts w:hint="eastAsia" w:ascii="Times New Roman" w:hAnsi="Times New Roman" w:eastAsia="FangSong" w:cs="Times New Roman"/>
+        </w:rPr>
+        <w:t xml:space="preserve">转化为</w:t>
+      </w:r>
+      <w:r>
+        <w:rPr>
+          <w:rFonts w:ascii="Times New Roman" w:hAnsi="Times New Roman" w:eastAsia="Times New Roman" w:cs="Times New Roman"/>
+        </w:rPr>
+        <w:t xml:space="preserve"> D </w:t>
+      </w:r>
+      <w:r>
+        <w:rPr>
+          <w:rFonts w:hint="eastAsia" w:ascii="Times New Roman" w:hAnsi="Times New Roman" w:eastAsia="FangSong" w:cs="Times New Roman"/>
+        </w:rPr>
+        <w:t>是一步反应还是两步反应</w:t>
       </w:r>
       <w:r>
         <w:rPr>
@@ -6604,77 +9931,15 @@
       </w:r>
       <w:r>
         <w:rPr>
-          <w:rFonts w:ascii="Times New Roman" w:hAnsi="Times New Roman" w:eastAsia="Times New Roman" w:cs="Times New Roman"/>
-        </w:rPr>
-        <w:t xml:space="preserve"> </w:t>
-      </w:r>
-      <w:r>
-        <w:rPr>
-          <w:rFonts w:ascii="Times New Roman" w:hAnsi="Times New Roman" w:eastAsia="Times New Roman" w:cs="Times New Roman"/>
-        </w:rPr>
-        <w:t xml:space="preserve">4. </w:t>
-      </w:r>
-      <w:r>
-        <w:rPr>
-          <w:rFonts w:hint="eastAsia" w:ascii="Times New Roman" w:hAnsi="Times New Roman" w:eastAsia="FangSong" w:cs="Times New Roman"/>
-        </w:rPr>
-        <w:t>硫叶立德</w:t>
-      </w:r>
-      <w:r>
-        <w:rPr>
-          <w:rFonts w:hint="eastAsia" w:ascii="Times New Roman" w:hAnsi="Times New Roman" w:eastAsia="Times New Roman" w:cs="Times New Roman"/>
-        </w:rPr>
-        <w:t>（</w:t>
-      </w:r>
-      <w:r>
-        <w:rPr>
-          <w:rFonts w:hint="eastAsia" w:ascii="Times New Roman" w:hAnsi="Times New Roman" w:eastAsia="FangSong" w:cs="Times New Roman"/>
-        </w:rPr>
-        <w:t>如</w:t>
-      </w:r>
-      <w:r>
-        <w:rPr>
-          <w:rFonts w:hint="eastAsia" w:ascii="Times New Roman" w:hAnsi="Times New Roman" w:eastAsia="Times New Roman" w:cs="Times New Roman"/>
-        </w:rPr>
-        <w:t>Ph</w:t>
-      </w:r>
-      <w:r>
-        <w:rPr>
-          <w:rFonts w:hint="eastAsia" w:ascii="Times New Roman" w:hAnsi="Times New Roman" w:eastAsia="Times New Roman" w:cs="Times New Roman"/>
-          <w:vertAlign w:val="subscript"/>
-        </w:rPr>
-        <w:t>2</w:t>
-      </w:r>
-      <w:r>
-        <w:rPr>
-          <w:rFonts w:hint="eastAsia" w:ascii="Times New Roman" w:hAnsi="Times New Roman" w:eastAsia="Times New Roman" w:cs="Times New Roman"/>
-        </w:rPr>
-        <w:t>S=CH</w:t>
-      </w:r>
-      <w:r>
-        <w:rPr>
-          <w:rFonts w:hint="eastAsia" w:ascii="Times New Roman" w:hAnsi="Times New Roman" w:eastAsia="Times New Roman" w:cs="Times New Roman"/>
-          <w:vertAlign w:val="subscript"/>
-        </w:rPr>
-        <w:t>2</w:t>
-      </w:r>
-      <w:r>
-        <w:rPr>
-          <w:rFonts w:hint="eastAsia" w:ascii="Times New Roman" w:hAnsi="Times New Roman" w:eastAsia="Times New Roman" w:cs="Times New Roman"/>
-        </w:rPr>
-        <w:t>）</w:t>
-      </w:r>
-      <w:r>
-        <w:rPr>
-          <w:rFonts w:hint="eastAsia" w:ascii="Times New Roman" w:hAnsi="Times New Roman" w:eastAsia="FangSong" w:cs="Times New Roman"/>
-        </w:rPr>
-        <w:t>与膦叶立德的反应性有何不同</w:t>
-      </w:r>
-      <w:r>
-        <w:rPr>
-          <w:rFonts w:hint="eastAsia" w:ascii="Times New Roman" w:hAnsi="Times New Roman" w:eastAsia="Times New Roman" w:cs="Times New Roman"/>
-        </w:rPr>
-        <w:t>？</w:t>
+          <w:rFonts w:hint="eastAsia" w:ascii="Times New Roman" w:hAnsi="Times New Roman" w:eastAsia="FangSong" w:cs="Times New Roman"/>
+        </w:rPr>
+        <w:t>简要说明之</w:t>
+      </w:r>
+      <w:r>
+        <w:rPr>
+          <w:rFonts w:hint="eastAsia" w:ascii="Times New Roman" w:hAnsi="Times New Roman" w:eastAsia="Times New Roman" w:cs="Times New Roman"/>
+        </w:rPr>
+        <w:t>。</w:t>
       </w:r>
     </w:p>
     <w:p>
@@ -6687,8 +9952,8 @@
         </w:pict>
       </w:r>
     </w:p>
-    <w:bookmarkEnd w:id="81"/>
-    <w:bookmarkStart w:id="82" w:name="bd角度与羰基亲核加成"/>
+    <w:bookmarkEnd w:id="85"/>
+    <w:bookmarkStart w:id="92" w:name="化学能力测试-ch9a-4-五苯基苯甲醛合成路线"/>
     <w:p>
       <w:pPr>
         <w:pStyle w:val="Heading2"/>
@@ -6699,19 +9964,25 @@
         <w:rPr>
           <w:rFonts w:ascii="Times New Roman" w:hAnsi="Times New Roman" w:eastAsia="Times New Roman" w:cs="Times New Roman"/>
         </w:rPr>
-        <w:t xml:space="preserve">6.19 </w:t>
-      </w:r>
-      <w:r>
-        <w:rPr>
-          <w:rFonts w:hint="eastAsia" w:ascii="Times New Roman" w:hAnsi="Times New Roman" w:eastAsia="Times New Roman" w:cs="Times New Roman"/>
-        </w:rPr>
-        <w:t>BD</w:t>
+        <w:t xml:space="preserve">6.20 </w:t>
       </w:r>
       <w:r>
         <w:rPr>
           <w:rFonts w:hint="eastAsia" w:ascii="Times New Roman" w:hAnsi="Times New Roman" w:eastAsia="SimHei" w:cs="Times New Roman"/>
         </w:rPr>
-        <w:t>角度与羰基亲核加成</w:t>
+        <w:t>化学能力测试</w:t>
+      </w:r>
+      <w:r>
+        <w:rPr>
+          <w:rFonts w:hint="eastAsia" w:ascii="Times New Roman" w:hAnsi="Times New Roman" w:eastAsia="Times New Roman" w:cs="Times New Roman"/>
+        </w:rPr>
+        <w:t>-Ch9A-4-</w:t>
+      </w:r>
+      <w:r>
+        <w:rPr>
+          <w:rFonts w:hint="eastAsia" w:ascii="Times New Roman" w:hAnsi="Times New Roman" w:eastAsia="SimHei" w:cs="Times New Roman"/>
+        </w:rPr>
+        <w:t>五苯基苯甲醛合成路线</w:t>
       </w:r>
     </w:p>
     <w:p>
@@ -6720,15 +9991,27 @@
       </w:pPr>
       <w:r>
         <w:rPr>
-          <w:rFonts w:hint="eastAsia" w:ascii="Times New Roman" w:hAnsi="Times New Roman" w:eastAsia="Times New Roman" w:cs="Times New Roman"/>
-        </w:rPr>
-        <w:t>Bürgi-Dunitz（BD）</w:t>
-      </w:r>
-      <w:r>
-        <w:rPr>
-          <w:rFonts w:hint="eastAsia" w:ascii="Times New Roman" w:hAnsi="Times New Roman" w:eastAsia="FangSong" w:cs="Times New Roman"/>
-        </w:rPr>
-        <w:t>角度描述亲核试剂进攻羰基的方向</w:t>
+          <w:rFonts w:hint="eastAsia" w:ascii="Times New Roman" w:hAnsi="Times New Roman" w:eastAsia="FangSong" w:cs="Times New Roman"/>
+        </w:rPr>
+        <w:t xml:space="preserve">立体结构上特殊拥挤的</w:t>
+      </w:r>
+      <w:r>
+        <w:rPr>
+          <w:rFonts w:ascii="Times New Roman" w:hAnsi="Times New Roman" w:eastAsia="Times New Roman" w:cs="Times New Roman"/>
+        </w:rPr>
+        <w:t xml:space="preserve"> </w:t>
+      </w:r>
+      <w:r>
+        <w:rPr>
+          <w:rFonts w:hint="eastAsia" w:ascii="Times New Roman" w:hAnsi="Times New Roman" w:eastAsia="Times New Roman" w:cs="Times New Roman"/>
+        </w:rPr>
+        <w:t>2,3,4,5,6-</w:t>
+      </w:r>
+      <w:r>
+        <w:rPr>
+          <w:rFonts w:hint="eastAsia" w:ascii="Times New Roman" w:hAnsi="Times New Roman" w:eastAsia="FangSong" w:cs="Times New Roman"/>
+        </w:rPr>
+        <w:t>五苯基苯甲醛是合成新型红色荧光材料的重要中间体</w:t>
       </w:r>
       <w:r>
         <w:rPr>
@@ -6740,32 +10023,173 @@
         <w:rPr>
           <w:rFonts w:hint="eastAsia" w:ascii="Times New Roman" w:hAnsi="Times New Roman" w:eastAsia="FangSong" w:cs="Times New Roman"/>
         </w:rPr>
-        <w:t>约为</w:t>
-      </w:r>
-      <w:r>
-        <w:rPr>
-          <w:rFonts w:hint="eastAsia" w:ascii="Times New Roman" w:hAnsi="Times New Roman" w:eastAsia="Times New Roman" w:cs="Times New Roman"/>
-        </w:rPr>
-        <w:t>107°。</w:t>
+        <w:t>该中间体的合成难度较大</w:t>
+      </w:r>
+      <w:r>
+        <w:rPr>
+          <w:rFonts w:hint="eastAsia" w:ascii="Times New Roman" w:hAnsi="Times New Roman" w:eastAsia="Times New Roman" w:cs="Times New Roman"/>
+        </w:rPr>
+        <w:t>。</w:t>
+      </w:r>
+      <w:r>
+        <w:rPr>
+          <w:rFonts w:hint="eastAsia" w:ascii="Times New Roman" w:hAnsi="Times New Roman" w:eastAsia="FangSong" w:cs="Times New Roman"/>
+        </w:rPr>
+        <w:t>文献报道了类似化合物的合成</w:t>
+      </w:r>
+      <w:r>
+        <w:rPr>
+          <w:rFonts w:hint="eastAsia" w:ascii="Times New Roman" w:hAnsi="Times New Roman" w:eastAsia="Times New Roman" w:cs="Times New Roman"/>
+        </w:rPr>
+        <w:t>：</w:t>
       </w:r>
     </w:p>
     <w:p>
       <w:pPr>
         <w:pStyle w:val="BodyText"/>
-      </w:pPr>
-      <w:r>
-        <w:rPr>
-          <w:rFonts w:hint="eastAsia" w:ascii="Times New Roman" w:hAnsi="Times New Roman" w:eastAsia="FangSong" w:cs="Times New Roman"/>
-          <w:b/>
-          <w:bCs/>
-        </w:rPr>
-        <w:t xml:space="preserve">题目</w:t>
-      </w:r>
-      <w:r>
-        <w:rPr>
-          <w:rFonts w:hint="eastAsia" w:ascii="Times New Roman" w:hAnsi="Times New Roman" w:eastAsia="Times New Roman" w:cs="Times New Roman"/>
-        </w:rPr>
-        <w:t xml:space="preserve">：</w:t>
+        <w:spacing w:before="160" w:after="80"/>
+        <w:jc w:val="center"/>
+      </w:pPr>
+      <w:r>
+        <w:rPr>
+          <w:rFonts w:ascii="Times New Roman" w:hAnsi="Times New Roman" w:eastAsia="Times New Roman" w:cs="Times New Roman"/>
+        </w:rPr>
+        <w:drawing>
+          <wp:inline>
+            <wp:extent cx="3600000" cy="609404"/>
+            <wp:effectExtent b="0" l="0" r="0" t="0"/>
+            <wp:docPr descr="" title="" id="87" name="Picture"/>
+            <a:graphic>
+              <a:graphicData uri="http://schemas.openxmlformats.org/drawingml/2006/picture">
+                <pic:pic>
+                  <pic:nvPicPr>
+                    <pic:cNvPr descr="72a99d4a2c6d33d52ad84da6a825a4bf9a2134654a8ec31541709b4fe7162f13.jpg" id="88" name="Picture"/>
+                    <pic:cNvPicPr>
+                      <a:picLocks noChangeArrowheads="1" noChangeAspect="1"/>
+                    </pic:cNvPicPr>
+                  </pic:nvPicPr>
+                  <pic:blipFill>
+                    <a:blip r:embed="rId86"/>
+                    <a:stretch>
+                      <a:fillRect/>
+                    </a:stretch>
+                  </pic:blipFill>
+                  <pic:spPr bwMode="auto">
+                    <a:xfrm>
+                      <a:off x="0" y="0"/>
+                      <a:ext cx="3600000" cy="609404"/>
+                    </a:xfrm>
+                    <a:prstGeom prst="rect">
+                      <a:avLst/>
+                    </a:prstGeom>
+                    <a:noFill/>
+                    <a:ln w="9525">
+                      <a:noFill/>
+                      <a:headEnd/>
+                      <a:tailEnd/>
+                    </a:ln>
+                  </pic:spPr>
+                </pic:pic>
+              </a:graphicData>
+            </a:graphic>
+          </wp:inline>
+        </w:drawing>
+      </w:r>
+    </w:p>
+    <w:p>
+      <w:pPr>
+        <w:pStyle w:val="BodyText"/>
+      </w:pPr>
+      <w:r>
+        <w:rPr>
+          <w:rFonts w:hint="eastAsia" w:ascii="Times New Roman" w:hAnsi="Times New Roman" w:eastAsia="FangSong" w:cs="Times New Roman"/>
+        </w:rPr>
+        <w:t xml:space="preserve">化合物</w:t>
+      </w:r>
+      <w:r>
+        <w:rPr>
+          <w:rFonts w:ascii="Times New Roman" w:hAnsi="Times New Roman" w:eastAsia="Times New Roman" w:cs="Times New Roman"/>
+        </w:rPr>
+        <w:t xml:space="preserve"> A </w:t>
+      </w:r>
+      <w:r>
+        <w:rPr>
+          <w:rFonts w:hint="eastAsia" w:ascii="Times New Roman" w:hAnsi="Times New Roman" w:eastAsia="FangSong" w:cs="Times New Roman"/>
+        </w:rPr>
+        <w:t>可由下列反应制取</w:t>
+      </w:r>
+      <w:r>
+        <w:rPr>
+          <w:rFonts w:hint="eastAsia" w:ascii="Times New Roman" w:hAnsi="Times New Roman" w:eastAsia="Times New Roman" w:cs="Times New Roman"/>
+        </w:rPr>
+        <w:t>：Ph—C(=O)—C(=O)—Ph</w:t>
+      </w:r>
+      <w:r>
+        <w:rPr>
+          <w:rFonts w:ascii="Times New Roman" w:hAnsi="Times New Roman" w:eastAsia="Times New Roman" w:cs="Times New Roman"/>
+        </w:rPr>
+        <w:t xml:space="preserve"> + E ―[OH</w:t>
+      </w:r>
+      <w:r>
+        <w:rPr>
+          <w:rFonts w:ascii="Times New Roman" w:hAnsi="Times New Roman" w:eastAsia="Times New Roman" w:cs="Times New Roman"/>
+          <w:vertAlign w:val="superscript"/>
+        </w:rPr>
+        <w:t>-</w:t>
+      </w:r>
+      <w:r>
+        <w:rPr>
+          <w:rFonts w:ascii="Times New Roman" w:hAnsi="Times New Roman" w:eastAsia="Times New Roman" w:cs="Times New Roman"/>
+        </w:rPr>
+        <w:t xml:space="preserve">]→ </w:t>
+      </w:r>
+      <w:r>
+        <w:rPr>
+          <w:rFonts w:hint="eastAsia" w:ascii="Times New Roman" w:hAnsi="Times New Roman" w:eastAsia="Times New Roman" w:cs="Times New Roman"/>
+        </w:rPr>
+        <w:t>A。</w:t>
+      </w:r>
+      <w:r>
+        <w:rPr>
+          <w:rFonts w:hint="eastAsia" w:ascii="Times New Roman" w:hAnsi="Times New Roman" w:eastAsia="FangSong" w:cs="Times New Roman"/>
+        </w:rPr>
+        <w:t>某研究者根据相关文献资料</w:t>
+      </w:r>
+      <w:r>
+        <w:rPr>
+          <w:rFonts w:hint="eastAsia" w:ascii="Times New Roman" w:hAnsi="Times New Roman" w:eastAsia="Times New Roman" w:cs="Times New Roman"/>
+        </w:rPr>
+        <w:t>，</w:t>
+      </w:r>
+      <w:r>
+        <w:rPr>
+          <w:rFonts w:hint="eastAsia" w:ascii="Times New Roman" w:hAnsi="Times New Roman" w:eastAsia="FangSong" w:cs="Times New Roman"/>
+        </w:rPr>
+        <w:t>从易得的肉桂醛</w:t>
+      </w:r>
+      <w:r>
+        <w:rPr>
+          <w:rFonts w:hint="eastAsia" w:ascii="Times New Roman" w:hAnsi="Times New Roman" w:eastAsia="Times New Roman" w:cs="Times New Roman"/>
+        </w:rPr>
+        <w:t>（F）</w:t>
+      </w:r>
+      <w:r>
+        <w:rPr>
+          <w:rFonts w:hint="eastAsia" w:ascii="Times New Roman" w:hAnsi="Times New Roman" w:eastAsia="FangSong" w:cs="Times New Roman"/>
+        </w:rPr>
+        <w:t>出发</w:t>
+      </w:r>
+      <w:r>
+        <w:rPr>
+          <w:rFonts w:hint="eastAsia" w:ascii="Times New Roman" w:hAnsi="Times New Roman" w:eastAsia="Times New Roman" w:cs="Times New Roman"/>
+        </w:rPr>
+        <w:t>，</w:t>
+      </w:r>
+      <w:r>
+        <w:rPr>
+          <w:rFonts w:hint="eastAsia" w:ascii="Times New Roman" w:hAnsi="Times New Roman" w:eastAsia="FangSong" w:cs="Times New Roman"/>
+        </w:rPr>
+        <w:t>设计合成了</w:t>
       </w:r>
       <w:r>
         <w:rPr>
@@ -6775,39 +10199,27 @@
       </w:r>
       <w:r>
         <w:rPr>
-          <w:rFonts w:ascii="Times New Roman" w:hAnsi="Times New Roman" w:eastAsia="Times New Roman" w:cs="Times New Roman"/>
-        </w:rPr>
-        <w:t xml:space="preserve">1. </w:t>
-      </w:r>
-      <w:r>
-        <w:rPr>
-          <w:rFonts w:hint="eastAsia" w:ascii="Times New Roman" w:hAnsi="Times New Roman" w:eastAsia="FangSong" w:cs="Times New Roman"/>
-        </w:rPr>
-        <w:t>解释</w:t>
-      </w:r>
-      <w:r>
-        <w:rPr>
-          <w:rFonts w:hint="eastAsia" w:ascii="Times New Roman" w:hAnsi="Times New Roman" w:eastAsia="Times New Roman" w:cs="Times New Roman"/>
-        </w:rPr>
-        <w:t>BD</w:t>
-      </w:r>
-      <w:r>
-        <w:rPr>
-          <w:rFonts w:hint="eastAsia" w:ascii="Times New Roman" w:hAnsi="Times New Roman" w:eastAsia="FangSong" w:cs="Times New Roman"/>
-        </w:rPr>
-        <w:t>角度</w:t>
-      </w:r>
-      <w:r>
-        <w:rPr>
-          <w:rFonts w:hint="eastAsia" w:ascii="Times New Roman" w:hAnsi="Times New Roman" w:eastAsia="Times New Roman" w:cs="Times New Roman"/>
-        </w:rPr>
-        <w:t>（107°）</w:t>
-      </w:r>
-      <w:r>
-        <w:rPr>
-          <w:rFonts w:hint="eastAsia" w:ascii="Times New Roman" w:hAnsi="Times New Roman" w:eastAsia="FangSong" w:cs="Times New Roman"/>
-        </w:rPr>
-        <w:t>的分子轨道理论来源</w:t>
+          <w:rFonts w:hint="eastAsia" w:ascii="Times New Roman" w:hAnsi="Times New Roman" w:eastAsia="Times New Roman" w:cs="Times New Roman"/>
+        </w:rPr>
+        <w:t>2,3,4,5,6-</w:t>
+      </w:r>
+      <w:r>
+        <w:rPr>
+          <w:rFonts w:hint="eastAsia" w:ascii="Times New Roman" w:hAnsi="Times New Roman" w:eastAsia="FangSong" w:cs="Times New Roman"/>
+        </w:rPr>
+        <w:t>五苯基苯甲醛</w:t>
+      </w:r>
+      <w:r>
+        <w:rPr>
+          <w:rFonts w:hint="eastAsia" w:ascii="Times New Roman" w:hAnsi="Times New Roman" w:eastAsia="Times New Roman" w:cs="Times New Roman"/>
+        </w:rPr>
+        <w:t>，</w:t>
+      </w:r>
+      <w:r>
+        <w:rPr>
+          <w:rFonts w:hint="eastAsia" w:ascii="Times New Roman" w:hAnsi="Times New Roman" w:eastAsia="FangSong" w:cs="Times New Roman"/>
+        </w:rPr>
+        <w:t>反应路线如下</w:t>
       </w:r>
       <w:r>
         <w:rPr>
@@ -6815,6 +10227,119 @@
         </w:rPr>
         <w:t>：</w:t>
       </w:r>
+    </w:p>
+    <w:p>
+      <w:pPr>
+        <w:pStyle w:val="BodyText"/>
+      </w:pPr>
+      <w:r>
+        <w:rPr>
+          <w:rFonts w:hint="eastAsia" w:ascii="Times New Roman" w:hAnsi="Times New Roman" w:eastAsia="Times New Roman" w:cs="Times New Roman"/>
+        </w:rPr>
+        <w:t xml:space="preserve">F（Ph—CH＝CH—CHO）+</w:t>
+      </w:r>
+      <w:r>
+        <w:rPr>
+          <w:rFonts w:ascii="Times New Roman" w:hAnsi="Times New Roman" w:eastAsia="Times New Roman" w:cs="Times New Roman"/>
+        </w:rPr>
+        <w:t xml:space="preserve"> HOCH</w:t>
+      </w:r>
+      <w:r>
+        <w:rPr>
+          <w:rFonts w:ascii="Times New Roman" w:hAnsi="Times New Roman" w:eastAsia="Times New Roman" w:cs="Times New Roman"/>
+          <w:vertAlign w:val="subscript"/>
+        </w:rPr>
+        <w:t>2</w:t>
+      </w:r>
+      <w:r>
+        <w:rPr>
+          <w:rFonts w:ascii="Times New Roman" w:hAnsi="Times New Roman" w:eastAsia="Times New Roman" w:cs="Times New Roman"/>
+        </w:rPr>
+        <w:t>CH</w:t>
+      </w:r>
+      <w:r>
+        <w:rPr>
+          <w:rFonts w:ascii="Times New Roman" w:hAnsi="Times New Roman" w:eastAsia="Times New Roman" w:cs="Times New Roman"/>
+          <w:vertAlign w:val="subscript"/>
+        </w:rPr>
+        <w:t>2</w:t>
+      </w:r>
+      <w:r>
+        <w:rPr>
+          <w:rFonts w:ascii="Times New Roman" w:hAnsi="Times New Roman" w:eastAsia="Times New Roman" w:cs="Times New Roman"/>
+        </w:rPr>
+        <w:t>OH ―[p-TsOH/C</w:t>
+      </w:r>
+      <w:r>
+        <w:rPr>
+          <w:rFonts w:ascii="Times New Roman" w:hAnsi="Times New Roman" w:eastAsia="Times New Roman" w:cs="Times New Roman"/>
+          <w:vertAlign w:val="subscript"/>
+        </w:rPr>
+        <w:t>6</w:t>
+      </w:r>
+      <w:r>
+        <w:rPr>
+          <w:rFonts w:ascii="Times New Roman" w:hAnsi="Times New Roman" w:eastAsia="Times New Roman" w:cs="Times New Roman"/>
+        </w:rPr>
+        <w:t>H</w:t>
+      </w:r>
+      <w:r>
+        <w:rPr>
+          <w:rFonts w:ascii="Times New Roman" w:hAnsi="Times New Roman" w:eastAsia="Times New Roman" w:cs="Times New Roman"/>
+          <w:vertAlign w:val="subscript"/>
+        </w:rPr>
+        <w:t>6</w:t>
+      </w:r>
+      <w:r>
+        <w:rPr>
+          <w:rFonts w:ascii="Times New Roman" w:hAnsi="Times New Roman" w:eastAsia="Times New Roman" w:cs="Times New Roman"/>
+        </w:rPr>
+        <w:t xml:space="preserve">]→ G ―[A/△]→ H </w:t>
+      </w:r>
+      <w:r>
+        <w:rPr>
+          <w:rFonts w:hint="eastAsia" w:ascii="Times New Roman" w:hAnsi="Times New Roman" w:eastAsia="Times New Roman" w:cs="Times New Roman"/>
+        </w:rPr>
+        <w:t>―[（1）–CO</w:t>
+      </w:r>
+      <w:r>
+        <w:rPr>
+          <w:rFonts w:hint="eastAsia" w:ascii="Times New Roman" w:hAnsi="Times New Roman" w:eastAsia="Times New Roman" w:cs="Times New Roman"/>
+          <w:vertAlign w:val="subscript"/>
+        </w:rPr>
+        <w:t>3</w:t>
+      </w:r>
+      <w:r>
+        <w:rPr>
+          <w:rFonts w:hint="eastAsia" w:ascii="Times New Roman" w:hAnsi="Times New Roman" w:eastAsia="Times New Roman" w:cs="Times New Roman"/>
+        </w:rPr>
+        <w:t>；（2）–H</w:t>
+      </w:r>
+      <w:r>
+        <w:rPr>
+          <w:rFonts w:hint="eastAsia" w:ascii="Times New Roman" w:hAnsi="Times New Roman" w:eastAsia="Times New Roman" w:cs="Times New Roman"/>
+          <w:vertAlign w:val="subscript"/>
+        </w:rPr>
+        <w:t>2</w:t>
+      </w:r>
+      <w:r>
+        <w:rPr>
+          <w:rFonts w:hint="eastAsia" w:ascii="Times New Roman" w:hAnsi="Times New Roman" w:eastAsia="Times New Roman" w:cs="Times New Roman"/>
+        </w:rPr>
+        <w:t>/DMSO]→</w:t>
+      </w:r>
+      <w:r>
+        <w:rPr>
+          <w:rFonts w:ascii="Times New Roman" w:hAnsi="Times New Roman" w:eastAsia="Times New Roman" w:cs="Times New Roman"/>
+        </w:rPr>
+        <w:t xml:space="preserve"> I </w:t>
+      </w:r>
+      <w:r>
+        <w:rPr>
+          <w:rFonts w:hint="eastAsia" w:ascii="Times New Roman" w:hAnsi="Times New Roman" w:eastAsia="Times New Roman" w:cs="Times New Roman"/>
+        </w:rPr>
+        <w:t xml:space="preserve">―[（J）]→</w:t>
+      </w:r>
       <w:r>
         <w:rPr>
           <w:rFonts w:ascii="Times New Roman" w:hAnsi="Times New Roman" w:eastAsia="Times New Roman" w:cs="Times New Roman"/>
@@ -6823,27 +10348,359 @@
       </w:r>
       <w:r>
         <w:rPr>
-          <w:rFonts w:ascii="Times New Roman" w:hAnsi="Times New Roman" w:eastAsia="Times New Roman" w:cs="Times New Roman"/>
-        </w:rPr>
-        <w:t xml:space="preserve">- </w:t>
-      </w:r>
-      <w:r>
-        <w:rPr>
-          <w:rFonts w:hint="eastAsia" w:ascii="Times New Roman" w:hAnsi="Times New Roman" w:eastAsia="FangSong" w:cs="Times New Roman"/>
-        </w:rPr>
-        <w:t>羰基的</w:t>
-      </w:r>
-      <w:r>
-        <w:rPr>
-          <w:rFonts w:hint="eastAsia" w:ascii="Times New Roman" w:hAnsi="Times New Roman" w:eastAsia="Times New Roman" w:cs="Times New Roman"/>
-        </w:rPr>
-        <w:t>π*</w:t>
-      </w:r>
-      <w:r>
-        <w:rPr>
-          <w:rFonts w:hint="eastAsia" w:ascii="Times New Roman" w:hAnsi="Times New Roman" w:eastAsia="FangSong" w:cs="Times New Roman"/>
-        </w:rPr>
-        <w:t>反键轨道在碳端和氧端的电子密度分布如何</w:t>
+          <w:rFonts w:hint="eastAsia" w:ascii="Times New Roman" w:hAnsi="Times New Roman" w:eastAsia="FangSong" w:cs="Times New Roman"/>
+        </w:rPr>
+        <w:t xml:space="preserve">五苯基苯甲醛</w:t>
+      </w:r>
+    </w:p>
+    <w:p>
+      <w:pPr>
+        <w:pStyle w:val="BodyText"/>
+      </w:pPr>
+      <w:r>
+        <w:rPr>
+          <w:rFonts w:hint="eastAsia" w:ascii="Times New Roman" w:hAnsi="Times New Roman" w:eastAsia="FangSong" w:cs="Times New Roman"/>
+        </w:rPr>
+        <w:t xml:space="preserve">以上各式中</w:t>
+      </w:r>
+      <w:r>
+        <w:rPr>
+          <w:rFonts w:ascii="Times New Roman" w:hAnsi="Times New Roman" w:eastAsia="Times New Roman" w:cs="Times New Roman"/>
+        </w:rPr>
+        <w:t xml:space="preserve"> p-TsOH、DMSO </w:t>
+      </w:r>
+      <w:r>
+        <w:rPr>
+          <w:rFonts w:hint="eastAsia" w:ascii="Times New Roman" w:hAnsi="Times New Roman" w:eastAsia="FangSong" w:cs="Times New Roman"/>
+        </w:rPr>
+        <w:t xml:space="preserve">和</w:t>
+      </w:r>
+      <w:r>
+        <w:rPr>
+          <w:rFonts w:ascii="Times New Roman" w:hAnsi="Times New Roman" w:eastAsia="Times New Roman" w:cs="Times New Roman"/>
+        </w:rPr>
+        <w:t xml:space="preserve"> TCQ </w:t>
+      </w:r>
+      <w:r>
+        <w:rPr>
+          <w:rFonts w:hint="eastAsia" w:ascii="Times New Roman" w:hAnsi="Times New Roman" w:eastAsia="FangSong" w:cs="Times New Roman"/>
+        </w:rPr>
+        <w:t>分别表示对甲基苯磺酸</w:t>
+      </w:r>
+      <w:r>
+        <w:rPr>
+          <w:rFonts w:hint="eastAsia" w:ascii="Times New Roman" w:hAnsi="Times New Roman" w:eastAsia="Times New Roman" w:cs="Times New Roman"/>
+        </w:rPr>
+        <w:t>、</w:t>
+      </w:r>
+      <w:r>
+        <w:rPr>
+          <w:rFonts w:hint="eastAsia" w:ascii="Times New Roman" w:hAnsi="Times New Roman" w:eastAsia="FangSong" w:cs="Times New Roman"/>
+        </w:rPr>
+        <w:t>二甲亚砜和四氯苯醌</w:t>
+      </w:r>
+      <w:r>
+        <w:rPr>
+          <w:rFonts w:hint="eastAsia" w:ascii="Times New Roman" w:hAnsi="Times New Roman" w:eastAsia="Times New Roman" w:cs="Times New Roman"/>
+        </w:rPr>
+        <w:t>（TCQ</w:t>
+      </w:r>
+      <w:r>
+        <w:rPr>
+          <w:rFonts w:ascii="Times New Roman" w:hAnsi="Times New Roman" w:eastAsia="Times New Roman" w:cs="Times New Roman"/>
+        </w:rPr>
+        <w:t xml:space="preserve"> </w:t>
+      </w:r>
+      <w:r>
+        <w:rPr>
+          <w:rFonts w:hint="eastAsia" w:ascii="Times New Roman" w:hAnsi="Times New Roman" w:eastAsia="FangSong" w:cs="Times New Roman"/>
+        </w:rPr>
+        <w:t>结构见下</w:t>
+      </w:r>
+      <w:r>
+        <w:rPr>
+          <w:rFonts w:hint="eastAsia" w:ascii="Times New Roman" w:hAnsi="Times New Roman" w:eastAsia="Times New Roman" w:cs="Times New Roman"/>
+        </w:rPr>
+        <w:t>）：</w:t>
+      </w:r>
+    </w:p>
+    <w:p>
+      <w:pPr>
+        <w:pStyle w:val="BodyText"/>
+        <w:spacing w:before="160" w:after="80"/>
+        <w:jc w:val="center"/>
+      </w:pPr>
+      <w:r>
+        <w:rPr>
+          <w:rFonts w:ascii="Times New Roman" w:hAnsi="Times New Roman" w:eastAsia="Times New Roman" w:cs="Times New Roman"/>
+        </w:rPr>
+        <w:drawing>
+          <wp:inline>
+            <wp:extent cx="2514600" cy="2171700"/>
+            <wp:effectExtent b="0" l="0" r="0" t="0"/>
+            <wp:docPr descr="" title="" id="90" name="Picture"/>
+            <a:graphic>
+              <a:graphicData uri="http://schemas.openxmlformats.org/drawingml/2006/picture">
+                <pic:pic>
+                  <pic:nvPicPr>
+                    <pic:cNvPr descr="f90a0ec9d09c9d5a5500ac681d656495745010cfc09f9e937d7e84b8bb9556fc.jpg" id="91" name="Picture"/>
+                    <pic:cNvPicPr>
+                      <a:picLocks noChangeArrowheads="1" noChangeAspect="1"/>
+                    </pic:cNvPicPr>
+                  </pic:nvPicPr>
+                  <pic:blipFill>
+                    <a:blip r:embed="rId89"/>
+                    <a:stretch>
+                      <a:fillRect/>
+                    </a:stretch>
+                  </pic:blipFill>
+                  <pic:spPr bwMode="auto">
+                    <a:xfrm>
+                      <a:off x="0" y="0"/>
+                      <a:ext cx="2514600" cy="2171700"/>
+                    </a:xfrm>
+                    <a:prstGeom prst="rect">
+                      <a:avLst/>
+                    </a:prstGeom>
+                    <a:noFill/>
+                    <a:ln w="9525">
+                      <a:noFill/>
+                      <a:headEnd/>
+                      <a:tailEnd/>
+                    </a:ln>
+                  </pic:spPr>
+                </pic:pic>
+              </a:graphicData>
+            </a:graphic>
+          </wp:inline>
+        </w:drawing>
+      </w:r>
+    </w:p>
+    <w:p>
+      <w:pPr>
+        <w:pStyle w:val="BodyText"/>
+      </w:pPr>
+      <w:r>
+        <w:rPr>
+          <w:rFonts w:ascii="Times New Roman" w:hAnsi="Times New Roman" w:eastAsia="Times New Roman" w:cs="Times New Roman"/>
+        </w:rPr>
+        <w:t xml:space="preserve">4-1. </w:t>
+      </w:r>
+      <w:r>
+        <w:rPr>
+          <w:rFonts w:hint="eastAsia" w:ascii="Times New Roman" w:hAnsi="Times New Roman" w:eastAsia="FangSong" w:cs="Times New Roman"/>
+        </w:rPr>
+        <w:t xml:space="preserve">写出</w:t>
+      </w:r>
+      <w:r>
+        <w:rPr>
+          <w:rFonts w:ascii="Times New Roman" w:hAnsi="Times New Roman" w:eastAsia="Times New Roman" w:cs="Times New Roman"/>
+        </w:rPr>
+        <w:t xml:space="preserve"> A </w:t>
+      </w:r>
+      <w:r>
+        <w:rPr>
+          <w:rFonts w:hint="eastAsia" w:ascii="Times New Roman" w:hAnsi="Times New Roman" w:eastAsia="FangSong" w:cs="Times New Roman"/>
+        </w:rPr>
+        <w:t>的分子式</w:t>
+      </w:r>
+      <w:r>
+        <w:rPr>
+          <w:rFonts w:hint="eastAsia" w:ascii="Times New Roman" w:hAnsi="Times New Roman" w:eastAsia="Times New Roman" w:cs="Times New Roman"/>
+        </w:rPr>
+        <w:t>。</w:t>
+      </w:r>
+      <w:r>
+        <w:rPr>
+          <w:rFonts w:ascii="Times New Roman" w:hAnsi="Times New Roman" w:eastAsia="Times New Roman" w:cs="Times New Roman"/>
+        </w:rPr>
+        <w:t xml:space="preserve"> </w:t>
+      </w:r>
+      <w:r>
+        <w:rPr>
+          <w:rFonts w:ascii="Times New Roman" w:hAnsi="Times New Roman" w:eastAsia="Times New Roman" w:cs="Times New Roman"/>
+        </w:rPr>
+        <w:t xml:space="preserve">4-2. </w:t>
+      </w:r>
+      <w:r>
+        <w:rPr>
+          <w:rFonts w:hint="eastAsia" w:ascii="Times New Roman" w:hAnsi="Times New Roman" w:eastAsia="FangSong" w:cs="Times New Roman"/>
+        </w:rPr>
+        <w:t xml:space="preserve">写出上述反应中</w:t>
+      </w:r>
+      <w:r>
+        <w:rPr>
+          <w:rFonts w:ascii="Times New Roman" w:hAnsi="Times New Roman" w:eastAsia="Times New Roman" w:cs="Times New Roman"/>
+        </w:rPr>
+        <w:t xml:space="preserve"> A、C、E、G、H、I、J </w:t>
+      </w:r>
+      <w:r>
+        <w:rPr>
+          <w:rFonts w:hint="eastAsia" w:ascii="Times New Roman" w:hAnsi="Times New Roman" w:eastAsia="FangSong" w:cs="Times New Roman"/>
+        </w:rPr>
+        <w:t>的结构式</w:t>
+      </w:r>
+      <w:r>
+        <w:rPr>
+          <w:rFonts w:hint="eastAsia" w:ascii="Times New Roman" w:hAnsi="Times New Roman" w:eastAsia="Times New Roman" w:cs="Times New Roman"/>
+        </w:rPr>
+        <w:t>。</w:t>
+      </w:r>
+      <w:r>
+        <w:rPr>
+          <w:rFonts w:ascii="Times New Roman" w:hAnsi="Times New Roman" w:eastAsia="Times New Roman" w:cs="Times New Roman"/>
+        </w:rPr>
+        <w:t xml:space="preserve"> </w:t>
+      </w:r>
+      <w:r>
+        <w:rPr>
+          <w:rFonts w:ascii="Times New Roman" w:hAnsi="Times New Roman" w:eastAsia="Times New Roman" w:cs="Times New Roman"/>
+        </w:rPr>
+        <w:t xml:space="preserve">4-3. </w:t>
+      </w:r>
+      <w:r>
+        <w:rPr>
+          <w:rFonts w:hint="eastAsia" w:ascii="Times New Roman" w:hAnsi="Times New Roman" w:eastAsia="FangSong" w:cs="Times New Roman"/>
+        </w:rPr>
+        <w:t xml:space="preserve">写出化合物</w:t>
+      </w:r>
+      <w:r>
+        <w:rPr>
+          <w:rFonts w:ascii="Times New Roman" w:hAnsi="Times New Roman" w:eastAsia="Times New Roman" w:cs="Times New Roman"/>
+        </w:rPr>
+        <w:t xml:space="preserve"> A </w:t>
+      </w:r>
+      <w:r>
+        <w:rPr>
+          <w:rFonts w:hint="eastAsia" w:ascii="Times New Roman" w:hAnsi="Times New Roman" w:eastAsia="FangSong" w:cs="Times New Roman"/>
+        </w:rPr>
+        <w:t xml:space="preserve">和</w:t>
+      </w:r>
+      <w:r>
+        <w:rPr>
+          <w:rFonts w:ascii="Times New Roman" w:hAnsi="Times New Roman" w:eastAsia="Times New Roman" w:cs="Times New Roman"/>
+        </w:rPr>
+        <w:t xml:space="preserve"> E </w:t>
+      </w:r>
+      <w:r>
+        <w:rPr>
+          <w:rFonts w:hint="eastAsia" w:ascii="Times New Roman" w:hAnsi="Times New Roman" w:eastAsia="FangSong" w:cs="Times New Roman"/>
+        </w:rPr>
+        <w:t>的名称</w:t>
+      </w:r>
+      <w:r>
+        <w:rPr>
+          <w:rFonts w:hint="eastAsia" w:ascii="Times New Roman" w:hAnsi="Times New Roman" w:eastAsia="Times New Roman" w:cs="Times New Roman"/>
+        </w:rPr>
+        <w:t>。</w:t>
+      </w:r>
+      <w:r>
+        <w:rPr>
+          <w:rFonts w:ascii="Times New Roman" w:hAnsi="Times New Roman" w:eastAsia="Times New Roman" w:cs="Times New Roman"/>
+        </w:rPr>
+        <w:t xml:space="preserve"> </w:t>
+      </w:r>
+      <w:r>
+        <w:rPr>
+          <w:rFonts w:ascii="Times New Roman" w:hAnsi="Times New Roman" w:eastAsia="Times New Roman" w:cs="Times New Roman"/>
+        </w:rPr>
+        <w:t xml:space="preserve">4-4. </w:t>
+      </w:r>
+      <w:r>
+        <w:rPr>
+          <w:rFonts w:hint="eastAsia" w:ascii="Times New Roman" w:hAnsi="Times New Roman" w:eastAsia="FangSong" w:cs="Times New Roman"/>
+        </w:rPr>
+        <w:t xml:space="preserve">指出合成</w:t>
+      </w:r>
+      <w:r>
+        <w:rPr>
+          <w:rFonts w:ascii="Times New Roman" w:hAnsi="Times New Roman" w:eastAsia="Times New Roman" w:cs="Times New Roman"/>
+        </w:rPr>
+        <w:t xml:space="preserve"> C </w:t>
+      </w:r>
+      <w:r>
+        <w:rPr>
+          <w:rFonts w:hint="eastAsia" w:ascii="Times New Roman" w:hAnsi="Times New Roman" w:eastAsia="FangSong" w:cs="Times New Roman"/>
+        </w:rPr>
+        <w:t xml:space="preserve">和合成</w:t>
+      </w:r>
+      <w:r>
+        <w:rPr>
+          <w:rFonts w:ascii="Times New Roman" w:hAnsi="Times New Roman" w:eastAsia="Times New Roman" w:cs="Times New Roman"/>
+        </w:rPr>
+        <w:t xml:space="preserve"> A </w:t>
+      </w:r>
+      <w:r>
+        <w:rPr>
+          <w:rFonts w:hint="eastAsia" w:ascii="Times New Roman" w:hAnsi="Times New Roman" w:eastAsia="FangSong" w:cs="Times New Roman"/>
+        </w:rPr>
+        <w:t>的反应类型</w:t>
+      </w:r>
+      <w:r>
+        <w:rPr>
+          <w:rFonts w:hint="eastAsia" w:ascii="Times New Roman" w:hAnsi="Times New Roman" w:eastAsia="Times New Roman" w:cs="Times New Roman"/>
+        </w:rPr>
+        <w:t>。</w:t>
+      </w:r>
+      <w:r>
+        <w:rPr>
+          <w:rFonts w:ascii="Times New Roman" w:hAnsi="Times New Roman" w:eastAsia="Times New Roman" w:cs="Times New Roman"/>
+        </w:rPr>
+        <w:t xml:space="preserve"> </w:t>
+      </w:r>
+      <w:r>
+        <w:rPr>
+          <w:rFonts w:ascii="Times New Roman" w:hAnsi="Times New Roman" w:eastAsia="Times New Roman" w:cs="Times New Roman"/>
+        </w:rPr>
+        <w:t xml:space="preserve">4-5. </w:t>
+      </w:r>
+      <w:r>
+        <w:rPr>
+          <w:rFonts w:hint="eastAsia" w:ascii="Times New Roman" w:hAnsi="Times New Roman" w:eastAsia="FangSong" w:cs="Times New Roman"/>
+        </w:rPr>
+        <w:t xml:space="preserve">由</w:t>
+      </w:r>
+      <w:r>
+        <w:rPr>
+          <w:rFonts w:ascii="Times New Roman" w:hAnsi="Times New Roman" w:eastAsia="Times New Roman" w:cs="Times New Roman"/>
+        </w:rPr>
+        <w:t xml:space="preserve"> F </w:t>
+      </w:r>
+      <w:r>
+        <w:rPr>
+          <w:rFonts w:hint="eastAsia" w:ascii="Times New Roman" w:hAnsi="Times New Roman" w:eastAsia="FangSong" w:cs="Times New Roman"/>
+        </w:rPr>
+        <w:t xml:space="preserve">合成</w:t>
+      </w:r>
+      <w:r>
+        <w:rPr>
+          <w:rFonts w:ascii="Times New Roman" w:hAnsi="Times New Roman" w:eastAsia="Times New Roman" w:cs="Times New Roman"/>
+        </w:rPr>
+        <w:t xml:space="preserve"> G </w:t>
+      </w:r>
+      <w:r>
+        <w:rPr>
+          <w:rFonts w:hint="eastAsia" w:ascii="Times New Roman" w:hAnsi="Times New Roman" w:eastAsia="FangSong" w:cs="Times New Roman"/>
+        </w:rPr>
+        <w:t>的目的是什么</w:t>
+      </w:r>
+      <w:r>
+        <w:rPr>
+          <w:rFonts w:hint="eastAsia" w:ascii="Times New Roman" w:hAnsi="Times New Roman" w:eastAsia="Times New Roman" w:cs="Times New Roman"/>
+        </w:rPr>
+        <w:t>？p-TsOH</w:t>
+      </w:r>
+      <w:r>
+        <w:rPr>
+          <w:rFonts w:ascii="Times New Roman" w:hAnsi="Times New Roman" w:eastAsia="Times New Roman" w:cs="Times New Roman"/>
+        </w:rPr>
+        <w:t xml:space="preserve"> </w:t>
+      </w:r>
+      <w:r>
+        <w:rPr>
+          <w:rFonts w:hint="eastAsia" w:ascii="Times New Roman" w:hAnsi="Times New Roman" w:eastAsia="FangSong" w:cs="Times New Roman"/>
+        </w:rPr>
+        <w:t>起什么作用</w:t>
       </w:r>
       <w:r>
         <w:rPr>
@@ -6853,201 +10710,21 @@
       </w:r>
       <w:r>
         <w:rPr>
+          <w:rFonts w:hint="eastAsia" w:ascii="Times New Roman" w:hAnsi="Times New Roman" w:eastAsia="FangSong" w:cs="Times New Roman"/>
+        </w:rPr>
+        <w:t>为什么不能用干燥的氯化氢代替</w:t>
+      </w:r>
+      <w:r>
+        <w:rPr>
           <w:rFonts w:ascii="Times New Roman" w:hAnsi="Times New Roman" w:eastAsia="Times New Roman" w:cs="Times New Roman"/>
         </w:rPr>
         <w:t xml:space="preserve"> </w:t>
       </w:r>
       <w:r>
         <w:rPr>
-          <w:rFonts w:ascii="Times New Roman" w:hAnsi="Times New Roman" w:eastAsia="Times New Roman" w:cs="Times New Roman"/>
-        </w:rPr>
-        <w:t xml:space="preserve">- </w:t>
-      </w:r>
-      <w:r>
-        <w:rPr>
-          <w:rFonts w:hint="eastAsia" w:ascii="Times New Roman" w:hAnsi="Times New Roman" w:eastAsia="FangSong" w:cs="Times New Roman"/>
-        </w:rPr>
-        <w:t>为什么亲核试剂不从垂直于</w:t>
-      </w:r>
-      <w:r>
-        <w:rPr>
-          <w:rFonts w:hint="eastAsia" w:ascii="Times New Roman" w:hAnsi="Times New Roman" w:eastAsia="Times New Roman" w:cs="Times New Roman"/>
-        </w:rPr>
-        <w:t>C=O</w:t>
-      </w:r>
-      <w:r>
-        <w:rPr>
-          <w:rFonts w:hint="eastAsia" w:ascii="Times New Roman" w:hAnsi="Times New Roman" w:eastAsia="FangSong" w:cs="Times New Roman"/>
-        </w:rPr>
-        <w:t>键平面的正上方进攻</w:t>
-      </w:r>
-      <w:r>
-        <w:rPr>
-          <w:rFonts w:hint="eastAsia" w:ascii="Times New Roman" w:hAnsi="Times New Roman" w:eastAsia="Times New Roman" w:cs="Times New Roman"/>
-        </w:rPr>
-        <w:t>？</w:t>
-      </w:r>
-      <w:r>
-        <w:rPr>
-          <w:rFonts w:ascii="Times New Roman" w:hAnsi="Times New Roman" w:eastAsia="Times New Roman" w:cs="Times New Roman"/>
-        </w:rPr>
-        <w:t xml:space="preserve"> </w:t>
-      </w:r>
-      <w:r>
-        <w:rPr>
-          <w:rFonts w:ascii="Times New Roman" w:hAnsi="Times New Roman" w:eastAsia="Times New Roman" w:cs="Times New Roman"/>
-        </w:rPr>
-        <w:t xml:space="preserve">2. </w:t>
-      </w:r>
-      <w:r>
-        <w:rPr>
-          <w:rFonts w:hint="eastAsia" w:ascii="Times New Roman" w:hAnsi="Times New Roman" w:eastAsia="Times New Roman" w:cs="Times New Roman"/>
-        </w:rPr>
-        <w:t>BD</w:t>
-      </w:r>
-      <w:r>
-        <w:rPr>
-          <w:rFonts w:hint="eastAsia" w:ascii="Times New Roman" w:hAnsi="Times New Roman" w:eastAsia="FangSong" w:cs="Times New Roman"/>
-        </w:rPr>
-        <w:t>角度实验上如何通过</w:t>
-      </w:r>
-      <w:r>
-        <w:rPr>
-          <w:rFonts w:hint="eastAsia" w:ascii="Times New Roman" w:hAnsi="Times New Roman" w:eastAsia="Times New Roman" w:cs="Times New Roman"/>
-        </w:rPr>
-        <w:t>XRD</w:t>
-      </w:r>
-      <w:r>
-        <w:rPr>
-          <w:rFonts w:hint="eastAsia" w:ascii="Times New Roman" w:hAnsi="Times New Roman" w:eastAsia="FangSong" w:cs="Times New Roman"/>
-        </w:rPr>
-        <w:t>数据验证</w:t>
-      </w:r>
-      <w:r>
-        <w:rPr>
-          <w:rFonts w:hint="eastAsia" w:ascii="Times New Roman" w:hAnsi="Times New Roman" w:eastAsia="Times New Roman" w:cs="Times New Roman"/>
-        </w:rPr>
-        <w:t>？</w:t>
-      </w:r>
-      <w:r>
-        <w:rPr>
-          <w:rFonts w:ascii="Times New Roman" w:hAnsi="Times New Roman" w:eastAsia="Times New Roman" w:cs="Times New Roman"/>
-        </w:rPr>
-        <w:t xml:space="preserve"> </w:t>
-      </w:r>
-      <w:r>
-        <w:rPr>
-          <w:rFonts w:ascii="Times New Roman" w:hAnsi="Times New Roman" w:eastAsia="Times New Roman" w:cs="Times New Roman"/>
-        </w:rPr>
-        <w:t xml:space="preserve">3. </w:t>
-      </w:r>
-      <w:r>
-        <w:rPr>
-          <w:rFonts w:hint="eastAsia" w:ascii="Times New Roman" w:hAnsi="Times New Roman" w:eastAsia="FangSong" w:cs="Times New Roman"/>
-        </w:rPr>
-        <w:t>比较</w:t>
-      </w:r>
-      <w:r>
-        <w:rPr>
-          <w:rFonts w:hint="eastAsia" w:ascii="Times New Roman" w:hAnsi="Times New Roman" w:eastAsia="Times New Roman" w:cs="Times New Roman"/>
-        </w:rPr>
-        <w:t>BD</w:t>
-      </w:r>
-      <w:r>
-        <w:rPr>
-          <w:rFonts w:hint="eastAsia" w:ascii="Times New Roman" w:hAnsi="Times New Roman" w:eastAsia="FangSong" w:cs="Times New Roman"/>
-        </w:rPr>
-        <w:t>角度</w:t>
-      </w:r>
-      <w:r>
-        <w:rPr>
-          <w:rFonts w:hint="eastAsia" w:ascii="Times New Roman" w:hAnsi="Times New Roman" w:eastAsia="Times New Roman" w:cs="Times New Roman"/>
-        </w:rPr>
-        <w:t>（</w:t>
-      </w:r>
-      <w:r>
-        <w:rPr>
-          <w:rFonts w:hint="eastAsia" w:ascii="Times New Roman" w:hAnsi="Times New Roman" w:eastAsia="FangSong" w:cs="Times New Roman"/>
-        </w:rPr>
-        <w:t>纬度方向</w:t>
-      </w:r>
-      <w:r>
-        <w:rPr>
-          <w:rFonts w:hint="eastAsia" w:ascii="Times New Roman" w:hAnsi="Times New Roman" w:eastAsia="Times New Roman" w:cs="Times New Roman"/>
-        </w:rPr>
-        <w:t>）</w:t>
-      </w:r>
-      <w:r>
-        <w:rPr>
-          <w:rFonts w:hint="eastAsia" w:ascii="Times New Roman" w:hAnsi="Times New Roman" w:eastAsia="FangSong" w:cs="Times New Roman"/>
-        </w:rPr>
-        <w:t>和</w:t>
-      </w:r>
-      <w:r>
-        <w:rPr>
-          <w:rFonts w:hint="eastAsia" w:ascii="Times New Roman" w:hAnsi="Times New Roman" w:eastAsia="Times New Roman" w:cs="Times New Roman"/>
-        </w:rPr>
-        <w:t>FL</w:t>
-      </w:r>
-      <w:r>
-        <w:rPr>
-          <w:rFonts w:hint="eastAsia" w:ascii="Times New Roman" w:hAnsi="Times New Roman" w:eastAsia="FangSong" w:cs="Times New Roman"/>
-        </w:rPr>
-        <w:t>角度</w:t>
-      </w:r>
-      <w:r>
-        <w:rPr>
-          <w:rFonts w:hint="eastAsia" w:ascii="Times New Roman" w:hAnsi="Times New Roman" w:eastAsia="Times New Roman" w:cs="Times New Roman"/>
-        </w:rPr>
-        <w:t>（</w:t>
-      </w:r>
-      <w:r>
-        <w:rPr>
-          <w:rFonts w:hint="eastAsia" w:ascii="Times New Roman" w:hAnsi="Times New Roman" w:eastAsia="FangSong" w:cs="Times New Roman"/>
-        </w:rPr>
-        <w:t>经度方向</w:t>
-      </w:r>
-      <w:r>
-        <w:rPr>
-          <w:rFonts w:hint="eastAsia" w:ascii="Times New Roman" w:hAnsi="Times New Roman" w:eastAsia="Times New Roman" w:cs="Times New Roman"/>
-        </w:rPr>
-        <w:t>）</w:t>
-      </w:r>
-      <w:r>
-        <w:rPr>
-          <w:rFonts w:hint="eastAsia" w:ascii="Times New Roman" w:hAnsi="Times New Roman" w:eastAsia="FangSong" w:cs="Times New Roman"/>
-        </w:rPr>
-        <w:t>的定义和影响因素</w:t>
-      </w:r>
-      <w:r>
-        <w:rPr>
-          <w:rFonts w:ascii="Times New Roman" w:hAnsi="Times New Roman" w:eastAsia="Times New Roman" w:cs="Times New Roman"/>
-        </w:rPr>
-        <w:t xml:space="preserve"> </w:t>
-      </w:r>
-      <w:r>
-        <w:rPr>
-          <w:rFonts w:ascii="Times New Roman" w:hAnsi="Times New Roman" w:eastAsia="Times New Roman" w:cs="Times New Roman"/>
-        </w:rPr>
-        <w:t xml:space="preserve">4. </w:t>
-      </w:r>
-      <w:r>
-        <w:rPr>
-          <w:rFonts w:hint="eastAsia" w:ascii="Times New Roman" w:hAnsi="Times New Roman" w:eastAsia="FangSong" w:cs="Times New Roman"/>
-        </w:rPr>
-        <w:t>为什么醛的亲核加成反应速率远大于酮</w:t>
-      </w:r>
-      <w:r>
-        <w:rPr>
-          <w:rFonts w:hint="eastAsia" w:ascii="Times New Roman" w:hAnsi="Times New Roman" w:eastAsia="Times New Roman" w:cs="Times New Roman"/>
-        </w:rPr>
-        <w:t>？</w:t>
-      </w:r>
-      <w:r>
-        <w:rPr>
-          <w:rFonts w:hint="eastAsia" w:ascii="Times New Roman" w:hAnsi="Times New Roman" w:eastAsia="FangSong" w:cs="Times New Roman"/>
-        </w:rPr>
-        <w:t>从位阻效应和电子效应两个角度分析</w:t>
+          <w:rFonts w:hint="eastAsia" w:ascii="Times New Roman" w:hAnsi="Times New Roman" w:eastAsia="Times New Roman" w:cs="Times New Roman"/>
+        </w:rPr>
+        <w:t xml:space="preserve">p-TsOH？</w:t>
       </w:r>
     </w:p>
     <w:p>
@@ -7060,8 +10737,8 @@
         </w:pict>
       </w:r>
     </w:p>
-    <w:bookmarkEnd w:id="82"/>
-    <w:bookmarkStart w:id="83" w:name="co双键键能排序与ir验证"/>
+    <w:bookmarkEnd w:id="92"/>
+    <w:bookmarkStart w:id="96" w:name="化学能力测试-ch9a-6-hagemann酯串联反应"/>
     <w:p>
       <w:pPr>
         <w:pStyle w:val="Heading2"/>
@@ -7072,31 +10749,25 @@
         <w:rPr>
           <w:rFonts w:ascii="Times New Roman" w:hAnsi="Times New Roman" w:eastAsia="Times New Roman" w:cs="Times New Roman"/>
         </w:rPr>
-        <w:t xml:space="preserve">6.20 </w:t>
-      </w:r>
-      <w:r>
-        <w:rPr>
-          <w:rFonts w:hint="eastAsia" w:ascii="Times New Roman" w:hAnsi="Times New Roman" w:eastAsia="Times New Roman" w:cs="Times New Roman"/>
-        </w:rPr>
-        <w:t>C=O</w:t>
+        <w:t xml:space="preserve">6.21 </w:t>
       </w:r>
       <w:r>
         <w:rPr>
           <w:rFonts w:hint="eastAsia" w:ascii="Times New Roman" w:hAnsi="Times New Roman" w:eastAsia="SimHei" w:cs="Times New Roman"/>
         </w:rPr>
-        <w:t>双键键能排序与</w:t>
-      </w:r>
-      <w:r>
-        <w:rPr>
-          <w:rFonts w:hint="eastAsia" w:ascii="Times New Roman" w:hAnsi="Times New Roman" w:eastAsia="Times New Roman" w:cs="Times New Roman"/>
-        </w:rPr>
-        <w:t>IR</w:t>
+        <w:t>化学能力测试</w:t>
+      </w:r>
+      <w:r>
+        <w:rPr>
+          <w:rFonts w:hint="eastAsia" w:ascii="Times New Roman" w:hAnsi="Times New Roman" w:eastAsia="Times New Roman" w:cs="Times New Roman"/>
+        </w:rPr>
+        <w:t>-Ch9A-6-Hagemann</w:t>
       </w:r>
       <w:r>
         <w:rPr>
           <w:rFonts w:hint="eastAsia" w:ascii="Times New Roman" w:hAnsi="Times New Roman" w:eastAsia="SimHei" w:cs="Times New Roman"/>
         </w:rPr>
-        <w:t>验证</w:t>
+        <w:t>酯串联反应</w:t>
       </w:r>
     </w:p>
     <w:p>
@@ -7107,19 +10778,285 @@
         <w:rPr>
           <w:rFonts w:hint="eastAsia" w:ascii="Times New Roman" w:hAnsi="Times New Roman" w:eastAsia="FangSong" w:cs="Times New Roman"/>
         </w:rPr>
-        <w:t>羧酸衍生物的</w:t>
-      </w:r>
-      <w:r>
-        <w:rPr>
-          <w:rFonts w:hint="eastAsia" w:ascii="Times New Roman" w:hAnsi="Times New Roman" w:eastAsia="Times New Roman" w:cs="Times New Roman"/>
-        </w:rPr>
-        <w:t>C=O</w:t>
-      </w:r>
-      <w:r>
-        <w:rPr>
-          <w:rFonts w:hint="eastAsia" w:ascii="Times New Roman" w:hAnsi="Times New Roman" w:eastAsia="FangSong" w:cs="Times New Roman"/>
-        </w:rPr>
-        <w:t>双键键能与共轭效应密切相关</w:t>
+        <w:t xml:space="preserve">碳负离子与</w:t>
+      </w:r>
+      <w:r>
+        <w:rPr>
+          <w:rFonts w:ascii="Times New Roman" w:hAnsi="Times New Roman" w:eastAsia="Times New Roman" w:cs="Times New Roman"/>
+        </w:rPr>
+        <w:t xml:space="preserve"> </w:t>
+      </w:r>
+      <w:r>
+        <w:rPr>
+          <w:rFonts w:hint="eastAsia" w:ascii="Times New Roman" w:hAnsi="Times New Roman" w:eastAsia="Times New Roman" w:cs="Times New Roman"/>
+        </w:rPr>
+        <w:t>α,β-</w:t>
+      </w:r>
+      <w:r>
+        <w:rPr>
+          <w:rFonts w:hint="eastAsia" w:ascii="Times New Roman" w:hAnsi="Times New Roman" w:eastAsia="FangSong" w:cs="Times New Roman"/>
+        </w:rPr>
+        <w:t>不饱和羰基化合物进行共轭加成称为</w:t>
+      </w:r>
+      <w:r>
+        <w:rPr>
+          <w:rFonts w:ascii="Times New Roman" w:hAnsi="Times New Roman" w:eastAsia="Times New Roman" w:cs="Times New Roman"/>
+        </w:rPr>
+        <w:t xml:space="preserve"> Michael </w:t>
+      </w:r>
+      <w:r>
+        <w:rPr>
+          <w:rFonts w:hint="eastAsia" w:ascii="Times New Roman" w:hAnsi="Times New Roman" w:eastAsia="FangSong" w:cs="Times New Roman"/>
+        </w:rPr>
+        <w:t>加成反应</w:t>
+      </w:r>
+      <w:r>
+        <w:rPr>
+          <w:rFonts w:hint="eastAsia" w:ascii="Times New Roman" w:hAnsi="Times New Roman" w:eastAsia="Times New Roman" w:cs="Times New Roman"/>
+        </w:rPr>
+        <w:t>，</w:t>
+      </w:r>
+      <w:r>
+        <w:rPr>
+          <w:rFonts w:hint="eastAsia" w:ascii="Times New Roman" w:hAnsi="Times New Roman" w:eastAsia="FangSong" w:cs="Times New Roman"/>
+        </w:rPr>
+        <w:t>如</w:t>
+      </w:r>
+      <w:r>
+        <w:rPr>
+          <w:rFonts w:hint="eastAsia" w:ascii="Times New Roman" w:hAnsi="Times New Roman" w:eastAsia="Times New Roman" w:cs="Times New Roman"/>
+        </w:rPr>
+        <w:t>：</w:t>
+      </w:r>
+    </w:p>
+    <w:p>
+      <w:pPr>
+        <w:pStyle w:val="BodyText"/>
+      </w:pPr>
+      <w:r>
+        <w:rPr>
+          <w:rFonts w:ascii="Times New Roman" w:hAnsi="Times New Roman" w:eastAsia="Times New Roman" w:cs="Times New Roman"/>
+        </w:rPr>
+        <w:t>CH</w:t>
+      </w:r>
+      <w:r>
+        <w:rPr>
+          <w:rFonts w:ascii="Times New Roman" w:hAnsi="Times New Roman" w:eastAsia="Times New Roman" w:cs="Times New Roman"/>
+          <w:vertAlign w:val="subscript"/>
+        </w:rPr>
+        <w:t>3</w:t>
+      </w:r>
+      <w:r>
+        <w:rPr>
+          <w:rFonts w:ascii="Times New Roman" w:hAnsi="Times New Roman" w:eastAsia="Times New Roman" w:cs="Times New Roman"/>
+        </w:rPr>
+        <w:t>COCH</w:t>
+      </w:r>
+      <w:r>
+        <w:rPr>
+          <w:rFonts w:ascii="Times New Roman" w:hAnsi="Times New Roman" w:eastAsia="Times New Roman" w:cs="Times New Roman"/>
+          <w:vertAlign w:val="subscript"/>
+        </w:rPr>
+        <w:t>2</w:t>
+      </w:r>
+      <w:r>
+        <w:rPr>
+          <w:rFonts w:ascii="Times New Roman" w:hAnsi="Times New Roman" w:eastAsia="Times New Roman" w:cs="Times New Roman"/>
+        </w:rPr>
+        <w:t>COOC</w:t>
+      </w:r>
+      <w:r>
+        <w:rPr>
+          <w:rFonts w:ascii="Times New Roman" w:hAnsi="Times New Roman" w:eastAsia="Times New Roman" w:cs="Times New Roman"/>
+          <w:vertAlign w:val="subscript"/>
+        </w:rPr>
+        <w:t>2</w:t>
+      </w:r>
+      <w:r>
+        <w:rPr>
+          <w:rFonts w:ascii="Times New Roman" w:hAnsi="Times New Roman" w:eastAsia="Times New Roman" w:cs="Times New Roman"/>
+        </w:rPr>
+        <w:t>H</w:t>
+      </w:r>
+      <w:r>
+        <w:rPr>
+          <w:rFonts w:ascii="Times New Roman" w:hAnsi="Times New Roman" w:eastAsia="Times New Roman" w:cs="Times New Roman"/>
+          <w:vertAlign w:val="subscript"/>
+        </w:rPr>
+        <w:t>5</w:t>
+      </w:r>
+      <w:r>
+        <w:rPr>
+          <w:rFonts w:ascii="Times New Roman" w:hAnsi="Times New Roman" w:eastAsia="Times New Roman" w:cs="Times New Roman"/>
+        </w:rPr>
+        <w:t xml:space="preserve"> + </w:t>
+      </w:r>
+      <w:r>
+        <w:rPr>
+          <w:rFonts w:hint="eastAsia" w:ascii="Times New Roman" w:hAnsi="Times New Roman" w:eastAsia="Times New Roman" w:cs="Times New Roman"/>
+        </w:rPr>
+        <w:t>CH</w:t>
+      </w:r>
+      <w:r>
+        <w:rPr>
+          <w:rFonts w:hint="eastAsia" w:ascii="Times New Roman" w:hAnsi="Times New Roman" w:eastAsia="Times New Roman" w:cs="Times New Roman"/>
+          <w:vertAlign w:val="subscript"/>
+        </w:rPr>
+        <w:t>2</w:t>
+      </w:r>
+      <w:r>
+        <w:rPr>
+          <w:rFonts w:hint="eastAsia" w:ascii="Times New Roman" w:hAnsi="Times New Roman" w:eastAsia="Times New Roman" w:cs="Times New Roman"/>
+        </w:rPr>
+        <w:t>＝CHCOCH</w:t>
+      </w:r>
+      <w:r>
+        <w:rPr>
+          <w:rFonts w:hint="eastAsia" w:ascii="Times New Roman" w:hAnsi="Times New Roman" w:eastAsia="Times New Roman" w:cs="Times New Roman"/>
+          <w:vertAlign w:val="subscript"/>
+        </w:rPr>
+        <w:t>3</w:t>
+      </w:r>
+      <w:r>
+        <w:rPr>
+          <w:rFonts w:ascii="Times New Roman" w:hAnsi="Times New Roman" w:eastAsia="Times New Roman" w:cs="Times New Roman"/>
+        </w:rPr>
+        <w:t xml:space="preserve"> ―[NaOC</w:t>
+      </w:r>
+      <w:r>
+        <w:rPr>
+          <w:rFonts w:ascii="Times New Roman" w:hAnsi="Times New Roman" w:eastAsia="Times New Roman" w:cs="Times New Roman"/>
+          <w:vertAlign w:val="subscript"/>
+        </w:rPr>
+        <w:t>2</w:t>
+      </w:r>
+      <w:r>
+        <w:rPr>
+          <w:rFonts w:ascii="Times New Roman" w:hAnsi="Times New Roman" w:eastAsia="Times New Roman" w:cs="Times New Roman"/>
+        </w:rPr>
+        <w:t>H</w:t>
+      </w:r>
+      <w:r>
+        <w:rPr>
+          <w:rFonts w:ascii="Times New Roman" w:hAnsi="Times New Roman" w:eastAsia="Times New Roman" w:cs="Times New Roman"/>
+          <w:vertAlign w:val="subscript"/>
+        </w:rPr>
+        <w:t>5</w:t>
+      </w:r>
+      <w:r>
+        <w:rPr>
+          <w:rFonts w:ascii="Times New Roman" w:hAnsi="Times New Roman" w:eastAsia="Times New Roman" w:cs="Times New Roman"/>
+        </w:rPr>
+        <w:t>/C</w:t>
+      </w:r>
+      <w:r>
+        <w:rPr>
+          <w:rFonts w:ascii="Times New Roman" w:hAnsi="Times New Roman" w:eastAsia="Times New Roman" w:cs="Times New Roman"/>
+          <w:vertAlign w:val="subscript"/>
+        </w:rPr>
+        <w:t>2</w:t>
+      </w:r>
+      <w:r>
+        <w:rPr>
+          <w:rFonts w:ascii="Times New Roman" w:hAnsi="Times New Roman" w:eastAsia="Times New Roman" w:cs="Times New Roman"/>
+        </w:rPr>
+        <w:t>H</w:t>
+      </w:r>
+      <w:r>
+        <w:rPr>
+          <w:rFonts w:ascii="Times New Roman" w:hAnsi="Times New Roman" w:eastAsia="Times New Roman" w:cs="Times New Roman"/>
+          <w:vertAlign w:val="subscript"/>
+        </w:rPr>
+        <w:t>5</w:t>
+      </w:r>
+      <w:r>
+        <w:rPr>
+          <w:rFonts w:ascii="Times New Roman" w:hAnsi="Times New Roman" w:eastAsia="Times New Roman" w:cs="Times New Roman"/>
+        </w:rPr>
+        <w:t>OH]→ CH</w:t>
+      </w:r>
+      <w:r>
+        <w:rPr>
+          <w:rFonts w:ascii="Times New Roman" w:hAnsi="Times New Roman" w:eastAsia="Times New Roman" w:cs="Times New Roman"/>
+          <w:vertAlign w:val="subscript"/>
+        </w:rPr>
+        <w:t>3</w:t>
+      </w:r>
+      <w:r>
+        <w:rPr>
+          <w:rFonts w:ascii="Times New Roman" w:hAnsi="Times New Roman" w:eastAsia="Times New Roman" w:cs="Times New Roman"/>
+        </w:rPr>
+        <w:t>COCH(CH</w:t>
+      </w:r>
+      <w:r>
+        <w:rPr>
+          <w:rFonts w:ascii="Times New Roman" w:hAnsi="Times New Roman" w:eastAsia="Times New Roman" w:cs="Times New Roman"/>
+          <w:vertAlign w:val="subscript"/>
+        </w:rPr>
+        <w:t>2</w:t>
+      </w:r>
+      <w:r>
+        <w:rPr>
+          <w:rFonts w:ascii="Times New Roman" w:hAnsi="Times New Roman" w:eastAsia="Times New Roman" w:cs="Times New Roman"/>
+        </w:rPr>
+        <w:t>CH</w:t>
+      </w:r>
+      <w:r>
+        <w:rPr>
+          <w:rFonts w:ascii="Times New Roman" w:hAnsi="Times New Roman" w:eastAsia="Times New Roman" w:cs="Times New Roman"/>
+          <w:vertAlign w:val="subscript"/>
+        </w:rPr>
+        <w:t>2</w:t>
+      </w:r>
+      <w:r>
+        <w:rPr>
+          <w:rFonts w:ascii="Times New Roman" w:hAnsi="Times New Roman" w:eastAsia="Times New Roman" w:cs="Times New Roman"/>
+        </w:rPr>
+        <w:t>COCH</w:t>
+      </w:r>
+      <w:r>
+        <w:rPr>
+          <w:rFonts w:ascii="Times New Roman" w:hAnsi="Times New Roman" w:eastAsia="Times New Roman" w:cs="Times New Roman"/>
+          <w:vertAlign w:val="subscript"/>
+        </w:rPr>
+        <w:t>3</w:t>
+      </w:r>
+      <w:r>
+        <w:rPr>
+          <w:rFonts w:ascii="Times New Roman" w:hAnsi="Times New Roman" w:eastAsia="Times New Roman" w:cs="Times New Roman"/>
+        </w:rPr>
+        <w:t>)COOC</w:t>
+      </w:r>
+      <w:r>
+        <w:rPr>
+          <w:rFonts w:ascii="Times New Roman" w:hAnsi="Times New Roman" w:eastAsia="Times New Roman" w:cs="Times New Roman"/>
+          <w:vertAlign w:val="subscript"/>
+        </w:rPr>
+        <w:t>2</w:t>
+      </w:r>
+      <w:r>
+        <w:rPr>
+          <w:rFonts w:ascii="Times New Roman" w:hAnsi="Times New Roman" w:eastAsia="Times New Roman" w:cs="Times New Roman"/>
+        </w:rPr>
+        <w:t>H</w:t>
+      </w:r>
+      <w:r>
+        <w:rPr>
+          <w:rFonts w:ascii="Times New Roman" w:hAnsi="Times New Roman" w:eastAsia="Times New Roman" w:cs="Times New Roman"/>
+          <w:vertAlign w:val="subscript"/>
+        </w:rPr>
+        <w:t>5</w:t>
+      </w:r>
+    </w:p>
+    <w:p>
+      <w:pPr>
+        <w:pStyle w:val="BodyText"/>
+      </w:pPr>
+      <w:r>
+        <w:rPr>
+          <w:rFonts w:hint="eastAsia" w:ascii="Times New Roman" w:hAnsi="Times New Roman" w:eastAsia="FangSong" w:cs="Times New Roman"/>
+        </w:rPr>
+        <w:t>该反应是增长碳链和合成环状化合物的有效方法</w:t>
       </w:r>
       <w:r>
         <w:rPr>
@@ -7135,16 +11072,14 @@
       <w:r>
         <w:rPr>
           <w:rFonts w:hint="eastAsia" w:ascii="Times New Roman" w:hAnsi="Times New Roman" w:eastAsia="FangSong" w:cs="Times New Roman"/>
-          <w:b/>
-          <w:bCs/>
-        </w:rPr>
-        <w:t xml:space="preserve">题目</w:t>
-      </w:r>
-      <w:r>
-        <w:rPr>
-          <w:rFonts w:hint="eastAsia" w:ascii="Times New Roman" w:hAnsi="Times New Roman" w:eastAsia="Times New Roman" w:cs="Times New Roman"/>
-        </w:rPr>
-        <w:t xml:space="preserve">：</w:t>
+        </w:rPr>
+        <w:t>串联反应</w:t>
+      </w:r>
+      <w:r>
+        <w:rPr>
+          <w:rFonts w:hint="eastAsia" w:ascii="Times New Roman" w:hAnsi="Times New Roman" w:eastAsia="Times New Roman" w:cs="Times New Roman"/>
+        </w:rPr>
+        <w:t>（tandem</w:t>
       </w:r>
       <w:r>
         <w:rPr>
@@ -7154,27 +11089,15 @@
       </w:r>
       <w:r>
         <w:rPr>
-          <w:rFonts w:ascii="Times New Roman" w:hAnsi="Times New Roman" w:eastAsia="Times New Roman" w:cs="Times New Roman"/>
-        </w:rPr>
-        <w:t xml:space="preserve">1. </w:t>
-      </w:r>
-      <w:r>
-        <w:rPr>
-          <w:rFonts w:hint="eastAsia" w:ascii="Times New Roman" w:hAnsi="Times New Roman" w:eastAsia="FangSong" w:cs="Times New Roman"/>
-        </w:rPr>
-        <w:t>将以下羧酸衍生物的</w:t>
-      </w:r>
-      <w:r>
-        <w:rPr>
-          <w:rFonts w:hint="eastAsia" w:ascii="Times New Roman" w:hAnsi="Times New Roman" w:eastAsia="Times New Roman" w:cs="Times New Roman"/>
-        </w:rPr>
-        <w:t>C=O</w:t>
-      </w:r>
-      <w:r>
-        <w:rPr>
-          <w:rFonts w:hint="eastAsia" w:ascii="Times New Roman" w:hAnsi="Times New Roman" w:eastAsia="FangSong" w:cs="Times New Roman"/>
-        </w:rPr>
-        <w:t>键能从大到小排序</w:t>
+          <w:rFonts w:hint="eastAsia" w:ascii="Times New Roman" w:hAnsi="Times New Roman" w:eastAsia="Times New Roman" w:cs="Times New Roman"/>
+        </w:rPr>
+        <w:t>reaction）</w:t>
+      </w:r>
+      <w:r>
+        <w:rPr>
+          <w:rFonts w:hint="eastAsia" w:ascii="Times New Roman" w:hAnsi="Times New Roman" w:eastAsia="FangSong" w:cs="Times New Roman"/>
+        </w:rPr>
+        <w:t>是指</w:t>
       </w:r>
       <w:r>
         <w:rPr>
@@ -7186,147 +11109,7 @@
         <w:rPr>
           <w:rFonts w:hint="eastAsia" w:ascii="Times New Roman" w:hAnsi="Times New Roman" w:eastAsia="FangSong" w:cs="Times New Roman"/>
         </w:rPr>
-        <w:t>酰氯</w:t>
-      </w:r>
-      <w:r>
-        <w:rPr>
-          <w:rFonts w:hint="eastAsia" w:ascii="Times New Roman" w:hAnsi="Times New Roman" w:eastAsia="Times New Roman" w:cs="Times New Roman"/>
-        </w:rPr>
-        <w:t>(RCOCl)、</w:t>
-      </w:r>
-      <w:r>
-        <w:rPr>
-          <w:rFonts w:hint="eastAsia" w:ascii="Times New Roman" w:hAnsi="Times New Roman" w:eastAsia="FangSong" w:cs="Times New Roman"/>
-        </w:rPr>
-        <w:t>酸酐</w:t>
-      </w:r>
-      <w:r>
-        <w:rPr>
-          <w:rFonts w:hint="eastAsia" w:ascii="Times New Roman" w:hAnsi="Times New Roman" w:eastAsia="Times New Roman" w:cs="Times New Roman"/>
-        </w:rPr>
-        <w:t>(RCO-O-COR)、</w:t>
-      </w:r>
-      <w:r>
-        <w:rPr>
-          <w:rFonts w:hint="eastAsia" w:ascii="Times New Roman" w:hAnsi="Times New Roman" w:eastAsia="FangSong" w:cs="Times New Roman"/>
-        </w:rPr>
-        <w:t>酯</w:t>
-      </w:r>
-      <w:r>
-        <w:rPr>
-          <w:rFonts w:hint="eastAsia" w:ascii="Times New Roman" w:hAnsi="Times New Roman" w:eastAsia="Times New Roman" w:cs="Times New Roman"/>
-        </w:rPr>
-        <w:t>(RCOOR’)、</w:t>
-      </w:r>
-      <w:r>
-        <w:rPr>
-          <w:rFonts w:hint="eastAsia" w:ascii="Times New Roman" w:hAnsi="Times New Roman" w:eastAsia="FangSong" w:cs="Times New Roman"/>
-        </w:rPr>
-        <w:t>酰胺</w:t>
-      </w:r>
-      <w:r>
-        <w:rPr>
-          <w:rFonts w:hint="eastAsia" w:ascii="Times New Roman" w:hAnsi="Times New Roman" w:eastAsia="Times New Roman" w:cs="Times New Roman"/>
-        </w:rPr>
-        <w:t>(RCONH</w:t>
-      </w:r>
-      <w:r>
-        <w:rPr>
-          <w:rFonts w:hint="eastAsia" w:ascii="Times New Roman" w:hAnsi="Times New Roman" w:eastAsia="Times New Roman" w:cs="Times New Roman"/>
-          <w:vertAlign w:val="subscript"/>
-        </w:rPr>
-        <w:t>2</w:t>
-      </w:r>
-      <w:r>
-        <w:rPr>
-          <w:rFonts w:hint="eastAsia" w:ascii="Times New Roman" w:hAnsi="Times New Roman" w:eastAsia="Times New Roman" w:cs="Times New Roman"/>
-        </w:rPr>
-        <w:t>)、</w:t>
-      </w:r>
-      <w:r>
-        <w:rPr>
-          <w:rFonts w:hint="eastAsia" w:ascii="Times New Roman" w:hAnsi="Times New Roman" w:eastAsia="FangSong" w:cs="Times New Roman"/>
-        </w:rPr>
-        <w:t>羧酸根</w:t>
-      </w:r>
-      <w:r>
-        <w:rPr>
-          <w:rFonts w:hint="eastAsia" w:ascii="Times New Roman" w:hAnsi="Times New Roman" w:eastAsia="Times New Roman" w:cs="Times New Roman"/>
-        </w:rPr>
-        <w:t>(RCOO</w:t>
-      </w:r>
-      <w:r>
-        <w:rPr>
-          <w:rFonts w:hint="eastAsia" w:ascii="Times New Roman" w:hAnsi="Times New Roman" w:eastAsia="Times New Roman" w:cs="Times New Roman"/>
-          <w:vertAlign w:val="superscript"/>
-        </w:rPr>
-        <w:t>-</w:t>
-      </w:r>
-      <w:r>
-        <w:rPr>
-          <w:rFonts w:hint="eastAsia" w:ascii="Times New Roman" w:hAnsi="Times New Roman" w:eastAsia="Times New Roman" w:cs="Times New Roman"/>
-        </w:rPr>
-        <w:t>)</w:t>
-      </w:r>
-      <w:r>
-        <w:rPr>
-          <w:rFonts w:ascii="Times New Roman" w:hAnsi="Times New Roman" w:eastAsia="Times New Roman" w:cs="Times New Roman"/>
-        </w:rPr>
-        <w:t xml:space="preserve"> </w:t>
-      </w:r>
-      <w:r>
-        <w:rPr>
-          <w:rFonts w:ascii="Times New Roman" w:hAnsi="Times New Roman" w:eastAsia="Times New Roman" w:cs="Times New Roman"/>
-        </w:rPr>
-        <w:t xml:space="preserve">2. </w:t>
-      </w:r>
-      <w:r>
-        <w:rPr>
-          <w:rFonts w:hint="eastAsia" w:ascii="Times New Roman" w:hAnsi="Times New Roman" w:eastAsia="FangSong" w:cs="Times New Roman"/>
-        </w:rPr>
-        <w:t>解释为什么共轭效应越弱</w:t>
-      </w:r>
-      <w:r>
-        <w:rPr>
-          <w:rFonts w:hint="eastAsia" w:ascii="Times New Roman" w:hAnsi="Times New Roman" w:eastAsia="Times New Roman" w:cs="Times New Roman"/>
-        </w:rPr>
-        <w:t>，C=O</w:t>
-      </w:r>
-      <w:r>
-        <w:rPr>
-          <w:rFonts w:hint="eastAsia" w:ascii="Times New Roman" w:hAnsi="Times New Roman" w:eastAsia="FangSong" w:cs="Times New Roman"/>
-        </w:rPr>
-        <w:t>键能越强</w:t>
-      </w:r>
-      <w:r>
-        <w:rPr>
-          <w:rFonts w:ascii="Times New Roman" w:hAnsi="Times New Roman" w:eastAsia="Times New Roman" w:cs="Times New Roman"/>
-        </w:rPr>
-        <w:t xml:space="preserve"> </w:t>
-      </w:r>
-      <w:r>
-        <w:rPr>
-          <w:rFonts w:ascii="Times New Roman" w:hAnsi="Times New Roman" w:eastAsia="Times New Roman" w:cs="Times New Roman"/>
-        </w:rPr>
-        <w:t xml:space="preserve">3. </w:t>
-      </w:r>
-      <w:r>
-        <w:rPr>
-          <w:rFonts w:hint="eastAsia" w:ascii="Times New Roman" w:hAnsi="Times New Roman" w:eastAsia="FangSong" w:cs="Times New Roman"/>
-        </w:rPr>
-        <w:t>给出上述化合物的</w:t>
-      </w:r>
-      <w:r>
-        <w:rPr>
-          <w:rFonts w:hint="eastAsia" w:ascii="Times New Roman" w:hAnsi="Times New Roman" w:eastAsia="Times New Roman" w:cs="Times New Roman"/>
-        </w:rPr>
-        <w:t>C=O</w:t>
-      </w:r>
-      <w:r>
-        <w:rPr>
-          <w:rFonts w:hint="eastAsia" w:ascii="Times New Roman" w:hAnsi="Times New Roman" w:eastAsia="FangSong" w:cs="Times New Roman"/>
-        </w:rPr>
-        <w:t>红外伸缩振动频率范围</w:t>
+        <w:t>在反应中</w:t>
       </w:r>
       <w:r>
         <w:rPr>
@@ -7338,73 +11121,7 @@
         <w:rPr>
           <w:rFonts w:hint="eastAsia" w:ascii="Times New Roman" w:hAnsi="Times New Roman" w:eastAsia="FangSong" w:cs="Times New Roman"/>
         </w:rPr>
-        <w:t>并说明键能与波数的关系</w:t>
-      </w:r>
-      <w:r>
-        <w:rPr>
-          <w:rFonts w:ascii="Times New Roman" w:hAnsi="Times New Roman" w:eastAsia="Times New Roman" w:cs="Times New Roman"/>
-        </w:rPr>
-        <w:t xml:space="preserve"> </w:t>
-      </w:r>
-      <w:r>
-        <w:rPr>
-          <w:rFonts w:ascii="Times New Roman" w:hAnsi="Times New Roman" w:eastAsia="Times New Roman" w:cs="Times New Roman"/>
-        </w:rPr>
-        <w:t xml:space="preserve">4. </w:t>
-      </w:r>
-      <w:r>
-        <w:rPr>
-          <w:rFonts w:hint="eastAsia" w:ascii="Times New Roman" w:hAnsi="Times New Roman" w:eastAsia="FangSong" w:cs="Times New Roman"/>
-        </w:rPr>
-        <w:t>酸酐为什么在</w:t>
-      </w:r>
-      <w:r>
-        <w:rPr>
-          <w:rFonts w:hint="eastAsia" w:ascii="Times New Roman" w:hAnsi="Times New Roman" w:eastAsia="Times New Roman" w:cs="Times New Roman"/>
-        </w:rPr>
-        <w:t>IR</w:t>
-      </w:r>
-      <w:r>
-        <w:rPr>
-          <w:rFonts w:hint="eastAsia" w:ascii="Times New Roman" w:hAnsi="Times New Roman" w:eastAsia="FangSong" w:cs="Times New Roman"/>
-        </w:rPr>
-        <w:t>中出现双峰</w:t>
-      </w:r>
-      <w:r>
-        <w:rPr>
-          <w:rFonts w:hint="eastAsia" w:ascii="Times New Roman" w:hAnsi="Times New Roman" w:eastAsia="Times New Roman" w:cs="Times New Roman"/>
-        </w:rPr>
-        <w:t>？</w:t>
-      </w:r>
-      <w:r>
-        <w:rPr>
-          <w:rFonts w:ascii="Times New Roman" w:hAnsi="Times New Roman" w:eastAsia="Times New Roman" w:cs="Times New Roman"/>
-        </w:rPr>
-        <w:t xml:space="preserve"> </w:t>
-      </w:r>
-      <w:r>
-        <w:rPr>
-          <w:rFonts w:ascii="Times New Roman" w:hAnsi="Times New Roman" w:eastAsia="Times New Roman" w:cs="Times New Roman"/>
-        </w:rPr>
-        <w:t xml:space="preserve">5. </w:t>
-      </w:r>
-      <w:r>
-        <w:rPr>
-          <w:rFonts w:hint="eastAsia" w:ascii="Times New Roman" w:hAnsi="Times New Roman" w:eastAsia="FangSong" w:cs="Times New Roman"/>
-        </w:rPr>
-        <w:t>酰胺的</w:t>
-      </w:r>
-      <w:r>
-        <w:rPr>
-          <w:rFonts w:hint="eastAsia" w:ascii="Times New Roman" w:hAnsi="Times New Roman" w:eastAsia="Times New Roman" w:cs="Times New Roman"/>
-        </w:rPr>
-        <w:t>C=O</w:t>
-      </w:r>
-      <w:r>
-        <w:rPr>
-          <w:rFonts w:hint="eastAsia" w:ascii="Times New Roman" w:hAnsi="Times New Roman" w:eastAsia="FangSong" w:cs="Times New Roman"/>
-        </w:rPr>
-        <w:t>键能虽然较弱</w:t>
+        <w:t>反应物一次投料</w:t>
       </w:r>
       <w:r>
         <w:rPr>
@@ -7416,13 +11133,154 @@
         <w:rPr>
           <w:rFonts w:hint="eastAsia" w:ascii="Times New Roman" w:hAnsi="Times New Roman" w:eastAsia="FangSong" w:cs="Times New Roman"/>
         </w:rPr>
-        <w:t>但为什么酰氯的亲核反应活性反而最高</w:t>
-      </w:r>
-      <w:r>
-        <w:rPr>
-          <w:rFonts w:hint="eastAsia" w:ascii="Times New Roman" w:hAnsi="Times New Roman" w:eastAsia="Times New Roman" w:cs="Times New Roman"/>
-        </w:rPr>
-        <w:t>？</w:t>
+        <w:t>经几步连续的反应得到最终的产物</w:t>
+      </w:r>
+      <w:r>
+        <w:rPr>
+          <w:rFonts w:hint="eastAsia" w:ascii="Times New Roman" w:hAnsi="Times New Roman" w:eastAsia="Times New Roman" w:cs="Times New Roman"/>
+        </w:rPr>
+        <w:t>；</w:t>
+      </w:r>
+      <w:r>
+        <w:rPr>
+          <w:rFonts w:hint="eastAsia" w:ascii="Times New Roman" w:hAnsi="Times New Roman" w:eastAsia="FangSong" w:cs="Times New Roman"/>
+        </w:rPr>
+        <w:t>连续反应中的前一步产物为后一步反应的原料</w:t>
+      </w:r>
+      <w:r>
+        <w:rPr>
+          <w:rFonts w:hint="eastAsia" w:ascii="Times New Roman" w:hAnsi="Times New Roman" w:eastAsia="Times New Roman" w:cs="Times New Roman"/>
+        </w:rPr>
+        <w:t>。</w:t>
+      </w:r>
+      <w:r>
+        <w:rPr>
+          <w:rFonts w:hint="eastAsia" w:ascii="Times New Roman" w:hAnsi="Times New Roman" w:eastAsia="FangSong" w:cs="Times New Roman"/>
+        </w:rPr>
+        <w:t>如一种称为</w:t>
+      </w:r>
+      <w:r>
+        <w:rPr>
+          <w:rFonts w:ascii="Times New Roman" w:hAnsi="Times New Roman" w:eastAsia="Times New Roman" w:cs="Times New Roman"/>
+        </w:rPr>
+        <w:t xml:space="preserve"> Hagemann </w:t>
+      </w:r>
+      <w:r>
+        <w:rPr>
+          <w:rFonts w:hint="eastAsia" w:ascii="Times New Roman" w:hAnsi="Times New Roman" w:eastAsia="FangSong" w:cs="Times New Roman"/>
+        </w:rPr>
+        <w:t>酯的化合物就是按如下反应式经过串联反应</w:t>
+      </w:r>
+      <w:r>
+        <w:rPr>
+          <w:rFonts w:hint="eastAsia" w:ascii="Times New Roman" w:hAnsi="Times New Roman" w:eastAsia="Times New Roman" w:cs="Times New Roman"/>
+        </w:rPr>
+        <w:t>（</w:t>
+      </w:r>
+      <w:r>
+        <w:rPr>
+          <w:rFonts w:hint="eastAsia" w:ascii="Times New Roman" w:hAnsi="Times New Roman" w:eastAsia="FangSong" w:cs="Times New Roman"/>
+        </w:rPr>
+        <w:t>包括</w:t>
+      </w:r>
+      <w:r>
+        <w:rPr>
+          <w:rFonts w:ascii="Times New Roman" w:hAnsi="Times New Roman" w:eastAsia="Times New Roman" w:cs="Times New Roman"/>
+        </w:rPr>
+        <w:t xml:space="preserve"> Michael </w:t>
+      </w:r>
+      <w:r>
+        <w:rPr>
+          <w:rFonts w:hint="eastAsia" w:ascii="Times New Roman" w:hAnsi="Times New Roman" w:eastAsia="FangSong" w:cs="Times New Roman"/>
+        </w:rPr>
+        <w:t>加成反应等</w:t>
+      </w:r>
+      <w:r>
+        <w:rPr>
+          <w:rFonts w:hint="eastAsia" w:ascii="Times New Roman" w:hAnsi="Times New Roman" w:eastAsia="Times New Roman" w:cs="Times New Roman"/>
+        </w:rPr>
+        <w:t>）</w:t>
+      </w:r>
+      <w:r>
+        <w:rPr>
+          <w:rFonts w:hint="eastAsia" w:ascii="Times New Roman" w:hAnsi="Times New Roman" w:eastAsia="FangSong" w:cs="Times New Roman"/>
+        </w:rPr>
+        <w:t>得到的</w:t>
+      </w:r>
+      <w:r>
+        <w:rPr>
+          <w:rFonts w:hint="eastAsia" w:ascii="Times New Roman" w:hAnsi="Times New Roman" w:eastAsia="Times New Roman" w:cs="Times New Roman"/>
+        </w:rPr>
+        <w:t>：</w:t>
+      </w:r>
+    </w:p>
+    <w:p>
+      <w:pPr>
+        <w:pStyle w:val="BodyText"/>
+        <w:spacing w:before="160" w:after="80"/>
+        <w:jc w:val="center"/>
+      </w:pPr>
+      <w:r>
+        <w:rPr>
+          <w:rFonts w:ascii="Times New Roman" w:hAnsi="Times New Roman" w:eastAsia="Times New Roman" w:cs="Times New Roman"/>
+        </w:rPr>
+        <w:drawing>
+          <wp:inline>
+            <wp:extent cx="3600000" cy="625111"/>
+            <wp:effectExtent b="0" l="0" r="0" t="0"/>
+            <wp:docPr descr="" title="" id="94" name="Picture"/>
+            <a:graphic>
+              <a:graphicData uri="http://schemas.openxmlformats.org/drawingml/2006/picture">
+                <pic:pic>
+                  <pic:nvPicPr>
+                    <pic:cNvPr descr="037681277e9ebc8068502db12096b7b1c25d0f9d875fe73ef38f8c3b5e1c5af7.jpg" id="95" name="Picture"/>
+                    <pic:cNvPicPr>
+                      <a:picLocks noChangeArrowheads="1" noChangeAspect="1"/>
+                    </pic:cNvPicPr>
+                  </pic:nvPicPr>
+                  <pic:blipFill>
+                    <a:blip r:embed="rId93"/>
+                    <a:stretch>
+                      <a:fillRect/>
+                    </a:stretch>
+                  </pic:blipFill>
+                  <pic:spPr bwMode="auto">
+                    <a:xfrm>
+                      <a:off x="0" y="0"/>
+                      <a:ext cx="3600000" cy="625111"/>
+                    </a:xfrm>
+                    <a:prstGeom prst="rect">
+                      <a:avLst/>
+                    </a:prstGeom>
+                    <a:noFill/>
+                    <a:ln w="9525">
+                      <a:noFill/>
+                      <a:headEnd/>
+                      <a:tailEnd/>
+                    </a:ln>
+                  </pic:spPr>
+                </pic:pic>
+              </a:graphicData>
+            </a:graphic>
+          </wp:inline>
+        </w:drawing>
+      </w:r>
+    </w:p>
+    <w:p>
+      <w:pPr>
+        <w:pStyle w:val="BodyText"/>
+      </w:pPr>
+      <w:r>
+        <w:rPr>
+          <w:rFonts w:hint="eastAsia" w:ascii="Times New Roman" w:hAnsi="Times New Roman" w:eastAsia="FangSong" w:cs="Times New Roman"/>
+        </w:rPr>
+        <w:t>请写出该合成过程中的各步反应</w:t>
+      </w:r>
+      <w:r>
+        <w:rPr>
+          <w:rFonts w:hint="eastAsia" w:ascii="Times New Roman" w:hAnsi="Times New Roman" w:eastAsia="Times New Roman" w:cs="Times New Roman"/>
+        </w:rPr>
+        <w:t>。</w:t>
       </w:r>
     </w:p>
     <w:p>
@@ -7435,8 +11293,8 @@
         </w:pict>
       </w:r>
     </w:p>
-    <w:bookmarkEnd w:id="83"/>
-    <w:bookmarkStart w:id="84" w:name="有机-合成-grignard试剂与不同羰基化合物反应路线设计"/>
+    <w:bookmarkEnd w:id="96"/>
+    <w:bookmarkStart w:id="106" w:name="化学能力测试-ch9b-6-二甲基萘格式合成与苝类级联"/>
     <w:p>
       <w:pPr>
         <w:pStyle w:val="Heading2"/>
@@ -7447,7 +11305,1889 @@
         <w:rPr>
           <w:rFonts w:ascii="Times New Roman" w:hAnsi="Times New Roman" w:eastAsia="Times New Roman" w:cs="Times New Roman"/>
         </w:rPr>
-        <w:t xml:space="preserve">6.21 </w:t>
+        <w:t xml:space="preserve">6.22 </w:t>
+      </w:r>
+      <w:r>
+        <w:rPr>
+          <w:rFonts w:hint="eastAsia" w:ascii="Times New Roman" w:hAnsi="Times New Roman" w:eastAsia="SimHei" w:cs="Times New Roman"/>
+        </w:rPr>
+        <w:t>化学能力测试</w:t>
+      </w:r>
+      <w:r>
+        <w:rPr>
+          <w:rFonts w:hint="eastAsia" w:ascii="Times New Roman" w:hAnsi="Times New Roman" w:eastAsia="Times New Roman" w:cs="Times New Roman"/>
+        </w:rPr>
+        <w:t>-Ch9B-6-</w:t>
+      </w:r>
+      <w:r>
+        <w:rPr>
+          <w:rFonts w:hint="eastAsia" w:ascii="Times New Roman" w:hAnsi="Times New Roman" w:eastAsia="SimHei" w:cs="Times New Roman"/>
+        </w:rPr>
+        <w:t>二甲基萘格式合成与苝类级联</w:t>
+      </w:r>
+    </w:p>
+    <w:p>
+      <w:pPr>
+        <w:pStyle w:val="FirstParagraph"/>
+      </w:pPr>
+      <w:r>
+        <w:rPr>
+          <w:rFonts w:hint="eastAsia" w:ascii="Times New Roman" w:hAnsi="Times New Roman" w:eastAsia="Times New Roman" w:cs="Times New Roman"/>
+        </w:rPr>
+        <w:t>2,7-</w:t>
+      </w:r>
+      <w:r>
+        <w:rPr>
+          <w:rFonts w:hint="eastAsia" w:ascii="Times New Roman" w:hAnsi="Times New Roman" w:eastAsia="FangSong" w:cs="Times New Roman"/>
+        </w:rPr>
+        <w:t>二甲基萘可以通过格氏试剂</w:t>
+      </w:r>
+      <w:r>
+        <w:rPr>
+          <w:rFonts w:ascii="Times New Roman" w:hAnsi="Times New Roman" w:eastAsia="Times New Roman" w:cs="Times New Roman"/>
+        </w:rPr>
+        <w:t xml:space="preserve"> A </w:t>
+      </w:r>
+      <w:r>
+        <w:rPr>
+          <w:rFonts w:hint="eastAsia" w:ascii="Times New Roman" w:hAnsi="Times New Roman" w:eastAsia="FangSong" w:cs="Times New Roman"/>
+        </w:rPr>
+        <w:t xml:space="preserve">和一种缩醛</w:t>
+      </w:r>
+      <w:r>
+        <w:rPr>
+          <w:rFonts w:ascii="Times New Roman" w:hAnsi="Times New Roman" w:eastAsia="Times New Roman" w:cs="Times New Roman"/>
+        </w:rPr>
+        <w:t xml:space="preserve"> B </w:t>
+      </w:r>
+      <w:r>
+        <w:rPr>
+          <w:rFonts w:hint="eastAsia" w:ascii="Times New Roman" w:hAnsi="Times New Roman" w:eastAsia="FangSong" w:cs="Times New Roman"/>
+        </w:rPr>
+        <w:t>来制备</w:t>
+      </w:r>
+      <w:r>
+        <w:rPr>
+          <w:rFonts w:hint="eastAsia" w:ascii="Times New Roman" w:hAnsi="Times New Roman" w:eastAsia="Times New Roman" w:cs="Times New Roman"/>
+        </w:rPr>
+        <w:t>（A、B</w:t>
+      </w:r>
+      <w:r>
+        <w:rPr>
+          <w:rFonts w:ascii="Times New Roman" w:hAnsi="Times New Roman" w:eastAsia="Times New Roman" w:cs="Times New Roman"/>
+        </w:rPr>
+        <w:t xml:space="preserve"> </w:t>
+      </w:r>
+      <w:r>
+        <w:rPr>
+          <w:rFonts w:hint="eastAsia" w:ascii="Times New Roman" w:hAnsi="Times New Roman" w:eastAsia="FangSong" w:cs="Times New Roman"/>
+        </w:rPr>
+        <w:t>与目标物结构见下图</w:t>
+      </w:r>
+      <w:r>
+        <w:rPr>
+          <w:rFonts w:hint="eastAsia" w:ascii="Times New Roman" w:hAnsi="Times New Roman" w:eastAsia="Times New Roman" w:cs="Times New Roman"/>
+        </w:rPr>
+        <w:t>）：</w:t>
+      </w:r>
+    </w:p>
+    <w:p>
+      <w:pPr>
+        <w:pStyle w:val="BodyText"/>
+        <w:spacing w:before="160" w:after="80"/>
+        <w:jc w:val="center"/>
+      </w:pPr>
+      <w:r>
+        <w:rPr>
+          <w:rFonts w:ascii="Times New Roman" w:hAnsi="Times New Roman" w:eastAsia="Times New Roman" w:cs="Times New Roman"/>
+        </w:rPr>
+        <w:drawing>
+          <wp:inline>
+            <wp:extent cx="3600000" cy="939682"/>
+            <wp:effectExtent b="0" l="0" r="0" t="0"/>
+            <wp:docPr descr="" title="" id="98" name="Picture"/>
+            <a:graphic>
+              <a:graphicData uri="http://schemas.openxmlformats.org/drawingml/2006/picture">
+                <pic:pic>
+                  <pic:nvPicPr>
+                    <pic:cNvPr descr="b7d08cac4a95d4c0d736bf47e103473e7073ea4cc0b01deceafdfd012c29415c.jpg" id="99" name="Picture"/>
+                    <pic:cNvPicPr>
+                      <a:picLocks noChangeArrowheads="1" noChangeAspect="1"/>
+                    </pic:cNvPicPr>
+                  </pic:nvPicPr>
+                  <pic:blipFill>
+                    <a:blip r:embed="rId97"/>
+                    <a:stretch>
+                      <a:fillRect/>
+                    </a:stretch>
+                  </pic:blipFill>
+                  <pic:spPr bwMode="auto">
+                    <a:xfrm>
+                      <a:off x="0" y="0"/>
+                      <a:ext cx="3600000" cy="939682"/>
+                    </a:xfrm>
+                    <a:prstGeom prst="rect">
+                      <a:avLst/>
+                    </a:prstGeom>
+                    <a:noFill/>
+                    <a:ln w="9525">
+                      <a:noFill/>
+                      <a:headEnd/>
+                      <a:tailEnd/>
+                    </a:ln>
+                  </pic:spPr>
+                </pic:pic>
+              </a:graphicData>
+            </a:graphic>
+          </wp:inline>
+        </w:drawing>
+      </w:r>
+    </w:p>
+    <w:p>
+      <w:pPr>
+        <w:pStyle w:val="BodyText"/>
+        <w:spacing w:before="160" w:after="80"/>
+        <w:jc w:val="center"/>
+      </w:pPr>
+      <w:r>
+        <w:rPr>
+          <w:rFonts w:ascii="Times New Roman" w:hAnsi="Times New Roman" w:eastAsia="Times New Roman" w:cs="Times New Roman"/>
+        </w:rPr>
+        <w:drawing>
+          <wp:inline>
+            <wp:extent cx="3600000" cy="843514"/>
+            <wp:effectExtent b="0" l="0" r="0" t="0"/>
+            <wp:docPr descr="" title="" id="101" name="Picture"/>
+            <a:graphic>
+              <a:graphicData uri="http://schemas.openxmlformats.org/drawingml/2006/picture">
+                <pic:pic>
+                  <pic:nvPicPr>
+                    <pic:cNvPr descr="28f0216d12346f14b526f147b742a4e7f23c4ce5b0116cbaf1cc227ebd9bf0dd.jpg" id="102" name="Picture"/>
+                    <pic:cNvPicPr>
+                      <a:picLocks noChangeArrowheads="1" noChangeAspect="1"/>
+                    </pic:cNvPicPr>
+                  </pic:nvPicPr>
+                  <pic:blipFill>
+                    <a:blip r:embed="rId100"/>
+                    <a:stretch>
+                      <a:fillRect/>
+                    </a:stretch>
+                  </pic:blipFill>
+                  <pic:spPr bwMode="auto">
+                    <a:xfrm>
+                      <a:off x="0" y="0"/>
+                      <a:ext cx="3600000" cy="843514"/>
+                    </a:xfrm>
+                    <a:prstGeom prst="rect">
+                      <a:avLst/>
+                    </a:prstGeom>
+                    <a:noFill/>
+                    <a:ln w="9525">
+                      <a:noFill/>
+                      <a:headEnd/>
+                      <a:tailEnd/>
+                    </a:ln>
+                  </pic:spPr>
+                </pic:pic>
+              </a:graphicData>
+            </a:graphic>
+          </wp:inline>
+        </w:drawing>
+      </w:r>
+    </w:p>
+    <w:p>
+      <w:pPr>
+        <w:pStyle w:val="BodyText"/>
+        <w:spacing w:before="160" w:after="80"/>
+        <w:jc w:val="center"/>
+      </w:pPr>
+      <w:r>
+        <w:rPr>
+          <w:rFonts w:ascii="Times New Roman" w:hAnsi="Times New Roman" w:eastAsia="Times New Roman" w:cs="Times New Roman"/>
+        </w:rPr>
+        <w:drawing>
+          <wp:inline>
+            <wp:extent cx="3600000" cy="1030323"/>
+            <wp:effectExtent b="0" l="0" r="0" t="0"/>
+            <wp:docPr descr="" title="" id="104" name="Picture"/>
+            <a:graphic>
+              <a:graphicData uri="http://schemas.openxmlformats.org/drawingml/2006/picture">
+                <pic:pic>
+                  <pic:nvPicPr>
+                    <pic:cNvPr descr="6ef81ff1deda935a3b055694e532a681a102b189c9767e783218d9685946cb66.jpg" id="105" name="Picture"/>
+                    <pic:cNvPicPr>
+                      <a:picLocks noChangeArrowheads="1" noChangeAspect="1"/>
+                    </pic:cNvPicPr>
+                  </pic:nvPicPr>
+                  <pic:blipFill>
+                    <a:blip r:embed="rId103"/>
+                    <a:stretch>
+                      <a:fillRect/>
+                    </a:stretch>
+                  </pic:blipFill>
+                  <pic:spPr bwMode="auto">
+                    <a:xfrm>
+                      <a:off x="0" y="0"/>
+                      <a:ext cx="3600000" cy="1030323"/>
+                    </a:xfrm>
+                    <a:prstGeom prst="rect">
+                      <a:avLst/>
+                    </a:prstGeom>
+                    <a:noFill/>
+                    <a:ln w="9525">
+                      <a:noFill/>
+                      <a:headEnd/>
+                      <a:tailEnd/>
+                    </a:ln>
+                  </pic:spPr>
+                </pic:pic>
+              </a:graphicData>
+            </a:graphic>
+          </wp:inline>
+        </w:drawing>
+      </w:r>
+    </w:p>
+    <w:p>
+      <w:pPr>
+        <w:pStyle w:val="BodyText"/>
+      </w:pPr>
+      <w:r>
+        <w:rPr>
+          <w:rFonts w:ascii="Times New Roman" w:hAnsi="Times New Roman" w:eastAsia="Times New Roman" w:cs="Times New Roman"/>
+        </w:rPr>
+        <w:t xml:space="preserve">B </w:t>
+      </w:r>
+      <w:r>
+        <w:rPr>
+          <w:rFonts w:hint="eastAsia" w:ascii="Times New Roman" w:hAnsi="Times New Roman" w:eastAsia="Times New Roman" w:cs="Times New Roman"/>
+        </w:rPr>
+        <w:t>―[N-</w:t>
+      </w:r>
+      <w:r>
+        <w:rPr>
+          <w:rFonts w:hint="eastAsia" w:ascii="Times New Roman" w:hAnsi="Times New Roman" w:eastAsia="FangSong" w:cs="Times New Roman"/>
+        </w:rPr>
+        <w:t>氯代琥珀酰亚胺</w:t>
+      </w:r>
+      <w:r>
+        <w:rPr>
+          <w:rFonts w:hint="eastAsia" w:ascii="Times New Roman" w:hAnsi="Times New Roman" w:eastAsia="Times New Roman" w:cs="Times New Roman"/>
+        </w:rPr>
+        <w:t>（NCS，2</w:t>
+      </w:r>
+      <w:r>
+        <w:rPr>
+          <w:rFonts w:ascii="Times New Roman" w:hAnsi="Times New Roman" w:eastAsia="Times New Roman" w:cs="Times New Roman"/>
+        </w:rPr>
+        <w:t xml:space="preserve"> </w:t>
+      </w:r>
+      <w:r>
+        <w:rPr>
+          <w:rFonts w:hint="eastAsia" w:ascii="Times New Roman" w:hAnsi="Times New Roman" w:eastAsia="Times New Roman" w:cs="Times New Roman"/>
+        </w:rPr>
+        <w:t xml:space="preserve">eq.）]→</w:t>
+      </w:r>
+      <w:r>
+        <w:rPr>
+          <w:rFonts w:ascii="Times New Roman" w:hAnsi="Times New Roman" w:eastAsia="Times New Roman" w:cs="Times New Roman"/>
+        </w:rPr>
+        <w:t xml:space="preserve"> C ―[Zn </w:t>
+      </w:r>
+      <w:r>
+        <w:rPr>
+          <w:rFonts w:hint="eastAsia" w:ascii="Times New Roman" w:hAnsi="Times New Roman" w:eastAsia="FangSong" w:cs="Times New Roman"/>
+        </w:rPr>
+        <w:t>粉</w:t>
+      </w:r>
+      <w:r>
+        <w:rPr>
+          <w:rFonts w:hint="eastAsia" w:ascii="Times New Roman" w:hAnsi="Times New Roman" w:eastAsia="Times New Roman" w:cs="Times New Roman"/>
+        </w:rPr>
+        <w:t>]→</w:t>
+      </w:r>
+      <w:r>
+        <w:rPr>
+          <w:rFonts w:ascii="Times New Roman" w:hAnsi="Times New Roman" w:eastAsia="Times New Roman" w:cs="Times New Roman"/>
+        </w:rPr>
+        <w:t xml:space="preserve"> D </w:t>
+      </w:r>
+      <w:r>
+        <w:rPr>
+          <w:rFonts w:hint="eastAsia" w:ascii="Times New Roman" w:hAnsi="Times New Roman" w:eastAsia="Times New Roman" w:cs="Times New Roman"/>
+        </w:rPr>
+        <w:t>―[Pd，</w:t>
+      </w:r>
+      <w:r>
+        <w:rPr>
+          <w:rFonts w:hint="eastAsia" w:ascii="Times New Roman" w:hAnsi="Times New Roman" w:eastAsia="FangSong" w:cs="Times New Roman"/>
+        </w:rPr>
+        <w:t>热</w:t>
+      </w:r>
+      <w:r>
+        <w:rPr>
+          <w:rFonts w:hint="eastAsia" w:ascii="Times New Roman" w:hAnsi="Times New Roman" w:eastAsia="Times New Roman" w:cs="Times New Roman"/>
+        </w:rPr>
+        <w:t>]→</w:t>
+      </w:r>
+      <w:r>
+        <w:rPr>
+          <w:rFonts w:ascii="Times New Roman" w:hAnsi="Times New Roman" w:eastAsia="Times New Roman" w:cs="Times New Roman"/>
+        </w:rPr>
+        <w:t xml:space="preserve"> E</w:t>
+      </w:r>
+    </w:p>
+    <w:p>
+      <w:pPr>
+        <w:pStyle w:val="BodyText"/>
+      </w:pPr>
+      <w:r>
+        <w:rPr>
+          <w:rFonts w:ascii="Times New Roman" w:hAnsi="Times New Roman" w:eastAsia="Times New Roman" w:cs="Times New Roman"/>
+        </w:rPr>
+        <w:t xml:space="preserve">6-1. </w:t>
+      </w:r>
+      <w:r>
+        <w:rPr>
+          <w:rFonts w:hint="eastAsia" w:ascii="Times New Roman" w:hAnsi="Times New Roman" w:eastAsia="FangSong" w:cs="Times New Roman"/>
+        </w:rPr>
+        <w:t xml:space="preserve">提出</w:t>
+      </w:r>
+      <w:r>
+        <w:rPr>
+          <w:rFonts w:ascii="Times New Roman" w:hAnsi="Times New Roman" w:eastAsia="Times New Roman" w:cs="Times New Roman"/>
+        </w:rPr>
+        <w:t xml:space="preserve"> A </w:t>
+      </w:r>
+      <w:r>
+        <w:rPr>
+          <w:rFonts w:hint="eastAsia" w:ascii="Times New Roman" w:hAnsi="Times New Roman" w:eastAsia="FangSong" w:cs="Times New Roman"/>
+        </w:rPr>
+        <w:t xml:space="preserve">与</w:t>
+      </w:r>
+      <w:r>
+        <w:rPr>
+          <w:rFonts w:ascii="Times New Roman" w:hAnsi="Times New Roman" w:eastAsia="Times New Roman" w:cs="Times New Roman"/>
+        </w:rPr>
+        <w:t xml:space="preserve"> B </w:t>
+      </w:r>
+      <w:r>
+        <w:rPr>
+          <w:rFonts w:hint="eastAsia" w:ascii="Times New Roman" w:hAnsi="Times New Roman" w:eastAsia="FangSong" w:cs="Times New Roman"/>
+        </w:rPr>
+        <w:t>的制备的反应条件</w:t>
+      </w:r>
+      <w:r>
+        <w:rPr>
+          <w:rFonts w:hint="eastAsia" w:ascii="Times New Roman" w:hAnsi="Times New Roman" w:eastAsia="Times New Roman" w:cs="Times New Roman"/>
+        </w:rPr>
+        <w:t>。</w:t>
+      </w:r>
+      <w:r>
+        <w:rPr>
+          <w:rFonts w:ascii="Times New Roman" w:hAnsi="Times New Roman" w:eastAsia="Times New Roman" w:cs="Times New Roman"/>
+        </w:rPr>
+        <w:t xml:space="preserve"> </w:t>
+      </w:r>
+      <w:r>
+        <w:rPr>
+          <w:rFonts w:ascii="Times New Roman" w:hAnsi="Times New Roman" w:eastAsia="Times New Roman" w:cs="Times New Roman"/>
+        </w:rPr>
+        <w:t xml:space="preserve">6-2. </w:t>
+      </w:r>
+      <w:r>
+        <w:rPr>
+          <w:rFonts w:hint="eastAsia" w:ascii="Times New Roman" w:hAnsi="Times New Roman" w:eastAsia="FangSong" w:cs="Times New Roman"/>
+        </w:rPr>
+        <w:t xml:space="preserve">解释</w:t>
+      </w:r>
+      <w:r>
+        <w:rPr>
+          <w:rFonts w:ascii="Times New Roman" w:hAnsi="Times New Roman" w:eastAsia="Times New Roman" w:cs="Times New Roman"/>
+        </w:rPr>
+        <w:t xml:space="preserve"> </w:t>
+      </w:r>
+      <w:r>
+        <w:rPr>
+          <w:rFonts w:hint="eastAsia" w:ascii="Times New Roman" w:hAnsi="Times New Roman" w:eastAsia="Times New Roman" w:cs="Times New Roman"/>
+        </w:rPr>
+        <w:t>2,7-</w:t>
+      </w:r>
+      <w:r>
+        <w:rPr>
+          <w:rFonts w:hint="eastAsia" w:ascii="Times New Roman" w:hAnsi="Times New Roman" w:eastAsia="FangSong" w:cs="Times New Roman"/>
+        </w:rPr>
+        <w:t>二甲基萘的形成机理</w:t>
+      </w:r>
+      <w:r>
+        <w:rPr>
+          <w:rFonts w:hint="eastAsia" w:ascii="Times New Roman" w:hAnsi="Times New Roman" w:eastAsia="Times New Roman" w:cs="Times New Roman"/>
+        </w:rPr>
+        <w:t>。</w:t>
+      </w:r>
+      <w:r>
+        <w:rPr>
+          <w:rFonts w:ascii="Times New Roman" w:hAnsi="Times New Roman" w:eastAsia="Times New Roman" w:cs="Times New Roman"/>
+        </w:rPr>
+        <w:t xml:space="preserve"> </w:t>
+      </w:r>
+      <w:r>
+        <w:rPr>
+          <w:rFonts w:ascii="Times New Roman" w:hAnsi="Times New Roman" w:eastAsia="Times New Roman" w:cs="Times New Roman"/>
+        </w:rPr>
+        <w:t xml:space="preserve">6-3. </w:t>
+      </w:r>
+      <w:r>
+        <w:rPr>
+          <w:rFonts w:hint="eastAsia" w:ascii="Times New Roman" w:hAnsi="Times New Roman" w:eastAsia="Times New Roman" w:cs="Times New Roman"/>
+        </w:rPr>
+        <w:t>2,7-</w:t>
+      </w:r>
+      <w:r>
+        <w:rPr>
+          <w:rFonts w:hint="eastAsia" w:ascii="Times New Roman" w:hAnsi="Times New Roman" w:eastAsia="FangSong" w:cs="Times New Roman"/>
+        </w:rPr>
+        <w:t>二甲基萘通过所指明的反应转化为</w:t>
+      </w:r>
+      <w:r>
+        <w:rPr>
+          <w:rFonts w:ascii="Times New Roman" w:hAnsi="Times New Roman" w:eastAsia="Times New Roman" w:cs="Times New Roman"/>
+        </w:rPr>
+        <w:t xml:space="preserve"> </w:t>
+      </w:r>
+      <w:r>
+        <w:rPr>
+          <w:rFonts w:hint="eastAsia" w:ascii="Times New Roman" w:hAnsi="Times New Roman" w:eastAsia="Times New Roman" w:cs="Times New Roman"/>
+        </w:rPr>
+        <w:t xml:space="preserve">E（E</w:t>
+      </w:r>
+      <w:r>
+        <w:rPr>
+          <w:rFonts w:ascii="Times New Roman" w:hAnsi="Times New Roman" w:eastAsia="Times New Roman" w:cs="Times New Roman"/>
+        </w:rPr>
+        <w:t xml:space="preserve"> </w:t>
+      </w:r>
+      <w:r>
+        <w:rPr>
+          <w:rFonts w:hint="eastAsia" w:ascii="Times New Roman" w:hAnsi="Times New Roman" w:eastAsia="FangSong" w:cs="Times New Roman"/>
+        </w:rPr>
+        <w:t>是一种复杂化合物</w:t>
+      </w:r>
+      <w:r>
+        <w:rPr>
+          <w:rFonts w:hint="eastAsia" w:ascii="Times New Roman" w:hAnsi="Times New Roman" w:eastAsia="Times New Roman" w:cs="Times New Roman"/>
+        </w:rPr>
+        <w:t>，</w:t>
+      </w:r>
+      <w:r>
+        <w:rPr>
+          <w:rFonts w:hint="eastAsia" w:ascii="Times New Roman" w:hAnsi="Times New Roman" w:eastAsia="FangSong" w:cs="Times New Roman"/>
+        </w:rPr>
+        <w:t>分子式为</w:t>
+      </w:r>
+      <w:r>
+        <w:rPr>
+          <w:rFonts w:ascii="Times New Roman" w:hAnsi="Times New Roman" w:eastAsia="Times New Roman" w:cs="Times New Roman"/>
+        </w:rPr>
+        <w:t xml:space="preserve"> </w:t>
+      </w:r>
+      <w:r>
+        <w:rPr>
+          <w:rFonts w:hint="eastAsia" w:ascii="Times New Roman" w:hAnsi="Times New Roman" w:eastAsia="Times New Roman" w:cs="Times New Roman"/>
+        </w:rPr>
+        <w:t>C</w:t>
+      </w:r>
+      <w:r>
+        <w:rPr>
+          <w:rFonts w:hint="eastAsia" w:ascii="Times New Roman" w:hAnsi="Times New Roman" w:eastAsia="Times New Roman" w:cs="Times New Roman"/>
+          <w:vertAlign w:val="subscript"/>
+        </w:rPr>
+        <w:t>24</w:t>
+      </w:r>
+      <w:r>
+        <w:rPr>
+          <w:rFonts w:hint="eastAsia" w:ascii="Times New Roman" w:hAnsi="Times New Roman" w:eastAsia="Times New Roman" w:cs="Times New Roman"/>
+        </w:rPr>
+        <w:t>H</w:t>
+      </w:r>
+      <w:r>
+        <w:rPr>
+          <w:rFonts w:hint="eastAsia" w:ascii="Times New Roman" w:hAnsi="Times New Roman" w:eastAsia="Times New Roman" w:cs="Times New Roman"/>
+          <w:vertAlign w:val="subscript"/>
+        </w:rPr>
+        <w:t>12</w:t>
+      </w:r>
+      <w:r>
+        <w:rPr>
+          <w:rFonts w:hint="eastAsia" w:ascii="Times New Roman" w:hAnsi="Times New Roman" w:eastAsia="Times New Roman" w:cs="Times New Roman"/>
+        </w:rPr>
+        <w:t>），</w:t>
+      </w:r>
+      <w:r>
+        <w:rPr>
+          <w:rFonts w:hint="eastAsia" w:ascii="Times New Roman" w:hAnsi="Times New Roman" w:eastAsia="FangSong" w:cs="Times New Roman"/>
+        </w:rPr>
+        <w:t>指出</w:t>
+      </w:r>
+      <w:r>
+        <w:rPr>
+          <w:rFonts w:ascii="Times New Roman" w:hAnsi="Times New Roman" w:eastAsia="Times New Roman" w:cs="Times New Roman"/>
+        </w:rPr>
+        <w:t xml:space="preserve"> C、D </w:t>
+      </w:r>
+      <w:r>
+        <w:rPr>
+          <w:rFonts w:hint="eastAsia" w:ascii="Times New Roman" w:hAnsi="Times New Roman" w:eastAsia="FangSong" w:cs="Times New Roman"/>
+        </w:rPr>
+        <w:t xml:space="preserve">和</w:t>
+      </w:r>
+      <w:r>
+        <w:rPr>
+          <w:rFonts w:ascii="Times New Roman" w:hAnsi="Times New Roman" w:eastAsia="Times New Roman" w:cs="Times New Roman"/>
+        </w:rPr>
+        <w:t xml:space="preserve"> E。</w:t>
+      </w:r>
+    </w:p>
+    <w:p>
+      <w:pPr>
+        <w:spacing w:before="160" w:after="80"/>
+      </w:pPr>
+      <w:r>
+        <w:pict>
+          <v:rect style="width:0;height:1.5pt" o:hralign="center" o:hrstd="t" o:hr="t"/>
+        </w:pict>
+      </w:r>
+    </w:p>
+    <w:bookmarkEnd w:id="106"/>
+    <w:bookmarkStart w:id="107" w:name="knoevenagel亲核试剂第26届初赛"/>
+    <w:p>
+      <w:pPr>
+        <w:pStyle w:val="Heading2"/>
+        <w:spacing w:before="280" w:after="80"/>
+        <w:keepNext/>
+      </w:pPr>
+      <w:r>
+        <w:rPr>
+          <w:rFonts w:ascii="Times New Roman" w:hAnsi="Times New Roman" w:eastAsia="Times New Roman" w:cs="Times New Roman"/>
+        </w:rPr>
+        <w:t xml:space="preserve">6.23 </w:t>
+      </w:r>
+      <w:r>
+        <w:rPr>
+          <w:rFonts w:hint="eastAsia" w:ascii="Times New Roman" w:hAnsi="Times New Roman" w:eastAsia="Times New Roman" w:cs="Times New Roman"/>
+        </w:rPr>
+        <w:t>Knoevenagel</w:t>
+      </w:r>
+      <w:r>
+        <w:rPr>
+          <w:rFonts w:hint="eastAsia" w:ascii="Times New Roman" w:hAnsi="Times New Roman" w:eastAsia="SimHei" w:cs="Times New Roman"/>
+        </w:rPr>
+        <w:t>亲核试剂</w:t>
+      </w:r>
+      <w:r>
+        <w:rPr>
+          <w:rFonts w:hint="eastAsia" w:ascii="Times New Roman" w:hAnsi="Times New Roman" w:eastAsia="Times New Roman" w:cs="Times New Roman"/>
+        </w:rPr>
+        <w:t>（</w:t>
+      </w:r>
+      <w:r>
+        <w:rPr>
+          <w:rFonts w:hint="eastAsia" w:ascii="Times New Roman" w:hAnsi="Times New Roman" w:eastAsia="SimHei" w:cs="Times New Roman"/>
+        </w:rPr>
+        <w:t>第</w:t>
+      </w:r>
+      <w:r>
+        <w:rPr>
+          <w:rFonts w:hint="eastAsia" w:ascii="Times New Roman" w:hAnsi="Times New Roman" w:eastAsia="Times New Roman" w:cs="Times New Roman"/>
+        </w:rPr>
+        <w:t>26</w:t>
+      </w:r>
+      <w:r>
+        <w:rPr>
+          <w:rFonts w:hint="eastAsia" w:ascii="Times New Roman" w:hAnsi="Times New Roman" w:eastAsia="SimHei" w:cs="Times New Roman"/>
+        </w:rPr>
+        <w:t>届初赛</w:t>
+      </w:r>
+      <w:r>
+        <w:rPr>
+          <w:rFonts w:hint="eastAsia" w:ascii="Times New Roman" w:hAnsi="Times New Roman" w:eastAsia="Times New Roman" w:cs="Times New Roman"/>
+        </w:rPr>
+        <w:t>）</w:t>
+      </w:r>
+    </w:p>
+    <w:p>
+      <w:pPr>
+        <w:pStyle w:val="FirstParagraph"/>
+      </w:pPr>
+      <w:r>
+        <w:rPr>
+          <w:rFonts w:hint="eastAsia" w:ascii="Times New Roman" w:hAnsi="Times New Roman" w:eastAsia="FangSong" w:cs="Times New Roman"/>
+        </w:rPr>
+        <w:t>指出该反应中的亲核试剂</w:t>
+      </w:r>
+      <w:r>
+        <w:rPr>
+          <w:rFonts w:hint="eastAsia" w:ascii="Times New Roman" w:hAnsi="Times New Roman" w:eastAsia="Times New Roman" w:cs="Times New Roman"/>
+        </w:rPr>
+        <w:t>。</w:t>
+      </w:r>
+    </w:p>
+    <w:p>
+      <w:pPr>
+        <w:pStyle w:val="BodyText"/>
+      </w:pPr>
+      <w:r>
+        <w:rPr>
+          <w:rFonts w:hint="eastAsia" w:ascii="Times New Roman" w:hAnsi="Times New Roman" w:eastAsia="FangSong" w:cs="Times New Roman"/>
+        </w:rPr>
+        <w:t>简述催化剂六氢吡啶在反应中的作用</w:t>
+      </w:r>
+      <w:r>
+        <w:rPr>
+          <w:rFonts w:hint="eastAsia" w:ascii="Times New Roman" w:hAnsi="Times New Roman" w:eastAsia="Times New Roman" w:cs="Times New Roman"/>
+        </w:rPr>
+        <w:t>。</w:t>
+      </w:r>
+    </w:p>
+    <w:p>
+      <w:pPr>
+        <w:pStyle w:val="BodyText"/>
+      </w:pPr>
+      <w:r>
+        <w:rPr>
+          <w:rFonts w:hint="eastAsia" w:ascii="Times New Roman" w:hAnsi="Times New Roman" w:eastAsia="FangSong" w:cs="Times New Roman"/>
+        </w:rPr>
+        <w:t>根据上述反应式</w:t>
+      </w:r>
+      <w:r>
+        <w:rPr>
+          <w:rFonts w:hint="eastAsia" w:ascii="Times New Roman" w:hAnsi="Times New Roman" w:eastAsia="Times New Roman" w:cs="Times New Roman"/>
+        </w:rPr>
+        <w:t>，</w:t>
+      </w:r>
+      <w:r>
+        <w:rPr>
+          <w:rFonts w:hint="eastAsia" w:ascii="Times New Roman" w:hAnsi="Times New Roman" w:eastAsia="FangSong" w:cs="Times New Roman"/>
+        </w:rPr>
+        <w:t>写出合成</w:t>
+      </w:r>
+      <w:r>
+        <w:rPr>
+          <w:rFonts w:ascii="Times New Roman" w:hAnsi="Times New Roman" w:eastAsia="Times New Roman" w:cs="Times New Roman"/>
+        </w:rPr>
+        <w:t xml:space="preserve"> A </w:t>
+      </w:r>
+      <w:r>
+        <w:rPr>
+          <w:rFonts w:hint="eastAsia" w:ascii="Times New Roman" w:hAnsi="Times New Roman" w:eastAsia="FangSong" w:cs="Times New Roman"/>
+        </w:rPr>
+        <w:t xml:space="preserve">的</w:t>
+      </w:r>
+      <w:r>
+        <w:rPr>
+          <w:rFonts w:ascii="Times New Roman" w:hAnsi="Times New Roman" w:eastAsia="Times New Roman" w:cs="Times New Roman"/>
+        </w:rPr>
+        <w:t xml:space="preserve"> 2 </w:t>
+      </w:r>
+      <w:r>
+        <w:rPr>
+          <w:rFonts w:hint="eastAsia" w:ascii="Times New Roman" w:hAnsi="Times New Roman" w:eastAsia="FangSong" w:cs="Times New Roman"/>
+        </w:rPr>
+        <w:t>个起始原料的结构简式</w:t>
+      </w:r>
+      <w:r>
+        <w:rPr>
+          <w:rFonts w:hint="eastAsia" w:ascii="Times New Roman" w:hAnsi="Times New Roman" w:eastAsia="Times New Roman" w:cs="Times New Roman"/>
+        </w:rPr>
+        <w:t>。</w:t>
+      </w:r>
+    </w:p>
+    <w:p>
+      <w:pPr>
+        <w:pStyle w:val="BodyText"/>
+      </w:pPr>
+      <w:r>
+        <w:rPr>
+          <w:rFonts w:hint="eastAsia" w:ascii="Times New Roman" w:hAnsi="Times New Roman" w:eastAsia="FangSong" w:cs="Times New Roman"/>
+        </w:rPr>
+        <w:t xml:space="preserve">画出由</w:t>
+      </w:r>
+      <w:r>
+        <w:rPr>
+          <w:rFonts w:ascii="Times New Roman" w:hAnsi="Times New Roman" w:eastAsia="Times New Roman" w:cs="Times New Roman"/>
+        </w:rPr>
+        <w:t xml:space="preserve"> A </w:t>
+      </w:r>
+      <w:r>
+        <w:rPr>
+          <w:rFonts w:hint="eastAsia" w:ascii="Times New Roman" w:hAnsi="Times New Roman" w:eastAsia="FangSong" w:cs="Times New Roman"/>
+        </w:rPr>
+        <w:t xml:space="preserve">制备</w:t>
+      </w:r>
+      <w:r>
+        <w:rPr>
+          <w:rFonts w:ascii="Times New Roman" w:hAnsi="Times New Roman" w:eastAsia="Times New Roman" w:cs="Times New Roman"/>
+        </w:rPr>
+        <w:t xml:space="preserve"> D </w:t>
+      </w:r>
+      <w:r>
+        <w:rPr>
+          <w:rFonts w:hint="eastAsia" w:ascii="Times New Roman" w:hAnsi="Times New Roman" w:eastAsia="FangSong" w:cs="Times New Roman"/>
+        </w:rPr>
+        <w:t xml:space="preserve">过程中中间体</w:t>
+      </w:r>
+      <w:r>
+        <w:rPr>
+          <w:rFonts w:ascii="Times New Roman" w:hAnsi="Times New Roman" w:eastAsia="Times New Roman" w:cs="Times New Roman"/>
+        </w:rPr>
+        <w:t xml:space="preserve"> B、C </w:t>
+      </w:r>
+      <w:r>
+        <w:rPr>
+          <w:rFonts w:hint="eastAsia" w:ascii="Times New Roman" w:hAnsi="Times New Roman" w:eastAsia="FangSong" w:cs="Times New Roman"/>
+        </w:rPr>
+        <w:t xml:space="preserve">和产物</w:t>
+      </w:r>
+      <w:r>
+        <w:rPr>
+          <w:rFonts w:ascii="Times New Roman" w:hAnsi="Times New Roman" w:eastAsia="Times New Roman" w:cs="Times New Roman"/>
+        </w:rPr>
+        <w:t xml:space="preserve"> D </w:t>
+      </w:r>
+      <w:r>
+        <w:rPr>
+          <w:rFonts w:hint="eastAsia" w:ascii="Times New Roman" w:hAnsi="Times New Roman" w:eastAsia="FangSong" w:cs="Times New Roman"/>
+        </w:rPr>
+        <w:t>的结构简式</w:t>
+      </w:r>
+      <w:r>
+        <w:rPr>
+          <w:rFonts w:hint="eastAsia" w:ascii="Times New Roman" w:hAnsi="Times New Roman" w:eastAsia="Times New Roman" w:cs="Times New Roman"/>
+        </w:rPr>
+        <w:t>。</w:t>
+      </w:r>
+    </w:p>
+    <w:p>
+      <w:pPr>
+        <w:spacing w:before="160" w:after="80"/>
+      </w:pPr>
+      <w:r>
+        <w:pict>
+          <v:rect style="width:0;height:1.5pt" o:hralign="center" o:hrstd="t" o:hr="t"/>
+        </w:pict>
+      </w:r>
+    </w:p>
+    <w:bookmarkEnd w:id="107"/>
+    <w:bookmarkStart w:id="108" w:name="wittig反应与horner-wadsworth-emmons反应对比"/>
+    <w:p>
+      <w:pPr>
+        <w:pStyle w:val="Heading2"/>
+        <w:spacing w:before="280" w:after="80"/>
+        <w:keepNext/>
+      </w:pPr>
+      <w:r>
+        <w:rPr>
+          <w:rFonts w:ascii="Times New Roman" w:hAnsi="Times New Roman" w:eastAsia="Times New Roman" w:cs="Times New Roman"/>
+        </w:rPr>
+        <w:t xml:space="preserve">6.24 </w:t>
+      </w:r>
+      <w:r>
+        <w:rPr>
+          <w:rFonts w:hint="eastAsia" w:ascii="Times New Roman" w:hAnsi="Times New Roman" w:eastAsia="Times New Roman" w:cs="Times New Roman"/>
+        </w:rPr>
+        <w:t>Wittig</w:t>
+      </w:r>
+      <w:r>
+        <w:rPr>
+          <w:rFonts w:hint="eastAsia" w:ascii="Times New Roman" w:hAnsi="Times New Roman" w:eastAsia="SimHei" w:cs="Times New Roman"/>
+        </w:rPr>
+        <w:t>反应与</w:t>
+      </w:r>
+      <w:r>
+        <w:rPr>
+          <w:rFonts w:hint="eastAsia" w:ascii="Times New Roman" w:hAnsi="Times New Roman" w:eastAsia="Times New Roman" w:cs="Times New Roman"/>
+        </w:rPr>
+        <w:t>Horner-Wadsworth-Emmons</w:t>
+      </w:r>
+      <w:r>
+        <w:rPr>
+          <w:rFonts w:hint="eastAsia" w:ascii="Times New Roman" w:hAnsi="Times New Roman" w:eastAsia="SimHei" w:cs="Times New Roman"/>
+        </w:rPr>
+        <w:t>反应对比</w:t>
+      </w:r>
+    </w:p>
+    <w:p>
+      <w:pPr>
+        <w:pStyle w:val="FirstParagraph"/>
+      </w:pPr>
+      <w:r>
+        <w:rPr>
+          <w:rFonts w:hint="eastAsia" w:ascii="Times New Roman" w:hAnsi="Times New Roman" w:eastAsia="Times New Roman" w:cs="Times New Roman"/>
+        </w:rPr>
+        <w:t>Wittig</w:t>
+      </w:r>
+      <w:r>
+        <w:rPr>
+          <w:rFonts w:hint="eastAsia" w:ascii="Times New Roman" w:hAnsi="Times New Roman" w:eastAsia="FangSong" w:cs="Times New Roman"/>
+        </w:rPr>
+        <w:t>反应及其改良版</w:t>
+      </w:r>
+      <w:r>
+        <w:rPr>
+          <w:rFonts w:hint="eastAsia" w:ascii="Times New Roman" w:hAnsi="Times New Roman" w:eastAsia="Times New Roman" w:cs="Times New Roman"/>
+        </w:rPr>
+        <w:t>（HWE</w:t>
+      </w:r>
+      <w:r>
+        <w:rPr>
+          <w:rFonts w:hint="eastAsia" w:ascii="Times New Roman" w:hAnsi="Times New Roman" w:eastAsia="FangSong" w:cs="Times New Roman"/>
+        </w:rPr>
+        <w:t>反应</w:t>
+      </w:r>
+      <w:r>
+        <w:rPr>
+          <w:rFonts w:hint="eastAsia" w:ascii="Times New Roman" w:hAnsi="Times New Roman" w:eastAsia="Times New Roman" w:cs="Times New Roman"/>
+        </w:rPr>
+        <w:t>）</w:t>
+      </w:r>
+      <w:r>
+        <w:rPr>
+          <w:rFonts w:hint="eastAsia" w:ascii="Times New Roman" w:hAnsi="Times New Roman" w:eastAsia="FangSong" w:cs="Times New Roman"/>
+        </w:rPr>
+        <w:t>是将羰基转化为烯烃的重要方法</w:t>
+      </w:r>
+      <w:r>
+        <w:rPr>
+          <w:rFonts w:hint="eastAsia" w:ascii="Times New Roman" w:hAnsi="Times New Roman" w:eastAsia="Times New Roman" w:cs="Times New Roman"/>
+        </w:rPr>
+        <w:t>。</w:t>
+      </w:r>
+    </w:p>
+    <w:p>
+      <w:pPr>
+        <w:pStyle w:val="BodyText"/>
+      </w:pPr>
+      <w:r>
+        <w:rPr>
+          <w:rFonts w:hint="eastAsia" w:ascii="Times New Roman" w:hAnsi="Times New Roman" w:eastAsia="FangSong" w:cs="Times New Roman"/>
+          <w:b/>
+          <w:bCs/>
+        </w:rPr>
+        <w:t xml:space="preserve">题目</w:t>
+      </w:r>
+      <w:r>
+        <w:rPr>
+          <w:rFonts w:hint="eastAsia" w:ascii="Times New Roman" w:hAnsi="Times New Roman" w:eastAsia="Times New Roman" w:cs="Times New Roman"/>
+        </w:rPr>
+        <w:t xml:space="preserve">：</w:t>
+      </w:r>
+      <w:r>
+        <w:rPr>
+          <w:rFonts w:ascii="Times New Roman" w:hAnsi="Times New Roman" w:eastAsia="Times New Roman" w:cs="Times New Roman"/>
+        </w:rPr>
+        <w:t xml:space="preserve"> </w:t>
+      </w:r>
+      <w:r>
+        <w:rPr>
+          <w:rFonts w:ascii="Times New Roman" w:hAnsi="Times New Roman" w:eastAsia="Times New Roman" w:cs="Times New Roman"/>
+        </w:rPr>
+        <w:t xml:space="preserve">1. </w:t>
+      </w:r>
+      <w:r>
+        <w:rPr>
+          <w:rFonts w:hint="eastAsia" w:ascii="Times New Roman" w:hAnsi="Times New Roman" w:eastAsia="FangSong" w:cs="Times New Roman"/>
+        </w:rPr>
+        <w:t>画出经典</w:t>
+      </w:r>
+      <w:r>
+        <w:rPr>
+          <w:rFonts w:hint="eastAsia" w:ascii="Times New Roman" w:hAnsi="Times New Roman" w:eastAsia="Times New Roman" w:cs="Times New Roman"/>
+        </w:rPr>
+        <w:t>Wittig</w:t>
+      </w:r>
+      <w:r>
+        <w:rPr>
+          <w:rFonts w:hint="eastAsia" w:ascii="Times New Roman" w:hAnsi="Times New Roman" w:eastAsia="FangSong" w:cs="Times New Roman"/>
+        </w:rPr>
+        <w:t>反应的机理</w:t>
+      </w:r>
+      <w:r>
+        <w:rPr>
+          <w:rFonts w:hint="eastAsia" w:ascii="Times New Roman" w:hAnsi="Times New Roman" w:eastAsia="Times New Roman" w:cs="Times New Roman"/>
+        </w:rPr>
+        <w:t>（</w:t>
+      </w:r>
+      <w:r>
+        <w:rPr>
+          <w:rFonts w:hint="eastAsia" w:ascii="Times New Roman" w:hAnsi="Times New Roman" w:eastAsia="FangSong" w:cs="Times New Roman"/>
+        </w:rPr>
+        <w:t>包括甜菜碱中间体和氧杂磷杂环丁烷中间体</w:t>
+      </w:r>
+      <w:r>
+        <w:rPr>
+          <w:rFonts w:hint="eastAsia" w:ascii="Times New Roman" w:hAnsi="Times New Roman" w:eastAsia="Times New Roman" w:cs="Times New Roman"/>
+        </w:rPr>
+        <w:t>）</w:t>
+      </w:r>
+      <w:r>
+        <w:rPr>
+          <w:rFonts w:ascii="Times New Roman" w:hAnsi="Times New Roman" w:eastAsia="Times New Roman" w:cs="Times New Roman"/>
+        </w:rPr>
+        <w:t xml:space="preserve"> </w:t>
+      </w:r>
+      <w:r>
+        <w:rPr>
+          <w:rFonts w:ascii="Times New Roman" w:hAnsi="Times New Roman" w:eastAsia="Times New Roman" w:cs="Times New Roman"/>
+        </w:rPr>
+        <w:t xml:space="preserve">2. </w:t>
+      </w:r>
+      <w:r>
+        <w:rPr>
+          <w:rFonts w:hint="eastAsia" w:ascii="Times New Roman" w:hAnsi="Times New Roman" w:eastAsia="FangSong" w:cs="Times New Roman"/>
+        </w:rPr>
+        <w:t>稳定的膦叶立德和不稳定的膦叶立德分别倾向生成</w:t>
+      </w:r>
+      <w:r>
+        <w:rPr>
+          <w:rFonts w:hint="eastAsia" w:ascii="Times New Roman" w:hAnsi="Times New Roman" w:eastAsia="Times New Roman" w:cs="Times New Roman"/>
+        </w:rPr>
+        <w:t>E</w:t>
+      </w:r>
+      <w:r>
+        <w:rPr>
+          <w:rFonts w:hint="eastAsia" w:ascii="Times New Roman" w:hAnsi="Times New Roman" w:eastAsia="FangSong" w:cs="Times New Roman"/>
+        </w:rPr>
+        <w:t>型还是</w:t>
+      </w:r>
+      <w:r>
+        <w:rPr>
+          <w:rFonts w:hint="eastAsia" w:ascii="Times New Roman" w:hAnsi="Times New Roman" w:eastAsia="Times New Roman" w:cs="Times New Roman"/>
+        </w:rPr>
+        <w:t>Z</w:t>
+      </w:r>
+      <w:r>
+        <w:rPr>
+          <w:rFonts w:hint="eastAsia" w:ascii="Times New Roman" w:hAnsi="Times New Roman" w:eastAsia="FangSong" w:cs="Times New Roman"/>
+        </w:rPr>
+        <w:t>型烯烃</w:t>
+      </w:r>
+      <w:r>
+        <w:rPr>
+          <w:rFonts w:hint="eastAsia" w:ascii="Times New Roman" w:hAnsi="Times New Roman" w:eastAsia="Times New Roman" w:cs="Times New Roman"/>
+        </w:rPr>
+        <w:t>？</w:t>
+      </w:r>
+      <w:r>
+        <w:rPr>
+          <w:rFonts w:ascii="Times New Roman" w:hAnsi="Times New Roman" w:eastAsia="Times New Roman" w:cs="Times New Roman"/>
+        </w:rPr>
+        <w:t xml:space="preserve"> </w:t>
+      </w:r>
+      <w:r>
+        <w:rPr>
+          <w:rFonts w:ascii="Times New Roman" w:hAnsi="Times New Roman" w:eastAsia="Times New Roman" w:cs="Times New Roman"/>
+        </w:rPr>
+        <w:t xml:space="preserve">3. </w:t>
+      </w:r>
+      <w:r>
+        <w:rPr>
+          <w:rFonts w:hint="eastAsia" w:ascii="Times New Roman" w:hAnsi="Times New Roman" w:eastAsia="Times New Roman" w:cs="Times New Roman"/>
+        </w:rPr>
+        <w:t>HWE</w:t>
+      </w:r>
+      <w:r>
+        <w:rPr>
+          <w:rFonts w:hint="eastAsia" w:ascii="Times New Roman" w:hAnsi="Times New Roman" w:eastAsia="FangSong" w:cs="Times New Roman"/>
+        </w:rPr>
+        <w:t>反应</w:t>
+      </w:r>
+      <w:r>
+        <w:rPr>
+          <w:rFonts w:hint="eastAsia" w:ascii="Times New Roman" w:hAnsi="Times New Roman" w:eastAsia="Times New Roman" w:cs="Times New Roman"/>
+        </w:rPr>
+        <w:t>（Horner-Wadsworth-Emmons</w:t>
+      </w:r>
+      <w:r>
+        <w:rPr>
+          <w:rFonts w:hint="eastAsia" w:ascii="Times New Roman" w:hAnsi="Times New Roman" w:eastAsia="FangSong" w:cs="Times New Roman"/>
+        </w:rPr>
+        <w:t>反应</w:t>
+      </w:r>
+      <w:r>
+        <w:rPr>
+          <w:rFonts w:hint="eastAsia" w:ascii="Times New Roman" w:hAnsi="Times New Roman" w:eastAsia="Times New Roman" w:cs="Times New Roman"/>
+        </w:rPr>
+        <w:t>）</w:t>
+      </w:r>
+      <w:r>
+        <w:rPr>
+          <w:rFonts w:hint="eastAsia" w:ascii="Times New Roman" w:hAnsi="Times New Roman" w:eastAsia="FangSong" w:cs="Times New Roman"/>
+        </w:rPr>
+        <w:t>使用膦酸酯而非季膦盐</w:t>
+      </w:r>
+      <w:r>
+        <w:rPr>
+          <w:rFonts w:hint="eastAsia" w:ascii="Times New Roman" w:hAnsi="Times New Roman" w:eastAsia="Times New Roman" w:cs="Times New Roman"/>
+        </w:rPr>
+        <w:t>，</w:t>
+      </w:r>
+      <w:r>
+        <w:rPr>
+          <w:rFonts w:hint="eastAsia" w:ascii="Times New Roman" w:hAnsi="Times New Roman" w:eastAsia="FangSong" w:cs="Times New Roman"/>
+        </w:rPr>
+        <w:t>这带来什么优势</w:t>
+      </w:r>
+      <w:r>
+        <w:rPr>
+          <w:rFonts w:hint="eastAsia" w:ascii="Times New Roman" w:hAnsi="Times New Roman" w:eastAsia="Times New Roman" w:cs="Times New Roman"/>
+        </w:rPr>
+        <w:t>？</w:t>
+      </w:r>
+      <w:r>
+        <w:rPr>
+          <w:rFonts w:ascii="Times New Roman" w:hAnsi="Times New Roman" w:eastAsia="Times New Roman" w:cs="Times New Roman"/>
+        </w:rPr>
+        <w:t xml:space="preserve"> </w:t>
+      </w:r>
+      <w:r>
+        <w:rPr>
+          <w:rFonts w:ascii="Times New Roman" w:hAnsi="Times New Roman" w:eastAsia="Times New Roman" w:cs="Times New Roman"/>
+        </w:rPr>
+        <w:t xml:space="preserve">4. </w:t>
+      </w:r>
+      <w:r>
+        <w:rPr>
+          <w:rFonts w:hint="eastAsia" w:ascii="Times New Roman" w:hAnsi="Times New Roman" w:eastAsia="FangSong" w:cs="Times New Roman"/>
+        </w:rPr>
+        <w:t>硫叶立德</w:t>
+      </w:r>
+      <w:r>
+        <w:rPr>
+          <w:rFonts w:hint="eastAsia" w:ascii="Times New Roman" w:hAnsi="Times New Roman" w:eastAsia="Times New Roman" w:cs="Times New Roman"/>
+        </w:rPr>
+        <w:t>（</w:t>
+      </w:r>
+      <w:r>
+        <w:rPr>
+          <w:rFonts w:hint="eastAsia" w:ascii="Times New Roman" w:hAnsi="Times New Roman" w:eastAsia="FangSong" w:cs="Times New Roman"/>
+        </w:rPr>
+        <w:t>如</w:t>
+      </w:r>
+      <w:r>
+        <w:rPr>
+          <w:rFonts w:hint="eastAsia" w:ascii="Times New Roman" w:hAnsi="Times New Roman" w:eastAsia="Times New Roman" w:cs="Times New Roman"/>
+        </w:rPr>
+        <w:t>Ph</w:t>
+      </w:r>
+      <w:r>
+        <w:rPr>
+          <w:rFonts w:hint="eastAsia" w:ascii="Times New Roman" w:hAnsi="Times New Roman" w:eastAsia="Times New Roman" w:cs="Times New Roman"/>
+          <w:vertAlign w:val="subscript"/>
+        </w:rPr>
+        <w:t>2</w:t>
+      </w:r>
+      <w:r>
+        <w:rPr>
+          <w:rFonts w:hint="eastAsia" w:ascii="Times New Roman" w:hAnsi="Times New Roman" w:eastAsia="Times New Roman" w:cs="Times New Roman"/>
+        </w:rPr>
+        <w:t>S=CH</w:t>
+      </w:r>
+      <w:r>
+        <w:rPr>
+          <w:rFonts w:hint="eastAsia" w:ascii="Times New Roman" w:hAnsi="Times New Roman" w:eastAsia="Times New Roman" w:cs="Times New Roman"/>
+          <w:vertAlign w:val="subscript"/>
+        </w:rPr>
+        <w:t>2</w:t>
+      </w:r>
+      <w:r>
+        <w:rPr>
+          <w:rFonts w:hint="eastAsia" w:ascii="Times New Roman" w:hAnsi="Times New Roman" w:eastAsia="Times New Roman" w:cs="Times New Roman"/>
+        </w:rPr>
+        <w:t>）</w:t>
+      </w:r>
+      <w:r>
+        <w:rPr>
+          <w:rFonts w:hint="eastAsia" w:ascii="Times New Roman" w:hAnsi="Times New Roman" w:eastAsia="FangSong" w:cs="Times New Roman"/>
+        </w:rPr>
+        <w:t>与膦叶立德的反应性有何不同</w:t>
+      </w:r>
+      <w:r>
+        <w:rPr>
+          <w:rFonts w:hint="eastAsia" w:ascii="Times New Roman" w:hAnsi="Times New Roman" w:eastAsia="Times New Roman" w:cs="Times New Roman"/>
+        </w:rPr>
+        <w:t>？</w:t>
+      </w:r>
+    </w:p>
+    <w:p>
+      <w:pPr>
+        <w:spacing w:before="160" w:after="80"/>
+      </w:pPr>
+      <w:r>
+        <w:pict>
+          <v:rect style="width:0;height:1.5pt" o:hralign="center" o:hrstd="t" o:hr="t"/>
+        </w:pict>
+      </w:r>
+    </w:p>
+    <w:bookmarkEnd w:id="108"/>
+    <w:bookmarkStart w:id="109" w:name="bd角度与羰基亲核加成"/>
+    <w:p>
+      <w:pPr>
+        <w:pStyle w:val="Heading2"/>
+        <w:spacing w:before="280" w:after="80"/>
+        <w:keepNext/>
+      </w:pPr>
+      <w:r>
+        <w:rPr>
+          <w:rFonts w:ascii="Times New Roman" w:hAnsi="Times New Roman" w:eastAsia="Times New Roman" w:cs="Times New Roman"/>
+        </w:rPr>
+        <w:t xml:space="preserve">6.25 </w:t>
+      </w:r>
+      <w:r>
+        <w:rPr>
+          <w:rFonts w:hint="eastAsia" w:ascii="Times New Roman" w:hAnsi="Times New Roman" w:eastAsia="Times New Roman" w:cs="Times New Roman"/>
+        </w:rPr>
+        <w:t>BD</w:t>
+      </w:r>
+      <w:r>
+        <w:rPr>
+          <w:rFonts w:hint="eastAsia" w:ascii="Times New Roman" w:hAnsi="Times New Roman" w:eastAsia="SimHei" w:cs="Times New Roman"/>
+        </w:rPr>
+        <w:t>角度与羰基亲核加成</w:t>
+      </w:r>
+    </w:p>
+    <w:p>
+      <w:pPr>
+        <w:pStyle w:val="FirstParagraph"/>
+      </w:pPr>
+      <w:r>
+        <w:rPr>
+          <w:rFonts w:hint="eastAsia" w:ascii="Times New Roman" w:hAnsi="Times New Roman" w:eastAsia="Times New Roman" w:cs="Times New Roman"/>
+        </w:rPr>
+        <w:t>Bürgi-Dunitz（BD）</w:t>
+      </w:r>
+      <w:r>
+        <w:rPr>
+          <w:rFonts w:hint="eastAsia" w:ascii="Times New Roman" w:hAnsi="Times New Roman" w:eastAsia="FangSong" w:cs="Times New Roman"/>
+        </w:rPr>
+        <w:t>角度描述亲核试剂进攻羰基的方向</w:t>
+      </w:r>
+      <w:r>
+        <w:rPr>
+          <w:rFonts w:hint="eastAsia" w:ascii="Times New Roman" w:hAnsi="Times New Roman" w:eastAsia="Times New Roman" w:cs="Times New Roman"/>
+        </w:rPr>
+        <w:t>，</w:t>
+      </w:r>
+      <w:r>
+        <w:rPr>
+          <w:rFonts w:hint="eastAsia" w:ascii="Times New Roman" w:hAnsi="Times New Roman" w:eastAsia="FangSong" w:cs="Times New Roman"/>
+        </w:rPr>
+        <w:t>约为</w:t>
+      </w:r>
+      <w:r>
+        <w:rPr>
+          <w:rFonts w:hint="eastAsia" w:ascii="Times New Roman" w:hAnsi="Times New Roman" w:eastAsia="Times New Roman" w:cs="Times New Roman"/>
+        </w:rPr>
+        <w:t>107°。</w:t>
+      </w:r>
+    </w:p>
+    <w:p>
+      <w:pPr>
+        <w:pStyle w:val="BodyText"/>
+      </w:pPr>
+      <w:r>
+        <w:rPr>
+          <w:rFonts w:hint="eastAsia" w:ascii="Times New Roman" w:hAnsi="Times New Roman" w:eastAsia="FangSong" w:cs="Times New Roman"/>
+          <w:b/>
+          <w:bCs/>
+        </w:rPr>
+        <w:t xml:space="preserve">题目</w:t>
+      </w:r>
+      <w:r>
+        <w:rPr>
+          <w:rFonts w:hint="eastAsia" w:ascii="Times New Roman" w:hAnsi="Times New Roman" w:eastAsia="Times New Roman" w:cs="Times New Roman"/>
+        </w:rPr>
+        <w:t xml:space="preserve">：</w:t>
+      </w:r>
+      <w:r>
+        <w:rPr>
+          <w:rFonts w:ascii="Times New Roman" w:hAnsi="Times New Roman" w:eastAsia="Times New Roman" w:cs="Times New Roman"/>
+        </w:rPr>
+        <w:t xml:space="preserve"> </w:t>
+      </w:r>
+      <w:r>
+        <w:rPr>
+          <w:rFonts w:ascii="Times New Roman" w:hAnsi="Times New Roman" w:eastAsia="Times New Roman" w:cs="Times New Roman"/>
+        </w:rPr>
+        <w:t xml:space="preserve">1. </w:t>
+      </w:r>
+      <w:r>
+        <w:rPr>
+          <w:rFonts w:hint="eastAsia" w:ascii="Times New Roman" w:hAnsi="Times New Roman" w:eastAsia="FangSong" w:cs="Times New Roman"/>
+        </w:rPr>
+        <w:t>解释</w:t>
+      </w:r>
+      <w:r>
+        <w:rPr>
+          <w:rFonts w:hint="eastAsia" w:ascii="Times New Roman" w:hAnsi="Times New Roman" w:eastAsia="Times New Roman" w:cs="Times New Roman"/>
+        </w:rPr>
+        <w:t>BD</w:t>
+      </w:r>
+      <w:r>
+        <w:rPr>
+          <w:rFonts w:hint="eastAsia" w:ascii="Times New Roman" w:hAnsi="Times New Roman" w:eastAsia="FangSong" w:cs="Times New Roman"/>
+        </w:rPr>
+        <w:t>角度</w:t>
+      </w:r>
+      <w:r>
+        <w:rPr>
+          <w:rFonts w:hint="eastAsia" w:ascii="Times New Roman" w:hAnsi="Times New Roman" w:eastAsia="Times New Roman" w:cs="Times New Roman"/>
+        </w:rPr>
+        <w:t>（107°）</w:t>
+      </w:r>
+      <w:r>
+        <w:rPr>
+          <w:rFonts w:hint="eastAsia" w:ascii="Times New Roman" w:hAnsi="Times New Roman" w:eastAsia="FangSong" w:cs="Times New Roman"/>
+        </w:rPr>
+        <w:t>的分子轨道理论来源</w:t>
+      </w:r>
+      <w:r>
+        <w:rPr>
+          <w:rFonts w:hint="eastAsia" w:ascii="Times New Roman" w:hAnsi="Times New Roman" w:eastAsia="Times New Roman" w:cs="Times New Roman"/>
+        </w:rPr>
+        <w:t>：</w:t>
+      </w:r>
+      <w:r>
+        <w:rPr>
+          <w:rFonts w:ascii="Times New Roman" w:hAnsi="Times New Roman" w:eastAsia="Times New Roman" w:cs="Times New Roman"/>
+        </w:rPr>
+        <w:t xml:space="preserve"> </w:t>
+      </w:r>
+      <w:r>
+        <w:rPr>
+          <w:rFonts w:ascii="Times New Roman" w:hAnsi="Times New Roman" w:eastAsia="Times New Roman" w:cs="Times New Roman"/>
+        </w:rPr>
+        <w:t xml:space="preserve">- </w:t>
+      </w:r>
+      <w:r>
+        <w:rPr>
+          <w:rFonts w:hint="eastAsia" w:ascii="Times New Roman" w:hAnsi="Times New Roman" w:eastAsia="FangSong" w:cs="Times New Roman"/>
+        </w:rPr>
+        <w:t>羰基的</w:t>
+      </w:r>
+      <w:r>
+        <w:rPr>
+          <w:rFonts w:hint="eastAsia" w:ascii="Times New Roman" w:hAnsi="Times New Roman" w:eastAsia="Times New Roman" w:cs="Times New Roman"/>
+        </w:rPr>
+        <w:t>π*</w:t>
+      </w:r>
+      <w:r>
+        <w:rPr>
+          <w:rFonts w:hint="eastAsia" w:ascii="Times New Roman" w:hAnsi="Times New Roman" w:eastAsia="FangSong" w:cs="Times New Roman"/>
+        </w:rPr>
+        <w:t>反键轨道在碳端和氧端的电子密度分布如何</w:t>
+      </w:r>
+      <w:r>
+        <w:rPr>
+          <w:rFonts w:hint="eastAsia" w:ascii="Times New Roman" w:hAnsi="Times New Roman" w:eastAsia="Times New Roman" w:cs="Times New Roman"/>
+        </w:rPr>
+        <w:t>？</w:t>
+      </w:r>
+      <w:r>
+        <w:rPr>
+          <w:rFonts w:ascii="Times New Roman" w:hAnsi="Times New Roman" w:eastAsia="Times New Roman" w:cs="Times New Roman"/>
+        </w:rPr>
+        <w:t xml:space="preserve"> </w:t>
+      </w:r>
+      <w:r>
+        <w:rPr>
+          <w:rFonts w:ascii="Times New Roman" w:hAnsi="Times New Roman" w:eastAsia="Times New Roman" w:cs="Times New Roman"/>
+        </w:rPr>
+        <w:t xml:space="preserve">- </w:t>
+      </w:r>
+      <w:r>
+        <w:rPr>
+          <w:rFonts w:hint="eastAsia" w:ascii="Times New Roman" w:hAnsi="Times New Roman" w:eastAsia="FangSong" w:cs="Times New Roman"/>
+        </w:rPr>
+        <w:t>为什么亲核试剂不从垂直于</w:t>
+      </w:r>
+      <w:r>
+        <w:rPr>
+          <w:rFonts w:hint="eastAsia" w:ascii="Times New Roman" w:hAnsi="Times New Roman" w:eastAsia="Times New Roman" w:cs="Times New Roman"/>
+        </w:rPr>
+        <w:t>C=O</w:t>
+      </w:r>
+      <w:r>
+        <w:rPr>
+          <w:rFonts w:hint="eastAsia" w:ascii="Times New Roman" w:hAnsi="Times New Roman" w:eastAsia="FangSong" w:cs="Times New Roman"/>
+        </w:rPr>
+        <w:t>键平面的正上方进攻</w:t>
+      </w:r>
+      <w:r>
+        <w:rPr>
+          <w:rFonts w:hint="eastAsia" w:ascii="Times New Roman" w:hAnsi="Times New Roman" w:eastAsia="Times New Roman" w:cs="Times New Roman"/>
+        </w:rPr>
+        <w:t>？</w:t>
+      </w:r>
+      <w:r>
+        <w:rPr>
+          <w:rFonts w:ascii="Times New Roman" w:hAnsi="Times New Roman" w:eastAsia="Times New Roman" w:cs="Times New Roman"/>
+        </w:rPr>
+        <w:t xml:space="preserve"> </w:t>
+      </w:r>
+      <w:r>
+        <w:rPr>
+          <w:rFonts w:ascii="Times New Roman" w:hAnsi="Times New Roman" w:eastAsia="Times New Roman" w:cs="Times New Roman"/>
+        </w:rPr>
+        <w:t xml:space="preserve">2. </w:t>
+      </w:r>
+      <w:r>
+        <w:rPr>
+          <w:rFonts w:hint="eastAsia" w:ascii="Times New Roman" w:hAnsi="Times New Roman" w:eastAsia="Times New Roman" w:cs="Times New Roman"/>
+        </w:rPr>
+        <w:t>BD</w:t>
+      </w:r>
+      <w:r>
+        <w:rPr>
+          <w:rFonts w:hint="eastAsia" w:ascii="Times New Roman" w:hAnsi="Times New Roman" w:eastAsia="FangSong" w:cs="Times New Roman"/>
+        </w:rPr>
+        <w:t>角度实验上如何通过</w:t>
+      </w:r>
+      <w:r>
+        <w:rPr>
+          <w:rFonts w:hint="eastAsia" w:ascii="Times New Roman" w:hAnsi="Times New Roman" w:eastAsia="Times New Roman" w:cs="Times New Roman"/>
+        </w:rPr>
+        <w:t>XRD</w:t>
+      </w:r>
+      <w:r>
+        <w:rPr>
+          <w:rFonts w:hint="eastAsia" w:ascii="Times New Roman" w:hAnsi="Times New Roman" w:eastAsia="FangSong" w:cs="Times New Roman"/>
+        </w:rPr>
+        <w:t>数据验证</w:t>
+      </w:r>
+      <w:r>
+        <w:rPr>
+          <w:rFonts w:hint="eastAsia" w:ascii="Times New Roman" w:hAnsi="Times New Roman" w:eastAsia="Times New Roman" w:cs="Times New Roman"/>
+        </w:rPr>
+        <w:t>？</w:t>
+      </w:r>
+      <w:r>
+        <w:rPr>
+          <w:rFonts w:ascii="Times New Roman" w:hAnsi="Times New Roman" w:eastAsia="Times New Roman" w:cs="Times New Roman"/>
+        </w:rPr>
+        <w:t xml:space="preserve"> </w:t>
+      </w:r>
+      <w:r>
+        <w:rPr>
+          <w:rFonts w:ascii="Times New Roman" w:hAnsi="Times New Roman" w:eastAsia="Times New Roman" w:cs="Times New Roman"/>
+        </w:rPr>
+        <w:t xml:space="preserve">3. </w:t>
+      </w:r>
+      <w:r>
+        <w:rPr>
+          <w:rFonts w:hint="eastAsia" w:ascii="Times New Roman" w:hAnsi="Times New Roman" w:eastAsia="FangSong" w:cs="Times New Roman"/>
+        </w:rPr>
+        <w:t>比较</w:t>
+      </w:r>
+      <w:r>
+        <w:rPr>
+          <w:rFonts w:hint="eastAsia" w:ascii="Times New Roman" w:hAnsi="Times New Roman" w:eastAsia="Times New Roman" w:cs="Times New Roman"/>
+        </w:rPr>
+        <w:t>BD</w:t>
+      </w:r>
+      <w:r>
+        <w:rPr>
+          <w:rFonts w:hint="eastAsia" w:ascii="Times New Roman" w:hAnsi="Times New Roman" w:eastAsia="FangSong" w:cs="Times New Roman"/>
+        </w:rPr>
+        <w:t>角度</w:t>
+      </w:r>
+      <w:r>
+        <w:rPr>
+          <w:rFonts w:hint="eastAsia" w:ascii="Times New Roman" w:hAnsi="Times New Roman" w:eastAsia="Times New Roman" w:cs="Times New Roman"/>
+        </w:rPr>
+        <w:t>（</w:t>
+      </w:r>
+      <w:r>
+        <w:rPr>
+          <w:rFonts w:hint="eastAsia" w:ascii="Times New Roman" w:hAnsi="Times New Roman" w:eastAsia="FangSong" w:cs="Times New Roman"/>
+        </w:rPr>
+        <w:t>纬度方向</w:t>
+      </w:r>
+      <w:r>
+        <w:rPr>
+          <w:rFonts w:hint="eastAsia" w:ascii="Times New Roman" w:hAnsi="Times New Roman" w:eastAsia="Times New Roman" w:cs="Times New Roman"/>
+        </w:rPr>
+        <w:t>）</w:t>
+      </w:r>
+      <w:r>
+        <w:rPr>
+          <w:rFonts w:hint="eastAsia" w:ascii="Times New Roman" w:hAnsi="Times New Roman" w:eastAsia="FangSong" w:cs="Times New Roman"/>
+        </w:rPr>
+        <w:t>和</w:t>
+      </w:r>
+      <w:r>
+        <w:rPr>
+          <w:rFonts w:hint="eastAsia" w:ascii="Times New Roman" w:hAnsi="Times New Roman" w:eastAsia="Times New Roman" w:cs="Times New Roman"/>
+        </w:rPr>
+        <w:t>FL</w:t>
+      </w:r>
+      <w:r>
+        <w:rPr>
+          <w:rFonts w:hint="eastAsia" w:ascii="Times New Roman" w:hAnsi="Times New Roman" w:eastAsia="FangSong" w:cs="Times New Roman"/>
+        </w:rPr>
+        <w:t>角度</w:t>
+      </w:r>
+      <w:r>
+        <w:rPr>
+          <w:rFonts w:hint="eastAsia" w:ascii="Times New Roman" w:hAnsi="Times New Roman" w:eastAsia="Times New Roman" w:cs="Times New Roman"/>
+        </w:rPr>
+        <w:t>（</w:t>
+      </w:r>
+      <w:r>
+        <w:rPr>
+          <w:rFonts w:hint="eastAsia" w:ascii="Times New Roman" w:hAnsi="Times New Roman" w:eastAsia="FangSong" w:cs="Times New Roman"/>
+        </w:rPr>
+        <w:t>经度方向</w:t>
+      </w:r>
+      <w:r>
+        <w:rPr>
+          <w:rFonts w:hint="eastAsia" w:ascii="Times New Roman" w:hAnsi="Times New Roman" w:eastAsia="Times New Roman" w:cs="Times New Roman"/>
+        </w:rPr>
+        <w:t>）</w:t>
+      </w:r>
+      <w:r>
+        <w:rPr>
+          <w:rFonts w:hint="eastAsia" w:ascii="Times New Roman" w:hAnsi="Times New Roman" w:eastAsia="FangSong" w:cs="Times New Roman"/>
+        </w:rPr>
+        <w:t>的定义和影响因素</w:t>
+      </w:r>
+      <w:r>
+        <w:rPr>
+          <w:rFonts w:ascii="Times New Roman" w:hAnsi="Times New Roman" w:eastAsia="Times New Roman" w:cs="Times New Roman"/>
+        </w:rPr>
+        <w:t xml:space="preserve"> </w:t>
+      </w:r>
+      <w:r>
+        <w:rPr>
+          <w:rFonts w:ascii="Times New Roman" w:hAnsi="Times New Roman" w:eastAsia="Times New Roman" w:cs="Times New Roman"/>
+        </w:rPr>
+        <w:t xml:space="preserve">4. </w:t>
+      </w:r>
+      <w:r>
+        <w:rPr>
+          <w:rFonts w:hint="eastAsia" w:ascii="Times New Roman" w:hAnsi="Times New Roman" w:eastAsia="FangSong" w:cs="Times New Roman"/>
+        </w:rPr>
+        <w:t>为什么醛的亲核加成反应速率远大于酮</w:t>
+      </w:r>
+      <w:r>
+        <w:rPr>
+          <w:rFonts w:hint="eastAsia" w:ascii="Times New Roman" w:hAnsi="Times New Roman" w:eastAsia="Times New Roman" w:cs="Times New Roman"/>
+        </w:rPr>
+        <w:t>？</w:t>
+      </w:r>
+      <w:r>
+        <w:rPr>
+          <w:rFonts w:hint="eastAsia" w:ascii="Times New Roman" w:hAnsi="Times New Roman" w:eastAsia="FangSong" w:cs="Times New Roman"/>
+        </w:rPr>
+        <w:t>从位阻效应和电子效应两个角度分析</w:t>
+      </w:r>
+    </w:p>
+    <w:p>
+      <w:pPr>
+        <w:spacing w:before="160" w:after="80"/>
+      </w:pPr>
+      <w:r>
+        <w:pict>
+          <v:rect style="width:0;height:1.5pt" o:hralign="center" o:hrstd="t" o:hr="t"/>
+        </w:pict>
+      </w:r>
+    </w:p>
+    <w:bookmarkEnd w:id="109"/>
+    <w:bookmarkStart w:id="110" w:name="co双键键能排序与ir验证"/>
+    <w:p>
+      <w:pPr>
+        <w:pStyle w:val="Heading2"/>
+        <w:spacing w:before="280" w:after="80"/>
+        <w:keepNext/>
+      </w:pPr>
+      <w:r>
+        <w:rPr>
+          <w:rFonts w:ascii="Times New Roman" w:hAnsi="Times New Roman" w:eastAsia="Times New Roman" w:cs="Times New Roman"/>
+        </w:rPr>
+        <w:t xml:space="preserve">6.26 </w:t>
+      </w:r>
+      <w:r>
+        <w:rPr>
+          <w:rFonts w:hint="eastAsia" w:ascii="Times New Roman" w:hAnsi="Times New Roman" w:eastAsia="Times New Roman" w:cs="Times New Roman"/>
+        </w:rPr>
+        <w:t>C=O</w:t>
+      </w:r>
+      <w:r>
+        <w:rPr>
+          <w:rFonts w:hint="eastAsia" w:ascii="Times New Roman" w:hAnsi="Times New Roman" w:eastAsia="SimHei" w:cs="Times New Roman"/>
+        </w:rPr>
+        <w:t>双键键能排序与</w:t>
+      </w:r>
+      <w:r>
+        <w:rPr>
+          <w:rFonts w:hint="eastAsia" w:ascii="Times New Roman" w:hAnsi="Times New Roman" w:eastAsia="Times New Roman" w:cs="Times New Roman"/>
+        </w:rPr>
+        <w:t>IR</w:t>
+      </w:r>
+      <w:r>
+        <w:rPr>
+          <w:rFonts w:hint="eastAsia" w:ascii="Times New Roman" w:hAnsi="Times New Roman" w:eastAsia="SimHei" w:cs="Times New Roman"/>
+        </w:rPr>
+        <w:t>验证</w:t>
+      </w:r>
+    </w:p>
+    <w:p>
+      <w:pPr>
+        <w:pStyle w:val="FirstParagraph"/>
+      </w:pPr>
+      <w:r>
+        <w:rPr>
+          <w:rFonts w:hint="eastAsia" w:ascii="Times New Roman" w:hAnsi="Times New Roman" w:eastAsia="FangSong" w:cs="Times New Roman"/>
+        </w:rPr>
+        <w:t>羧酸衍生物的</w:t>
+      </w:r>
+      <w:r>
+        <w:rPr>
+          <w:rFonts w:hint="eastAsia" w:ascii="Times New Roman" w:hAnsi="Times New Roman" w:eastAsia="Times New Roman" w:cs="Times New Roman"/>
+        </w:rPr>
+        <w:t>C=O</w:t>
+      </w:r>
+      <w:r>
+        <w:rPr>
+          <w:rFonts w:hint="eastAsia" w:ascii="Times New Roman" w:hAnsi="Times New Roman" w:eastAsia="FangSong" w:cs="Times New Roman"/>
+        </w:rPr>
+        <w:t>双键键能与共轭效应密切相关</w:t>
+      </w:r>
+      <w:r>
+        <w:rPr>
+          <w:rFonts w:hint="eastAsia" w:ascii="Times New Roman" w:hAnsi="Times New Roman" w:eastAsia="Times New Roman" w:cs="Times New Roman"/>
+        </w:rPr>
+        <w:t>。</w:t>
+      </w:r>
+    </w:p>
+    <w:p>
+      <w:pPr>
+        <w:pStyle w:val="BodyText"/>
+      </w:pPr>
+      <w:r>
+        <w:rPr>
+          <w:rFonts w:hint="eastAsia" w:ascii="Times New Roman" w:hAnsi="Times New Roman" w:eastAsia="FangSong" w:cs="Times New Roman"/>
+          <w:b/>
+          <w:bCs/>
+        </w:rPr>
+        <w:t xml:space="preserve">题目</w:t>
+      </w:r>
+      <w:r>
+        <w:rPr>
+          <w:rFonts w:hint="eastAsia" w:ascii="Times New Roman" w:hAnsi="Times New Roman" w:eastAsia="Times New Roman" w:cs="Times New Roman"/>
+        </w:rPr>
+        <w:t xml:space="preserve">：</w:t>
+      </w:r>
+      <w:r>
+        <w:rPr>
+          <w:rFonts w:ascii="Times New Roman" w:hAnsi="Times New Roman" w:eastAsia="Times New Roman" w:cs="Times New Roman"/>
+        </w:rPr>
+        <w:t xml:space="preserve"> </w:t>
+      </w:r>
+      <w:r>
+        <w:rPr>
+          <w:rFonts w:ascii="Times New Roman" w:hAnsi="Times New Roman" w:eastAsia="Times New Roman" w:cs="Times New Roman"/>
+        </w:rPr>
+        <w:t xml:space="preserve">1. </w:t>
+      </w:r>
+      <w:r>
+        <w:rPr>
+          <w:rFonts w:hint="eastAsia" w:ascii="Times New Roman" w:hAnsi="Times New Roman" w:eastAsia="FangSong" w:cs="Times New Roman"/>
+        </w:rPr>
+        <w:t>将以下羧酸衍生物的</w:t>
+      </w:r>
+      <w:r>
+        <w:rPr>
+          <w:rFonts w:hint="eastAsia" w:ascii="Times New Roman" w:hAnsi="Times New Roman" w:eastAsia="Times New Roman" w:cs="Times New Roman"/>
+        </w:rPr>
+        <w:t>C=O</w:t>
+      </w:r>
+      <w:r>
+        <w:rPr>
+          <w:rFonts w:hint="eastAsia" w:ascii="Times New Roman" w:hAnsi="Times New Roman" w:eastAsia="FangSong" w:cs="Times New Roman"/>
+        </w:rPr>
+        <w:t>键能从大到小排序</w:t>
+      </w:r>
+      <w:r>
+        <w:rPr>
+          <w:rFonts w:hint="eastAsia" w:ascii="Times New Roman" w:hAnsi="Times New Roman" w:eastAsia="Times New Roman" w:cs="Times New Roman"/>
+        </w:rPr>
+        <w:t>：</w:t>
+      </w:r>
+      <w:r>
+        <w:rPr>
+          <w:rFonts w:hint="eastAsia" w:ascii="Times New Roman" w:hAnsi="Times New Roman" w:eastAsia="FangSong" w:cs="Times New Roman"/>
+        </w:rPr>
+        <w:t>酰氯</w:t>
+      </w:r>
+      <w:r>
+        <w:rPr>
+          <w:rFonts w:hint="eastAsia" w:ascii="Times New Roman" w:hAnsi="Times New Roman" w:eastAsia="Times New Roman" w:cs="Times New Roman"/>
+        </w:rPr>
+        <w:t>(RCOCl)、</w:t>
+      </w:r>
+      <w:r>
+        <w:rPr>
+          <w:rFonts w:hint="eastAsia" w:ascii="Times New Roman" w:hAnsi="Times New Roman" w:eastAsia="FangSong" w:cs="Times New Roman"/>
+        </w:rPr>
+        <w:t>酸酐</w:t>
+      </w:r>
+      <w:r>
+        <w:rPr>
+          <w:rFonts w:hint="eastAsia" w:ascii="Times New Roman" w:hAnsi="Times New Roman" w:eastAsia="Times New Roman" w:cs="Times New Roman"/>
+        </w:rPr>
+        <w:t>(RCO-O-COR)、</w:t>
+      </w:r>
+      <w:r>
+        <w:rPr>
+          <w:rFonts w:hint="eastAsia" w:ascii="Times New Roman" w:hAnsi="Times New Roman" w:eastAsia="FangSong" w:cs="Times New Roman"/>
+        </w:rPr>
+        <w:t>酯</w:t>
+      </w:r>
+      <w:r>
+        <w:rPr>
+          <w:rFonts w:hint="eastAsia" w:ascii="Times New Roman" w:hAnsi="Times New Roman" w:eastAsia="Times New Roman" w:cs="Times New Roman"/>
+        </w:rPr>
+        <w:t>(RCOOR’)、</w:t>
+      </w:r>
+      <w:r>
+        <w:rPr>
+          <w:rFonts w:hint="eastAsia" w:ascii="Times New Roman" w:hAnsi="Times New Roman" w:eastAsia="FangSong" w:cs="Times New Roman"/>
+        </w:rPr>
+        <w:t>酰胺</w:t>
+      </w:r>
+      <w:r>
+        <w:rPr>
+          <w:rFonts w:hint="eastAsia" w:ascii="Times New Roman" w:hAnsi="Times New Roman" w:eastAsia="Times New Roman" w:cs="Times New Roman"/>
+        </w:rPr>
+        <w:t>(RCONH</w:t>
+      </w:r>
+      <w:r>
+        <w:rPr>
+          <w:rFonts w:hint="eastAsia" w:ascii="Times New Roman" w:hAnsi="Times New Roman" w:eastAsia="Times New Roman" w:cs="Times New Roman"/>
+          <w:vertAlign w:val="subscript"/>
+        </w:rPr>
+        <w:t>2</w:t>
+      </w:r>
+      <w:r>
+        <w:rPr>
+          <w:rFonts w:hint="eastAsia" w:ascii="Times New Roman" w:hAnsi="Times New Roman" w:eastAsia="Times New Roman" w:cs="Times New Roman"/>
+        </w:rPr>
+        <w:t>)、</w:t>
+      </w:r>
+      <w:r>
+        <w:rPr>
+          <w:rFonts w:hint="eastAsia" w:ascii="Times New Roman" w:hAnsi="Times New Roman" w:eastAsia="FangSong" w:cs="Times New Roman"/>
+        </w:rPr>
+        <w:t>羧酸根</w:t>
+      </w:r>
+      <w:r>
+        <w:rPr>
+          <w:rFonts w:hint="eastAsia" w:ascii="Times New Roman" w:hAnsi="Times New Roman" w:eastAsia="Times New Roman" w:cs="Times New Roman"/>
+        </w:rPr>
+        <w:t>(RCOO</w:t>
+      </w:r>
+      <w:r>
+        <w:rPr>
+          <w:rFonts w:hint="eastAsia" w:ascii="Times New Roman" w:hAnsi="Times New Roman" w:eastAsia="Times New Roman" w:cs="Times New Roman"/>
+          <w:vertAlign w:val="superscript"/>
+        </w:rPr>
+        <w:t>-</w:t>
+      </w:r>
+      <w:r>
+        <w:rPr>
+          <w:rFonts w:hint="eastAsia" w:ascii="Times New Roman" w:hAnsi="Times New Roman" w:eastAsia="Times New Roman" w:cs="Times New Roman"/>
+        </w:rPr>
+        <w:t>)</w:t>
+      </w:r>
+      <w:r>
+        <w:rPr>
+          <w:rFonts w:ascii="Times New Roman" w:hAnsi="Times New Roman" w:eastAsia="Times New Roman" w:cs="Times New Roman"/>
+        </w:rPr>
+        <w:t xml:space="preserve"> </w:t>
+      </w:r>
+      <w:r>
+        <w:rPr>
+          <w:rFonts w:ascii="Times New Roman" w:hAnsi="Times New Roman" w:eastAsia="Times New Roman" w:cs="Times New Roman"/>
+        </w:rPr>
+        <w:t xml:space="preserve">2. </w:t>
+      </w:r>
+      <w:r>
+        <w:rPr>
+          <w:rFonts w:hint="eastAsia" w:ascii="Times New Roman" w:hAnsi="Times New Roman" w:eastAsia="FangSong" w:cs="Times New Roman"/>
+        </w:rPr>
+        <w:t>解释为什么共轭效应越弱</w:t>
+      </w:r>
+      <w:r>
+        <w:rPr>
+          <w:rFonts w:hint="eastAsia" w:ascii="Times New Roman" w:hAnsi="Times New Roman" w:eastAsia="Times New Roman" w:cs="Times New Roman"/>
+        </w:rPr>
+        <w:t>，C=O</w:t>
+      </w:r>
+      <w:r>
+        <w:rPr>
+          <w:rFonts w:hint="eastAsia" w:ascii="Times New Roman" w:hAnsi="Times New Roman" w:eastAsia="FangSong" w:cs="Times New Roman"/>
+        </w:rPr>
+        <w:t>键能越强</w:t>
+      </w:r>
+      <w:r>
+        <w:rPr>
+          <w:rFonts w:ascii="Times New Roman" w:hAnsi="Times New Roman" w:eastAsia="Times New Roman" w:cs="Times New Roman"/>
+        </w:rPr>
+        <w:t xml:space="preserve"> </w:t>
+      </w:r>
+      <w:r>
+        <w:rPr>
+          <w:rFonts w:ascii="Times New Roman" w:hAnsi="Times New Roman" w:eastAsia="Times New Roman" w:cs="Times New Roman"/>
+        </w:rPr>
+        <w:t xml:space="preserve">3. </w:t>
+      </w:r>
+      <w:r>
+        <w:rPr>
+          <w:rFonts w:hint="eastAsia" w:ascii="Times New Roman" w:hAnsi="Times New Roman" w:eastAsia="FangSong" w:cs="Times New Roman"/>
+        </w:rPr>
+        <w:t>给出上述化合物的</w:t>
+      </w:r>
+      <w:r>
+        <w:rPr>
+          <w:rFonts w:hint="eastAsia" w:ascii="Times New Roman" w:hAnsi="Times New Roman" w:eastAsia="Times New Roman" w:cs="Times New Roman"/>
+        </w:rPr>
+        <w:t>C=O</w:t>
+      </w:r>
+      <w:r>
+        <w:rPr>
+          <w:rFonts w:hint="eastAsia" w:ascii="Times New Roman" w:hAnsi="Times New Roman" w:eastAsia="FangSong" w:cs="Times New Roman"/>
+        </w:rPr>
+        <w:t>红外伸缩振动频率范围</w:t>
+      </w:r>
+      <w:r>
+        <w:rPr>
+          <w:rFonts w:hint="eastAsia" w:ascii="Times New Roman" w:hAnsi="Times New Roman" w:eastAsia="Times New Roman" w:cs="Times New Roman"/>
+        </w:rPr>
+        <w:t>，</w:t>
+      </w:r>
+      <w:r>
+        <w:rPr>
+          <w:rFonts w:hint="eastAsia" w:ascii="Times New Roman" w:hAnsi="Times New Roman" w:eastAsia="FangSong" w:cs="Times New Roman"/>
+        </w:rPr>
+        <w:t>并说明键能与波数的关系</w:t>
+      </w:r>
+      <w:r>
+        <w:rPr>
+          <w:rFonts w:ascii="Times New Roman" w:hAnsi="Times New Roman" w:eastAsia="Times New Roman" w:cs="Times New Roman"/>
+        </w:rPr>
+        <w:t xml:space="preserve"> </w:t>
+      </w:r>
+      <w:r>
+        <w:rPr>
+          <w:rFonts w:ascii="Times New Roman" w:hAnsi="Times New Roman" w:eastAsia="Times New Roman" w:cs="Times New Roman"/>
+        </w:rPr>
+        <w:t xml:space="preserve">4. </w:t>
+      </w:r>
+      <w:r>
+        <w:rPr>
+          <w:rFonts w:hint="eastAsia" w:ascii="Times New Roman" w:hAnsi="Times New Roman" w:eastAsia="FangSong" w:cs="Times New Roman"/>
+        </w:rPr>
+        <w:t>酸酐为什么在</w:t>
+      </w:r>
+      <w:r>
+        <w:rPr>
+          <w:rFonts w:hint="eastAsia" w:ascii="Times New Roman" w:hAnsi="Times New Roman" w:eastAsia="Times New Roman" w:cs="Times New Roman"/>
+        </w:rPr>
+        <w:t>IR</w:t>
+      </w:r>
+      <w:r>
+        <w:rPr>
+          <w:rFonts w:hint="eastAsia" w:ascii="Times New Roman" w:hAnsi="Times New Roman" w:eastAsia="FangSong" w:cs="Times New Roman"/>
+        </w:rPr>
+        <w:t>中出现双峰</w:t>
+      </w:r>
+      <w:r>
+        <w:rPr>
+          <w:rFonts w:hint="eastAsia" w:ascii="Times New Roman" w:hAnsi="Times New Roman" w:eastAsia="Times New Roman" w:cs="Times New Roman"/>
+        </w:rPr>
+        <w:t>？</w:t>
+      </w:r>
+      <w:r>
+        <w:rPr>
+          <w:rFonts w:ascii="Times New Roman" w:hAnsi="Times New Roman" w:eastAsia="Times New Roman" w:cs="Times New Roman"/>
+        </w:rPr>
+        <w:t xml:space="preserve"> </w:t>
+      </w:r>
+      <w:r>
+        <w:rPr>
+          <w:rFonts w:ascii="Times New Roman" w:hAnsi="Times New Roman" w:eastAsia="Times New Roman" w:cs="Times New Roman"/>
+        </w:rPr>
+        <w:t xml:space="preserve">5. </w:t>
+      </w:r>
+      <w:r>
+        <w:rPr>
+          <w:rFonts w:hint="eastAsia" w:ascii="Times New Roman" w:hAnsi="Times New Roman" w:eastAsia="FangSong" w:cs="Times New Roman"/>
+        </w:rPr>
+        <w:t>酰胺的</w:t>
+      </w:r>
+      <w:r>
+        <w:rPr>
+          <w:rFonts w:hint="eastAsia" w:ascii="Times New Roman" w:hAnsi="Times New Roman" w:eastAsia="Times New Roman" w:cs="Times New Roman"/>
+        </w:rPr>
+        <w:t>C=O</w:t>
+      </w:r>
+      <w:r>
+        <w:rPr>
+          <w:rFonts w:hint="eastAsia" w:ascii="Times New Roman" w:hAnsi="Times New Roman" w:eastAsia="FangSong" w:cs="Times New Roman"/>
+        </w:rPr>
+        <w:t>键能虽然较弱</w:t>
+      </w:r>
+      <w:r>
+        <w:rPr>
+          <w:rFonts w:hint="eastAsia" w:ascii="Times New Roman" w:hAnsi="Times New Roman" w:eastAsia="Times New Roman" w:cs="Times New Roman"/>
+        </w:rPr>
+        <w:t>，</w:t>
+      </w:r>
+      <w:r>
+        <w:rPr>
+          <w:rFonts w:hint="eastAsia" w:ascii="Times New Roman" w:hAnsi="Times New Roman" w:eastAsia="FangSong" w:cs="Times New Roman"/>
+        </w:rPr>
+        <w:t>但为什么酰氯的亲核反应活性反而最高</w:t>
+      </w:r>
+      <w:r>
+        <w:rPr>
+          <w:rFonts w:hint="eastAsia" w:ascii="Times New Roman" w:hAnsi="Times New Roman" w:eastAsia="Times New Roman" w:cs="Times New Roman"/>
+        </w:rPr>
+        <w:t>？</w:t>
+      </w:r>
+    </w:p>
+    <w:p>
+      <w:pPr>
+        <w:spacing w:before="160" w:after="80"/>
+      </w:pPr>
+      <w:r>
+        <w:pict>
+          <v:rect style="width:0;height:1.5pt" o:hralign="center" o:hrstd="t" o:hr="t"/>
+        </w:pict>
+      </w:r>
+    </w:p>
+    <w:bookmarkEnd w:id="110"/>
+    <w:bookmarkStart w:id="111" w:name="有机-合成-grignard试剂与不同羰基化合物反应路线设计"/>
+    <w:p>
+      <w:pPr>
+        <w:pStyle w:val="Heading2"/>
+        <w:spacing w:before="280" w:after="80"/>
+        <w:keepNext/>
+      </w:pPr>
+      <w:r>
+        <w:rPr>
+          <w:rFonts w:ascii="Times New Roman" w:hAnsi="Times New Roman" w:eastAsia="Times New Roman" w:cs="Times New Roman"/>
+        </w:rPr>
+        <w:t xml:space="preserve">6.27 </w:t>
       </w:r>
       <w:r>
         <w:rPr>
@@ -8434,7 +14174,7 @@
         <w:pStyle w:val="Compact"/>
         <w:numPr>
           <w:ilvl w:val="0"/>
-          <w:numId w:val="1005"/>
+          <w:numId w:val="1006"/>
         </w:numPr>
       </w:pPr>
     </w:p>
@@ -8443,7 +14183,7 @@
         <w:pStyle w:val="Compact"/>
         <w:numPr>
           <w:ilvl w:val="1"/>
-          <w:numId w:val="1006"/>
+          <w:numId w:val="1007"/>
         </w:numPr>
       </w:pPr>
       <w:r>
@@ -8636,7 +14376,7 @@
         <w:pStyle w:val="Compact"/>
         <w:numPr>
           <w:ilvl w:val="0"/>
-          <w:numId w:val="1005"/>
+          <w:numId w:val="1006"/>
         </w:numPr>
       </w:pPr>
     </w:p>
@@ -8645,7 +14385,7 @@
         <w:pStyle w:val="Compact"/>
         <w:numPr>
           <w:ilvl w:val="1"/>
-          <w:numId w:val="1007"/>
+          <w:numId w:val="1008"/>
         </w:numPr>
       </w:pPr>
       <w:r>
@@ -8796,7 +14536,7 @@
         <w:pStyle w:val="Compact"/>
         <w:numPr>
           <w:ilvl w:val="0"/>
-          <w:numId w:val="1005"/>
+          <w:numId w:val="1006"/>
         </w:numPr>
       </w:pPr>
     </w:p>
@@ -8805,7 +14545,7 @@
         <w:pStyle w:val="Compact"/>
         <w:numPr>
           <w:ilvl w:val="1"/>
-          <w:numId w:val="1008"/>
+          <w:numId w:val="1009"/>
         </w:numPr>
       </w:pPr>
       <w:r>
@@ -8980,8 +14720,8 @@
         </w:pict>
       </w:r>
     </w:p>
-    <w:bookmarkEnd w:id="84"/>
-    <w:bookmarkStart w:id="85" w:name="有机-羰基-claisen酯缩合与乙酰乙酸乙酯合成法"/>
+    <w:bookmarkEnd w:id="111"/>
+    <w:bookmarkStart w:id="112" w:name="有机-羰基-claisen酯缩合与乙酰乙酸乙酯合成法"/>
     <w:p>
       <w:pPr>
         <w:pStyle w:val="Heading2"/>
@@ -8992,7 +14732,7 @@
         <w:rPr>
           <w:rFonts w:ascii="Times New Roman" w:hAnsi="Times New Roman" w:eastAsia="Times New Roman" w:cs="Times New Roman"/>
         </w:rPr>
-        <w:t xml:space="preserve">6.22 </w:t>
+        <w:t xml:space="preserve">6.28 </w:t>
       </w:r>
       <w:r>
         <w:rPr>
@@ -9412,7 +15152,7 @@
         <w:pStyle w:val="Compact"/>
         <w:numPr>
           <w:ilvl w:val="0"/>
-          <w:numId w:val="1009"/>
+          <w:numId w:val="1010"/>
         </w:numPr>
       </w:pPr>
     </w:p>
@@ -9421,7 +15161,7 @@
         <w:pStyle w:val="Compact"/>
         <w:numPr>
           <w:ilvl w:val="1"/>
-          <w:numId w:val="1010"/>
+          <w:numId w:val="1011"/>
         </w:numPr>
       </w:pPr>
       <m:oMath>
@@ -9554,7 +15294,7 @@
         <w:pStyle w:val="Compact"/>
         <w:numPr>
           <w:ilvl w:val="0"/>
-          <w:numId w:val="1009"/>
+          <w:numId w:val="1010"/>
         </w:numPr>
       </w:pPr>
     </w:p>
@@ -9563,7 +15303,7 @@
         <w:pStyle w:val="Compact"/>
         <w:numPr>
           <w:ilvl w:val="1"/>
-          <w:numId w:val="1011"/>
+          <w:numId w:val="1012"/>
         </w:numPr>
       </w:pPr>
       <m:oMath>
@@ -9744,7 +15484,7 @@
         <w:pStyle w:val="Compact"/>
         <w:numPr>
           <w:ilvl w:val="0"/>
-          <w:numId w:val="1009"/>
+          <w:numId w:val="1010"/>
         </w:numPr>
       </w:pPr>
     </w:p>
@@ -9753,7 +15493,7 @@
         <w:pStyle w:val="Compact"/>
         <w:numPr>
           <w:ilvl w:val="1"/>
-          <w:numId w:val="1012"/>
+          <w:numId w:val="1013"/>
         </w:numPr>
       </w:pPr>
       <m:oMath>
@@ -9968,8 +15708,8 @@
         </w:pict>
       </w:r>
     </w:p>
-    <w:bookmarkEnd w:id="85"/>
-    <w:bookmarkStart w:id="89" w:name="有机-羰基-交叉aldol缩合产物预测"/>
+    <w:bookmarkEnd w:id="112"/>
+    <w:bookmarkStart w:id="116" w:name="有机-羰基-交叉aldol缩合产物预测"/>
     <w:p>
       <w:pPr>
         <w:pStyle w:val="Heading2"/>
@@ -9980,7 +15720,7 @@
         <w:rPr>
           <w:rFonts w:ascii="Times New Roman" w:hAnsi="Times New Roman" w:eastAsia="Times New Roman" w:cs="Times New Roman"/>
         </w:rPr>
-        <w:t xml:space="preserve">6.23 </w:t>
+        <w:t xml:space="preserve">6.29 </w:t>
       </w:r>
       <w:r>
         <w:rPr>
@@ -10676,18 +16416,18 @@
           <wp:inline>
             <wp:extent cx="3600000" cy="1379605"/>
             <wp:effectExtent b="0" l="0" r="0" t="0"/>
-            <wp:docPr descr="" title="" id="87" name="Picture"/>
+            <wp:docPr descr="" title="" id="114" name="Picture"/>
             <a:graphic>
               <a:graphicData uri="http://schemas.openxmlformats.org/drawingml/2006/picture">
                 <pic:pic>
                   <pic:nvPicPr>
-                    <pic:cNvPr descr="64dab84c71e16b0c741ea1786a22bc388fd1bfe4764ef540b48f05fe975f4f20.png" id="88" name="Picture"/>
+                    <pic:cNvPr descr="64dab84c71e16b0c741ea1786a22bc388fd1bfe4764ef540b48f05fe975f4f20.png" id="115" name="Picture"/>
                     <pic:cNvPicPr>
                       <a:picLocks noChangeArrowheads="1" noChangeAspect="1"/>
                     </pic:cNvPicPr>
                   </pic:nvPicPr>
                   <pic:blipFill>
-                    <a:blip r:embed="rId86"/>
+                    <a:blip r:embed="rId113"/>
                     <a:stretch>
                       <a:fillRect/>
                     </a:stretch>
@@ -10724,8 +16464,8 @@
         </w:pict>
       </w:r>
     </w:p>
-    <w:bookmarkEnd w:id="89"/>
-    <w:bookmarkStart w:id="92" w:name="有机-羰基-亲核加成与α-h活化反应机理"/>
+    <w:bookmarkEnd w:id="116"/>
+    <w:bookmarkStart w:id="119" w:name="有机-羰基-亲核加成与α-h活化反应机理"/>
     <w:p>
       <w:pPr>
         <w:pStyle w:val="Heading2"/>
@@ -10736,7 +16476,7 @@
         <w:rPr>
           <w:rFonts w:ascii="Times New Roman" w:hAnsi="Times New Roman" w:eastAsia="Times New Roman" w:cs="Times New Roman"/>
         </w:rPr>
-        <w:t xml:space="preserve">6.24 </w:t>
+        <w:t xml:space="preserve">6.30 </w:t>
       </w:r>
       <w:r>
         <w:rPr>
@@ -10976,18 +16716,18 @@
           <wp:inline>
             <wp:extent cx="3600000" cy="1379605"/>
             <wp:effectExtent b="0" l="0" r="0" t="0"/>
-            <wp:docPr descr="" title="" id="90" name="Picture"/>
+            <wp:docPr descr="" title="" id="117" name="Picture"/>
             <a:graphic>
               <a:graphicData uri="http://schemas.openxmlformats.org/drawingml/2006/picture">
                 <pic:pic>
                   <pic:nvPicPr>
-                    <pic:cNvPr descr="64dab84c71e16b0c741ea1786a22bc388fd1bfe4764ef540b48f05fe975f4f20.png" id="91" name="Picture"/>
+                    <pic:cNvPr descr="64dab84c71e16b0c741ea1786a22bc388fd1bfe4764ef540b48f05fe975f4f20.png" id="118" name="Picture"/>
                     <pic:cNvPicPr>
                       <a:picLocks noChangeArrowheads="1" noChangeAspect="1"/>
                     </pic:cNvPicPr>
                   </pic:nvPicPr>
                   <pic:blipFill>
-                    <a:blip r:embed="rId86"/>
+                    <a:blip r:embed="rId113"/>
                     <a:stretch>
                       <a:fillRect/>
                     </a:stretch>
@@ -11024,8 +16764,8 @@
         </w:pict>
       </w:r>
     </w:p>
-    <w:bookmarkEnd w:id="92"/>
-    <w:bookmarkStart w:id="93" w:name="有机-羰基-evans-aldol过渡态分析"/>
+    <w:bookmarkEnd w:id="119"/>
+    <w:bookmarkStart w:id="120" w:name="有机-羰基-evans-aldol过渡态分析"/>
     <w:p>
       <w:pPr>
         <w:pStyle w:val="Heading2"/>
@@ -11036,7 +16776,7 @@
         <w:rPr>
           <w:rFonts w:ascii="Times New Roman" w:hAnsi="Times New Roman" w:eastAsia="Times New Roman" w:cs="Times New Roman"/>
         </w:rPr>
-        <w:t xml:space="preserve">6.25 </w:t>
+        <w:t xml:space="preserve">6.31 </w:t>
       </w:r>
       <w:r>
         <w:rPr>
@@ -11396,8 +17136,8 @@
         </w:pict>
       </w:r>
     </w:p>
-    <w:bookmarkEnd w:id="93"/>
-    <w:bookmarkStart w:id="94" w:name="有机-羰基-选择性还原场景判断"/>
+    <w:bookmarkEnd w:id="120"/>
+    <w:bookmarkStart w:id="121" w:name="有机-羰基-选择性还原场景判断"/>
     <w:p>
       <w:pPr>
         <w:pStyle w:val="Heading2"/>
@@ -11408,7 +17148,7 @@
         <w:rPr>
           <w:rFonts w:ascii="Times New Roman" w:hAnsi="Times New Roman" w:eastAsia="Times New Roman" w:cs="Times New Roman"/>
         </w:rPr>
-        <w:t xml:space="preserve">6.26 </w:t>
+        <w:t xml:space="preserve">6.32 </w:t>
       </w:r>
       <w:r>
         <w:rPr>
@@ -11767,8 +17507,8 @@
         </w:pict>
       </w:r>
     </w:p>
-    <w:bookmarkEnd w:id="94"/>
-    <w:bookmarkEnd w:id="95"/>
+    <w:bookmarkEnd w:id="121"/>
+    <w:bookmarkEnd w:id="122"/>
     <w:sectPr>
       <w:footerReference w:type="default" r:id="rId9"/>
       <w:headerReference w:type="default" r:id="rId11"/>
@@ -12269,6 +18009,91 @@
       </w:rPr>
     </w:lvl>
   </w:abstractNum>
+  <w:abstractNum w:abstractNumId="99431">
+    <w:nsid w:val="00A99431"/>
+    <w:multiLevelType w:val="multilevel"/>
+    <w:lvl w:ilvl="0">
+      <w:start w:val="1"/>
+      <w:numFmt w:val="decimal"/>
+      <w:lvlText w:val="(%1)"/>
+      <w:lvlJc w:val="left"/>
+      <w:pPr>
+        <w:ind w:left="720" w:hanging="360"/>
+      </w:pPr>
+    </w:lvl>
+    <w:lvl w:ilvl="1">
+      <w:start w:val="1"/>
+      <w:numFmt w:val="decimal"/>
+      <w:lvlText w:val="(%2)"/>
+      <w:lvlJc w:val="left"/>
+      <w:pPr>
+        <w:ind w:left="1440" w:hanging="360"/>
+      </w:pPr>
+    </w:lvl>
+    <w:lvl w:ilvl="2">
+      <w:start w:val="1"/>
+      <w:numFmt w:val="decimal"/>
+      <w:lvlText w:val="(%3)"/>
+      <w:lvlJc w:val="left"/>
+      <w:pPr>
+        <w:ind w:left="2160" w:hanging="360"/>
+      </w:pPr>
+    </w:lvl>
+    <w:lvl w:ilvl="3">
+      <w:start w:val="1"/>
+      <w:numFmt w:val="decimal"/>
+      <w:lvlText w:val="(%4)"/>
+      <w:lvlJc w:val="left"/>
+      <w:pPr>
+        <w:ind w:left="2880" w:hanging="360"/>
+      </w:pPr>
+    </w:lvl>
+    <w:lvl w:ilvl="4">
+      <w:start w:val="1"/>
+      <w:numFmt w:val="decimal"/>
+      <w:lvlText w:val="(%5)"/>
+      <w:lvlJc w:val="left"/>
+      <w:pPr>
+        <w:ind w:left="3600" w:hanging="360"/>
+      </w:pPr>
+    </w:lvl>
+    <w:lvl w:ilvl="5">
+      <w:start w:val="1"/>
+      <w:numFmt w:val="decimal"/>
+      <w:lvlText w:val="(%6)"/>
+      <w:lvlJc w:val="left"/>
+      <w:pPr>
+        <w:ind w:left="4320" w:hanging="360"/>
+      </w:pPr>
+    </w:lvl>
+    <w:lvl w:ilvl="6">
+      <w:start w:val="1"/>
+      <w:numFmt w:val="decimal"/>
+      <w:lvlText w:val="(%7)"/>
+      <w:lvlJc w:val="left"/>
+      <w:pPr>
+        <w:ind w:left="5040" w:hanging="360"/>
+      </w:pPr>
+    </w:lvl>
+    <w:lvl w:ilvl="7">
+      <w:start w:val="1"/>
+      <w:numFmt w:val="decimal"/>
+      <w:lvlText w:val="(%8)"/>
+      <w:lvlJc w:val="left"/>
+      <w:pPr>
+        <w:ind w:left="5760" w:hanging="360"/>
+      </w:pPr>
+    </w:lvl>
+    <w:lvl w:ilvl="8">
+      <w:start w:val="1"/>
+      <w:numFmt w:val="decimal"/>
+      <w:lvlText w:val="(%9)"/>
+      <w:lvlJc w:val="left"/>
+      <w:pPr>
+        <w:ind w:left="6480" w:hanging="360"/>
+      </w:pPr>
+    </w:lvl>
+  </w:abstractNum>
   <w:abstractNum w:abstractNumId="99732">
     <w:nsid w:val="00A99732"/>
     <w:multiLevelType w:val="multilevel"/>
@@ -12536,9 +18361,39 @@
     </w:lvlOverride>
   </w:num>
   <w:num w:numId="1005">
+    <w:abstractNumId w:val="99431"/>
+    <w:lvlOverride w:ilvl="0">
+      <w:startOverride w:val="1"/>
+    </w:lvlOverride>
+    <w:lvlOverride w:ilvl="1">
+      <w:startOverride w:val="1"/>
+    </w:lvlOverride>
+    <w:lvlOverride w:ilvl="2">
+      <w:startOverride w:val="1"/>
+    </w:lvlOverride>
+    <w:lvlOverride w:ilvl="3">
+      <w:startOverride w:val="1"/>
+    </w:lvlOverride>
+    <w:lvlOverride w:ilvl="4">
+      <w:startOverride w:val="1"/>
+    </w:lvlOverride>
+    <w:lvlOverride w:ilvl="5">
+      <w:startOverride w:val="1"/>
+    </w:lvlOverride>
+    <w:lvlOverride w:ilvl="6">
+      <w:startOverride w:val="1"/>
+    </w:lvlOverride>
+    <w:lvlOverride w:ilvl="7">
+      <w:startOverride w:val="1"/>
+    </w:lvlOverride>
+    <w:lvlOverride w:ilvl="8">
+      <w:startOverride w:val="1"/>
+    </w:lvlOverride>
+  </w:num>
+  <w:num w:numId="1006">
     <w:abstractNumId w:val="991"/>
   </w:num>
-  <w:num w:numId="1006">
+  <w:num w:numId="1007">
     <w:abstractNumId w:val="99731"/>
     <w:lvlOverride w:ilvl="0">
       <w:startOverride w:val="1"/>
@@ -12568,7 +18423,7 @@
       <w:startOverride w:val="1"/>
     </w:lvlOverride>
   </w:num>
-  <w:num w:numId="1007">
+  <w:num w:numId="1008">
     <w:abstractNumId w:val="99732"/>
     <w:lvlOverride w:ilvl="0">
       <w:startOverride w:val="2"/>
@@ -12598,7 +18453,7 @@
       <w:startOverride w:val="2"/>
     </w:lvlOverride>
   </w:num>
-  <w:num w:numId="1008">
+  <w:num w:numId="1009">
     <w:abstractNumId w:val="99733"/>
     <w:lvlOverride w:ilvl="0">
       <w:startOverride w:val="3"/>
@@ -12628,10 +18483,10 @@
       <w:startOverride w:val="3"/>
     </w:lvlOverride>
   </w:num>
-  <w:num w:numId="1009">
+  <w:num w:numId="1010">
     <w:abstractNumId w:val="991"/>
   </w:num>
-  <w:num w:numId="1010">
+  <w:num w:numId="1011">
     <w:abstractNumId w:val="99731"/>
     <w:lvlOverride w:ilvl="0">
       <w:startOverride w:val="1"/>
@@ -12661,7 +18516,7 @@
       <w:startOverride w:val="1"/>
     </w:lvlOverride>
   </w:num>
-  <w:num w:numId="1011">
+  <w:num w:numId="1012">
     <w:abstractNumId w:val="99732"/>
     <w:lvlOverride w:ilvl="0">
       <w:startOverride w:val="2"/>
@@ -12691,7 +18546,7 @@
       <w:startOverride w:val="2"/>
     </w:lvlOverride>
   </w:num>
-  <w:num w:numId="1012">
+  <w:num w:numId="1013">
     <w:abstractNumId w:val="99733"/>
     <w:lvlOverride w:ilvl="0">
       <w:startOverride w:val="3"/>
